--- a/פיצרים בפרוייקט והסקת מסקנות.docx
+++ b/פיצרים בפרוייקט והסקת מסקנות.docx
@@ -46,6 +46,11 @@
       </w:r>
     </w:p>
     <w:p>
+      <w:pPr>
+        <w:rPr>
+          <w:rtl/>
+        </w:rPr>
+      </w:pPr>
       <w:r>
         <w:rPr>
           <w:rtl/>
@@ -1301,6 +1306,272 @@
         <w:t>.</w:t>
       </w:r>
     </w:p>
+    <w:p>
+      <w:pPr>
+        <w:rPr>
+          <w:rtl/>
+        </w:rPr>
+      </w:pPr>
+    </w:p>
+    <w:p>
+      <w:pPr>
+        <w:rPr>
+          <w:rtl/>
+        </w:rPr>
+      </w:pPr>
+      <w:r>
+        <w:rPr>
+          <w:rFonts w:hint="cs"/>
+          <w:rtl/>
+        </w:rPr>
+        <w:t>מעקב  יומי</w:t>
+      </w:r>
+    </w:p>
+    <w:p>
+      <w:r>
+        <w:rPr>
+          <w:rFonts w:ascii="Segoe UI Emoji" w:hAnsi="Segoe UI Emoji" w:cs="Segoe UI Emoji"/>
+        </w:rPr>
+        <w:t>🔹</w:t>
+      </w:r>
+      <w:r>
+        <w:t xml:space="preserve"> </w:t>
+      </w:r>
+      <w:r>
+        <w:rPr>
+          <w:b/>
+          <w:bCs/>
+          <w:rtl/>
+        </w:rPr>
+        <w:t>שיפור חוויית משתמש</w:t>
+      </w:r>
+    </w:p>
+    <w:p>
+      <w:pPr>
+        <w:numPr>
+          <w:ilvl w:val="0"/>
+          <w:numId w:val="1"/>
+        </w:numPr>
+      </w:pPr>
+      <w:r>
+        <w:rPr>
+          <w:rtl/>
+        </w:rPr>
+        <w:t>תכנון זרימה של קריאה חדשה עם הצגת הוראות עזרה ראשונה בהתאם לתיאור (מתוך קובץ הוראות)</w:t>
+      </w:r>
+    </w:p>
+    <w:p>
+      <w:pPr>
+        <w:numPr>
+          <w:ilvl w:val="0"/>
+          <w:numId w:val="1"/>
+        </w:numPr>
+      </w:pPr>
+      <w:r>
+        <w:rPr>
+          <w:rtl/>
+        </w:rPr>
+        <w:t>ודא שהוראות מוצגות מייד לאחר שליחת הקריאה</w:t>
+      </w:r>
+    </w:p>
+    <w:p>
+      <w:r>
+        <w:rPr>
+          <w:rFonts w:ascii="Segoe UI Emoji" w:hAnsi="Segoe UI Emoji" w:cs="Segoe UI Emoji"/>
+        </w:rPr>
+        <w:t>🔹</w:t>
+      </w:r>
+      <w:r>
+        <w:t xml:space="preserve"> </w:t>
+      </w:r>
+      <w:r>
+        <w:rPr>
+          <w:b/>
+          <w:bCs/>
+          <w:rtl/>
+        </w:rPr>
+        <w:t>בדיקת אינטגרציה בין צד לקוח לשרת</w:t>
+      </w:r>
+    </w:p>
+    <w:p>
+      <w:pPr>
+        <w:numPr>
+          <w:ilvl w:val="0"/>
+          <w:numId w:val="2"/>
+        </w:numPr>
+      </w:pPr>
+      <w:r>
+        <w:rPr>
+          <w:rtl/>
+        </w:rPr>
+        <w:t>ווידוא שהשליחה בפורמט תקין</w:t>
+      </w:r>
+    </w:p>
+    <w:p>
+      <w:pPr>
+        <w:numPr>
+          <w:ilvl w:val="0"/>
+          <w:numId w:val="2"/>
+        </w:numPr>
+      </w:pPr>
+      <w:r>
+        <w:rPr>
+          <w:rtl/>
+        </w:rPr>
+        <w:t>סידור חזרה של 20 המתנדבים הקרובים לפי מרחק</w:t>
+      </w:r>
+    </w:p>
+    <w:p>
+      <w:r>
+        <w:rPr>
+          <w:rFonts w:ascii="Segoe UI Emoji" w:hAnsi="Segoe UI Emoji" w:cs="Segoe UI Emoji"/>
+        </w:rPr>
+        <w:t>🔹</w:t>
+      </w:r>
+      <w:r>
+        <w:t xml:space="preserve"> </w:t>
+      </w:r>
+      <w:r>
+        <w:rPr>
+          <w:b/>
+          <w:bCs/>
+          <w:rtl/>
+        </w:rPr>
+        <w:t>ניהול זיכרון בפרויקט</w:t>
+      </w:r>
+    </w:p>
+    <w:p>
+      <w:pPr>
+        <w:numPr>
+          <w:ilvl w:val="0"/>
+          <w:numId w:val="3"/>
+        </w:numPr>
+      </w:pPr>
+      <w:r>
+        <w:rPr>
+          <w:rtl/>
+        </w:rPr>
+        <w:t>הפעלת שמירת הגדרות הפרויקט וסטייל העבודה שלך, כולל</w:t>
+      </w:r>
+      <w:r>
+        <w:t>:</w:t>
+      </w:r>
+    </w:p>
+    <w:p>
+      <w:pPr>
+        <w:numPr>
+          <w:ilvl w:val="1"/>
+          <w:numId w:val="3"/>
+        </w:numPr>
+      </w:pPr>
+      <w:r>
+        <w:rPr>
+          <w:rtl/>
+        </w:rPr>
+        <w:t>עבודה עם</w:t>
+      </w:r>
+      <w:r>
+        <w:t xml:space="preserve"> React </w:t>
+      </w:r>
+      <w:r>
+        <w:rPr>
+          <w:rtl/>
+        </w:rPr>
+        <w:t>ו־</w:t>
+      </w:r>
+      <w:r>
+        <w:t>.NET</w:t>
+      </w:r>
+    </w:p>
+    <w:p>
+      <w:pPr>
+        <w:numPr>
+          <w:ilvl w:val="1"/>
+          <w:numId w:val="3"/>
+        </w:numPr>
+      </w:pPr>
+      <w:r>
+        <w:rPr>
+          <w:rtl/>
+        </w:rPr>
+        <w:t>הפרדה לקבצים לפי תפקידים</w:t>
+      </w:r>
+      <w:r>
+        <w:t xml:space="preserve"> (Pages, Services, Components </w:t>
+      </w:r>
+      <w:proofErr w:type="spellStart"/>
+      <w:r>
+        <w:rPr>
+          <w:rtl/>
+        </w:rPr>
+        <w:t>וכו</w:t>
+      </w:r>
+      <w:proofErr w:type="spellEnd"/>
+      <w:r>
+        <w:t>')</w:t>
+      </w:r>
+    </w:p>
+    <w:p>
+      <w:pPr>
+        <w:numPr>
+          <w:ilvl w:val="1"/>
+          <w:numId w:val="3"/>
+        </w:numPr>
+      </w:pPr>
+      <w:r>
+        <w:rPr>
+          <w:rtl/>
+        </w:rPr>
+        <w:t>שימוש ב־</w:t>
+      </w:r>
+      <w:proofErr w:type="spellStart"/>
+      <w:r>
+        <w:t>AutoMapper</w:t>
+      </w:r>
+      <w:proofErr w:type="spellEnd"/>
+      <w:r>
+        <w:t xml:space="preserve">, Entity Framework </w:t>
+      </w:r>
+      <w:r>
+        <w:rPr>
+          <w:rtl/>
+        </w:rPr>
+        <w:t>ו־</w:t>
+      </w:r>
+      <w:r>
+        <w:t>DTOs</w:t>
+      </w:r>
+    </w:p>
+    <w:p>
+      <w:r>
+        <w:rPr>
+          <w:rFonts w:ascii="Segoe UI Emoji" w:hAnsi="Segoe UI Emoji" w:cs="Segoe UI Emoji"/>
+        </w:rPr>
+        <w:t>🔹</w:t>
+      </w:r>
+      <w:r>
+        <w:t xml:space="preserve"> </w:t>
+      </w:r>
+    </w:p>
+    <w:p>
+      <w:r>
+        <w:pict w14:anchorId="4E636E35">
+          <v:rect id="_x0000_i1025" style="width:0;height:1.5pt" o:hralign="center" o:hrstd="t" o:hr="t" fillcolor="#a0a0a0" stroked="f"/>
+        </w:pict>
+      </w:r>
+    </w:p>
+    <w:p>
+      <w:r>
+        <w:rPr>
+          <w:rtl/>
+        </w:rPr>
+        <w:t>רוצה שאכין לך טבלה או מסמך מסודר לפי ימים או תכולות</w:t>
+      </w:r>
+      <w:r>
+        <w:t xml:space="preserve">? </w:t>
+      </w:r>
+    </w:p>
+    <w:p/>
     <w:sectPr>
       <w:pgSz w:w="11906" w:h="16838"/>
       <w:pgMar w:top="1440" w:right="1800" w:bottom="1440" w:left="1800" w:header="708" w:footer="708" w:gutter="0"/>
@@ -1311,6 +1582,619 @@
     </w:sectPr>
   </w:body>
 </w:document>
+</file>
+
+<file path=word/numbering.xml><?xml version="1.0" encoding="utf-8"?>
+<w:numbering xmlns:wpc="http://schemas.microsoft.com/office/word/2010/wordprocessingCanvas" xmlns:cx="http://schemas.microsoft.com/office/drawing/2014/chartex" xmlns:cx1="http://schemas.microsoft.com/office/drawing/2015/9/8/chartex" xmlns:cx2="http://schemas.microsoft.com/office/drawing/2015/10/21/chartex" xmlns:cx3="http://schemas.microsoft.com/office/drawing/2016/5/9/chartex" xmlns:cx4="http://schemas.microsoft.com/office/drawing/2016/5/10/chartex" xmlns:cx5="http://schemas.microsoft.com/office/drawing/2016/5/11/chartex" xmlns:cx6="http://schemas.microsoft.com/office/drawing/2016/5/12/chartex" xmlns:cx7="http://schemas.microsoft.com/office/drawing/2016/5/13/chartex" xmlns:cx8="http://schemas.microsoft.com/office/drawing/2016/5/14/chartex" xmlns:mc="http://schemas.openxmlformats.org/markup-compatibility/2006" xmlns:aink="http://schemas.microsoft.com/office/drawing/2016/ink" xmlns:am3d="http://schemas.microsoft.com/office/drawing/2017/model3d" xmlns:o="urn:schemas-microsoft-com:office:office" xmlns:oel="http://schemas.microsoft.com/office/2019/extlst" xmlns:r="http://schemas.openxmlformats.org/officeDocument/2006/relationships" xmlns:m="http://schemas.openxmlformats.org/officeDocument/2006/math" xmlns:v="urn:schemas-microsoft-com:vml" xmlns:wp14="http://schemas.microsoft.com/office/word/2010/wordprocessingDrawing" xmlns:wp="http://schemas.openxmlformats.org/drawingml/2006/wordprocessingDrawing" xmlns:w10="urn:schemas-microsoft-com:office:word" xmlns:w="http://schemas.openxmlformats.org/wordprocessingml/2006/main" xmlns:w14="http://schemas.microsoft.com/office/word/2010/wordml" xmlns:w15="http://schemas.microsoft.com/office/word/2012/wordml" xmlns:w16cex="http://schemas.microsoft.com/office/word/2018/wordml/cex" xmlns:w16cid="http://schemas.microsoft.com/office/word/2016/wordml/cid" xmlns:w16="http://schemas.microsoft.com/office/word/2018/wordml" xmlns:w16du="http://schemas.microsoft.com/office/word/2023/wordml/word16du" xmlns:w16sdtdh="http://schemas.microsoft.com/office/word/2020/wordml/sdtdatahash" xmlns:w16sdtfl="http://schemas.microsoft.com/office/word/2024/wordml/sdtformatlock" xmlns:w16se="http://schemas.microsoft.com/office/word/2015/wordml/symex" xmlns:wpg="http://schemas.microsoft.com/office/word/2010/wordprocessingGroup" xmlns:wpi="http://schemas.microsoft.com/office/word/2010/wordprocessingInk" xmlns:wne="http://schemas.microsoft.com/office/word/2006/wordml" xmlns:wps="http://schemas.microsoft.com/office/word/2010/wordprocessingShape" mc:Ignorable="w14 w15 w16se w16cid w16 w16cex w16sdtdh w16sdtfl w16du wp14">
+  <w:abstractNum w:abstractNumId="0" w15:restartNumberingAfterBreak="0">
+    <w:nsid w:val="42656842"/>
+    <w:multiLevelType w:val="multilevel"/>
+    <w:tmpl w:val="0F5A5D70"/>
+    <w:lvl w:ilvl="0">
+      <w:start w:val="1"/>
+      <w:numFmt w:val="bullet"/>
+      <w:lvlText w:val=""/>
+      <w:lvlJc w:val="left"/>
+      <w:pPr>
+        <w:tabs>
+          <w:tab w:val="num" w:pos="720"/>
+        </w:tabs>
+        <w:ind w:left="720" w:hanging="360"/>
+      </w:pPr>
+      <w:rPr>
+        <w:rFonts w:ascii="Symbol" w:hAnsi="Symbol" w:hint="default"/>
+        <w:sz w:val="20"/>
+      </w:rPr>
+    </w:lvl>
+    <w:lvl w:ilvl="1" w:tentative="1">
+      <w:start w:val="1"/>
+      <w:numFmt w:val="bullet"/>
+      <w:lvlText w:val="o"/>
+      <w:lvlJc w:val="left"/>
+      <w:pPr>
+        <w:tabs>
+          <w:tab w:val="num" w:pos="1440"/>
+        </w:tabs>
+        <w:ind w:left="1440" w:hanging="360"/>
+      </w:pPr>
+      <w:rPr>
+        <w:rFonts w:ascii="Courier New" w:hAnsi="Courier New" w:hint="default"/>
+        <w:sz w:val="20"/>
+      </w:rPr>
+    </w:lvl>
+    <w:lvl w:ilvl="2" w:tentative="1">
+      <w:start w:val="1"/>
+      <w:numFmt w:val="bullet"/>
+      <w:lvlText w:val=""/>
+      <w:lvlJc w:val="left"/>
+      <w:pPr>
+        <w:tabs>
+          <w:tab w:val="num" w:pos="2160"/>
+        </w:tabs>
+        <w:ind w:left="2160" w:hanging="360"/>
+      </w:pPr>
+      <w:rPr>
+        <w:rFonts w:ascii="Wingdings" w:hAnsi="Wingdings" w:hint="default"/>
+        <w:sz w:val="20"/>
+      </w:rPr>
+    </w:lvl>
+    <w:lvl w:ilvl="3" w:tentative="1">
+      <w:start w:val="1"/>
+      <w:numFmt w:val="bullet"/>
+      <w:lvlText w:val=""/>
+      <w:lvlJc w:val="left"/>
+      <w:pPr>
+        <w:tabs>
+          <w:tab w:val="num" w:pos="2880"/>
+        </w:tabs>
+        <w:ind w:left="2880" w:hanging="360"/>
+      </w:pPr>
+      <w:rPr>
+        <w:rFonts w:ascii="Wingdings" w:hAnsi="Wingdings" w:hint="default"/>
+        <w:sz w:val="20"/>
+      </w:rPr>
+    </w:lvl>
+    <w:lvl w:ilvl="4" w:tentative="1">
+      <w:start w:val="1"/>
+      <w:numFmt w:val="bullet"/>
+      <w:lvlText w:val=""/>
+      <w:lvlJc w:val="left"/>
+      <w:pPr>
+        <w:tabs>
+          <w:tab w:val="num" w:pos="3600"/>
+        </w:tabs>
+        <w:ind w:left="3600" w:hanging="360"/>
+      </w:pPr>
+      <w:rPr>
+        <w:rFonts w:ascii="Wingdings" w:hAnsi="Wingdings" w:hint="default"/>
+        <w:sz w:val="20"/>
+      </w:rPr>
+    </w:lvl>
+    <w:lvl w:ilvl="5" w:tentative="1">
+      <w:start w:val="1"/>
+      <w:numFmt w:val="bullet"/>
+      <w:lvlText w:val=""/>
+      <w:lvlJc w:val="left"/>
+      <w:pPr>
+        <w:tabs>
+          <w:tab w:val="num" w:pos="4320"/>
+        </w:tabs>
+        <w:ind w:left="4320" w:hanging="360"/>
+      </w:pPr>
+      <w:rPr>
+        <w:rFonts w:ascii="Wingdings" w:hAnsi="Wingdings" w:hint="default"/>
+        <w:sz w:val="20"/>
+      </w:rPr>
+    </w:lvl>
+    <w:lvl w:ilvl="6" w:tentative="1">
+      <w:start w:val="1"/>
+      <w:numFmt w:val="bullet"/>
+      <w:lvlText w:val=""/>
+      <w:lvlJc w:val="left"/>
+      <w:pPr>
+        <w:tabs>
+          <w:tab w:val="num" w:pos="5040"/>
+        </w:tabs>
+        <w:ind w:left="5040" w:hanging="360"/>
+      </w:pPr>
+      <w:rPr>
+        <w:rFonts w:ascii="Wingdings" w:hAnsi="Wingdings" w:hint="default"/>
+        <w:sz w:val="20"/>
+      </w:rPr>
+    </w:lvl>
+    <w:lvl w:ilvl="7" w:tentative="1">
+      <w:start w:val="1"/>
+      <w:numFmt w:val="bullet"/>
+      <w:lvlText w:val=""/>
+      <w:lvlJc w:val="left"/>
+      <w:pPr>
+        <w:tabs>
+          <w:tab w:val="num" w:pos="5760"/>
+        </w:tabs>
+        <w:ind w:left="5760" w:hanging="360"/>
+      </w:pPr>
+      <w:rPr>
+        <w:rFonts w:ascii="Wingdings" w:hAnsi="Wingdings" w:hint="default"/>
+        <w:sz w:val="20"/>
+      </w:rPr>
+    </w:lvl>
+    <w:lvl w:ilvl="8" w:tentative="1">
+      <w:start w:val="1"/>
+      <w:numFmt w:val="bullet"/>
+      <w:lvlText w:val=""/>
+      <w:lvlJc w:val="left"/>
+      <w:pPr>
+        <w:tabs>
+          <w:tab w:val="num" w:pos="6480"/>
+        </w:tabs>
+        <w:ind w:left="6480" w:hanging="360"/>
+      </w:pPr>
+      <w:rPr>
+        <w:rFonts w:ascii="Wingdings" w:hAnsi="Wingdings" w:hint="default"/>
+        <w:sz w:val="20"/>
+      </w:rPr>
+    </w:lvl>
+  </w:abstractNum>
+  <w:abstractNum w:abstractNumId="1" w15:restartNumberingAfterBreak="0">
+    <w:nsid w:val="4CE81566"/>
+    <w:multiLevelType w:val="multilevel"/>
+    <w:tmpl w:val="3E62B838"/>
+    <w:lvl w:ilvl="0">
+      <w:start w:val="1"/>
+      <w:numFmt w:val="bullet"/>
+      <w:lvlText w:val=""/>
+      <w:lvlJc w:val="left"/>
+      <w:pPr>
+        <w:tabs>
+          <w:tab w:val="num" w:pos="720"/>
+        </w:tabs>
+        <w:ind w:left="720" w:hanging="360"/>
+      </w:pPr>
+      <w:rPr>
+        <w:rFonts w:ascii="Symbol" w:hAnsi="Symbol" w:hint="default"/>
+        <w:sz w:val="20"/>
+      </w:rPr>
+    </w:lvl>
+    <w:lvl w:ilvl="1" w:tentative="1">
+      <w:start w:val="1"/>
+      <w:numFmt w:val="bullet"/>
+      <w:lvlText w:val="o"/>
+      <w:lvlJc w:val="left"/>
+      <w:pPr>
+        <w:tabs>
+          <w:tab w:val="num" w:pos="1440"/>
+        </w:tabs>
+        <w:ind w:left="1440" w:hanging="360"/>
+      </w:pPr>
+      <w:rPr>
+        <w:rFonts w:ascii="Courier New" w:hAnsi="Courier New" w:hint="default"/>
+        <w:sz w:val="20"/>
+      </w:rPr>
+    </w:lvl>
+    <w:lvl w:ilvl="2" w:tentative="1">
+      <w:start w:val="1"/>
+      <w:numFmt w:val="bullet"/>
+      <w:lvlText w:val=""/>
+      <w:lvlJc w:val="left"/>
+      <w:pPr>
+        <w:tabs>
+          <w:tab w:val="num" w:pos="2160"/>
+        </w:tabs>
+        <w:ind w:left="2160" w:hanging="360"/>
+      </w:pPr>
+      <w:rPr>
+        <w:rFonts w:ascii="Wingdings" w:hAnsi="Wingdings" w:hint="default"/>
+        <w:sz w:val="20"/>
+      </w:rPr>
+    </w:lvl>
+    <w:lvl w:ilvl="3" w:tentative="1">
+      <w:start w:val="1"/>
+      <w:numFmt w:val="bullet"/>
+      <w:lvlText w:val=""/>
+      <w:lvlJc w:val="left"/>
+      <w:pPr>
+        <w:tabs>
+          <w:tab w:val="num" w:pos="2880"/>
+        </w:tabs>
+        <w:ind w:left="2880" w:hanging="360"/>
+      </w:pPr>
+      <w:rPr>
+        <w:rFonts w:ascii="Wingdings" w:hAnsi="Wingdings" w:hint="default"/>
+        <w:sz w:val="20"/>
+      </w:rPr>
+    </w:lvl>
+    <w:lvl w:ilvl="4" w:tentative="1">
+      <w:start w:val="1"/>
+      <w:numFmt w:val="bullet"/>
+      <w:lvlText w:val=""/>
+      <w:lvlJc w:val="left"/>
+      <w:pPr>
+        <w:tabs>
+          <w:tab w:val="num" w:pos="3600"/>
+        </w:tabs>
+        <w:ind w:left="3600" w:hanging="360"/>
+      </w:pPr>
+      <w:rPr>
+        <w:rFonts w:ascii="Wingdings" w:hAnsi="Wingdings" w:hint="default"/>
+        <w:sz w:val="20"/>
+      </w:rPr>
+    </w:lvl>
+    <w:lvl w:ilvl="5" w:tentative="1">
+      <w:start w:val="1"/>
+      <w:numFmt w:val="bullet"/>
+      <w:lvlText w:val=""/>
+      <w:lvlJc w:val="left"/>
+      <w:pPr>
+        <w:tabs>
+          <w:tab w:val="num" w:pos="4320"/>
+        </w:tabs>
+        <w:ind w:left="4320" w:hanging="360"/>
+      </w:pPr>
+      <w:rPr>
+        <w:rFonts w:ascii="Wingdings" w:hAnsi="Wingdings" w:hint="default"/>
+        <w:sz w:val="20"/>
+      </w:rPr>
+    </w:lvl>
+    <w:lvl w:ilvl="6" w:tentative="1">
+      <w:start w:val="1"/>
+      <w:numFmt w:val="bullet"/>
+      <w:lvlText w:val=""/>
+      <w:lvlJc w:val="left"/>
+      <w:pPr>
+        <w:tabs>
+          <w:tab w:val="num" w:pos="5040"/>
+        </w:tabs>
+        <w:ind w:left="5040" w:hanging="360"/>
+      </w:pPr>
+      <w:rPr>
+        <w:rFonts w:ascii="Wingdings" w:hAnsi="Wingdings" w:hint="default"/>
+        <w:sz w:val="20"/>
+      </w:rPr>
+    </w:lvl>
+    <w:lvl w:ilvl="7" w:tentative="1">
+      <w:start w:val="1"/>
+      <w:numFmt w:val="bullet"/>
+      <w:lvlText w:val=""/>
+      <w:lvlJc w:val="left"/>
+      <w:pPr>
+        <w:tabs>
+          <w:tab w:val="num" w:pos="5760"/>
+        </w:tabs>
+        <w:ind w:left="5760" w:hanging="360"/>
+      </w:pPr>
+      <w:rPr>
+        <w:rFonts w:ascii="Wingdings" w:hAnsi="Wingdings" w:hint="default"/>
+        <w:sz w:val="20"/>
+      </w:rPr>
+    </w:lvl>
+    <w:lvl w:ilvl="8" w:tentative="1">
+      <w:start w:val="1"/>
+      <w:numFmt w:val="bullet"/>
+      <w:lvlText w:val=""/>
+      <w:lvlJc w:val="left"/>
+      <w:pPr>
+        <w:tabs>
+          <w:tab w:val="num" w:pos="6480"/>
+        </w:tabs>
+        <w:ind w:left="6480" w:hanging="360"/>
+      </w:pPr>
+      <w:rPr>
+        <w:rFonts w:ascii="Wingdings" w:hAnsi="Wingdings" w:hint="default"/>
+        <w:sz w:val="20"/>
+      </w:rPr>
+    </w:lvl>
+  </w:abstractNum>
+  <w:abstractNum w:abstractNumId="2" w15:restartNumberingAfterBreak="0">
+    <w:nsid w:val="4F9E14E2"/>
+    <w:multiLevelType w:val="multilevel"/>
+    <w:tmpl w:val="AD90E6DC"/>
+    <w:lvl w:ilvl="0">
+      <w:start w:val="1"/>
+      <w:numFmt w:val="bullet"/>
+      <w:lvlText w:val=""/>
+      <w:lvlJc w:val="left"/>
+      <w:pPr>
+        <w:tabs>
+          <w:tab w:val="num" w:pos="720"/>
+        </w:tabs>
+        <w:ind w:left="720" w:hanging="360"/>
+      </w:pPr>
+      <w:rPr>
+        <w:rFonts w:ascii="Symbol" w:hAnsi="Symbol" w:hint="default"/>
+        <w:sz w:val="20"/>
+      </w:rPr>
+    </w:lvl>
+    <w:lvl w:ilvl="1">
+      <w:start w:val="1"/>
+      <w:numFmt w:val="bullet"/>
+      <w:lvlText w:val="o"/>
+      <w:lvlJc w:val="left"/>
+      <w:pPr>
+        <w:tabs>
+          <w:tab w:val="num" w:pos="1440"/>
+        </w:tabs>
+        <w:ind w:left="1440" w:hanging="360"/>
+      </w:pPr>
+      <w:rPr>
+        <w:rFonts w:ascii="Courier New" w:hAnsi="Courier New" w:hint="default"/>
+        <w:sz w:val="20"/>
+      </w:rPr>
+    </w:lvl>
+    <w:lvl w:ilvl="2" w:tentative="1">
+      <w:start w:val="1"/>
+      <w:numFmt w:val="bullet"/>
+      <w:lvlText w:val=""/>
+      <w:lvlJc w:val="left"/>
+      <w:pPr>
+        <w:tabs>
+          <w:tab w:val="num" w:pos="2160"/>
+        </w:tabs>
+        <w:ind w:left="2160" w:hanging="360"/>
+      </w:pPr>
+      <w:rPr>
+        <w:rFonts w:ascii="Wingdings" w:hAnsi="Wingdings" w:hint="default"/>
+        <w:sz w:val="20"/>
+      </w:rPr>
+    </w:lvl>
+    <w:lvl w:ilvl="3" w:tentative="1">
+      <w:start w:val="1"/>
+      <w:numFmt w:val="bullet"/>
+      <w:lvlText w:val=""/>
+      <w:lvlJc w:val="left"/>
+      <w:pPr>
+        <w:tabs>
+          <w:tab w:val="num" w:pos="2880"/>
+        </w:tabs>
+        <w:ind w:left="2880" w:hanging="360"/>
+      </w:pPr>
+      <w:rPr>
+        <w:rFonts w:ascii="Wingdings" w:hAnsi="Wingdings" w:hint="default"/>
+        <w:sz w:val="20"/>
+      </w:rPr>
+    </w:lvl>
+    <w:lvl w:ilvl="4" w:tentative="1">
+      <w:start w:val="1"/>
+      <w:numFmt w:val="bullet"/>
+      <w:lvlText w:val=""/>
+      <w:lvlJc w:val="left"/>
+      <w:pPr>
+        <w:tabs>
+          <w:tab w:val="num" w:pos="3600"/>
+        </w:tabs>
+        <w:ind w:left="3600" w:hanging="360"/>
+      </w:pPr>
+      <w:rPr>
+        <w:rFonts w:ascii="Wingdings" w:hAnsi="Wingdings" w:hint="default"/>
+        <w:sz w:val="20"/>
+      </w:rPr>
+    </w:lvl>
+    <w:lvl w:ilvl="5" w:tentative="1">
+      <w:start w:val="1"/>
+      <w:numFmt w:val="bullet"/>
+      <w:lvlText w:val=""/>
+      <w:lvlJc w:val="left"/>
+      <w:pPr>
+        <w:tabs>
+          <w:tab w:val="num" w:pos="4320"/>
+        </w:tabs>
+        <w:ind w:left="4320" w:hanging="360"/>
+      </w:pPr>
+      <w:rPr>
+        <w:rFonts w:ascii="Wingdings" w:hAnsi="Wingdings" w:hint="default"/>
+        <w:sz w:val="20"/>
+      </w:rPr>
+    </w:lvl>
+    <w:lvl w:ilvl="6" w:tentative="1">
+      <w:start w:val="1"/>
+      <w:numFmt w:val="bullet"/>
+      <w:lvlText w:val=""/>
+      <w:lvlJc w:val="left"/>
+      <w:pPr>
+        <w:tabs>
+          <w:tab w:val="num" w:pos="5040"/>
+        </w:tabs>
+        <w:ind w:left="5040" w:hanging="360"/>
+      </w:pPr>
+      <w:rPr>
+        <w:rFonts w:ascii="Wingdings" w:hAnsi="Wingdings" w:hint="default"/>
+        <w:sz w:val="20"/>
+      </w:rPr>
+    </w:lvl>
+    <w:lvl w:ilvl="7" w:tentative="1">
+      <w:start w:val="1"/>
+      <w:numFmt w:val="bullet"/>
+      <w:lvlText w:val=""/>
+      <w:lvlJc w:val="left"/>
+      <w:pPr>
+        <w:tabs>
+          <w:tab w:val="num" w:pos="5760"/>
+        </w:tabs>
+        <w:ind w:left="5760" w:hanging="360"/>
+      </w:pPr>
+      <w:rPr>
+        <w:rFonts w:ascii="Wingdings" w:hAnsi="Wingdings" w:hint="default"/>
+        <w:sz w:val="20"/>
+      </w:rPr>
+    </w:lvl>
+    <w:lvl w:ilvl="8" w:tentative="1">
+      <w:start w:val="1"/>
+      <w:numFmt w:val="bullet"/>
+      <w:lvlText w:val=""/>
+      <w:lvlJc w:val="left"/>
+      <w:pPr>
+        <w:tabs>
+          <w:tab w:val="num" w:pos="6480"/>
+        </w:tabs>
+        <w:ind w:left="6480" w:hanging="360"/>
+      </w:pPr>
+      <w:rPr>
+        <w:rFonts w:ascii="Wingdings" w:hAnsi="Wingdings" w:hint="default"/>
+        <w:sz w:val="20"/>
+      </w:rPr>
+    </w:lvl>
+  </w:abstractNum>
+  <w:abstractNum w:abstractNumId="3" w15:restartNumberingAfterBreak="0">
+    <w:nsid w:val="6B2F4495"/>
+    <w:multiLevelType w:val="multilevel"/>
+    <w:tmpl w:val="7532965A"/>
+    <w:lvl w:ilvl="0">
+      <w:start w:val="1"/>
+      <w:numFmt w:val="bullet"/>
+      <w:lvlText w:val=""/>
+      <w:lvlJc w:val="left"/>
+      <w:pPr>
+        <w:tabs>
+          <w:tab w:val="num" w:pos="720"/>
+        </w:tabs>
+        <w:ind w:left="720" w:hanging="360"/>
+      </w:pPr>
+      <w:rPr>
+        <w:rFonts w:ascii="Symbol" w:hAnsi="Symbol" w:hint="default"/>
+        <w:sz w:val="20"/>
+      </w:rPr>
+    </w:lvl>
+    <w:lvl w:ilvl="1" w:tentative="1">
+      <w:start w:val="1"/>
+      <w:numFmt w:val="bullet"/>
+      <w:lvlText w:val="o"/>
+      <w:lvlJc w:val="left"/>
+      <w:pPr>
+        <w:tabs>
+          <w:tab w:val="num" w:pos="1440"/>
+        </w:tabs>
+        <w:ind w:left="1440" w:hanging="360"/>
+      </w:pPr>
+      <w:rPr>
+        <w:rFonts w:ascii="Courier New" w:hAnsi="Courier New" w:hint="default"/>
+        <w:sz w:val="20"/>
+      </w:rPr>
+    </w:lvl>
+    <w:lvl w:ilvl="2" w:tentative="1">
+      <w:start w:val="1"/>
+      <w:numFmt w:val="bullet"/>
+      <w:lvlText w:val=""/>
+      <w:lvlJc w:val="left"/>
+      <w:pPr>
+        <w:tabs>
+          <w:tab w:val="num" w:pos="2160"/>
+        </w:tabs>
+        <w:ind w:left="2160" w:hanging="360"/>
+      </w:pPr>
+      <w:rPr>
+        <w:rFonts w:ascii="Wingdings" w:hAnsi="Wingdings" w:hint="default"/>
+        <w:sz w:val="20"/>
+      </w:rPr>
+    </w:lvl>
+    <w:lvl w:ilvl="3" w:tentative="1">
+      <w:start w:val="1"/>
+      <w:numFmt w:val="bullet"/>
+      <w:lvlText w:val=""/>
+      <w:lvlJc w:val="left"/>
+      <w:pPr>
+        <w:tabs>
+          <w:tab w:val="num" w:pos="2880"/>
+        </w:tabs>
+        <w:ind w:left="2880" w:hanging="360"/>
+      </w:pPr>
+      <w:rPr>
+        <w:rFonts w:ascii="Wingdings" w:hAnsi="Wingdings" w:hint="default"/>
+        <w:sz w:val="20"/>
+      </w:rPr>
+    </w:lvl>
+    <w:lvl w:ilvl="4" w:tentative="1">
+      <w:start w:val="1"/>
+      <w:numFmt w:val="bullet"/>
+      <w:lvlText w:val=""/>
+      <w:lvlJc w:val="left"/>
+      <w:pPr>
+        <w:tabs>
+          <w:tab w:val="num" w:pos="3600"/>
+        </w:tabs>
+        <w:ind w:left="3600" w:hanging="360"/>
+      </w:pPr>
+      <w:rPr>
+        <w:rFonts w:ascii="Wingdings" w:hAnsi="Wingdings" w:hint="default"/>
+        <w:sz w:val="20"/>
+      </w:rPr>
+    </w:lvl>
+    <w:lvl w:ilvl="5" w:tentative="1">
+      <w:start w:val="1"/>
+      <w:numFmt w:val="bullet"/>
+      <w:lvlText w:val=""/>
+      <w:lvlJc w:val="left"/>
+      <w:pPr>
+        <w:tabs>
+          <w:tab w:val="num" w:pos="4320"/>
+        </w:tabs>
+        <w:ind w:left="4320" w:hanging="360"/>
+      </w:pPr>
+      <w:rPr>
+        <w:rFonts w:ascii="Wingdings" w:hAnsi="Wingdings" w:hint="default"/>
+        <w:sz w:val="20"/>
+      </w:rPr>
+    </w:lvl>
+    <w:lvl w:ilvl="6" w:tentative="1">
+      <w:start w:val="1"/>
+      <w:numFmt w:val="bullet"/>
+      <w:lvlText w:val=""/>
+      <w:lvlJc w:val="left"/>
+      <w:pPr>
+        <w:tabs>
+          <w:tab w:val="num" w:pos="5040"/>
+        </w:tabs>
+        <w:ind w:left="5040" w:hanging="360"/>
+      </w:pPr>
+      <w:rPr>
+        <w:rFonts w:ascii="Wingdings" w:hAnsi="Wingdings" w:hint="default"/>
+        <w:sz w:val="20"/>
+      </w:rPr>
+    </w:lvl>
+    <w:lvl w:ilvl="7" w:tentative="1">
+      <w:start w:val="1"/>
+      <w:numFmt w:val="bullet"/>
+      <w:lvlText w:val=""/>
+      <w:lvlJc w:val="left"/>
+      <w:pPr>
+        <w:tabs>
+          <w:tab w:val="num" w:pos="5760"/>
+        </w:tabs>
+        <w:ind w:left="5760" w:hanging="360"/>
+      </w:pPr>
+      <w:rPr>
+        <w:rFonts w:ascii="Wingdings" w:hAnsi="Wingdings" w:hint="default"/>
+        <w:sz w:val="20"/>
+      </w:rPr>
+    </w:lvl>
+    <w:lvl w:ilvl="8" w:tentative="1">
+      <w:start w:val="1"/>
+      <w:numFmt w:val="bullet"/>
+      <w:lvlText w:val=""/>
+      <w:lvlJc w:val="left"/>
+      <w:pPr>
+        <w:tabs>
+          <w:tab w:val="num" w:pos="6480"/>
+        </w:tabs>
+        <w:ind w:left="6480" w:hanging="360"/>
+      </w:pPr>
+      <w:rPr>
+        <w:rFonts w:ascii="Wingdings" w:hAnsi="Wingdings" w:hint="default"/>
+        <w:sz w:val="20"/>
+      </w:rPr>
+    </w:lvl>
+  </w:abstractNum>
+  <w:num w:numId="1" w16cid:durableId="19938536">
+    <w:abstractNumId w:val="0"/>
+  </w:num>
+  <w:num w:numId="2" w16cid:durableId="1568033508">
+    <w:abstractNumId w:val="1"/>
+  </w:num>
+  <w:num w:numId="3" w16cid:durableId="292297238">
+    <w:abstractNumId w:val="2"/>
+  </w:num>
+  <w:num w:numId="4" w16cid:durableId="1108744051">
+    <w:abstractNumId w:val="3"/>
+  </w:num>
+</w:numbering>
 </file>
 
 <file path=word/styles.xml><?xml version="1.0" encoding="utf-8"?>
@@ -2231,6 +3115,19 @@
       <w:spacing w:val="5"/>
     </w:rPr>
   </w:style>
+  <w:style w:type="paragraph" w:styleId="NormalWeb">
+    <w:name w:val="Normal (Web)"/>
+    <w:basedOn w:val="a"/>
+    <w:uiPriority w:val="99"/>
+    <w:semiHidden/>
+    <w:unhideWhenUsed/>
+    <w:rsid w:val="006338E1"/>
+    <w:rPr>
+      <w:rFonts w:ascii="Times New Roman" w:hAnsi="Times New Roman" w:cs="Times New Roman"/>
+      <w:sz w:val="24"/>
+      <w:szCs w:val="24"/>
+    </w:rPr>
+  </w:style>
 </w:styles>
 </file>
 

--- a/פיצרים בפרוייקט והסקת מסקנות.docx
+++ b/פיצרים בפרוייקט והסקת מסקנות.docx
@@ -1561,14 +1561,106 @@
       </w:r>
     </w:p>
     <w:p>
-      <w:r>
-        <w:rPr>
-          <w:rtl/>
-        </w:rPr>
-        <w:t>רוצה שאכין לך טבלה או מסמך מסודר לפי ימים או תכולות</w:t>
-      </w:r>
-      <w:r>
-        <w:t xml:space="preserve">? </w:t>
+      <w:pPr>
+        <w:rPr>
+          <w:b/>
+          <w:bCs/>
+        </w:rPr>
+      </w:pPr>
+      <w:r>
+        <w:rPr>
+          <w:rFonts w:ascii="Segoe UI Emoji" w:hAnsi="Segoe UI Emoji" w:cs="Segoe UI Emoji"/>
+          <w:b/>
+          <w:bCs/>
+        </w:rPr>
+        <w:t>💡</w:t>
+      </w:r>
+      <w:r>
+        <w:rPr>
+          <w:b/>
+          <w:bCs/>
+        </w:rPr>
+        <w:t xml:space="preserve"> </w:t>
+      </w:r>
+      <w:r>
+        <w:rPr>
+          <w:b/>
+          <w:bCs/>
+          <w:rtl/>
+        </w:rPr>
+        <w:t>טיפ גמיש</w:t>
+      </w:r>
+      <w:r>
+        <w:rPr>
+          <w:b/>
+          <w:bCs/>
+        </w:rPr>
+        <w:t>:</w:t>
+      </w:r>
+    </w:p>
+    <w:p>
+      <w:r>
+        <w:rPr>
+          <w:rtl/>
+        </w:rPr>
+        <w:t>אפשר לעשות שילוב</w:t>
+      </w:r>
+      <w:r>
+        <w:t>:</w:t>
+      </w:r>
+    </w:p>
+    <w:p>
+      <w:pPr>
+        <w:numPr>
+          <w:ilvl w:val="0"/>
+          <w:numId w:val="5"/>
+        </w:numPr>
+      </w:pPr>
+      <w:r>
+        <w:t xml:space="preserve">token </w:t>
+      </w:r>
+      <w:r>
+        <w:rPr>
+          <w:rtl/>
+        </w:rPr>
+        <w:t>ל־7 ימים</w:t>
+      </w:r>
+      <w:r>
+        <w:t>.</w:t>
+      </w:r>
+    </w:p>
+    <w:p>
+      <w:pPr>
+        <w:numPr>
+          <w:ilvl w:val="0"/>
+          <w:numId w:val="5"/>
+        </w:numPr>
+      </w:pPr>
+      <w:r>
+        <w:rPr>
+          <w:rtl/>
+        </w:rPr>
+        <w:t>כל פעם שמתנדב נכנס → מחדשים לו טוקן (מעין "הארכת חיים")</w:t>
+      </w:r>
+      <w:r>
+        <w:t>.</w:t>
+      </w:r>
+    </w:p>
+    <w:p>
+      <w:pPr>
+        <w:numPr>
+          <w:ilvl w:val="0"/>
+          <w:numId w:val="5"/>
+        </w:numPr>
+      </w:pPr>
+      <w:r>
+        <w:rPr>
+          <w:rtl/>
+        </w:rPr>
+        <w:t>ואם לא נכנס 7 ימים – יידרש להתחבר שוב</w:t>
+      </w:r>
+      <w:r>
+        <w:t>.</w:t>
       </w:r>
     </w:p>
     <w:p/>
@@ -2182,6 +2274,155 @@
       </w:rPr>
     </w:lvl>
   </w:abstractNum>
+  <w:abstractNum w:abstractNumId="4" w15:restartNumberingAfterBreak="0">
+    <w:nsid w:val="72061843"/>
+    <w:multiLevelType w:val="multilevel"/>
+    <w:tmpl w:val="14B02BDE"/>
+    <w:lvl w:ilvl="0">
+      <w:start w:val="1"/>
+      <w:numFmt w:val="bullet"/>
+      <w:lvlText w:val=""/>
+      <w:lvlJc w:val="left"/>
+      <w:pPr>
+        <w:tabs>
+          <w:tab w:val="num" w:pos="720"/>
+        </w:tabs>
+        <w:ind w:left="720" w:hanging="360"/>
+      </w:pPr>
+      <w:rPr>
+        <w:rFonts w:ascii="Symbol" w:hAnsi="Symbol" w:hint="default"/>
+        <w:sz w:val="20"/>
+      </w:rPr>
+    </w:lvl>
+    <w:lvl w:ilvl="1" w:tentative="1">
+      <w:start w:val="1"/>
+      <w:numFmt w:val="bullet"/>
+      <w:lvlText w:val="o"/>
+      <w:lvlJc w:val="left"/>
+      <w:pPr>
+        <w:tabs>
+          <w:tab w:val="num" w:pos="1440"/>
+        </w:tabs>
+        <w:ind w:left="1440" w:hanging="360"/>
+      </w:pPr>
+      <w:rPr>
+        <w:rFonts w:ascii="Courier New" w:hAnsi="Courier New" w:hint="default"/>
+        <w:sz w:val="20"/>
+      </w:rPr>
+    </w:lvl>
+    <w:lvl w:ilvl="2" w:tentative="1">
+      <w:start w:val="1"/>
+      <w:numFmt w:val="bullet"/>
+      <w:lvlText w:val=""/>
+      <w:lvlJc w:val="left"/>
+      <w:pPr>
+        <w:tabs>
+          <w:tab w:val="num" w:pos="2160"/>
+        </w:tabs>
+        <w:ind w:left="2160" w:hanging="360"/>
+      </w:pPr>
+      <w:rPr>
+        <w:rFonts w:ascii="Wingdings" w:hAnsi="Wingdings" w:hint="default"/>
+        <w:sz w:val="20"/>
+      </w:rPr>
+    </w:lvl>
+    <w:lvl w:ilvl="3" w:tentative="1">
+      <w:start w:val="1"/>
+      <w:numFmt w:val="bullet"/>
+      <w:lvlText w:val=""/>
+      <w:lvlJc w:val="left"/>
+      <w:pPr>
+        <w:tabs>
+          <w:tab w:val="num" w:pos="2880"/>
+        </w:tabs>
+        <w:ind w:left="2880" w:hanging="360"/>
+      </w:pPr>
+      <w:rPr>
+        <w:rFonts w:ascii="Wingdings" w:hAnsi="Wingdings" w:hint="default"/>
+        <w:sz w:val="20"/>
+      </w:rPr>
+    </w:lvl>
+    <w:lvl w:ilvl="4" w:tentative="1">
+      <w:start w:val="1"/>
+      <w:numFmt w:val="bullet"/>
+      <w:lvlText w:val=""/>
+      <w:lvlJc w:val="left"/>
+      <w:pPr>
+        <w:tabs>
+          <w:tab w:val="num" w:pos="3600"/>
+        </w:tabs>
+        <w:ind w:left="3600" w:hanging="360"/>
+      </w:pPr>
+      <w:rPr>
+        <w:rFonts w:ascii="Wingdings" w:hAnsi="Wingdings" w:hint="default"/>
+        <w:sz w:val="20"/>
+      </w:rPr>
+    </w:lvl>
+    <w:lvl w:ilvl="5" w:tentative="1">
+      <w:start w:val="1"/>
+      <w:numFmt w:val="bullet"/>
+      <w:lvlText w:val=""/>
+      <w:lvlJc w:val="left"/>
+      <w:pPr>
+        <w:tabs>
+          <w:tab w:val="num" w:pos="4320"/>
+        </w:tabs>
+        <w:ind w:left="4320" w:hanging="360"/>
+      </w:pPr>
+      <w:rPr>
+        <w:rFonts w:ascii="Wingdings" w:hAnsi="Wingdings" w:hint="default"/>
+        <w:sz w:val="20"/>
+      </w:rPr>
+    </w:lvl>
+    <w:lvl w:ilvl="6" w:tentative="1">
+      <w:start w:val="1"/>
+      <w:numFmt w:val="bullet"/>
+      <w:lvlText w:val=""/>
+      <w:lvlJc w:val="left"/>
+      <w:pPr>
+        <w:tabs>
+          <w:tab w:val="num" w:pos="5040"/>
+        </w:tabs>
+        <w:ind w:left="5040" w:hanging="360"/>
+      </w:pPr>
+      <w:rPr>
+        <w:rFonts w:ascii="Wingdings" w:hAnsi="Wingdings" w:hint="default"/>
+        <w:sz w:val="20"/>
+      </w:rPr>
+    </w:lvl>
+    <w:lvl w:ilvl="7" w:tentative="1">
+      <w:start w:val="1"/>
+      <w:numFmt w:val="bullet"/>
+      <w:lvlText w:val=""/>
+      <w:lvlJc w:val="left"/>
+      <w:pPr>
+        <w:tabs>
+          <w:tab w:val="num" w:pos="5760"/>
+        </w:tabs>
+        <w:ind w:left="5760" w:hanging="360"/>
+      </w:pPr>
+      <w:rPr>
+        <w:rFonts w:ascii="Wingdings" w:hAnsi="Wingdings" w:hint="default"/>
+        <w:sz w:val="20"/>
+      </w:rPr>
+    </w:lvl>
+    <w:lvl w:ilvl="8" w:tentative="1">
+      <w:start w:val="1"/>
+      <w:numFmt w:val="bullet"/>
+      <w:lvlText w:val=""/>
+      <w:lvlJc w:val="left"/>
+      <w:pPr>
+        <w:tabs>
+          <w:tab w:val="num" w:pos="6480"/>
+        </w:tabs>
+        <w:ind w:left="6480" w:hanging="360"/>
+      </w:pPr>
+      <w:rPr>
+        <w:rFonts w:ascii="Wingdings" w:hAnsi="Wingdings" w:hint="default"/>
+        <w:sz w:val="20"/>
+      </w:rPr>
+    </w:lvl>
+  </w:abstractNum>
   <w:num w:numId="1" w16cid:durableId="19938536">
     <w:abstractNumId w:val="0"/>
   </w:num>
@@ -2193,6 +2434,9 @@
   </w:num>
   <w:num w:numId="4" w16cid:durableId="1108744051">
     <w:abstractNumId w:val="3"/>
+  </w:num>
+  <w:num w:numId="5" w16cid:durableId="388461228">
+    <w:abstractNumId w:val="4"/>
   </w:num>
 </w:numbering>
 </file>
@@ -2801,7 +3045,6 @@
   <w:style w:type="character" w:default="1" w:styleId="a0">
     <w:name w:val="Default Paragraph Font"/>
     <w:uiPriority w:val="1"/>
-    <w:semiHidden/>
     <w:unhideWhenUsed/>
   </w:style>
   <w:style w:type="table" w:default="1" w:styleId="a1">

--- a/פיצרים בפרוייקט והסקת מסקנות.docx
+++ b/פיצרים בפרוייקט והסקת מסקנות.docx
@@ -1662,6 +1662,365 @@
       <w:r>
         <w:t>.</w:t>
       </w:r>
+    </w:p>
+    <w:p>
+      <w:pPr>
+        <w:rPr>
+          <w:rtl/>
+        </w:rPr>
+      </w:pPr>
+    </w:p>
+    <w:p>
+      <w:pPr>
+        <w:rPr>
+          <w:rtl/>
+        </w:rPr>
+      </w:pPr>
+    </w:p>
+    <w:p>
+      <w:pPr>
+        <w:rPr>
+          <w:rtl/>
+        </w:rPr>
+      </w:pPr>
+    </w:p>
+    <w:p/>
+    <w:p>
+      <w:pPr>
+        <w:ind w:left="360"/>
+        <w:rPr>
+          <w:b/>
+          <w:bCs/>
+        </w:rPr>
+      </w:pPr>
+      <w:r>
+        <w:rPr>
+          <w:rFonts w:ascii="Segoe UI Emoji" w:hAnsi="Segoe UI Emoji" w:cs="Segoe UI Emoji"/>
+          <w:b/>
+          <w:bCs/>
+        </w:rPr>
+        <w:lastRenderedPageBreak/>
+        <w:t>🎯</w:t>
+      </w:r>
+      <w:r>
+        <w:rPr>
+          <w:b/>
+          <w:bCs/>
+        </w:rPr>
+        <w:t xml:space="preserve"> </w:t>
+      </w:r>
+      <w:r>
+        <w:rPr>
+          <w:b/>
+          <w:bCs/>
+          <w:rtl/>
+        </w:rPr>
+        <w:t>מה אתה רוצה שיקרה</w:t>
+      </w:r>
+      <w:r>
+        <w:rPr>
+          <w:b/>
+          <w:bCs/>
+        </w:rPr>
+        <w:t>:</w:t>
+      </w:r>
+    </w:p>
+    <w:p>
+      <w:pPr>
+        <w:ind w:left="360"/>
+      </w:pPr>
+      <w:r>
+        <w:rPr>
+          <w:rtl/>
+        </w:rPr>
+        <w:t xml:space="preserve">כאשר מתנדב לוחץ על כפתור </w:t>
+      </w:r>
+      <w:r>
+        <w:rPr>
+          <w:b/>
+          <w:bCs/>
+        </w:rPr>
+        <w:t>"</w:t>
+      </w:r>
+      <w:r>
+        <w:rPr>
+          <w:b/>
+          <w:bCs/>
+          <w:rtl/>
+        </w:rPr>
+        <w:t>סיום</w:t>
+      </w:r>
+      <w:r>
+        <w:rPr>
+          <w:b/>
+          <w:bCs/>
+        </w:rPr>
+        <w:t>"</w:t>
+      </w:r>
+      <w:r>
+        <w:t xml:space="preserve"> </w:t>
+      </w:r>
+      <w:r>
+        <w:rPr>
+          <w:rtl/>
+        </w:rPr>
+        <w:t>לקריאה פעילה</w:t>
+      </w:r>
+      <w:r>
+        <w:t>:</w:t>
+      </w:r>
+    </w:p>
+    <w:p>
+      <w:pPr>
+        <w:numPr>
+          <w:ilvl w:val="0"/>
+          <w:numId w:val="6"/>
+        </w:numPr>
+      </w:pPr>
+      <w:r>
+        <w:rPr>
+          <w:rtl/>
+        </w:rPr>
+        <w:t>ייפתח טופס סיכום קטן בתוך אותו דף</w:t>
+      </w:r>
+      <w:r>
+        <w:t>:</w:t>
+      </w:r>
+    </w:p>
+    <w:p>
+      <w:pPr>
+        <w:numPr>
+          <w:ilvl w:val="1"/>
+          <w:numId w:val="6"/>
+        </w:numPr>
+      </w:pPr>
+      <w:r>
+        <w:rPr>
+          <w:rFonts w:ascii="Segoe UI Emoji" w:hAnsi="Segoe UI Emoji" w:cs="Segoe UI Emoji"/>
+        </w:rPr>
+        <w:t>📝</w:t>
+      </w:r>
+      <w:r>
+        <w:t xml:space="preserve"> </w:t>
+      </w:r>
+      <w:r>
+        <w:rPr>
+          <w:rtl/>
+        </w:rPr>
+        <w:t>שדה סיכום טקסטואלי</w:t>
+      </w:r>
+    </w:p>
+    <w:p>
+      <w:pPr>
+        <w:numPr>
+          <w:ilvl w:val="1"/>
+          <w:numId w:val="6"/>
+        </w:numPr>
+      </w:pPr>
+      <w:r>
+        <w:t xml:space="preserve">☑️ </w:t>
+      </w:r>
+      <w:r>
+        <w:rPr>
+          <w:rtl/>
+        </w:rPr>
+        <w:t>תיבת סימון "האם פונה לבית חולים</w:t>
+      </w:r>
+      <w:r>
+        <w:t>?"</w:t>
+      </w:r>
+    </w:p>
+    <w:p>
+      <w:pPr>
+        <w:numPr>
+          <w:ilvl w:val="2"/>
+          <w:numId w:val="6"/>
+        </w:numPr>
+      </w:pPr>
+      <w:r>
+        <w:rPr>
+          <w:rtl/>
+        </w:rPr>
+        <w:t xml:space="preserve">אם נבחר </w:t>
+      </w:r>
+      <w:r>
+        <w:rPr>
+          <w:rFonts w:ascii="Segoe UI Emoji" w:hAnsi="Segoe UI Emoji" w:cs="Segoe UI Emoji" w:hint="cs"/>
+          <w:rtl/>
+        </w:rPr>
+        <w:t>✅</w:t>
+      </w:r>
+      <w:r>
+        <w:rPr>
+          <w:rtl/>
+        </w:rPr>
+        <w:t xml:space="preserve">, </w:t>
+      </w:r>
+      <w:r>
+        <w:rPr>
+          <w:rFonts w:ascii="Arial" w:hAnsi="Arial" w:cs="Arial" w:hint="cs"/>
+          <w:rtl/>
+        </w:rPr>
+        <w:t>אז</w:t>
+      </w:r>
+      <w:r>
+        <w:t>:</w:t>
+      </w:r>
+    </w:p>
+    <w:p>
+      <w:pPr>
+        <w:numPr>
+          <w:ilvl w:val="3"/>
+          <w:numId w:val="6"/>
+        </w:numPr>
+      </w:pPr>
+      <w:r>
+        <w:rPr>
+          <w:rtl/>
+        </w:rPr>
+        <w:t xml:space="preserve">יופיע שדה נוסף: </w:t>
+      </w:r>
+      <w:r>
+        <w:rPr>
+          <w:rFonts w:ascii="Segoe UI Emoji" w:hAnsi="Segoe UI Emoji" w:cs="Segoe UI Emoji" w:hint="cs"/>
+          <w:rtl/>
+        </w:rPr>
+        <w:t>📍</w:t>
+      </w:r>
+      <w:r>
+        <w:rPr>
+          <w:rtl/>
+        </w:rPr>
+        <w:t xml:space="preserve"> "</w:t>
+      </w:r>
+      <w:r>
+        <w:rPr>
+          <w:rFonts w:ascii="Arial" w:hAnsi="Arial" w:cs="Arial" w:hint="cs"/>
+          <w:rtl/>
+        </w:rPr>
+        <w:t>לאיזה</w:t>
+      </w:r>
+      <w:r>
+        <w:rPr>
+          <w:rtl/>
+        </w:rPr>
+        <w:t xml:space="preserve"> </w:t>
+      </w:r>
+      <w:r>
+        <w:rPr>
+          <w:rFonts w:ascii="Arial" w:hAnsi="Arial" w:cs="Arial" w:hint="cs"/>
+          <w:rtl/>
+        </w:rPr>
+        <w:t>בית</w:t>
+      </w:r>
+      <w:r>
+        <w:rPr>
+          <w:rtl/>
+        </w:rPr>
+        <w:t xml:space="preserve"> </w:t>
+      </w:r>
+      <w:r>
+        <w:rPr>
+          <w:rFonts w:ascii="Arial" w:hAnsi="Arial" w:cs="Arial" w:hint="cs"/>
+          <w:rtl/>
+        </w:rPr>
+        <w:t>חולים</w:t>
+      </w:r>
+      <w:r>
+        <w:t>?"</w:t>
+      </w:r>
+    </w:p>
+    <w:p>
+      <w:pPr>
+        <w:numPr>
+          <w:ilvl w:val="0"/>
+          <w:numId w:val="6"/>
+        </w:numPr>
+      </w:pPr>
+      <w:r>
+        <w:rPr>
+          <w:rtl/>
+        </w:rPr>
+        <w:t xml:space="preserve">לחצן </w:t>
+      </w:r>
+      <w:r>
+        <w:rPr>
+          <w:b/>
+          <w:bCs/>
+          <w:rtl/>
+        </w:rPr>
+        <w:t>שלח סיכום</w:t>
+      </w:r>
+    </w:p>
+    <w:p>
+      <w:pPr>
+        <w:numPr>
+          <w:ilvl w:val="0"/>
+          <w:numId w:val="6"/>
+        </w:numPr>
+      </w:pPr>
+      <w:r>
+        <w:rPr>
+          <w:rtl/>
+        </w:rPr>
+        <w:t>הקריאה</w:t>
+      </w:r>
+      <w:r>
+        <w:t>:</w:t>
+      </w:r>
+    </w:p>
+    <w:p>
+      <w:pPr>
+        <w:numPr>
+          <w:ilvl w:val="1"/>
+          <w:numId w:val="6"/>
+        </w:numPr>
+      </w:pPr>
+      <w:r>
+        <w:rPr>
+          <w:rtl/>
+        </w:rPr>
+        <w:t>נשלחת לשרת (עדכון סטטוס ל"הושלמה")</w:t>
+      </w:r>
+    </w:p>
+    <w:p>
+      <w:pPr>
+        <w:numPr>
+          <w:ilvl w:val="1"/>
+          <w:numId w:val="6"/>
+        </w:numPr>
+      </w:pPr>
+      <w:r>
+        <w:rPr>
+          <w:rtl/>
+        </w:rPr>
+        <w:t>מועברת ל"היסטוריית קריאות</w:t>
+      </w:r>
+      <w:r>
+        <w:t>"</w:t>
+      </w:r>
+    </w:p>
+    <w:p>
+      <w:pPr>
+        <w:numPr>
+          <w:ilvl w:val="1"/>
+          <w:numId w:val="6"/>
+        </w:numPr>
+      </w:pPr>
+      <w:r>
+        <w:rPr>
+          <w:rtl/>
+        </w:rPr>
+        <w:t>מוסרת מ"רשימת קריאות פעילות</w:t>
+      </w:r>
+      <w:r>
+        <w:t>"</w:t>
+      </w:r>
+    </w:p>
+    <w:p>
+      <w:pPr>
+        <w:ind w:left="360"/>
+      </w:pPr>
     </w:p>
     <w:p/>
     <w:sectPr>
@@ -1679,6 +2038,131 @@
 <file path=word/numbering.xml><?xml version="1.0" encoding="utf-8"?>
 <w:numbering xmlns:wpc="http://schemas.microsoft.com/office/word/2010/wordprocessingCanvas" xmlns:cx="http://schemas.microsoft.com/office/drawing/2014/chartex" xmlns:cx1="http://schemas.microsoft.com/office/drawing/2015/9/8/chartex" xmlns:cx2="http://schemas.microsoft.com/office/drawing/2015/10/21/chartex" xmlns:cx3="http://schemas.microsoft.com/office/drawing/2016/5/9/chartex" xmlns:cx4="http://schemas.microsoft.com/office/drawing/2016/5/10/chartex" xmlns:cx5="http://schemas.microsoft.com/office/drawing/2016/5/11/chartex" xmlns:cx6="http://schemas.microsoft.com/office/drawing/2016/5/12/chartex" xmlns:cx7="http://schemas.microsoft.com/office/drawing/2016/5/13/chartex" xmlns:cx8="http://schemas.microsoft.com/office/drawing/2016/5/14/chartex" xmlns:mc="http://schemas.openxmlformats.org/markup-compatibility/2006" xmlns:aink="http://schemas.microsoft.com/office/drawing/2016/ink" xmlns:am3d="http://schemas.microsoft.com/office/drawing/2017/model3d" xmlns:o="urn:schemas-microsoft-com:office:office" xmlns:oel="http://schemas.microsoft.com/office/2019/extlst" xmlns:r="http://schemas.openxmlformats.org/officeDocument/2006/relationships" xmlns:m="http://schemas.openxmlformats.org/officeDocument/2006/math" xmlns:v="urn:schemas-microsoft-com:vml" xmlns:wp14="http://schemas.microsoft.com/office/word/2010/wordprocessingDrawing" xmlns:wp="http://schemas.openxmlformats.org/drawingml/2006/wordprocessingDrawing" xmlns:w10="urn:schemas-microsoft-com:office:word" xmlns:w="http://schemas.openxmlformats.org/wordprocessingml/2006/main" xmlns:w14="http://schemas.microsoft.com/office/word/2010/wordml" xmlns:w15="http://schemas.microsoft.com/office/word/2012/wordml" xmlns:w16cex="http://schemas.microsoft.com/office/word/2018/wordml/cex" xmlns:w16cid="http://schemas.microsoft.com/office/word/2016/wordml/cid" xmlns:w16="http://schemas.microsoft.com/office/word/2018/wordml" xmlns:w16du="http://schemas.microsoft.com/office/word/2023/wordml/word16du" xmlns:w16sdtdh="http://schemas.microsoft.com/office/word/2020/wordml/sdtdatahash" xmlns:w16sdtfl="http://schemas.microsoft.com/office/word/2024/wordml/sdtformatlock" xmlns:w16se="http://schemas.microsoft.com/office/word/2015/wordml/symex" xmlns:wpg="http://schemas.microsoft.com/office/word/2010/wordprocessingGroup" xmlns:wpi="http://schemas.microsoft.com/office/word/2010/wordprocessingInk" xmlns:wne="http://schemas.microsoft.com/office/word/2006/wordml" xmlns:wps="http://schemas.microsoft.com/office/word/2010/wordprocessingShape" mc:Ignorable="w14 w15 w16se w16cid w16 w16cex w16sdtdh w16sdtfl w16du wp14">
   <w:abstractNum w:abstractNumId="0" w15:restartNumberingAfterBreak="0">
+    <w:nsid w:val="234C5E59"/>
+    <w:multiLevelType w:val="multilevel"/>
+    <w:tmpl w:val="85BE623C"/>
+    <w:lvl w:ilvl="0">
+      <w:start w:val="1"/>
+      <w:numFmt w:val="decimal"/>
+      <w:lvlText w:val="%1."/>
+      <w:lvlJc w:val="left"/>
+      <w:pPr>
+        <w:tabs>
+          <w:tab w:val="num" w:pos="720"/>
+        </w:tabs>
+        <w:ind w:left="720" w:hanging="360"/>
+      </w:pPr>
+    </w:lvl>
+    <w:lvl w:ilvl="1">
+      <w:start w:val="1"/>
+      <w:numFmt w:val="bullet"/>
+      <w:lvlText w:val="o"/>
+      <w:lvlJc w:val="left"/>
+      <w:pPr>
+        <w:tabs>
+          <w:tab w:val="num" w:pos="1440"/>
+        </w:tabs>
+        <w:ind w:left="1440" w:hanging="360"/>
+      </w:pPr>
+      <w:rPr>
+        <w:rFonts w:ascii="Courier New" w:hAnsi="Courier New" w:hint="default"/>
+        <w:sz w:val="20"/>
+      </w:rPr>
+    </w:lvl>
+    <w:lvl w:ilvl="2">
+      <w:start w:val="1"/>
+      <w:numFmt w:val="bullet"/>
+      <w:lvlText w:val=""/>
+      <w:lvlJc w:val="left"/>
+      <w:pPr>
+        <w:tabs>
+          <w:tab w:val="num" w:pos="2160"/>
+        </w:tabs>
+        <w:ind w:left="2160" w:hanging="360"/>
+      </w:pPr>
+      <w:rPr>
+        <w:rFonts w:ascii="Wingdings" w:hAnsi="Wingdings" w:hint="default"/>
+        <w:sz w:val="20"/>
+      </w:rPr>
+    </w:lvl>
+    <w:lvl w:ilvl="3">
+      <w:start w:val="1"/>
+      <w:numFmt w:val="bullet"/>
+      <w:lvlText w:val=""/>
+      <w:lvlJc w:val="left"/>
+      <w:pPr>
+        <w:tabs>
+          <w:tab w:val="num" w:pos="2880"/>
+        </w:tabs>
+        <w:ind w:left="2880" w:hanging="360"/>
+      </w:pPr>
+      <w:rPr>
+        <w:rFonts w:ascii="Wingdings" w:hAnsi="Wingdings" w:hint="default"/>
+        <w:sz w:val="20"/>
+      </w:rPr>
+    </w:lvl>
+    <w:lvl w:ilvl="4" w:tentative="1">
+      <w:start w:val="1"/>
+      <w:numFmt w:val="decimal"/>
+      <w:lvlText w:val="%5."/>
+      <w:lvlJc w:val="left"/>
+      <w:pPr>
+        <w:tabs>
+          <w:tab w:val="num" w:pos="3600"/>
+        </w:tabs>
+        <w:ind w:left="3600" w:hanging="360"/>
+      </w:pPr>
+    </w:lvl>
+    <w:lvl w:ilvl="5" w:tentative="1">
+      <w:start w:val="1"/>
+      <w:numFmt w:val="decimal"/>
+      <w:lvlText w:val="%6."/>
+      <w:lvlJc w:val="left"/>
+      <w:pPr>
+        <w:tabs>
+          <w:tab w:val="num" w:pos="4320"/>
+        </w:tabs>
+        <w:ind w:left="4320" w:hanging="360"/>
+      </w:pPr>
+    </w:lvl>
+    <w:lvl w:ilvl="6" w:tentative="1">
+      <w:start w:val="1"/>
+      <w:numFmt w:val="decimal"/>
+      <w:lvlText w:val="%7."/>
+      <w:lvlJc w:val="left"/>
+      <w:pPr>
+        <w:tabs>
+          <w:tab w:val="num" w:pos="5040"/>
+        </w:tabs>
+        <w:ind w:left="5040" w:hanging="360"/>
+      </w:pPr>
+    </w:lvl>
+    <w:lvl w:ilvl="7" w:tentative="1">
+      <w:start w:val="1"/>
+      <w:numFmt w:val="decimal"/>
+      <w:lvlText w:val="%8."/>
+      <w:lvlJc w:val="left"/>
+      <w:pPr>
+        <w:tabs>
+          <w:tab w:val="num" w:pos="5760"/>
+        </w:tabs>
+        <w:ind w:left="5760" w:hanging="360"/>
+      </w:pPr>
+    </w:lvl>
+    <w:lvl w:ilvl="8" w:tentative="1">
+      <w:start w:val="1"/>
+      <w:numFmt w:val="decimal"/>
+      <w:lvlText w:val="%9."/>
+      <w:lvlJc w:val="left"/>
+      <w:pPr>
+        <w:tabs>
+          <w:tab w:val="num" w:pos="6480"/>
+        </w:tabs>
+        <w:ind w:left="6480" w:hanging="360"/>
+      </w:pPr>
+    </w:lvl>
+  </w:abstractNum>
+  <w:abstractNum w:abstractNumId="1" w15:restartNumberingAfterBreak="0">
     <w:nsid w:val="42656842"/>
     <w:multiLevelType w:val="multilevel"/>
     <w:tmpl w:val="0F5A5D70"/>
@@ -1827,7 +2311,7 @@
       </w:rPr>
     </w:lvl>
   </w:abstractNum>
-  <w:abstractNum w:abstractNumId="1" w15:restartNumberingAfterBreak="0">
+  <w:abstractNum w:abstractNumId="2" w15:restartNumberingAfterBreak="0">
     <w:nsid w:val="4CE81566"/>
     <w:multiLevelType w:val="multilevel"/>
     <w:tmpl w:val="3E62B838"/>
@@ -1976,7 +2460,7 @@
       </w:rPr>
     </w:lvl>
   </w:abstractNum>
-  <w:abstractNum w:abstractNumId="2" w15:restartNumberingAfterBreak="0">
+  <w:abstractNum w:abstractNumId="3" w15:restartNumberingAfterBreak="0">
     <w:nsid w:val="4F9E14E2"/>
     <w:multiLevelType w:val="multilevel"/>
     <w:tmpl w:val="AD90E6DC"/>
@@ -2125,7 +2609,7 @@
       </w:rPr>
     </w:lvl>
   </w:abstractNum>
-  <w:abstractNum w:abstractNumId="3" w15:restartNumberingAfterBreak="0">
+  <w:abstractNum w:abstractNumId="4" w15:restartNumberingAfterBreak="0">
     <w:nsid w:val="6B2F4495"/>
     <w:multiLevelType w:val="multilevel"/>
     <w:tmpl w:val="7532965A"/>
@@ -2274,7 +2758,7 @@
       </w:rPr>
     </w:lvl>
   </w:abstractNum>
-  <w:abstractNum w:abstractNumId="4" w15:restartNumberingAfterBreak="0">
+  <w:abstractNum w:abstractNumId="5" w15:restartNumberingAfterBreak="0">
     <w:nsid w:val="72061843"/>
     <w:multiLevelType w:val="multilevel"/>
     <w:tmpl w:val="14B02BDE"/>
@@ -2424,19 +2908,22 @@
     </w:lvl>
   </w:abstractNum>
   <w:num w:numId="1" w16cid:durableId="19938536">
-    <w:abstractNumId w:val="0"/>
+    <w:abstractNumId w:val="1"/>
   </w:num>
   <w:num w:numId="2" w16cid:durableId="1568033508">
-    <w:abstractNumId w:val="1"/>
+    <w:abstractNumId w:val="2"/>
   </w:num>
   <w:num w:numId="3" w16cid:durableId="292297238">
-    <w:abstractNumId w:val="2"/>
+    <w:abstractNumId w:val="3"/>
   </w:num>
   <w:num w:numId="4" w16cid:durableId="1108744051">
-    <w:abstractNumId w:val="3"/>
+    <w:abstractNumId w:val="4"/>
   </w:num>
   <w:num w:numId="5" w16cid:durableId="388461228">
-    <w:abstractNumId w:val="4"/>
+    <w:abstractNumId w:val="5"/>
+  </w:num>
+  <w:num w:numId="6" w16cid:durableId="2145391905">
+    <w:abstractNumId w:val="0"/>
   </w:num>
 </w:numbering>
 </file>

--- a/פיצרים בפרוייקט והסקת מסקנות.docx
+++ b/פיצרים בפרוייקט והסקת מסקנות.docx
@@ -2022,7 +2022,5959 @@
         <w:ind w:left="360"/>
       </w:pPr>
     </w:p>
-    <w:p/>
+    <w:p>
+      <w:pPr>
+        <w:rPr>
+          <w:rtl/>
+        </w:rPr>
+      </w:pPr>
+    </w:p>
+    <w:p>
+      <w:pPr>
+        <w:bidi w:val="0"/>
+        <w:rPr>
+          <w:rtl/>
+        </w:rPr>
+      </w:pPr>
+      <w:r>
+        <w:rPr>
+          <w:rtl/>
+        </w:rPr>
+        <w:br w:type="page"/>
+      </w:r>
+    </w:p>
+    <w:p>
+      <w:r>
+        <w:rPr>
+          <w:rtl/>
+        </w:rPr>
+        <w:lastRenderedPageBreak/>
+        <w:t xml:space="preserve">הנה </w:t>
+      </w:r>
+      <w:r>
+        <w:rPr>
+          <w:b/>
+          <w:bCs/>
+          <w:rtl/>
+        </w:rPr>
+        <w:t>אפיון המערכת</w:t>
+      </w:r>
+      <w:r>
+        <w:rPr>
+          <w:b/>
+          <w:bCs/>
+        </w:rPr>
+        <w:t xml:space="preserve"> + Use Case</w:t>
+      </w:r>
+      <w:r>
+        <w:t xml:space="preserve"> </w:t>
+      </w:r>
+      <w:r>
+        <w:rPr>
+          <w:rtl/>
+        </w:rPr>
+        <w:t>לפי מה שתיארת בצורה מסודרת ומקצועית</w:t>
+      </w:r>
+      <w:r>
+        <w:t>:</w:t>
+      </w:r>
+    </w:p>
+    <w:p>
+      <w:r>
+        <w:pict w14:anchorId="3B0CF9E1">
+          <v:rect id="_x0000_i1086" style="width:0;height:1.5pt" o:hralign="center" o:hrstd="t" o:hr="t" fillcolor="#a0a0a0" stroked="f"/>
+        </w:pict>
+      </w:r>
+    </w:p>
+    <w:p>
+      <w:pPr>
+        <w:rPr>
+          <w:b/>
+          <w:bCs/>
+        </w:rPr>
+      </w:pPr>
+      <w:r>
+        <w:rPr>
+          <w:rFonts w:ascii="Segoe UI Emoji" w:hAnsi="Segoe UI Emoji" w:cs="Segoe UI Emoji"/>
+          <w:b/>
+          <w:bCs/>
+        </w:rPr>
+        <w:t>🧭</w:t>
+      </w:r>
+      <w:r>
+        <w:rPr>
+          <w:b/>
+          <w:bCs/>
+        </w:rPr>
+        <w:t xml:space="preserve"> </w:t>
+      </w:r>
+      <w:r>
+        <w:rPr>
+          <w:b/>
+          <w:bCs/>
+          <w:rtl/>
+        </w:rPr>
+        <w:t>אפיון מערכת קריאות חירום והצלה</w:t>
+      </w:r>
+    </w:p>
+    <w:p>
+      <w:pPr>
+        <w:rPr>
+          <w:b/>
+          <w:bCs/>
+        </w:rPr>
+      </w:pPr>
+      <w:r>
+        <w:rPr>
+          <w:rFonts w:ascii="Segoe UI Emoji" w:hAnsi="Segoe UI Emoji" w:cs="Segoe UI Emoji"/>
+          <w:b/>
+          <w:bCs/>
+        </w:rPr>
+        <w:t>👥</w:t>
+      </w:r>
+      <w:r>
+        <w:rPr>
+          <w:b/>
+          <w:bCs/>
+        </w:rPr>
+        <w:t xml:space="preserve"> </w:t>
+      </w:r>
+      <w:r>
+        <w:rPr>
+          <w:b/>
+          <w:bCs/>
+          <w:rtl/>
+        </w:rPr>
+        <w:t>סוגי משתמשים</w:t>
+      </w:r>
+      <w:r>
+        <w:rPr>
+          <w:b/>
+          <w:bCs/>
+        </w:rPr>
+        <w:t>:</w:t>
+      </w:r>
+    </w:p>
+    <w:p>
+      <w:pPr>
+        <w:numPr>
+          <w:ilvl w:val="0"/>
+          <w:numId w:val="7"/>
+        </w:numPr>
+      </w:pPr>
+      <w:r>
+        <w:rPr>
+          <w:b/>
+          <w:bCs/>
+          <w:rtl/>
+        </w:rPr>
+        <w:t>משתמש רגיל</w:t>
+      </w:r>
+      <w:r>
+        <w:rPr>
+          <w:b/>
+          <w:bCs/>
+        </w:rPr>
+        <w:t xml:space="preserve"> (Citizen)</w:t>
+      </w:r>
+      <w:r>
+        <w:t xml:space="preserve"> – </w:t>
+      </w:r>
+      <w:r>
+        <w:rPr>
+          <w:rtl/>
+        </w:rPr>
+        <w:t>פותח קריאות חירום</w:t>
+      </w:r>
+      <w:r>
+        <w:t>.</w:t>
+      </w:r>
+    </w:p>
+    <w:p>
+      <w:pPr>
+        <w:numPr>
+          <w:ilvl w:val="0"/>
+          <w:numId w:val="7"/>
+        </w:numPr>
+      </w:pPr>
+      <w:r>
+        <w:rPr>
+          <w:b/>
+          <w:bCs/>
+          <w:rtl/>
+        </w:rPr>
+        <w:t>מתנדב</w:t>
+      </w:r>
+      <w:r>
+        <w:rPr>
+          <w:b/>
+          <w:bCs/>
+        </w:rPr>
+        <w:t xml:space="preserve"> (Volunteer)</w:t>
+      </w:r>
+      <w:r>
+        <w:t xml:space="preserve"> – </w:t>
+      </w:r>
+      <w:r>
+        <w:rPr>
+          <w:rtl/>
+        </w:rPr>
+        <w:t>מקבל ומטפל בקריאות</w:t>
+      </w:r>
+      <w:r>
+        <w:t>.</w:t>
+      </w:r>
+    </w:p>
+    <w:p>
+      <w:r>
+        <w:pict w14:anchorId="7BDB1290">
+          <v:rect id="_x0000_i1087" style="width:0;height:1.5pt" o:hralign="center" o:hrstd="t" o:hr="t" fillcolor="#a0a0a0" stroked="f"/>
+        </w:pict>
+      </w:r>
+    </w:p>
+    <w:p>
+      <w:pPr>
+        <w:rPr>
+          <w:b/>
+          <w:bCs/>
+        </w:rPr>
+      </w:pPr>
+      <w:r>
+        <w:rPr>
+          <w:rFonts w:ascii="Segoe UI Emoji" w:hAnsi="Segoe UI Emoji" w:cs="Segoe UI Emoji"/>
+          <w:b/>
+          <w:bCs/>
+        </w:rPr>
+        <w:t>📱</w:t>
+      </w:r>
+      <w:r>
+        <w:rPr>
+          <w:b/>
+          <w:bCs/>
+        </w:rPr>
+        <w:t xml:space="preserve"> </w:t>
+      </w:r>
+      <w:r>
+        <w:rPr>
+          <w:b/>
+          <w:bCs/>
+          <w:rtl/>
+        </w:rPr>
+        <w:t>אפיון צד משתמש רגיל</w:t>
+      </w:r>
+    </w:p>
+    <w:p>
+      <w:pPr>
+        <w:rPr>
+          <w:b/>
+          <w:bCs/>
+        </w:rPr>
+      </w:pPr>
+      <w:r>
+        <w:rPr>
+          <w:b/>
+          <w:bCs/>
+          <w:rtl/>
+        </w:rPr>
+        <w:t>תהליך זרימה</w:t>
+      </w:r>
+      <w:r>
+        <w:rPr>
+          <w:b/>
+          <w:bCs/>
+        </w:rPr>
+        <w:t>:</w:t>
+      </w:r>
+    </w:p>
+    <w:p>
+      <w:pPr>
+        <w:numPr>
+          <w:ilvl w:val="0"/>
+          <w:numId w:val="8"/>
+        </w:numPr>
+      </w:pPr>
+      <w:r>
+        <w:rPr>
+          <w:rtl/>
+        </w:rPr>
+        <w:t>הרשמה חד-פעמית (כולל זיהוי מכשיר)</w:t>
+      </w:r>
+      <w:r>
+        <w:t>.</w:t>
+      </w:r>
+    </w:p>
+    <w:p>
+      <w:pPr>
+        <w:numPr>
+          <w:ilvl w:val="0"/>
+          <w:numId w:val="8"/>
+        </w:numPr>
+      </w:pPr>
+      <w:r>
+        <w:rPr>
+          <w:rtl/>
+        </w:rPr>
+        <w:t>פתיחת קריאה</w:t>
+      </w:r>
+      <w:r>
+        <w:t>:</w:t>
+      </w:r>
+    </w:p>
+    <w:p>
+      <w:pPr>
+        <w:numPr>
+          <w:ilvl w:val="1"/>
+          <w:numId w:val="8"/>
+        </w:numPr>
+      </w:pPr>
+      <w:r>
+        <w:rPr>
+          <w:rtl/>
+        </w:rPr>
+        <w:t>הכנסת תיאור קצר</w:t>
+      </w:r>
+      <w:r>
+        <w:t xml:space="preserve"> </w:t>
+      </w:r>
+      <w:r>
+        <w:rPr>
+          <w:rFonts w:ascii="Segoe UI Emoji" w:hAnsi="Segoe UI Emoji" w:cs="Segoe UI Emoji"/>
+        </w:rPr>
+        <w:t>📝</w:t>
+      </w:r>
+    </w:p>
+    <w:p>
+      <w:pPr>
+        <w:numPr>
+          <w:ilvl w:val="1"/>
+          <w:numId w:val="8"/>
+        </w:numPr>
+      </w:pPr>
+      <w:r>
+        <w:rPr>
+          <w:rtl/>
+        </w:rPr>
+        <w:t>צירוף תמונה (לא חובה)</w:t>
+      </w:r>
+      <w:r>
+        <w:t xml:space="preserve"> </w:t>
+      </w:r>
+      <w:r>
+        <w:rPr>
+          <w:rFonts w:ascii="Segoe UI Emoji" w:hAnsi="Segoe UI Emoji" w:cs="Segoe UI Emoji"/>
+        </w:rPr>
+        <w:t>📷</w:t>
+      </w:r>
+    </w:p>
+    <w:p>
+      <w:pPr>
+        <w:numPr>
+          <w:ilvl w:val="1"/>
+          <w:numId w:val="8"/>
+        </w:numPr>
+      </w:pPr>
+      <w:r>
+        <w:rPr>
+          <w:rtl/>
+        </w:rPr>
+        <w:t>שליחה אוטומטית עם מיקום</w:t>
+      </w:r>
+      <w:r>
+        <w:t xml:space="preserve"> GPS </w:t>
+      </w:r>
+      <w:r>
+        <w:rPr>
+          <w:rFonts w:ascii="Segoe UI Emoji" w:hAnsi="Segoe UI Emoji" w:cs="Segoe UI Emoji"/>
+        </w:rPr>
+        <w:t>📍</w:t>
+      </w:r>
+    </w:p>
+    <w:p>
+      <w:pPr>
+        <w:numPr>
+          <w:ilvl w:val="0"/>
+          <w:numId w:val="8"/>
+        </w:numPr>
+      </w:pPr>
+      <w:r>
+        <w:rPr>
+          <w:rtl/>
+        </w:rPr>
+        <w:t>אין צורך להתחבר שוב – זיהוי אוטומטי</w:t>
+      </w:r>
+      <w:r>
+        <w:t>.</w:t>
+      </w:r>
+    </w:p>
+    <w:p>
+      <w:r>
+        <w:pict w14:anchorId="1E6418BF">
+          <v:rect id="_x0000_i1088" style="width:0;height:1.5pt" o:hralign="center" o:hrstd="t" o:hr="t" fillcolor="#a0a0a0" stroked="f"/>
+        </w:pict>
+      </w:r>
+    </w:p>
+    <w:p>
+      <w:pPr>
+        <w:rPr>
+          <w:b/>
+          <w:bCs/>
+        </w:rPr>
+      </w:pPr>
+      <w:r>
+        <w:rPr>
+          <w:rFonts w:ascii="Segoe UI Emoji" w:hAnsi="Segoe UI Emoji" w:cs="Segoe UI Emoji"/>
+          <w:b/>
+          <w:bCs/>
+        </w:rPr>
+        <w:t>🧑</w:t>
+      </w:r>
+      <w:r>
+        <w:rPr>
+          <w:b/>
+          <w:bCs/>
+        </w:rPr>
+        <w:t>‍</w:t>
+      </w:r>
+      <w:r>
+        <w:rPr>
+          <w:rFonts w:ascii="Segoe UI Emoji" w:hAnsi="Segoe UI Emoji" w:cs="Segoe UI Emoji"/>
+          <w:b/>
+          <w:bCs/>
+        </w:rPr>
+        <w:t>🚒</w:t>
+      </w:r>
+      <w:r>
+        <w:rPr>
+          <w:b/>
+          <w:bCs/>
+        </w:rPr>
+        <w:t xml:space="preserve"> </w:t>
+      </w:r>
+      <w:r>
+        <w:rPr>
+          <w:b/>
+          <w:bCs/>
+          <w:rtl/>
+        </w:rPr>
+        <w:t>אפיון צד מתנדב</w:t>
+      </w:r>
+    </w:p>
+    <w:p>
+      <w:pPr>
+        <w:rPr>
+          <w:b/>
+          <w:bCs/>
+        </w:rPr>
+      </w:pPr>
+      <w:r>
+        <w:rPr>
+          <w:b/>
+          <w:bCs/>
+          <w:rtl/>
+        </w:rPr>
+        <w:t>תהליך זרימה</w:t>
+      </w:r>
+      <w:r>
+        <w:rPr>
+          <w:b/>
+          <w:bCs/>
+        </w:rPr>
+        <w:t>:</w:t>
+      </w:r>
+    </w:p>
+    <w:p>
+      <w:pPr>
+        <w:numPr>
+          <w:ilvl w:val="0"/>
+          <w:numId w:val="9"/>
+        </w:numPr>
+      </w:pPr>
+      <w:r>
+        <w:rPr>
+          <w:rtl/>
+        </w:rPr>
+        <w:t>רישום ואימות טוקן (תוקף לשבוע, מתחדש אוטומטית בכל כניסה)</w:t>
+      </w:r>
+      <w:r>
+        <w:t>.</w:t>
+      </w:r>
+    </w:p>
+    <w:p>
+      <w:pPr>
+        <w:numPr>
+          <w:ilvl w:val="0"/>
+          <w:numId w:val="9"/>
+        </w:numPr>
+      </w:pPr>
+      <w:r>
+        <w:rPr>
+          <w:rtl/>
+        </w:rPr>
+        <w:t>כניסה לאפליקציה מובילה ל־</w:t>
+      </w:r>
+      <w:proofErr w:type="spellStart"/>
+      <w:r>
+        <w:rPr>
+          <w:b/>
+          <w:bCs/>
+        </w:rPr>
+        <w:t>VolunteerPage</w:t>
+      </w:r>
+      <w:proofErr w:type="spellEnd"/>
+      <w:r>
+        <w:t xml:space="preserve"> </w:t>
+      </w:r>
+      <w:r>
+        <w:rPr>
+          <w:rtl/>
+        </w:rPr>
+        <w:t>עם</w:t>
+      </w:r>
+      <w:r>
+        <w:t>:</w:t>
+      </w:r>
+    </w:p>
+    <w:p>
+      <w:pPr>
+        <w:numPr>
+          <w:ilvl w:val="1"/>
+          <w:numId w:val="9"/>
+        </w:numPr>
+      </w:pPr>
+      <w:r>
+        <w:rPr>
+          <w:rtl/>
+        </w:rPr>
+        <w:t>קריאה נכנסת תמידית מכל עמוד</w:t>
+      </w:r>
+    </w:p>
+    <w:p>
+      <w:pPr>
+        <w:numPr>
+          <w:ilvl w:val="1"/>
+          <w:numId w:val="9"/>
+        </w:numPr>
+      </w:pPr>
+      <w:r>
+        <w:rPr>
+          <w:rtl/>
+        </w:rPr>
+        <w:t>תפריט ניווט: קריאות פעילות | היסטוריה | עדכון פרטים</w:t>
+      </w:r>
+    </w:p>
+    <w:p>
+      <w:r>
+        <w:pict w14:anchorId="011629BD">
+          <v:rect id="_x0000_i1089" style="width:0;height:1.5pt" o:hralign="center" o:hrstd="t" o:hr="t" fillcolor="#a0a0a0" stroked="f"/>
+        </w:pict>
+      </w:r>
+    </w:p>
+    <w:p>
+      <w:pPr>
+        <w:rPr>
+          <w:b/>
+          <w:bCs/>
+        </w:rPr>
+      </w:pPr>
+      <w:r>
+        <w:rPr>
+          <w:rFonts w:ascii="Segoe UI Emoji" w:hAnsi="Segoe UI Emoji" w:cs="Segoe UI Emoji"/>
+          <w:b/>
+          <w:bCs/>
+        </w:rPr>
+        <w:t>🧩</w:t>
+      </w:r>
+      <w:r>
+        <w:rPr>
+          <w:b/>
+          <w:bCs/>
+        </w:rPr>
+        <w:t xml:space="preserve"> </w:t>
+      </w:r>
+      <w:r>
+        <w:rPr>
+          <w:b/>
+          <w:bCs/>
+          <w:rtl/>
+        </w:rPr>
+        <w:t>דפי מערכת מתנדב</w:t>
+      </w:r>
+    </w:p>
+    <w:p>
+      <w:pPr>
+        <w:rPr>
+          <w:b/>
+          <w:bCs/>
+        </w:rPr>
+      </w:pPr>
+      <w:r>
+        <w:rPr>
+          <w:b/>
+          <w:bCs/>
+        </w:rPr>
+        <w:t xml:space="preserve">1. </w:t>
+      </w:r>
+      <w:proofErr w:type="spellStart"/>
+      <w:r>
+        <w:rPr>
+          <w:b/>
+          <w:bCs/>
+        </w:rPr>
+        <w:t>VolunteerPage</w:t>
+      </w:r>
+      <w:proofErr w:type="spellEnd"/>
+    </w:p>
+    <w:p>
+      <w:pPr>
+        <w:numPr>
+          <w:ilvl w:val="0"/>
+          <w:numId w:val="10"/>
+        </w:numPr>
+      </w:pPr>
+      <w:r>
+        <w:rPr>
+          <w:rtl/>
+        </w:rPr>
+        <w:t>רכיב ראשי</w:t>
+      </w:r>
+    </w:p>
+    <w:p>
+      <w:pPr>
+        <w:numPr>
+          <w:ilvl w:val="0"/>
+          <w:numId w:val="10"/>
+        </w:numPr>
+      </w:pPr>
+      <w:r>
+        <w:rPr>
+          <w:rtl/>
+        </w:rPr>
+        <w:t>מקבל קריאות קופצות עם</w:t>
+      </w:r>
+      <w:r>
+        <w:t xml:space="preserve"> Modal</w:t>
+      </w:r>
+    </w:p>
+    <w:p>
+      <w:pPr>
+        <w:numPr>
+          <w:ilvl w:val="0"/>
+          <w:numId w:val="10"/>
+        </w:numPr>
+      </w:pPr>
+      <w:r>
+        <w:rPr>
+          <w:rtl/>
+        </w:rPr>
+        <w:t>מחובר לרכיב מאזין</w:t>
+      </w:r>
+      <w:r>
+        <w:t xml:space="preserve">: </w:t>
+      </w:r>
+      <w:proofErr w:type="spellStart"/>
+      <w:r>
+        <w:t>VolunteerCallWatcher</w:t>
+      </w:r>
+      <w:proofErr w:type="spellEnd"/>
+    </w:p>
+    <w:p>
+      <w:pPr>
+        <w:rPr>
+          <w:b/>
+          <w:bCs/>
+        </w:rPr>
+      </w:pPr>
+      <w:r>
+        <w:rPr>
+          <w:b/>
+          <w:bCs/>
+        </w:rPr>
+        <w:t xml:space="preserve">2. </w:t>
+      </w:r>
+      <w:proofErr w:type="spellStart"/>
+      <w:r>
+        <w:rPr>
+          <w:b/>
+          <w:bCs/>
+        </w:rPr>
+        <w:t>VolunteerActiveCallsPage</w:t>
+      </w:r>
+      <w:proofErr w:type="spellEnd"/>
+    </w:p>
+    <w:p>
+      <w:pPr>
+        <w:numPr>
+          <w:ilvl w:val="0"/>
+          <w:numId w:val="11"/>
+        </w:numPr>
+      </w:pPr>
+      <w:r>
+        <w:rPr>
+          <w:rtl/>
+        </w:rPr>
+        <w:t>הצגת קריאות "פתוחות" / "בטיפול</w:t>
+      </w:r>
+      <w:r>
+        <w:t>"</w:t>
+      </w:r>
+    </w:p>
+    <w:p>
+      <w:pPr>
+        <w:numPr>
+          <w:ilvl w:val="0"/>
+          <w:numId w:val="11"/>
+        </w:numPr>
+      </w:pPr>
+      <w:r>
+        <w:rPr>
+          <w:rtl/>
+        </w:rPr>
+        <w:t>כל קריאה עם כפתורים</w:t>
+      </w:r>
+      <w:r>
+        <w:t>:</w:t>
+      </w:r>
+    </w:p>
+    <w:p>
+      <w:pPr>
+        <w:numPr>
+          <w:ilvl w:val="1"/>
+          <w:numId w:val="11"/>
+        </w:numPr>
+      </w:pPr>
+      <w:r>
+        <w:lastRenderedPageBreak/>
+        <w:t>"</w:t>
+      </w:r>
+      <w:r>
+        <w:rPr>
+          <w:rtl/>
+        </w:rPr>
+        <w:t>יצאתי" (סטטוס מתנדב = יצא, נפתח ניווט)</w:t>
+      </w:r>
+    </w:p>
+    <w:p>
+      <w:pPr>
+        <w:numPr>
+          <w:ilvl w:val="1"/>
+          <w:numId w:val="11"/>
+        </w:numPr>
+      </w:pPr>
+      <w:r>
+        <w:t>"</w:t>
+      </w:r>
+      <w:r>
+        <w:rPr>
+          <w:rtl/>
+        </w:rPr>
+        <w:t>בטיפול", "דורש תגבורת", "סגור</w:t>
+      </w:r>
+      <w:r>
+        <w:t>"</w:t>
+      </w:r>
+    </w:p>
+    <w:p>
+      <w:pPr>
+        <w:numPr>
+          <w:ilvl w:val="0"/>
+          <w:numId w:val="11"/>
+        </w:numPr>
+      </w:pPr>
+      <w:r>
+        <w:rPr>
+          <w:rtl/>
+        </w:rPr>
+        <w:t>ניהול סטטוס מתנדבים לכל קריאה</w:t>
+      </w:r>
+    </w:p>
+    <w:p>
+      <w:pPr>
+        <w:rPr>
+          <w:b/>
+          <w:bCs/>
+        </w:rPr>
+      </w:pPr>
+      <w:r>
+        <w:rPr>
+          <w:b/>
+          <w:bCs/>
+        </w:rPr>
+        <w:t xml:space="preserve">3. </w:t>
+      </w:r>
+      <w:proofErr w:type="spellStart"/>
+      <w:r>
+        <w:rPr>
+          <w:b/>
+          <w:bCs/>
+        </w:rPr>
+        <w:t>VolunteerCallHistoryPage</w:t>
+      </w:r>
+      <w:proofErr w:type="spellEnd"/>
+    </w:p>
+    <w:p>
+      <w:pPr>
+        <w:numPr>
+          <w:ilvl w:val="0"/>
+          <w:numId w:val="12"/>
+        </w:numPr>
+      </w:pPr>
+      <w:r>
+        <w:rPr>
+          <w:rtl/>
+        </w:rPr>
+        <w:t>הצגת קריאות שטופלו (סטטוס סגור)</w:t>
+      </w:r>
+    </w:p>
+    <w:p>
+      <w:pPr>
+        <w:numPr>
+          <w:ilvl w:val="0"/>
+          <w:numId w:val="12"/>
+        </w:numPr>
+      </w:pPr>
+      <w:r>
+        <w:rPr>
+          <w:rtl/>
+        </w:rPr>
+        <w:t>אפשרות להשלמת דו"ח סיום</w:t>
+      </w:r>
+    </w:p>
+    <w:p>
+      <w:pPr>
+        <w:rPr>
+          <w:b/>
+          <w:bCs/>
+        </w:rPr>
+      </w:pPr>
+      <w:r>
+        <w:rPr>
+          <w:b/>
+          <w:bCs/>
+        </w:rPr>
+        <w:t xml:space="preserve">4. </w:t>
+      </w:r>
+      <w:proofErr w:type="spellStart"/>
+      <w:r>
+        <w:rPr>
+          <w:b/>
+          <w:bCs/>
+        </w:rPr>
+        <w:t>VolunteerUpdatePage</w:t>
+      </w:r>
+      <w:proofErr w:type="spellEnd"/>
+    </w:p>
+    <w:p>
+      <w:pPr>
+        <w:numPr>
+          <w:ilvl w:val="0"/>
+          <w:numId w:val="13"/>
+        </w:numPr>
+      </w:pPr>
+      <w:r>
+        <w:rPr>
+          <w:rtl/>
+        </w:rPr>
+        <w:t>עדכון שם, טלפון, כתובת, עיר</w:t>
+      </w:r>
+    </w:p>
+    <w:p>
+      <w:r>
+        <w:pict w14:anchorId="4A4BDCAD">
+          <v:rect id="_x0000_i1090" style="width:0;height:1.5pt" o:hralign="center" o:hrstd="t" o:hr="t" fillcolor="#a0a0a0" stroked="f"/>
+        </w:pict>
+      </w:r>
+    </w:p>
+    <w:p>
+      <w:pPr>
+        <w:rPr>
+          <w:b/>
+          <w:bCs/>
+        </w:rPr>
+      </w:pPr>
+      <w:r>
+        <w:rPr>
+          <w:rFonts w:ascii="Segoe UI Emoji" w:hAnsi="Segoe UI Emoji" w:cs="Segoe UI Emoji"/>
+          <w:b/>
+          <w:bCs/>
+        </w:rPr>
+        <w:t>🧠</w:t>
+      </w:r>
+      <w:r>
+        <w:rPr>
+          <w:b/>
+          <w:bCs/>
+        </w:rPr>
+        <w:t xml:space="preserve"> </w:t>
+      </w:r>
+      <w:r>
+        <w:rPr>
+          <w:b/>
+          <w:bCs/>
+          <w:rtl/>
+        </w:rPr>
+        <w:t>לוגיקת קריאות וסטטוסים</w:t>
+      </w:r>
+    </w:p>
+    <w:p>
+      <w:pPr>
+        <w:rPr>
+          <w:b/>
+          <w:bCs/>
+        </w:rPr>
+      </w:pPr>
+      <w:r>
+        <w:rPr>
+          <w:rFonts w:ascii="Segoe UI Emoji" w:hAnsi="Segoe UI Emoji" w:cs="Segoe UI Emoji"/>
+          <w:b/>
+          <w:bCs/>
+        </w:rPr>
+        <w:t>🔄</w:t>
+      </w:r>
+      <w:r>
+        <w:rPr>
+          <w:b/>
+          <w:bCs/>
+        </w:rPr>
+        <w:t xml:space="preserve"> </w:t>
+      </w:r>
+      <w:r>
+        <w:rPr>
+          <w:b/>
+          <w:bCs/>
+          <w:rtl/>
+        </w:rPr>
+        <w:t>סטטוס קריאה</w:t>
+      </w:r>
+      <w:r>
+        <w:rPr>
+          <w:b/>
+          <w:bCs/>
+        </w:rPr>
+        <w:t xml:space="preserve"> (</w:t>
+      </w:r>
+      <w:proofErr w:type="spellStart"/>
+      <w:r>
+        <w:rPr>
+          <w:b/>
+          <w:bCs/>
+        </w:rPr>
+        <w:t>CallStatus</w:t>
+      </w:r>
+      <w:proofErr w:type="spellEnd"/>
+      <w:r>
+        <w:rPr>
+          <w:b/>
+          <w:bCs/>
+        </w:rPr>
+        <w:t>):</w:t>
+      </w:r>
+    </w:p>
+    <w:p>
+      <w:pPr>
+        <w:numPr>
+          <w:ilvl w:val="0"/>
+          <w:numId w:val="14"/>
+        </w:numPr>
+      </w:pPr>
+      <w:r>
+        <w:rPr>
+          <w:b/>
+          <w:bCs/>
+        </w:rPr>
+        <w:t>Open</w:t>
+      </w:r>
+      <w:r>
+        <w:t xml:space="preserve"> – </w:t>
+      </w:r>
+      <w:r>
+        <w:rPr>
+          <w:rtl/>
+        </w:rPr>
+        <w:t>נשלחה ל־20 מתנדבים</w:t>
+      </w:r>
+    </w:p>
+    <w:p>
+      <w:pPr>
+        <w:numPr>
+          <w:ilvl w:val="0"/>
+          <w:numId w:val="14"/>
+        </w:numPr>
+      </w:pPr>
+      <w:r>
+        <w:rPr>
+          <w:b/>
+          <w:bCs/>
+        </w:rPr>
+        <w:t>InProgress</w:t>
+      </w:r>
+      <w:r>
+        <w:t xml:space="preserve"> – </w:t>
+      </w:r>
+      <w:r>
+        <w:rPr>
+          <w:rtl/>
+        </w:rPr>
+        <w:t>לפחות מתנדב 1 הגיע</w:t>
+      </w:r>
+    </w:p>
+    <w:p>
+      <w:pPr>
+        <w:numPr>
+          <w:ilvl w:val="0"/>
+          <w:numId w:val="14"/>
+        </w:numPr>
+      </w:pPr>
+      <w:r>
+        <w:rPr>
+          <w:b/>
+          <w:bCs/>
+        </w:rPr>
+        <w:t>Closed</w:t>
+      </w:r>
+      <w:r>
+        <w:t xml:space="preserve"> – </w:t>
+      </w:r>
+      <w:r>
+        <w:rPr>
+          <w:rtl/>
+        </w:rPr>
+        <w:t>דו"ח סיום נשלח</w:t>
+      </w:r>
+    </w:p>
+    <w:p>
+      <w:pPr>
+        <w:rPr>
+          <w:b/>
+          <w:bCs/>
+        </w:rPr>
+      </w:pPr>
+      <w:r>
+        <w:rPr>
+          <w:rFonts w:ascii="Segoe UI Emoji" w:hAnsi="Segoe UI Emoji" w:cs="Segoe UI Emoji"/>
+          <w:b/>
+          <w:bCs/>
+        </w:rPr>
+        <w:t>🔁</w:t>
+      </w:r>
+      <w:r>
+        <w:rPr>
+          <w:b/>
+          <w:bCs/>
+        </w:rPr>
+        <w:t xml:space="preserve"> </w:t>
+      </w:r>
+      <w:r>
+        <w:rPr>
+          <w:b/>
+          <w:bCs/>
+          <w:rtl/>
+        </w:rPr>
+        <w:t>סטטוס מתנדב בתוך קריאה</w:t>
+      </w:r>
+      <w:r>
+        <w:rPr>
+          <w:b/>
+          <w:bCs/>
+        </w:rPr>
+        <w:t>:</w:t>
+      </w:r>
+    </w:p>
+    <w:p>
+      <w:pPr>
+        <w:numPr>
+          <w:ilvl w:val="0"/>
+          <w:numId w:val="15"/>
+        </w:numPr>
+      </w:pPr>
+      <w:r>
+        <w:rPr>
+          <w:b/>
+          <w:bCs/>
+        </w:rPr>
+        <w:t>No Response</w:t>
+      </w:r>
+      <w:r>
+        <w:t xml:space="preserve"> – </w:t>
+      </w:r>
+      <w:r>
+        <w:rPr>
+          <w:rtl/>
+        </w:rPr>
+        <w:t>ברירת מחדל</w:t>
+      </w:r>
+    </w:p>
+    <w:p>
+      <w:pPr>
+        <w:numPr>
+          <w:ilvl w:val="0"/>
+          <w:numId w:val="15"/>
+        </w:numPr>
+      </w:pPr>
+      <w:r>
+        <w:rPr>
+          <w:b/>
+          <w:bCs/>
+        </w:rPr>
+        <w:t>Dispatched</w:t>
+      </w:r>
+      <w:r>
+        <w:t xml:space="preserve"> – </w:t>
+      </w:r>
+      <w:r>
+        <w:rPr>
+          <w:rtl/>
+        </w:rPr>
+        <w:t>לחץ "יצאתי</w:t>
+      </w:r>
+      <w:r>
+        <w:t>"</w:t>
+      </w:r>
+    </w:p>
+    <w:p>
+      <w:pPr>
+        <w:numPr>
+          <w:ilvl w:val="0"/>
+          <w:numId w:val="15"/>
+        </w:numPr>
+      </w:pPr>
+      <w:r>
+        <w:rPr>
+          <w:b/>
+          <w:bCs/>
+        </w:rPr>
+        <w:t>Arrived</w:t>
+      </w:r>
+      <w:r>
+        <w:t xml:space="preserve"> – </w:t>
+      </w:r>
+      <w:r>
+        <w:rPr>
+          <w:rtl/>
+        </w:rPr>
+        <w:t>הגיע למקום</w:t>
+      </w:r>
+    </w:p>
+    <w:p>
+      <w:pPr>
+        <w:numPr>
+          <w:ilvl w:val="0"/>
+          <w:numId w:val="15"/>
+        </w:numPr>
+      </w:pPr>
+      <w:r>
+        <w:rPr>
+          <w:b/>
+          <w:bCs/>
+        </w:rPr>
+        <w:t>Canceled</w:t>
+      </w:r>
+      <w:r>
+        <w:t xml:space="preserve"> – </w:t>
+      </w:r>
+      <w:r>
+        <w:rPr>
+          <w:rtl/>
+        </w:rPr>
+        <w:t>ביטל/לא יכול להגיע</w:t>
+      </w:r>
+    </w:p>
+    <w:p>
+      <w:r>
+        <w:pict w14:anchorId="5B5DA859">
+          <v:rect id="_x0000_i1091" style="width:0;height:1.5pt" o:hralign="center" o:hrstd="t" o:hr="t" fillcolor="#a0a0a0" stroked="f"/>
+        </w:pict>
+      </w:r>
+    </w:p>
+    <w:p>
+      <w:pPr>
+        <w:rPr>
+          <w:b/>
+          <w:bCs/>
+        </w:rPr>
+      </w:pPr>
+      <w:r>
+        <w:rPr>
+          <w:rFonts w:ascii="Segoe UI Emoji" w:hAnsi="Segoe UI Emoji" w:cs="Segoe UI Emoji"/>
+          <w:b/>
+          <w:bCs/>
+        </w:rPr>
+        <w:t>🧠</w:t>
+      </w:r>
+      <w:r>
+        <w:rPr>
+          <w:b/>
+          <w:bCs/>
+        </w:rPr>
+        <w:t xml:space="preserve"> </w:t>
+      </w:r>
+      <w:r>
+        <w:rPr>
+          <w:b/>
+          <w:bCs/>
+          <w:rtl/>
+        </w:rPr>
+        <w:t>לוגיקה חכמה</w:t>
+      </w:r>
+      <w:r>
+        <w:rPr>
+          <w:b/>
+          <w:bCs/>
+        </w:rPr>
+        <w:t>:</w:t>
+      </w:r>
+    </w:p>
+    <w:tbl>
+      <w:tblPr>
+        <w:tblW w:w="0" w:type="auto"/>
+        <w:tblCellSpacing w:w="15" w:type="dxa"/>
+        <w:tblCellMar>
+          <w:top w:w="15" w:type="dxa"/>
+          <w:left w:w="15" w:type="dxa"/>
+          <w:bottom w:w="15" w:type="dxa"/>
+          <w:right w:w="15" w:type="dxa"/>
+        </w:tblCellMar>
+        <w:tblLook w:val="04A0" w:firstRow="1" w:lastRow="0" w:firstColumn="1" w:lastColumn="0" w:noHBand="0" w:noVBand="1"/>
+      </w:tblPr>
+      <w:tblGrid>
+        <w:gridCol w:w="3159"/>
+        <w:gridCol w:w="4217"/>
+      </w:tblGrid>
+      <w:tr>
+        <w:trPr>
+          <w:tblHeader/>
+          <w:tblCellSpacing w:w="15" w:type="dxa"/>
+        </w:trPr>
+        <w:tc>
+          <w:tcPr>
+            <w:tcW w:w="0" w:type="auto"/>
+            <w:vAlign w:val="center"/>
+            <w:hideMark/>
+          </w:tcPr>
+          <w:p>
+            <w:pPr>
+              <w:rPr>
+                <w:b/>
+                <w:bCs/>
+              </w:rPr>
+            </w:pPr>
+            <w:r>
+              <w:rPr>
+                <w:b/>
+                <w:bCs/>
+                <w:rtl/>
+              </w:rPr>
+              <w:t>פעולה</w:t>
+            </w:r>
+          </w:p>
+        </w:tc>
+        <w:tc>
+          <w:tcPr>
+            <w:tcW w:w="0" w:type="auto"/>
+            <w:vAlign w:val="center"/>
+            <w:hideMark/>
+          </w:tcPr>
+          <w:p>
+            <w:pPr>
+              <w:rPr>
+                <w:b/>
+                <w:bCs/>
+              </w:rPr>
+            </w:pPr>
+            <w:r>
+              <w:rPr>
+                <w:b/>
+                <w:bCs/>
+                <w:rtl/>
+              </w:rPr>
+              <w:t>תוצאה</w:t>
+            </w:r>
+          </w:p>
+        </w:tc>
+      </w:tr>
+      <w:tr>
+        <w:trPr>
+          <w:tblCellSpacing w:w="15" w:type="dxa"/>
+        </w:trPr>
+        <w:tc>
+          <w:tcPr>
+            <w:tcW w:w="0" w:type="auto"/>
+            <w:vAlign w:val="center"/>
+            <w:hideMark/>
+          </w:tcPr>
+          <w:p>
+            <w:r>
+              <w:rPr>
+                <w:rtl/>
+              </w:rPr>
+              <w:t>נפתחה קריאה</w:t>
+            </w:r>
+          </w:p>
+        </w:tc>
+        <w:tc>
+          <w:tcPr>
+            <w:tcW w:w="0" w:type="auto"/>
+            <w:vAlign w:val="center"/>
+            <w:hideMark/>
+          </w:tcPr>
+          <w:p>
+            <w:r>
+              <w:rPr>
+                <w:rtl/>
+              </w:rPr>
+              <w:t>נבחרים 20 מתנדבים קרובים ביותר לפי כתובת</w:t>
+            </w:r>
+          </w:p>
+        </w:tc>
+      </w:tr>
+      <w:tr>
+        <w:trPr>
+          <w:tblCellSpacing w:w="15" w:type="dxa"/>
+        </w:trPr>
+        <w:tc>
+          <w:tcPr>
+            <w:tcW w:w="0" w:type="auto"/>
+            <w:vAlign w:val="center"/>
+            <w:hideMark/>
+          </w:tcPr>
+          <w:p>
+            <w:r>
+              <w:rPr>
+                <w:rtl/>
+              </w:rPr>
+              <w:t>קופצת קריאה</w:t>
+            </w:r>
+          </w:p>
+        </w:tc>
+        <w:tc>
+          <w:tcPr>
+            <w:tcW w:w="0" w:type="auto"/>
+            <w:vAlign w:val="center"/>
+            <w:hideMark/>
+          </w:tcPr>
+          <w:p>
+            <w:r>
+              <w:rPr>
+                <w:rtl/>
+              </w:rPr>
+              <w:t>נשלחת קריאה עם תיאור, דחיפות, כתובת, תמונה</w:t>
+            </w:r>
+          </w:p>
+        </w:tc>
+      </w:tr>
+      <w:tr>
+        <w:trPr>
+          <w:tblCellSpacing w:w="15" w:type="dxa"/>
+        </w:trPr>
+        <w:tc>
+          <w:tcPr>
+            <w:tcW w:w="0" w:type="auto"/>
+            <w:vAlign w:val="center"/>
+            <w:hideMark/>
+          </w:tcPr>
+          <w:p>
+            <w:r>
+              <w:rPr>
+                <w:rtl/>
+              </w:rPr>
+              <w:t>מתנדב לוחץ "יצאתי</w:t>
+            </w:r>
+            <w:r>
+              <w:t>"</w:t>
+            </w:r>
+          </w:p>
+        </w:tc>
+        <w:tc>
+          <w:tcPr>
+            <w:tcW w:w="0" w:type="auto"/>
+            <w:vAlign w:val="center"/>
+            <w:hideMark/>
+          </w:tcPr>
+          <w:p>
+            <w:r>
+              <w:rPr>
+                <w:rtl/>
+              </w:rPr>
+              <w:t>סטטוס מתנדב</w:t>
+            </w:r>
+            <w:r>
+              <w:t xml:space="preserve"> = Dispatched</w:t>
+            </w:r>
+          </w:p>
+        </w:tc>
+      </w:tr>
+      <w:tr>
+        <w:trPr>
+          <w:tblCellSpacing w:w="15" w:type="dxa"/>
+        </w:trPr>
+        <w:tc>
+          <w:tcPr>
+            <w:tcW w:w="0" w:type="auto"/>
+            <w:vAlign w:val="center"/>
+            <w:hideMark/>
+          </w:tcPr>
+          <w:p>
+            <w:r>
+              <w:rPr>
+                <w:rtl/>
+              </w:rPr>
+              <w:t>פחות מ־3 מתנדבים יצאו תוך</w:t>
+            </w:r>
+            <w:r>
+              <w:t xml:space="preserve"> X </w:t>
+            </w:r>
+            <w:r>
+              <w:rPr>
+                <w:rtl/>
+              </w:rPr>
+              <w:t>דקות</w:t>
+            </w:r>
+          </w:p>
+        </w:tc>
+        <w:tc>
+          <w:tcPr>
+            <w:tcW w:w="0" w:type="auto"/>
+            <w:vAlign w:val="center"/>
+            <w:hideMark/>
+          </w:tcPr>
+          <w:p>
+            <w:r>
+              <w:rPr>
+                <w:rtl/>
+              </w:rPr>
+              <w:t>נשלחת הקריאה לעוד 20 מתנדבים</w:t>
+            </w:r>
+          </w:p>
+        </w:tc>
+      </w:tr>
+      <w:tr>
+        <w:trPr>
+          <w:tblCellSpacing w:w="15" w:type="dxa"/>
+        </w:trPr>
+        <w:tc>
+          <w:tcPr>
+            <w:tcW w:w="0" w:type="auto"/>
+            <w:vAlign w:val="center"/>
+            <w:hideMark/>
+          </w:tcPr>
+          <w:p>
+            <w:r>
+              <w:rPr>
+                <w:rtl/>
+              </w:rPr>
+              <w:t>לפחות מתנדב אחד לחץ "הגעתי</w:t>
+            </w:r>
+            <w:r>
+              <w:t>"</w:t>
+            </w:r>
+          </w:p>
+        </w:tc>
+        <w:tc>
+          <w:tcPr>
+            <w:tcW w:w="0" w:type="auto"/>
+            <w:vAlign w:val="center"/>
+            <w:hideMark/>
+          </w:tcPr>
+          <w:p>
+            <w:r>
+              <w:rPr>
+                <w:rtl/>
+              </w:rPr>
+              <w:t>סטטוס קריאה</w:t>
+            </w:r>
+            <w:r>
+              <w:t xml:space="preserve"> = InProgress</w:t>
+            </w:r>
+          </w:p>
+        </w:tc>
+      </w:tr>
+      <w:tr>
+        <w:trPr>
+          <w:tblCellSpacing w:w="15" w:type="dxa"/>
+        </w:trPr>
+        <w:tc>
+          <w:tcPr>
+            <w:tcW w:w="0" w:type="auto"/>
+            <w:vAlign w:val="center"/>
+            <w:hideMark/>
+          </w:tcPr>
+          <w:p>
+            <w:r>
+              <w:rPr>
+                <w:rtl/>
+              </w:rPr>
+              <w:t>מתנדב ממלא דו"ח וסוגר</w:t>
+            </w:r>
+          </w:p>
+        </w:tc>
+        <w:tc>
+          <w:tcPr>
+            <w:tcW w:w="0" w:type="auto"/>
+            <w:vAlign w:val="center"/>
+            <w:hideMark/>
+          </w:tcPr>
+          <w:p>
+            <w:r>
+              <w:rPr>
+                <w:rtl/>
+              </w:rPr>
+              <w:t>סטטוס קריאה</w:t>
+            </w:r>
+            <w:r>
+              <w:t xml:space="preserve"> = Closed</w:t>
+            </w:r>
+          </w:p>
+        </w:tc>
+      </w:tr>
+    </w:tbl>
+    <w:p>
+      <w:r>
+        <w:pict w14:anchorId="331038EC">
+          <v:rect id="_x0000_i1092" style="width:0;height:1.5pt" o:hralign="center" o:hrstd="t" o:hr="t" fillcolor="#a0a0a0" stroked="f"/>
+        </w:pict>
+      </w:r>
+    </w:p>
+    <w:p>
+      <w:pPr>
+        <w:rPr>
+          <w:b/>
+          <w:bCs/>
+        </w:rPr>
+      </w:pPr>
+      <w:r>
+        <w:rPr>
+          <w:rFonts w:ascii="Segoe UI Emoji" w:hAnsi="Segoe UI Emoji" w:cs="Segoe UI Emoji"/>
+          <w:b/>
+          <w:bCs/>
+        </w:rPr>
+        <w:t>✅</w:t>
+      </w:r>
+      <w:r>
+        <w:rPr>
+          <w:b/>
+          <w:bCs/>
+        </w:rPr>
+        <w:t xml:space="preserve"> Use Cases</w:t>
+      </w:r>
+    </w:p>
+    <w:p>
+      <w:pPr>
+        <w:rPr>
+          <w:b/>
+          <w:bCs/>
+        </w:rPr>
+      </w:pPr>
+      <w:r>
+        <w:rPr>
+          <w:b/>
+          <w:bCs/>
+        </w:rPr>
+        <w:lastRenderedPageBreak/>
+        <w:t xml:space="preserve">Use Case 1: </w:t>
+      </w:r>
+      <w:r>
+        <w:rPr>
+          <w:b/>
+          <w:bCs/>
+          <w:rtl/>
+        </w:rPr>
+        <w:t>פתיחת קריאה ע״י משתמש</w:t>
+      </w:r>
+    </w:p>
+    <w:p>
+      <w:r>
+        <w:rPr>
+          <w:b/>
+          <w:bCs/>
+          <w:rtl/>
+        </w:rPr>
+        <w:t>שחקן ראשי</w:t>
+      </w:r>
+      <w:r>
+        <w:rPr>
+          <w:b/>
+          <w:bCs/>
+        </w:rPr>
+        <w:t>:</w:t>
+      </w:r>
+      <w:r>
+        <w:t xml:space="preserve"> </w:t>
+      </w:r>
+      <w:r>
+        <w:rPr>
+          <w:rtl/>
+        </w:rPr>
+        <w:t>משתמש רגיל</w:t>
+      </w:r>
+      <w:r>
+        <w:br/>
+      </w:r>
+      <w:r>
+        <w:rPr>
+          <w:b/>
+          <w:bCs/>
+          <w:rtl/>
+        </w:rPr>
+        <w:t>תיאור</w:t>
+      </w:r>
+      <w:r>
+        <w:rPr>
+          <w:b/>
+          <w:bCs/>
+        </w:rPr>
+        <w:t>:</w:t>
+      </w:r>
+      <w:r>
+        <w:t xml:space="preserve"> </w:t>
+      </w:r>
+      <w:r>
+        <w:rPr>
+          <w:rtl/>
+        </w:rPr>
+        <w:t>המשתמש פותח קריאת חירום מהאפליקציה</w:t>
+      </w:r>
+      <w:r>
+        <w:t>.</w:t>
+      </w:r>
+      <w:r>
+        <w:br/>
+      </w:r>
+      <w:r>
+        <w:rPr>
+          <w:b/>
+          <w:bCs/>
+          <w:rtl/>
+        </w:rPr>
+        <w:t>זרימה עיקרית</w:t>
+      </w:r>
+      <w:r>
+        <w:rPr>
+          <w:b/>
+          <w:bCs/>
+        </w:rPr>
+        <w:t>:</w:t>
+      </w:r>
+    </w:p>
+    <w:p>
+      <w:pPr>
+        <w:numPr>
+          <w:ilvl w:val="0"/>
+          <w:numId w:val="16"/>
+        </w:numPr>
+      </w:pPr>
+      <w:r>
+        <w:rPr>
+          <w:rtl/>
+        </w:rPr>
+        <w:t>המשתמש פותח את האפליקציה</w:t>
+      </w:r>
+    </w:p>
+    <w:p>
+      <w:pPr>
+        <w:numPr>
+          <w:ilvl w:val="0"/>
+          <w:numId w:val="16"/>
+        </w:numPr>
+      </w:pPr>
+      <w:r>
+        <w:rPr>
+          <w:rtl/>
+        </w:rPr>
+        <w:t>לוחץ "קריאה חדשה</w:t>
+      </w:r>
+      <w:r>
+        <w:t>"</w:t>
+      </w:r>
+    </w:p>
+    <w:p>
+      <w:pPr>
+        <w:numPr>
+          <w:ilvl w:val="0"/>
+          <w:numId w:val="16"/>
+        </w:numPr>
+      </w:pPr>
+      <w:r>
+        <w:rPr>
+          <w:rtl/>
+        </w:rPr>
+        <w:t>מכניס תיאור + תמונה</w:t>
+      </w:r>
+    </w:p>
+    <w:p>
+      <w:pPr>
+        <w:numPr>
+          <w:ilvl w:val="0"/>
+          <w:numId w:val="16"/>
+        </w:numPr>
+      </w:pPr>
+      <w:r>
+        <w:rPr>
+          <w:rtl/>
+        </w:rPr>
+        <w:t>האפליקציה שולחת את הקריאה עם מיקום</w:t>
+      </w:r>
+    </w:p>
+    <w:p>
+      <w:r>
+        <w:pict w14:anchorId="1064805E">
+          <v:rect id="_x0000_i1093" style="width:0;height:1.5pt" o:hralign="center" o:hrstd="t" o:hr="t" fillcolor="#a0a0a0" stroked="f"/>
+        </w:pict>
+      </w:r>
+    </w:p>
+    <w:p>
+      <w:pPr>
+        <w:rPr>
+          <w:b/>
+          <w:bCs/>
+        </w:rPr>
+      </w:pPr>
+      <w:r>
+        <w:rPr>
+          <w:b/>
+          <w:bCs/>
+        </w:rPr>
+        <w:t xml:space="preserve">Use Case 2: </w:t>
+      </w:r>
+      <w:r>
+        <w:rPr>
+          <w:b/>
+          <w:bCs/>
+          <w:rtl/>
+        </w:rPr>
+        <w:t>קבלת קריאה ע״י מתנדב</w:t>
+      </w:r>
+    </w:p>
+    <w:p>
+      <w:r>
+        <w:rPr>
+          <w:b/>
+          <w:bCs/>
+          <w:rtl/>
+        </w:rPr>
+        <w:t>שחקן ראשי</w:t>
+      </w:r>
+      <w:r>
+        <w:rPr>
+          <w:b/>
+          <w:bCs/>
+        </w:rPr>
+        <w:t>:</w:t>
+      </w:r>
+      <w:r>
+        <w:t xml:space="preserve"> </w:t>
+      </w:r>
+      <w:r>
+        <w:rPr>
+          <w:rtl/>
+        </w:rPr>
+        <w:t>מתנדב</w:t>
+      </w:r>
+      <w:r>
+        <w:br/>
+      </w:r>
+      <w:r>
+        <w:rPr>
+          <w:b/>
+          <w:bCs/>
+          <w:rtl/>
+        </w:rPr>
+        <w:t>תיאור</w:t>
+      </w:r>
+      <w:r>
+        <w:rPr>
+          <w:b/>
+          <w:bCs/>
+        </w:rPr>
+        <w:t>:</w:t>
+      </w:r>
+      <w:r>
+        <w:t xml:space="preserve"> </w:t>
+      </w:r>
+      <w:r>
+        <w:rPr>
+          <w:rtl/>
+        </w:rPr>
+        <w:t>קבלת קריאה קופצת לפי מיקום</w:t>
+      </w:r>
+      <w:r>
+        <w:br/>
+      </w:r>
+      <w:r>
+        <w:rPr>
+          <w:b/>
+          <w:bCs/>
+          <w:rtl/>
+        </w:rPr>
+        <w:t>זרימה עיקרית</w:t>
+      </w:r>
+      <w:r>
+        <w:rPr>
+          <w:b/>
+          <w:bCs/>
+        </w:rPr>
+        <w:t>:</w:t>
+      </w:r>
+    </w:p>
+    <w:p>
+      <w:pPr>
+        <w:numPr>
+          <w:ilvl w:val="0"/>
+          <w:numId w:val="17"/>
+        </w:numPr>
+      </w:pPr>
+      <w:r>
+        <w:rPr>
+          <w:rtl/>
+        </w:rPr>
+        <w:t>המתנדב מחובר במערכת</w:t>
+      </w:r>
+    </w:p>
+    <w:p>
+      <w:pPr>
+        <w:numPr>
+          <w:ilvl w:val="0"/>
+          <w:numId w:val="17"/>
+        </w:numPr>
+      </w:pPr>
+      <w:r>
+        <w:rPr>
+          <w:rtl/>
+        </w:rPr>
+        <w:t>קריאה נכנסת קופצת</w:t>
+      </w:r>
+    </w:p>
+    <w:p>
+      <w:pPr>
+        <w:numPr>
+          <w:ilvl w:val="0"/>
+          <w:numId w:val="17"/>
+        </w:numPr>
+      </w:pPr>
+      <w:r>
+        <w:rPr>
+          <w:rtl/>
+        </w:rPr>
+        <w:t>אם לחץ "יצאתי" → מצב מתנדב</w:t>
+      </w:r>
+      <w:r>
+        <w:t xml:space="preserve"> = Dispatched</w:t>
+      </w:r>
+    </w:p>
+    <w:p>
+      <w:pPr>
+        <w:numPr>
+          <w:ilvl w:val="0"/>
+          <w:numId w:val="17"/>
+        </w:numPr>
+      </w:pPr>
+      <w:r>
+        <w:rPr>
+          <w:rtl/>
+        </w:rPr>
+        <w:t>מופעל ניווט לכתובת הקריאה</w:t>
+      </w:r>
+    </w:p>
+    <w:p>
+      <w:r>
+        <w:pict w14:anchorId="7A9D4653">
+          <v:rect id="_x0000_i1094" style="width:0;height:1.5pt" o:hralign="center" o:hrstd="t" o:hr="t" fillcolor="#a0a0a0" stroked="f"/>
+        </w:pict>
+      </w:r>
+    </w:p>
+    <w:p>
+      <w:pPr>
+        <w:rPr>
+          <w:b/>
+          <w:bCs/>
+        </w:rPr>
+      </w:pPr>
+      <w:r>
+        <w:rPr>
+          <w:b/>
+          <w:bCs/>
+        </w:rPr>
+        <w:t xml:space="preserve">Use Case 3: </w:t>
+      </w:r>
+      <w:r>
+        <w:rPr>
+          <w:b/>
+          <w:bCs/>
+          <w:rtl/>
+        </w:rPr>
+        <w:t>סיום טיפול בקריאה</w:t>
+      </w:r>
+    </w:p>
+    <w:p>
+      <w:r>
+        <w:rPr>
+          <w:b/>
+          <w:bCs/>
+          <w:rtl/>
+        </w:rPr>
+        <w:t>שחקן ראשי</w:t>
+      </w:r>
+      <w:r>
+        <w:rPr>
+          <w:b/>
+          <w:bCs/>
+        </w:rPr>
+        <w:t>:</w:t>
+      </w:r>
+      <w:r>
+        <w:t xml:space="preserve"> </w:t>
+      </w:r>
+      <w:r>
+        <w:rPr>
+          <w:rtl/>
+        </w:rPr>
+        <w:t>מתנדב</w:t>
+      </w:r>
+      <w:r>
+        <w:br/>
+      </w:r>
+      <w:r>
+        <w:rPr>
+          <w:b/>
+          <w:bCs/>
+          <w:rtl/>
+        </w:rPr>
+        <w:t>תיאור</w:t>
+      </w:r>
+      <w:r>
+        <w:rPr>
+          <w:b/>
+          <w:bCs/>
+        </w:rPr>
+        <w:t>:</w:t>
+      </w:r>
+      <w:r>
+        <w:t xml:space="preserve"> </w:t>
+      </w:r>
+      <w:r>
+        <w:rPr>
+          <w:rtl/>
+        </w:rPr>
+        <w:t>מילוי דו"ח סיום</w:t>
+      </w:r>
+      <w:r>
+        <w:br/>
+      </w:r>
+      <w:r>
+        <w:rPr>
+          <w:b/>
+          <w:bCs/>
+          <w:rtl/>
+        </w:rPr>
+        <w:t>זרימה עיקרית</w:t>
+      </w:r>
+      <w:r>
+        <w:rPr>
+          <w:b/>
+          <w:bCs/>
+        </w:rPr>
+        <w:t>:</w:t>
+      </w:r>
+    </w:p>
+    <w:p>
+      <w:pPr>
+        <w:numPr>
+          <w:ilvl w:val="0"/>
+          <w:numId w:val="18"/>
+        </w:numPr>
+      </w:pPr>
+      <w:r>
+        <w:rPr>
+          <w:rtl/>
+        </w:rPr>
+        <w:t>הקריאה בהיסטוריית הקריאות</w:t>
+      </w:r>
+    </w:p>
+    <w:p>
+      <w:pPr>
+        <w:numPr>
+          <w:ilvl w:val="0"/>
+          <w:numId w:val="18"/>
+        </w:numPr>
+      </w:pPr>
+      <w:r>
+        <w:rPr>
+          <w:rtl/>
+        </w:rPr>
+        <w:t>סטטוס לא סגור → מוצג דו"ח מילוי</w:t>
+      </w:r>
+    </w:p>
+    <w:p>
+      <w:pPr>
+        <w:numPr>
+          <w:ilvl w:val="0"/>
+          <w:numId w:val="18"/>
+        </w:numPr>
+      </w:pPr>
+      <w:r>
+        <w:rPr>
+          <w:rtl/>
+        </w:rPr>
+        <w:t>לוחץ שלח → מעדכן סטטוס ל־</w:t>
+      </w:r>
+      <w:r>
+        <w:t>Closed</w:t>
+      </w:r>
+    </w:p>
+    <w:p>
+      <w:r>
+        <w:pict w14:anchorId="7E9FD67C">
+          <v:rect id="_x0000_i1095" style="width:0;height:1.5pt" o:hralign="center" o:hrstd="t" o:hr="t" fillcolor="#a0a0a0" stroked="f"/>
+        </w:pict>
+      </w:r>
+    </w:p>
+    <w:p>
+      <w:pPr>
+        <w:rPr>
+          <w:b/>
+          <w:bCs/>
+        </w:rPr>
+      </w:pPr>
+      <w:r>
+        <w:rPr>
+          <w:b/>
+          <w:bCs/>
+        </w:rPr>
+        <w:t xml:space="preserve">Use Case 4: </w:t>
+      </w:r>
+      <w:r>
+        <w:rPr>
+          <w:b/>
+          <w:bCs/>
+          <w:rtl/>
+        </w:rPr>
+        <w:t>עדכון פרטי מתנדב</w:t>
+      </w:r>
+    </w:p>
+    <w:p>
+      <w:r>
+        <w:rPr>
+          <w:b/>
+          <w:bCs/>
+          <w:rtl/>
+        </w:rPr>
+        <w:t>שחקן</w:t>
+      </w:r>
+      <w:r>
+        <w:rPr>
+          <w:b/>
+          <w:bCs/>
+        </w:rPr>
+        <w:t>:</w:t>
+      </w:r>
+      <w:r>
+        <w:t xml:space="preserve"> </w:t>
+      </w:r>
+      <w:r>
+        <w:rPr>
+          <w:rtl/>
+        </w:rPr>
+        <w:t>מתנדב</w:t>
+      </w:r>
+      <w:r>
+        <w:br/>
+      </w:r>
+      <w:r>
+        <w:rPr>
+          <w:b/>
+          <w:bCs/>
+          <w:rtl/>
+        </w:rPr>
+        <w:t>תיאור</w:t>
+      </w:r>
+      <w:r>
+        <w:rPr>
+          <w:b/>
+          <w:bCs/>
+        </w:rPr>
+        <w:t>:</w:t>
+      </w:r>
+      <w:r>
+        <w:t xml:space="preserve"> </w:t>
+      </w:r>
+      <w:r>
+        <w:rPr>
+          <w:rtl/>
+        </w:rPr>
+        <w:t>עדכון שם, טלפון, כתובת</w:t>
+      </w:r>
+      <w:r>
+        <w:br/>
+      </w:r>
+      <w:r>
+        <w:rPr>
+          <w:b/>
+          <w:bCs/>
+          <w:rtl/>
+        </w:rPr>
+        <w:t>זרימה</w:t>
+      </w:r>
+      <w:r>
+        <w:rPr>
+          <w:b/>
+          <w:bCs/>
+        </w:rPr>
+        <w:t>:</w:t>
+      </w:r>
+    </w:p>
+    <w:p>
+      <w:pPr>
+        <w:numPr>
+          <w:ilvl w:val="0"/>
+          <w:numId w:val="19"/>
+        </w:numPr>
+      </w:pPr>
+      <w:r>
+        <w:rPr>
+          <w:rtl/>
+        </w:rPr>
+        <w:t>נכנס לדף עדכון פרטים</w:t>
+      </w:r>
+    </w:p>
+    <w:p>
+      <w:pPr>
+        <w:numPr>
+          <w:ilvl w:val="0"/>
+          <w:numId w:val="19"/>
+        </w:numPr>
+      </w:pPr>
+      <w:r>
+        <w:rPr>
+          <w:rtl/>
+        </w:rPr>
+        <w:t>משנה נתונים</w:t>
+      </w:r>
+    </w:p>
+    <w:p>
+      <w:pPr>
+        <w:numPr>
+          <w:ilvl w:val="0"/>
+          <w:numId w:val="19"/>
+        </w:numPr>
+      </w:pPr>
+      <w:r>
+        <w:rPr>
+          <w:rtl/>
+        </w:rPr>
+        <w:t>שומר → נשלחת בקשה לעדכון במסד נתונים</w:t>
+      </w:r>
+    </w:p>
+    <w:p>
+      <w:pPr>
+        <w:rPr>
+          <w:rtl/>
+        </w:rPr>
+      </w:pPr>
+    </w:p>
+    <w:p>
+      <w:pPr>
+        <w:rPr>
+          <w:b/>
+          <w:bCs/>
+        </w:rPr>
+      </w:pPr>
+      <w:r>
+        <w:rPr>
+          <w:rFonts w:ascii="Segoe UI Emoji" w:hAnsi="Segoe UI Emoji" w:cs="Segoe UI Emoji"/>
+          <w:b/>
+          <w:bCs/>
+        </w:rPr>
+        <w:lastRenderedPageBreak/>
+        <w:t>🔁</w:t>
+      </w:r>
+      <w:r>
+        <w:rPr>
+          <w:b/>
+          <w:bCs/>
+        </w:rPr>
+        <w:t xml:space="preserve"> </w:t>
+      </w:r>
+      <w:r>
+        <w:rPr>
+          <w:b/>
+          <w:bCs/>
+          <w:rtl/>
+        </w:rPr>
+        <w:t>דוגמה לזרימה בפועל (בקצרה)</w:t>
+      </w:r>
+      <w:r>
+        <w:rPr>
+          <w:b/>
+          <w:bCs/>
+        </w:rPr>
+        <w:t>:</w:t>
+      </w:r>
+    </w:p>
+    <w:p>
+      <w:pPr>
+        <w:numPr>
+          <w:ilvl w:val="0"/>
+          <w:numId w:val="20"/>
+        </w:numPr>
+      </w:pPr>
+      <w:r>
+        <w:rPr>
+          <w:rFonts w:ascii="Segoe UI Emoji" w:hAnsi="Segoe UI Emoji" w:cs="Segoe UI Emoji"/>
+        </w:rPr>
+        <w:t>🧍</w:t>
+      </w:r>
+      <w:r>
+        <w:t>‍</w:t>
+      </w:r>
+      <w:r>
+        <w:rPr>
+          <w:rFonts w:ascii="Segoe UI Emoji" w:hAnsi="Segoe UI Emoji" w:cs="Segoe UI Emoji"/>
+        </w:rPr>
+        <w:t>♀️</w:t>
+      </w:r>
+      <w:r>
+        <w:t xml:space="preserve"> </w:t>
+      </w:r>
+      <w:r>
+        <w:rPr>
+          <w:rtl/>
+        </w:rPr>
+        <w:t>משתמש פותח קריאה</w:t>
+      </w:r>
+      <w:r>
+        <w:t xml:space="preserve"> → POST /</w:t>
+      </w:r>
+      <w:proofErr w:type="spellStart"/>
+      <w:r>
+        <w:t>api</w:t>
+      </w:r>
+      <w:proofErr w:type="spellEnd"/>
+      <w:r>
+        <w:t>/Calls</w:t>
+      </w:r>
+    </w:p>
+    <w:p>
+      <w:pPr>
+        <w:numPr>
+          <w:ilvl w:val="0"/>
+          <w:numId w:val="20"/>
+        </w:numPr>
+      </w:pPr>
+      <w:r>
+        <w:rPr>
+          <w:rtl/>
+        </w:rPr>
+        <w:t xml:space="preserve">הקריאה </w:t>
+      </w:r>
+      <w:proofErr w:type="spellStart"/>
+      <w:r>
+        <w:rPr>
+          <w:rtl/>
+        </w:rPr>
+        <w:t>מוקצת</w:t>
+      </w:r>
+      <w:proofErr w:type="spellEnd"/>
+      <w:r>
+        <w:rPr>
+          <w:rtl/>
+        </w:rPr>
+        <w:t xml:space="preserve"> ל־20 הקרובים</w:t>
+      </w:r>
+      <w:r>
+        <w:t xml:space="preserve"> → POST /</w:t>
+      </w:r>
+      <w:proofErr w:type="spellStart"/>
+      <w:r>
+        <w:t>api</w:t>
+      </w:r>
+      <w:proofErr w:type="spellEnd"/>
+      <w:r>
+        <w:t>/Calls/{id}/assign-nearby</w:t>
+      </w:r>
+    </w:p>
+    <w:p>
+      <w:pPr>
+        <w:numPr>
+          <w:ilvl w:val="0"/>
+          <w:numId w:val="20"/>
+        </w:numPr>
+      </w:pPr>
+      <w:r>
+        <w:rPr>
+          <w:rtl/>
+        </w:rPr>
+        <w:t>למתנדב קופצת הקריאה → הוא לוחץ "יצאתי</w:t>
+      </w:r>
+      <w:r>
+        <w:t>" → PUT /</w:t>
+      </w:r>
+      <w:proofErr w:type="spellStart"/>
+      <w:r>
+        <w:t>api</w:t>
+      </w:r>
+      <w:proofErr w:type="spellEnd"/>
+      <w:r>
+        <w:t>/</w:t>
+      </w:r>
+      <w:proofErr w:type="spellStart"/>
+      <w:r>
+        <w:t>VolunteersCalls</w:t>
+      </w:r>
+      <w:proofErr w:type="spellEnd"/>
+      <w:r>
+        <w:t>/.../status</w:t>
+      </w:r>
+    </w:p>
+    <w:p>
+      <w:pPr>
+        <w:numPr>
+          <w:ilvl w:val="0"/>
+          <w:numId w:val="20"/>
+        </w:numPr>
+      </w:pPr>
+      <w:r>
+        <w:rPr>
+          <w:rtl/>
+        </w:rPr>
+        <w:t>הקריאה מוצגת ב־</w:t>
+      </w:r>
+      <w:r>
+        <w:t>Active Calls → GET /</w:t>
+      </w:r>
+      <w:proofErr w:type="spellStart"/>
+      <w:r>
+        <w:t>api</w:t>
+      </w:r>
+      <w:proofErr w:type="spellEnd"/>
+      <w:r>
+        <w:t>/</w:t>
+      </w:r>
+      <w:proofErr w:type="spellStart"/>
+      <w:r>
+        <w:t>VolunteersCalls</w:t>
+      </w:r>
+      <w:proofErr w:type="spellEnd"/>
+      <w:r>
+        <w:t>/active/{</w:t>
+      </w:r>
+      <w:proofErr w:type="spellStart"/>
+      <w:r>
+        <w:t>volunteerId</w:t>
+      </w:r>
+      <w:proofErr w:type="spellEnd"/>
+      <w:r>
+        <w:t>}</w:t>
+      </w:r>
+    </w:p>
+    <w:p>
+      <w:pPr>
+        <w:numPr>
+          <w:ilvl w:val="0"/>
+          <w:numId w:val="20"/>
+        </w:numPr>
+      </w:pPr>
+      <w:r>
+        <w:rPr>
+          <w:rtl/>
+        </w:rPr>
+        <w:t>לוחץ "הגעתי" → סטטוס משתנה → הקריאה בסטטוס "בטיפול</w:t>
+      </w:r>
+      <w:r>
+        <w:t>"</w:t>
+      </w:r>
+    </w:p>
+    <w:p>
+      <w:pPr>
+        <w:numPr>
+          <w:ilvl w:val="0"/>
+          <w:numId w:val="20"/>
+        </w:numPr>
+      </w:pPr>
+      <w:r>
+        <w:rPr>
+          <w:rtl/>
+        </w:rPr>
+        <w:t>לוחץ "סיום" → טופס דיווח</w:t>
+      </w:r>
+      <w:r>
+        <w:t xml:space="preserve"> → PUT /</w:t>
+      </w:r>
+      <w:proofErr w:type="spellStart"/>
+      <w:r>
+        <w:t>api</w:t>
+      </w:r>
+      <w:proofErr w:type="spellEnd"/>
+      <w:r>
+        <w:t>/Calls/{id}/complete</w:t>
+      </w:r>
+    </w:p>
+    <w:p>
+      <w:pPr>
+        <w:rPr>
+          <w:rtl/>
+        </w:rPr>
+      </w:pPr>
+    </w:p>
+    <w:p>
+      <w:pPr>
+        <w:rPr>
+          <w:rtl/>
+        </w:rPr>
+      </w:pPr>
+    </w:p>
+    <w:p>
+      <w:pPr>
+        <w:rPr>
+          <w:b/>
+          <w:bCs/>
+        </w:rPr>
+      </w:pPr>
+      <w:r>
+        <w:rPr>
+          <w:b/>
+          <w:bCs/>
+          <w:rtl/>
+        </w:rPr>
+        <w:t>אפיון מערכת מעודכן – פשוט ומדויק</w:t>
+      </w:r>
+    </w:p>
+    <w:p>
+      <w:pPr>
+        <w:rPr>
+          <w:b/>
+          <w:bCs/>
+        </w:rPr>
+      </w:pPr>
+      <w:r>
+        <w:rPr>
+          <w:rFonts w:ascii="Segoe UI Emoji" w:hAnsi="Segoe UI Emoji" w:cs="Segoe UI Emoji"/>
+          <w:b/>
+          <w:bCs/>
+        </w:rPr>
+        <w:t>🧍</w:t>
+      </w:r>
+      <w:r>
+        <w:rPr>
+          <w:b/>
+          <w:bCs/>
+        </w:rPr>
+        <w:t>‍</w:t>
+      </w:r>
+      <w:r>
+        <w:rPr>
+          <w:rFonts w:ascii="Segoe UI Emoji" w:hAnsi="Segoe UI Emoji" w:cs="Segoe UI Emoji"/>
+          <w:b/>
+          <w:bCs/>
+        </w:rPr>
+        <w:t>♂️</w:t>
+      </w:r>
+      <w:r>
+        <w:rPr>
+          <w:b/>
+          <w:bCs/>
+        </w:rPr>
+        <w:t xml:space="preserve"> </w:t>
+      </w:r>
+      <w:r>
+        <w:rPr>
+          <w:b/>
+          <w:bCs/>
+          <w:rtl/>
+        </w:rPr>
+        <w:t>צד משתמש רגיל</w:t>
+      </w:r>
+      <w:r>
+        <w:rPr>
+          <w:b/>
+          <w:bCs/>
+        </w:rPr>
+        <w:t xml:space="preserve"> (Citizen):</w:t>
+      </w:r>
+    </w:p>
+    <w:p>
+      <w:pPr>
+        <w:numPr>
+          <w:ilvl w:val="0"/>
+          <w:numId w:val="21"/>
+        </w:numPr>
+      </w:pPr>
+      <w:r>
+        <w:rPr>
+          <w:rtl/>
+        </w:rPr>
+        <w:t>נרשם פעם אחת → מזוהה אוטומטית</w:t>
+      </w:r>
+    </w:p>
+    <w:p>
+      <w:pPr>
+        <w:numPr>
+          <w:ilvl w:val="0"/>
+          <w:numId w:val="21"/>
+        </w:numPr>
+      </w:pPr>
+      <w:r>
+        <w:rPr>
+          <w:rtl/>
+        </w:rPr>
+        <w:t>פותח קריאה: תיאור + תמונה (לא חובה) + מיקום אוטומטי</w:t>
+      </w:r>
+    </w:p>
+    <w:p>
+      <w:pPr>
+        <w:numPr>
+          <w:ilvl w:val="0"/>
+          <w:numId w:val="21"/>
+        </w:numPr>
+      </w:pPr>
+      <w:r>
+        <w:rPr>
+          <w:rtl/>
+        </w:rPr>
+        <w:t>הקריאה נשלחת למערכת → 20 מתנדבים קרובים מקבלים אותה</w:t>
+      </w:r>
+    </w:p>
+    <w:p>
+      <w:r>
+        <w:pict w14:anchorId="35D998D7">
+          <v:rect id="_x0000_i1118" style="width:0;height:1.5pt" o:hralign="center" o:hrstd="t" o:hr="t" fillcolor="#a0a0a0" stroked="f"/>
+        </w:pict>
+      </w:r>
+    </w:p>
+    <w:p>
+      <w:pPr>
+        <w:rPr>
+          <w:b/>
+          <w:bCs/>
+        </w:rPr>
+      </w:pPr>
+      <w:r>
+        <w:rPr>
+          <w:rFonts w:ascii="Segoe UI Emoji" w:hAnsi="Segoe UI Emoji" w:cs="Segoe UI Emoji"/>
+          <w:b/>
+          <w:bCs/>
+        </w:rPr>
+        <w:t>👨</w:t>
+      </w:r>
+      <w:r>
+        <w:rPr>
+          <w:b/>
+          <w:bCs/>
+        </w:rPr>
+        <w:t>‍</w:t>
+      </w:r>
+      <w:r>
+        <w:rPr>
+          <w:rFonts w:ascii="Segoe UI Emoji" w:hAnsi="Segoe UI Emoji" w:cs="Segoe UI Emoji"/>
+          <w:b/>
+          <w:bCs/>
+        </w:rPr>
+        <w:t>🚒</w:t>
+      </w:r>
+      <w:r>
+        <w:rPr>
+          <w:b/>
+          <w:bCs/>
+        </w:rPr>
+        <w:t xml:space="preserve"> </w:t>
+      </w:r>
+      <w:r>
+        <w:rPr>
+          <w:b/>
+          <w:bCs/>
+          <w:rtl/>
+        </w:rPr>
+        <w:t>צד מתנדב</w:t>
+      </w:r>
+      <w:r>
+        <w:rPr>
+          <w:b/>
+          <w:bCs/>
+        </w:rPr>
+        <w:t>:</w:t>
+      </w:r>
+    </w:p>
+    <w:p>
+      <w:pPr>
+        <w:numPr>
+          <w:ilvl w:val="0"/>
+          <w:numId w:val="22"/>
+        </w:numPr>
+      </w:pPr>
+      <w:r>
+        <w:rPr>
+          <w:b/>
+          <w:bCs/>
+          <w:rtl/>
+        </w:rPr>
+        <w:t>כניסה לאפליקציה</w:t>
+      </w:r>
+      <w:r>
+        <w:rPr>
+          <w:b/>
+          <w:bCs/>
+        </w:rPr>
+        <w:t>:</w:t>
+      </w:r>
+    </w:p>
+    <w:p>
+      <w:pPr>
+        <w:numPr>
+          <w:ilvl w:val="1"/>
+          <w:numId w:val="22"/>
+        </w:numPr>
+      </w:pPr>
+      <w:proofErr w:type="spellStart"/>
+      <w:r>
+        <w:rPr>
+          <w:rtl/>
+        </w:rPr>
+        <w:t>לוגין</w:t>
+      </w:r>
+      <w:proofErr w:type="spellEnd"/>
+      <w:r>
+        <w:rPr>
+          <w:rtl/>
+        </w:rPr>
+        <w:t xml:space="preserve"> → טוקן נשמר (נבדק בכל פעולה)</w:t>
+      </w:r>
+    </w:p>
+    <w:p>
+      <w:pPr>
+        <w:numPr>
+          <w:ilvl w:val="0"/>
+          <w:numId w:val="22"/>
+        </w:numPr>
+      </w:pPr>
+      <w:r>
+        <w:rPr>
+          <w:b/>
+          <w:bCs/>
+          <w:rtl/>
+        </w:rPr>
+        <w:t>קבלת קריאה</w:t>
+      </w:r>
+      <w:r>
+        <w:rPr>
+          <w:b/>
+          <w:bCs/>
+        </w:rPr>
+        <w:t>:</w:t>
+      </w:r>
+    </w:p>
+    <w:p>
+      <w:pPr>
+        <w:numPr>
+          <w:ilvl w:val="1"/>
+          <w:numId w:val="22"/>
+        </w:numPr>
+      </w:pPr>
+      <w:r>
+        <w:rPr>
+          <w:rtl/>
+        </w:rPr>
+        <w:t>הקריאה "קופצת" אם הוא בין 20 הקרובים</w:t>
+      </w:r>
+    </w:p>
+    <w:p>
+      <w:pPr>
+        <w:numPr>
+          <w:ilvl w:val="1"/>
+          <w:numId w:val="22"/>
+        </w:numPr>
+      </w:pPr>
+      <w:r>
+        <w:rPr>
+          <w:rtl/>
+        </w:rPr>
+        <w:t>מוצג כפתור "יצאתי" / "לא זמין</w:t>
+      </w:r>
+      <w:r>
+        <w:t>"</w:t>
+      </w:r>
+    </w:p>
+    <w:p>
+      <w:pPr>
+        <w:numPr>
+          <w:ilvl w:val="0"/>
+          <w:numId w:val="22"/>
+        </w:numPr>
+      </w:pPr>
+      <w:r>
+        <w:rPr>
+          <w:b/>
+          <w:bCs/>
+          <w:rtl/>
+        </w:rPr>
+        <w:t>אם לחץ "יצאתי</w:t>
+      </w:r>
+      <w:r>
+        <w:rPr>
+          <w:b/>
+          <w:bCs/>
+        </w:rPr>
+        <w:t>":</w:t>
+      </w:r>
+    </w:p>
+    <w:p>
+      <w:pPr>
+        <w:numPr>
+          <w:ilvl w:val="1"/>
+          <w:numId w:val="22"/>
+        </w:numPr>
+      </w:pPr>
+      <w:r>
+        <w:rPr>
+          <w:rtl/>
+        </w:rPr>
+        <w:t>הקריאה נכנסת לרשימת הקריאות הפעילות שלו</w:t>
+      </w:r>
+    </w:p>
+    <w:p>
+      <w:pPr>
+        <w:numPr>
+          <w:ilvl w:val="1"/>
+          <w:numId w:val="22"/>
+        </w:numPr>
+      </w:pPr>
+      <w:r>
+        <w:rPr>
+          <w:rtl/>
+        </w:rPr>
+        <w:t>הסטטוס שלו = "בדרך</w:t>
+      </w:r>
+      <w:r>
+        <w:t>"</w:t>
+      </w:r>
+    </w:p>
+    <w:p>
+      <w:pPr>
+        <w:numPr>
+          <w:ilvl w:val="1"/>
+          <w:numId w:val="22"/>
+        </w:numPr>
+      </w:pPr>
+      <w:r>
+        <w:rPr>
+          <w:rtl/>
+        </w:rPr>
+        <w:t>הקריאה מציגה כמה מתנדבים בדרך</w:t>
+      </w:r>
+    </w:p>
+    <w:p>
+      <w:pPr>
+        <w:numPr>
+          <w:ilvl w:val="0"/>
+          <w:numId w:val="22"/>
+        </w:numPr>
+      </w:pPr>
+      <w:r>
+        <w:rPr>
+          <w:b/>
+          <w:bCs/>
+          <w:rtl/>
+        </w:rPr>
+        <w:t>אם לוחץ "הגעתי</w:t>
+      </w:r>
+      <w:r>
+        <w:rPr>
+          <w:b/>
+          <w:bCs/>
+        </w:rPr>
+        <w:t>":</w:t>
+      </w:r>
+    </w:p>
+    <w:p>
+      <w:pPr>
+        <w:numPr>
+          <w:ilvl w:val="1"/>
+          <w:numId w:val="22"/>
+        </w:numPr>
+      </w:pPr>
+      <w:r>
+        <w:rPr>
+          <w:rtl/>
+        </w:rPr>
+        <w:t>סטטוס מתנדב = "הגיע</w:t>
+      </w:r>
+      <w:r>
+        <w:t>"</w:t>
+      </w:r>
+    </w:p>
+    <w:p>
+      <w:pPr>
+        <w:numPr>
+          <w:ilvl w:val="1"/>
+          <w:numId w:val="22"/>
+        </w:numPr>
+      </w:pPr>
+      <w:r>
+        <w:rPr>
+          <w:rtl/>
+        </w:rPr>
+        <w:t>סטטוס קריאה = "בטיפול</w:t>
+      </w:r>
+      <w:r>
+        <w:t>"</w:t>
+      </w:r>
+    </w:p>
+    <w:p>
+      <w:pPr>
+        <w:numPr>
+          <w:ilvl w:val="0"/>
+          <w:numId w:val="22"/>
+        </w:numPr>
+      </w:pPr>
+      <w:r>
+        <w:rPr>
+          <w:b/>
+          <w:bCs/>
+          <w:rtl/>
+        </w:rPr>
+        <w:t>אם לוחץ "סיום</w:t>
+      </w:r>
+      <w:r>
+        <w:rPr>
+          <w:b/>
+          <w:bCs/>
+        </w:rPr>
+        <w:t>":</w:t>
+      </w:r>
+    </w:p>
+    <w:p>
+      <w:pPr>
+        <w:numPr>
+          <w:ilvl w:val="1"/>
+          <w:numId w:val="22"/>
+        </w:numPr>
+      </w:pPr>
+      <w:r>
+        <w:rPr>
+          <w:rtl/>
+        </w:rPr>
+        <w:t>עובר לדף דיווח → ממלא טופס</w:t>
+      </w:r>
+    </w:p>
+    <w:p>
+      <w:pPr>
+        <w:numPr>
+          <w:ilvl w:val="1"/>
+          <w:numId w:val="22"/>
+        </w:numPr>
+      </w:pPr>
+      <w:r>
+        <w:rPr>
+          <w:rtl/>
+        </w:rPr>
+        <w:t>הקריאה הופכת ל"נסגרה" → נכנסת להיסטוריית הקריאות</w:t>
+      </w:r>
+    </w:p>
+    <w:p>
+      <w:r>
+        <w:rPr>
+          <w:rFonts w:ascii="Segoe UI Emoji" w:hAnsi="Segoe UI Emoji" w:cs="Segoe UI Emoji"/>
+        </w:rPr>
+        <w:lastRenderedPageBreak/>
+        <w:t>📍</w:t>
+      </w:r>
+      <w:r>
+        <w:t xml:space="preserve"> </w:t>
+      </w:r>
+      <w:r>
+        <w:rPr>
+          <w:rtl/>
+        </w:rPr>
+        <w:t>חשוב: קריאה לא נסגרת עד שמתנדב שטיפל בה לוחץ על סיום</w:t>
+      </w:r>
+    </w:p>
+    <w:p>
+      <w:r>
+        <w:pict w14:anchorId="77C9515C">
+          <v:rect id="_x0000_i1119" style="width:0;height:1.5pt" o:hralign="center" o:hrstd="t" o:hr="t" fillcolor="#a0a0a0" stroked="f"/>
+        </w:pict>
+      </w:r>
+    </w:p>
+    <w:p>
+      <w:pPr>
+        <w:rPr>
+          <w:b/>
+          <w:bCs/>
+        </w:rPr>
+      </w:pPr>
+      <w:r>
+        <w:rPr>
+          <w:rFonts w:ascii="Segoe UI Emoji" w:hAnsi="Segoe UI Emoji" w:cs="Segoe UI Emoji"/>
+          <w:b/>
+          <w:bCs/>
+        </w:rPr>
+        <w:t>🗂️</w:t>
+      </w:r>
+      <w:r>
+        <w:rPr>
+          <w:b/>
+          <w:bCs/>
+        </w:rPr>
+        <w:t xml:space="preserve"> API</w:t>
+      </w:r>
+      <w:r>
+        <w:rPr>
+          <w:b/>
+          <w:bCs/>
+          <w:rtl/>
+        </w:rPr>
+        <w:t>ים הכרחיים בלבד</w:t>
+      </w:r>
+    </w:p>
+    <w:tbl>
+      <w:tblPr>
+        <w:tblW w:w="0" w:type="auto"/>
+        <w:tblCellSpacing w:w="15" w:type="dxa"/>
+        <w:tblCellMar>
+          <w:top w:w="15" w:type="dxa"/>
+          <w:left w:w="15" w:type="dxa"/>
+          <w:bottom w:w="15" w:type="dxa"/>
+          <w:right w:w="15" w:type="dxa"/>
+        </w:tblCellMar>
+        <w:tblLook w:val="04A0" w:firstRow="1" w:lastRow="0" w:firstColumn="1" w:lastColumn="0" w:noHBand="0" w:noVBand="1"/>
+      </w:tblPr>
+      <w:tblGrid>
+        <w:gridCol w:w="1301"/>
+        <w:gridCol w:w="5333"/>
+        <w:gridCol w:w="1672"/>
+      </w:tblGrid>
+      <w:tr>
+        <w:trPr>
+          <w:tblHeader/>
+          <w:tblCellSpacing w:w="15" w:type="dxa"/>
+        </w:trPr>
+        <w:tc>
+          <w:tcPr>
+            <w:tcW w:w="0" w:type="auto"/>
+            <w:vAlign w:val="center"/>
+            <w:hideMark/>
+          </w:tcPr>
+          <w:p>
+            <w:pPr>
+              <w:rPr>
+                <w:b/>
+                <w:bCs/>
+              </w:rPr>
+            </w:pPr>
+            <w:r>
+              <w:rPr>
+                <w:b/>
+                <w:bCs/>
+                <w:rtl/>
+              </w:rPr>
+              <w:t>פעולה</w:t>
+            </w:r>
+          </w:p>
+        </w:tc>
+        <w:tc>
+          <w:tcPr>
+            <w:tcW w:w="0" w:type="auto"/>
+            <w:vAlign w:val="center"/>
+            <w:hideMark/>
+          </w:tcPr>
+          <w:p>
+            <w:pPr>
+              <w:rPr>
+                <w:b/>
+                <w:bCs/>
+              </w:rPr>
+            </w:pPr>
+            <w:r>
+              <w:rPr>
+                <w:b/>
+                <w:bCs/>
+              </w:rPr>
+              <w:t>Endpoint</w:t>
+            </w:r>
+          </w:p>
+        </w:tc>
+        <w:tc>
+          <w:tcPr>
+            <w:tcW w:w="0" w:type="auto"/>
+            <w:vAlign w:val="center"/>
+            <w:hideMark/>
+          </w:tcPr>
+          <w:p>
+            <w:pPr>
+              <w:rPr>
+                <w:b/>
+                <w:bCs/>
+              </w:rPr>
+            </w:pPr>
+            <w:r>
+              <w:rPr>
+                <w:b/>
+                <w:bCs/>
+                <w:rtl/>
+              </w:rPr>
+              <w:t>שומר</w:t>
+            </w:r>
+            <w:r>
+              <w:rPr>
+                <w:b/>
+                <w:bCs/>
+              </w:rPr>
+              <w:t>?</w:t>
+            </w:r>
+          </w:p>
+        </w:tc>
+      </w:tr>
+      <w:tr>
+        <w:trPr>
+          <w:tblCellSpacing w:w="15" w:type="dxa"/>
+        </w:trPr>
+        <w:tc>
+          <w:tcPr>
+            <w:tcW w:w="0" w:type="auto"/>
+            <w:vAlign w:val="center"/>
+            <w:hideMark/>
+          </w:tcPr>
+          <w:p>
+            <w:r>
+              <w:rPr>
+                <w:rtl/>
+              </w:rPr>
+              <w:t>פתיחת קריאה</w:t>
+            </w:r>
+          </w:p>
+        </w:tc>
+        <w:tc>
+          <w:tcPr>
+            <w:tcW w:w="0" w:type="auto"/>
+            <w:vAlign w:val="center"/>
+            <w:hideMark/>
+          </w:tcPr>
+          <w:p>
+            <w:r>
+              <w:t>POST /</w:t>
+            </w:r>
+            <w:proofErr w:type="spellStart"/>
+            <w:r>
+              <w:t>api</w:t>
+            </w:r>
+            <w:proofErr w:type="spellEnd"/>
+            <w:r>
+              <w:t>/Calls</w:t>
+            </w:r>
+          </w:p>
+        </w:tc>
+        <w:tc>
+          <w:tcPr>
+            <w:tcW w:w="0" w:type="auto"/>
+            <w:vAlign w:val="center"/>
+            <w:hideMark/>
+          </w:tcPr>
+          <w:p>
+            <w:r>
+              <w:rPr>
+                <w:rFonts w:ascii="Segoe UI Emoji" w:hAnsi="Segoe UI Emoji" w:cs="Segoe UI Emoji"/>
+              </w:rPr>
+              <w:t>✅</w:t>
+            </w:r>
+          </w:p>
+        </w:tc>
+      </w:tr>
+      <w:tr>
+        <w:trPr>
+          <w:tblCellSpacing w:w="15" w:type="dxa"/>
+        </w:trPr>
+        <w:tc>
+          <w:tcPr>
+            <w:tcW w:w="0" w:type="auto"/>
+            <w:vAlign w:val="center"/>
+            <w:hideMark/>
+          </w:tcPr>
+          <w:p>
+            <w:r>
+              <w:rPr>
+                <w:rtl/>
+              </w:rPr>
+              <w:t>שליחת הקריאה ל־20 מתנדבים קרובים</w:t>
+            </w:r>
+          </w:p>
+        </w:tc>
+        <w:tc>
+          <w:tcPr>
+            <w:tcW w:w="0" w:type="auto"/>
+            <w:vAlign w:val="center"/>
+            <w:hideMark/>
+          </w:tcPr>
+          <w:p>
+            <w:r>
+              <w:t>POST /</w:t>
+            </w:r>
+            <w:proofErr w:type="spellStart"/>
+            <w:r>
+              <w:t>api</w:t>
+            </w:r>
+            <w:proofErr w:type="spellEnd"/>
+            <w:r>
+              <w:t>/</w:t>
+            </w:r>
+            <w:proofErr w:type="gramStart"/>
+            <w:r>
+              <w:t>Calls/{</w:t>
+            </w:r>
+            <w:proofErr w:type="spellStart"/>
+            <w:r>
+              <w:t>callId</w:t>
+            </w:r>
+            <w:proofErr w:type="spellEnd"/>
+            <w:r>
+              <w:t>}/</w:t>
+            </w:r>
+            <w:proofErr w:type="gramEnd"/>
+            <w:r>
+              <w:t>assign-nearby</w:t>
+            </w:r>
+          </w:p>
+        </w:tc>
+        <w:tc>
+          <w:tcPr>
+            <w:tcW w:w="0" w:type="auto"/>
+            <w:vAlign w:val="center"/>
+            <w:hideMark/>
+          </w:tcPr>
+          <w:p>
+            <w:r>
+              <w:rPr>
+                <w:rFonts w:ascii="Segoe UI Emoji" w:hAnsi="Segoe UI Emoji" w:cs="Segoe UI Emoji"/>
+              </w:rPr>
+              <w:t>✅</w:t>
+            </w:r>
+          </w:p>
+        </w:tc>
+      </w:tr>
+      <w:tr>
+        <w:trPr>
+          <w:tblCellSpacing w:w="15" w:type="dxa"/>
+        </w:trPr>
+        <w:tc>
+          <w:tcPr>
+            <w:tcW w:w="0" w:type="auto"/>
+            <w:vAlign w:val="center"/>
+            <w:hideMark/>
+          </w:tcPr>
+          <w:p>
+            <w:r>
+              <w:rPr>
+                <w:rtl/>
+              </w:rPr>
+              <w:t>מתנדב לוחץ "יצאתי</w:t>
+            </w:r>
+            <w:r>
+              <w:t>"</w:t>
+            </w:r>
+          </w:p>
+        </w:tc>
+        <w:tc>
+          <w:tcPr>
+            <w:tcW w:w="0" w:type="auto"/>
+            <w:vAlign w:val="center"/>
+            <w:hideMark/>
+          </w:tcPr>
+          <w:p>
+            <w:r>
+              <w:t>POST /</w:t>
+            </w:r>
+            <w:proofErr w:type="spellStart"/>
+            <w:r>
+              <w:t>api</w:t>
+            </w:r>
+            <w:proofErr w:type="spellEnd"/>
+            <w:r>
+              <w:t>/</w:t>
+            </w:r>
+            <w:proofErr w:type="spellStart"/>
+            <w:r>
+              <w:t>VolunteersCalls</w:t>
+            </w:r>
+            <w:proofErr w:type="spellEnd"/>
+            <w:r>
+              <w:t xml:space="preserve">/respond </w:t>
+            </w:r>
+            <w:r>
+              <w:rPr>
+                <w:rtl/>
+              </w:rPr>
+              <w:t xml:space="preserve">או </w:t>
+            </w:r>
+            <w:r>
+              <w:t>PUT /</w:t>
+            </w:r>
+            <w:proofErr w:type="spellStart"/>
+            <w:r>
+              <w:t>api</w:t>
+            </w:r>
+            <w:proofErr w:type="spellEnd"/>
+            <w:r>
+              <w:t>/</w:t>
+            </w:r>
+            <w:proofErr w:type="spellStart"/>
+            <w:r>
+              <w:t>VolunteersCalls</w:t>
+            </w:r>
+            <w:proofErr w:type="spellEnd"/>
+            <w:r>
+              <w:t>/{</w:t>
+            </w:r>
+            <w:proofErr w:type="spellStart"/>
+            <w:r>
+              <w:t>callId</w:t>
+            </w:r>
+            <w:proofErr w:type="spellEnd"/>
+            <w:r>
+              <w:t>}/{</w:t>
+            </w:r>
+            <w:proofErr w:type="spellStart"/>
+            <w:r>
+              <w:t>volunteerId</w:t>
+            </w:r>
+            <w:proofErr w:type="spellEnd"/>
+            <w:r>
+              <w:t>}/status</w:t>
+            </w:r>
+          </w:p>
+        </w:tc>
+        <w:tc>
+          <w:tcPr>
+            <w:tcW w:w="0" w:type="auto"/>
+            <w:vAlign w:val="center"/>
+            <w:hideMark/>
+          </w:tcPr>
+          <w:p>
+            <w:r>
+              <w:rPr>
+                <w:rFonts w:ascii="Segoe UI Emoji" w:hAnsi="Segoe UI Emoji" w:cs="Segoe UI Emoji"/>
+              </w:rPr>
+              <w:t>✅</w:t>
+            </w:r>
+          </w:p>
+        </w:tc>
+      </w:tr>
+      <w:tr>
+        <w:trPr>
+          <w:tblCellSpacing w:w="15" w:type="dxa"/>
+        </w:trPr>
+        <w:tc>
+          <w:tcPr>
+            <w:tcW w:w="0" w:type="auto"/>
+            <w:vAlign w:val="center"/>
+            <w:hideMark/>
+          </w:tcPr>
+          <w:p>
+            <w:r>
+              <w:rPr>
+                <w:rtl/>
+              </w:rPr>
+              <w:t>קבלת קריאות פעילות</w:t>
+            </w:r>
+          </w:p>
+        </w:tc>
+        <w:tc>
+          <w:tcPr>
+            <w:tcW w:w="0" w:type="auto"/>
+            <w:vAlign w:val="center"/>
+            <w:hideMark/>
+          </w:tcPr>
+          <w:p>
+            <w:r>
+              <w:t>GET /</w:t>
+            </w:r>
+            <w:proofErr w:type="spellStart"/>
+            <w:r>
+              <w:t>api</w:t>
+            </w:r>
+            <w:proofErr w:type="spellEnd"/>
+            <w:r>
+              <w:t>/</w:t>
+            </w:r>
+            <w:proofErr w:type="spellStart"/>
+            <w:r>
+              <w:t>VolunteersCalls</w:t>
+            </w:r>
+            <w:proofErr w:type="spellEnd"/>
+            <w:r>
+              <w:t>/active/{</w:t>
+            </w:r>
+            <w:proofErr w:type="spellStart"/>
+            <w:r>
+              <w:t>volunteerId</w:t>
+            </w:r>
+            <w:proofErr w:type="spellEnd"/>
+            <w:r>
+              <w:t>}</w:t>
+            </w:r>
+          </w:p>
+        </w:tc>
+        <w:tc>
+          <w:tcPr>
+            <w:tcW w:w="0" w:type="auto"/>
+            <w:vAlign w:val="center"/>
+            <w:hideMark/>
+          </w:tcPr>
+          <w:p>
+            <w:r>
+              <w:rPr>
+                <w:rFonts w:ascii="Segoe UI Emoji" w:hAnsi="Segoe UI Emoji" w:cs="Segoe UI Emoji"/>
+              </w:rPr>
+              <w:t>✅</w:t>
+            </w:r>
+          </w:p>
+        </w:tc>
+      </w:tr>
+      <w:tr>
+        <w:trPr>
+          <w:tblCellSpacing w:w="15" w:type="dxa"/>
+        </w:trPr>
+        <w:tc>
+          <w:tcPr>
+            <w:tcW w:w="0" w:type="auto"/>
+            <w:vAlign w:val="center"/>
+            <w:hideMark/>
+          </w:tcPr>
+          <w:p>
+            <w:r>
+              <w:rPr>
+                <w:rtl/>
+              </w:rPr>
+              <w:t>לוחץ "הגעתי</w:t>
+            </w:r>
+            <w:r>
+              <w:t>"</w:t>
+            </w:r>
+          </w:p>
+        </w:tc>
+        <w:tc>
+          <w:tcPr>
+            <w:tcW w:w="0" w:type="auto"/>
+            <w:vAlign w:val="center"/>
+            <w:hideMark/>
+          </w:tcPr>
+          <w:p>
+            <w:r>
+              <w:t>PUT /</w:t>
+            </w:r>
+            <w:proofErr w:type="spellStart"/>
+            <w:r>
+              <w:t>api</w:t>
+            </w:r>
+            <w:proofErr w:type="spellEnd"/>
+            <w:r>
+              <w:t>/</w:t>
+            </w:r>
+            <w:proofErr w:type="spellStart"/>
+            <w:proofErr w:type="gramStart"/>
+            <w:r>
+              <w:t>VolunteersCalls</w:t>
+            </w:r>
+            <w:proofErr w:type="spellEnd"/>
+            <w:r>
+              <w:t>/{</w:t>
+            </w:r>
+            <w:proofErr w:type="spellStart"/>
+            <w:r>
+              <w:t>callId</w:t>
+            </w:r>
+            <w:proofErr w:type="spellEnd"/>
+            <w:r>
+              <w:t>}/{</w:t>
+            </w:r>
+            <w:proofErr w:type="spellStart"/>
+            <w:r>
+              <w:t>volunteerId</w:t>
+            </w:r>
+            <w:proofErr w:type="spellEnd"/>
+            <w:r>
+              <w:t>}/</w:t>
+            </w:r>
+            <w:proofErr w:type="gramEnd"/>
+            <w:r>
+              <w:t>status</w:t>
+            </w:r>
+          </w:p>
+        </w:tc>
+        <w:tc>
+          <w:tcPr>
+            <w:tcW w:w="0" w:type="auto"/>
+            <w:vAlign w:val="center"/>
+            <w:hideMark/>
+          </w:tcPr>
+          <w:p>
+            <w:r>
+              <w:rPr>
+                <w:rFonts w:ascii="Segoe UI Emoji" w:hAnsi="Segoe UI Emoji" w:cs="Segoe UI Emoji"/>
+              </w:rPr>
+              <w:t>✅</w:t>
+            </w:r>
+          </w:p>
+        </w:tc>
+      </w:tr>
+      <w:tr>
+        <w:trPr>
+          <w:tblCellSpacing w:w="15" w:type="dxa"/>
+        </w:trPr>
+        <w:tc>
+          <w:tcPr>
+            <w:tcW w:w="0" w:type="auto"/>
+            <w:vAlign w:val="center"/>
+            <w:hideMark/>
+          </w:tcPr>
+          <w:p>
+            <w:r>
+              <w:rPr>
+                <w:rtl/>
+              </w:rPr>
+              <w:t>לוחץ "סיום</w:t>
+            </w:r>
+            <w:r>
+              <w:t>"</w:t>
+            </w:r>
+          </w:p>
+        </w:tc>
+        <w:tc>
+          <w:tcPr>
+            <w:tcW w:w="0" w:type="auto"/>
+            <w:vAlign w:val="center"/>
+            <w:hideMark/>
+          </w:tcPr>
+          <w:p>
+            <w:r>
+              <w:t>PUT /</w:t>
+            </w:r>
+            <w:proofErr w:type="spellStart"/>
+            <w:r>
+              <w:t>api</w:t>
+            </w:r>
+            <w:proofErr w:type="spellEnd"/>
+            <w:r>
+              <w:t>/</w:t>
+            </w:r>
+            <w:proofErr w:type="gramStart"/>
+            <w:r>
+              <w:t>Calls/{id}/</w:t>
+            </w:r>
+            <w:proofErr w:type="gramEnd"/>
+            <w:r>
+              <w:t>complete</w:t>
+            </w:r>
+          </w:p>
+        </w:tc>
+        <w:tc>
+          <w:tcPr>
+            <w:tcW w:w="0" w:type="auto"/>
+            <w:vAlign w:val="center"/>
+            <w:hideMark/>
+          </w:tcPr>
+          <w:p>
+            <w:r>
+              <w:rPr>
+                <w:rFonts w:ascii="Segoe UI Emoji" w:hAnsi="Segoe UI Emoji" w:cs="Segoe UI Emoji"/>
+              </w:rPr>
+              <w:t>✅</w:t>
+            </w:r>
+          </w:p>
+        </w:tc>
+      </w:tr>
+      <w:tr>
+        <w:trPr>
+          <w:tblCellSpacing w:w="15" w:type="dxa"/>
+        </w:trPr>
+        <w:tc>
+          <w:tcPr>
+            <w:tcW w:w="0" w:type="auto"/>
+            <w:vAlign w:val="center"/>
+            <w:hideMark/>
+          </w:tcPr>
+          <w:p>
+            <w:r>
+              <w:rPr>
+                <w:rtl/>
+              </w:rPr>
+              <w:t>קבלת היסטוריית קריאות</w:t>
+            </w:r>
+          </w:p>
+        </w:tc>
+        <w:tc>
+          <w:tcPr>
+            <w:tcW w:w="0" w:type="auto"/>
+            <w:vAlign w:val="center"/>
+            <w:hideMark/>
+          </w:tcPr>
+          <w:p>
+            <w:r>
+              <w:t>GET /</w:t>
+            </w:r>
+            <w:proofErr w:type="spellStart"/>
+            <w:r>
+              <w:t>api</w:t>
+            </w:r>
+            <w:proofErr w:type="spellEnd"/>
+            <w:r>
+              <w:t>/</w:t>
+            </w:r>
+            <w:proofErr w:type="spellStart"/>
+            <w:r>
+              <w:t>VolunteersCalls</w:t>
+            </w:r>
+            <w:proofErr w:type="spellEnd"/>
+            <w:r>
+              <w:t>/history/{</w:t>
+            </w:r>
+            <w:proofErr w:type="spellStart"/>
+            <w:r>
+              <w:t>volunteerId</w:t>
+            </w:r>
+            <w:proofErr w:type="spellEnd"/>
+            <w:r>
+              <w:t>}</w:t>
+            </w:r>
+          </w:p>
+        </w:tc>
+        <w:tc>
+          <w:tcPr>
+            <w:tcW w:w="0" w:type="auto"/>
+            <w:vAlign w:val="center"/>
+            <w:hideMark/>
+          </w:tcPr>
+          <w:p>
+            <w:r>
+              <w:rPr>
+                <w:rFonts w:ascii="Segoe UI Emoji" w:hAnsi="Segoe UI Emoji" w:cs="Segoe UI Emoji"/>
+              </w:rPr>
+              <w:t>✅</w:t>
+            </w:r>
+          </w:p>
+        </w:tc>
+      </w:tr>
+      <w:tr>
+        <w:trPr>
+          <w:tblCellSpacing w:w="15" w:type="dxa"/>
+        </w:trPr>
+        <w:tc>
+          <w:tcPr>
+            <w:tcW w:w="0" w:type="auto"/>
+            <w:vAlign w:val="center"/>
+            <w:hideMark/>
+          </w:tcPr>
+          <w:p>
+            <w:r>
+              <w:rPr>
+                <w:rtl/>
+              </w:rPr>
+              <w:t>עדכון סטטוס כללי לקריאה</w:t>
+            </w:r>
+          </w:p>
+        </w:tc>
+        <w:tc>
+          <w:tcPr>
+            <w:tcW w:w="0" w:type="auto"/>
+            <w:vAlign w:val="center"/>
+            <w:hideMark/>
+          </w:tcPr>
+          <w:p>
+            <w:r>
+              <w:t>PUT /</w:t>
+            </w:r>
+            <w:proofErr w:type="spellStart"/>
+            <w:r>
+              <w:t>api</w:t>
+            </w:r>
+            <w:proofErr w:type="spellEnd"/>
+            <w:r>
+              <w:t>/</w:t>
+            </w:r>
+            <w:proofErr w:type="gramStart"/>
+            <w:r>
+              <w:t>Calls/{id}/</w:t>
+            </w:r>
+            <w:proofErr w:type="gramEnd"/>
+            <w:r>
+              <w:t>status</w:t>
+            </w:r>
+          </w:p>
+        </w:tc>
+        <w:tc>
+          <w:tcPr>
+            <w:tcW w:w="0" w:type="auto"/>
+            <w:vAlign w:val="center"/>
+            <w:hideMark/>
+          </w:tcPr>
+          <w:p>
+            <w:r>
+              <w:rPr>
+                <w:rFonts w:ascii="Segoe UI Emoji" w:hAnsi="Segoe UI Emoji" w:cs="Segoe UI Emoji"/>
+              </w:rPr>
+              <w:t>🟡</w:t>
+            </w:r>
+            <w:r>
+              <w:t xml:space="preserve"> </w:t>
+            </w:r>
+            <w:r>
+              <w:rPr>
+                <w:rtl/>
+              </w:rPr>
+              <w:t>אופציונלי, אולי מיותר אם הקריאה נקבעת לפי מצב המתנדבים</w:t>
+            </w:r>
+          </w:p>
+        </w:tc>
+      </w:tr>
+      <w:tr>
+        <w:trPr>
+          <w:tblCellSpacing w:w="15" w:type="dxa"/>
+        </w:trPr>
+        <w:tc>
+          <w:tcPr>
+            <w:tcW w:w="0" w:type="auto"/>
+            <w:vAlign w:val="center"/>
+            <w:hideMark/>
+          </w:tcPr>
+          <w:p>
+            <w:r>
+              <w:rPr>
+                <w:rtl/>
+              </w:rPr>
+              <w:t>קבלת מידע על מתנדבים בקריאה</w:t>
+            </w:r>
+          </w:p>
+        </w:tc>
+        <w:tc>
+          <w:tcPr>
+            <w:tcW w:w="0" w:type="auto"/>
+            <w:vAlign w:val="center"/>
+            <w:hideMark/>
+          </w:tcPr>
+          <w:p>
+            <w:r>
+              <w:t>GET /</w:t>
+            </w:r>
+            <w:proofErr w:type="spellStart"/>
+            <w:r>
+              <w:t>api</w:t>
+            </w:r>
+            <w:proofErr w:type="spellEnd"/>
+            <w:r>
+              <w:t>/</w:t>
+            </w:r>
+            <w:proofErr w:type="spellStart"/>
+            <w:proofErr w:type="gramStart"/>
+            <w:r>
+              <w:t>VolunteersCalls</w:t>
+            </w:r>
+            <w:proofErr w:type="spellEnd"/>
+            <w:r>
+              <w:t>/{</w:t>
+            </w:r>
+            <w:proofErr w:type="spellStart"/>
+            <w:r>
+              <w:t>callId</w:t>
+            </w:r>
+            <w:proofErr w:type="spellEnd"/>
+            <w:r>
+              <w:t>}/</w:t>
+            </w:r>
+            <w:proofErr w:type="gramEnd"/>
+            <w:r>
+              <w:t>info</w:t>
+            </w:r>
+          </w:p>
+        </w:tc>
+        <w:tc>
+          <w:tcPr>
+            <w:tcW w:w="0" w:type="auto"/>
+            <w:vAlign w:val="center"/>
+            <w:hideMark/>
+          </w:tcPr>
+          <w:p>
+            <w:r>
+              <w:rPr>
+                <w:rFonts w:ascii="Segoe UI Emoji" w:hAnsi="Segoe UI Emoji" w:cs="Segoe UI Emoji"/>
+              </w:rPr>
+              <w:t>✅</w:t>
+            </w:r>
+          </w:p>
+        </w:tc>
+      </w:tr>
+    </w:tbl>
+    <w:p>
+      <w:pPr>
+        <w:rPr>
+          <w:rtl/>
+        </w:rPr>
+      </w:pPr>
+    </w:p>
+    <w:p>
+      <w:pPr>
+        <w:bidi w:val="0"/>
+        <w:rPr>
+          <w:rtl/>
+        </w:rPr>
+      </w:pPr>
+      <w:r>
+        <w:rPr>
+          <w:rtl/>
+        </w:rPr>
+        <w:br w:type="page"/>
+      </w:r>
+    </w:p>
+    <w:p>
+      <w:pPr>
+        <w:rPr>
+          <w:rtl/>
+        </w:rPr>
+      </w:pPr>
+      <w:r>
+        <w:rPr>
+          <w:rFonts w:hint="cs"/>
+          <w:rtl/>
+        </w:rPr>
+        <w:lastRenderedPageBreak/>
+        <w:t>סיכום התהליך</w:t>
+      </w:r>
+    </w:p>
+    <w:p>
+      <w:r>
+        <w:rPr>
+          <w:rtl/>
+        </w:rPr>
+        <w:t>בהתבסס על רשימת ה־</w:t>
+      </w:r>
+      <w:r>
+        <w:t xml:space="preserve">API </w:t>
+      </w:r>
+      <w:r>
+        <w:rPr>
+          <w:rtl/>
+        </w:rPr>
+        <w:t xml:space="preserve">שלך והאפיון שנתת, הנה </w:t>
+      </w:r>
+      <w:r>
+        <w:rPr>
+          <w:b/>
+          <w:bCs/>
+          <w:rtl/>
+        </w:rPr>
+        <w:t>תרשים זרימת התהליך השלם של המערכת</w:t>
+      </w:r>
+      <w:r>
+        <w:rPr>
+          <w:rtl/>
+        </w:rPr>
+        <w:t xml:space="preserve"> </w:t>
+      </w:r>
+      <w:r>
+        <w:t xml:space="preserve">– </w:t>
+      </w:r>
+      <w:r>
+        <w:rPr>
+          <w:rtl/>
+        </w:rPr>
+        <w:t>מהכניסה ועד סיום קריאה – כולל תפקיד של כל פעולה</w:t>
+      </w:r>
+      <w:r>
+        <w:t xml:space="preserve"> (endpoint), </w:t>
+      </w:r>
+      <w:r>
+        <w:rPr>
+          <w:rtl/>
+        </w:rPr>
+        <w:t>הסבר על מה היא עושה, ומי מבצע אותה</w:t>
+      </w:r>
+      <w:r>
+        <w:t>:</w:t>
+      </w:r>
+    </w:p>
+    <w:p>
+      <w:r>
+        <w:pict w14:anchorId="588B0B5E">
+          <v:rect id="_x0000_i1194" style="width:0;height:1.5pt" o:hralign="center" o:hrstd="t" o:hr="t" fillcolor="#a0a0a0" stroked="f"/>
+        </w:pict>
+      </w:r>
+    </w:p>
+    <w:p>
+      <w:pPr>
+        <w:rPr>
+          <w:b/>
+          <w:bCs/>
+        </w:rPr>
+      </w:pPr>
+      <w:r>
+        <w:rPr>
+          <w:rFonts w:ascii="Segoe UI Emoji" w:hAnsi="Segoe UI Emoji" w:cs="Segoe UI Emoji"/>
+          <w:b/>
+          <w:bCs/>
+        </w:rPr>
+        <w:t>🟢</w:t>
+      </w:r>
+      <w:r>
+        <w:rPr>
+          <w:b/>
+          <w:bCs/>
+        </w:rPr>
+        <w:t xml:space="preserve"> </w:t>
+      </w:r>
+      <w:r>
+        <w:rPr>
+          <w:b/>
+          <w:bCs/>
+          <w:rtl/>
+        </w:rPr>
+        <w:t>שלב 1: התחברות או הרשמה</w:t>
+      </w:r>
+    </w:p>
+    <w:p>
+      <w:pPr>
+        <w:rPr>
+          <w:b/>
+          <w:bCs/>
+        </w:rPr>
+      </w:pPr>
+      <w:r>
+        <w:rPr>
+          <w:b/>
+          <w:bCs/>
+          <w:rtl/>
+        </w:rPr>
+        <w:t>משתמש רגיל</w:t>
+      </w:r>
+      <w:r>
+        <w:rPr>
+          <w:b/>
+          <w:bCs/>
+        </w:rPr>
+        <w:t xml:space="preserve"> (Citizen):</w:t>
+      </w:r>
+    </w:p>
+    <w:p>
+      <w:pPr>
+        <w:numPr>
+          <w:ilvl w:val="0"/>
+          <w:numId w:val="23"/>
+        </w:numPr>
+      </w:pPr>
+      <w:r>
+        <w:t>POST /</w:t>
+      </w:r>
+      <w:proofErr w:type="spellStart"/>
+      <w:r>
+        <w:t>api</w:t>
+      </w:r>
+      <w:proofErr w:type="spellEnd"/>
+      <w:r>
+        <w:t xml:space="preserve">/User – </w:t>
+      </w:r>
+      <w:r>
+        <w:rPr>
+          <w:b/>
+          <w:bCs/>
+          <w:rtl/>
+        </w:rPr>
+        <w:t>הרשמה</w:t>
+      </w:r>
+      <w:r>
+        <w:rPr>
+          <w:rtl/>
+        </w:rPr>
+        <w:t xml:space="preserve"> של אזרח חדש</w:t>
+      </w:r>
+    </w:p>
+    <w:p>
+      <w:pPr>
+        <w:numPr>
+          <w:ilvl w:val="0"/>
+          <w:numId w:val="23"/>
+        </w:numPr>
+      </w:pPr>
+      <w:r>
+        <w:t xml:space="preserve">POST /login – </w:t>
+      </w:r>
+      <w:r>
+        <w:rPr>
+          <w:b/>
+          <w:bCs/>
+          <w:rtl/>
+        </w:rPr>
+        <w:t>כניסה</w:t>
+      </w:r>
+      <w:r>
+        <w:rPr>
+          <w:rtl/>
+        </w:rPr>
+        <w:t xml:space="preserve"> ומקבל</w:t>
+      </w:r>
+      <w:r>
+        <w:t xml:space="preserve"> JWT </w:t>
+      </w:r>
+      <w:r>
+        <w:rPr>
+          <w:rtl/>
+        </w:rPr>
+        <w:t>עם</w:t>
+      </w:r>
+      <w:r>
+        <w:t xml:space="preserve"> Role = "User"</w:t>
+      </w:r>
+    </w:p>
+    <w:p>
+      <w:pPr>
+        <w:rPr>
+          <w:b/>
+          <w:bCs/>
+        </w:rPr>
+      </w:pPr>
+      <w:r>
+        <w:rPr>
+          <w:b/>
+          <w:bCs/>
+          <w:rtl/>
+        </w:rPr>
+        <w:t>מתנדב</w:t>
+      </w:r>
+      <w:r>
+        <w:rPr>
+          <w:b/>
+          <w:bCs/>
+        </w:rPr>
+        <w:t xml:space="preserve"> (Volunteer):</w:t>
+      </w:r>
+    </w:p>
+    <w:p>
+      <w:pPr>
+        <w:numPr>
+          <w:ilvl w:val="0"/>
+          <w:numId w:val="24"/>
+        </w:numPr>
+      </w:pPr>
+      <w:r>
+        <w:t>POST /</w:t>
+      </w:r>
+      <w:proofErr w:type="spellStart"/>
+      <w:r>
+        <w:t>api</w:t>
+      </w:r>
+      <w:proofErr w:type="spellEnd"/>
+      <w:r>
+        <w:t xml:space="preserve">/Volunteer – </w:t>
+      </w:r>
+      <w:r>
+        <w:rPr>
+          <w:b/>
+          <w:bCs/>
+          <w:rtl/>
+        </w:rPr>
+        <w:t>הרשמה</w:t>
+      </w:r>
+      <w:r>
+        <w:rPr>
+          <w:rtl/>
+        </w:rPr>
+        <w:t xml:space="preserve"> של מתנדב חדש (כולל מיקום)</w:t>
+      </w:r>
+    </w:p>
+    <w:p>
+      <w:pPr>
+        <w:numPr>
+          <w:ilvl w:val="0"/>
+          <w:numId w:val="24"/>
+        </w:numPr>
+      </w:pPr>
+      <w:r>
+        <w:t>POST /</w:t>
+      </w:r>
+      <w:proofErr w:type="spellStart"/>
+      <w:r>
+        <w:t>VolunteerLogin</w:t>
+      </w:r>
+      <w:proofErr w:type="spellEnd"/>
+      <w:r>
+        <w:t xml:space="preserve"> – </w:t>
+      </w:r>
+      <w:r>
+        <w:rPr>
+          <w:b/>
+          <w:bCs/>
+          <w:rtl/>
+        </w:rPr>
+        <w:t>כניסה</w:t>
+      </w:r>
+      <w:r>
+        <w:rPr>
+          <w:rtl/>
+        </w:rPr>
+        <w:t xml:space="preserve"> ומקבל</w:t>
+      </w:r>
+      <w:r>
+        <w:t xml:space="preserve"> JWT </w:t>
+      </w:r>
+      <w:r>
+        <w:rPr>
+          <w:rtl/>
+        </w:rPr>
+        <w:t>עם</w:t>
+      </w:r>
+      <w:r>
+        <w:t xml:space="preserve"> Role = "Volunteer"</w:t>
+      </w:r>
+    </w:p>
+    <w:p>
+      <w:r>
+        <w:pict w14:anchorId="693FFE45">
+          <v:rect id="_x0000_i1195" style="width:0;height:1.5pt" o:hralign="center" o:hrstd="t" o:hr="t" fillcolor="#a0a0a0" stroked="f"/>
+        </w:pict>
+      </w:r>
+    </w:p>
+    <w:p>
+      <w:pPr>
+        <w:rPr>
+          <w:b/>
+          <w:bCs/>
+        </w:rPr>
+      </w:pPr>
+      <w:r>
+        <w:rPr>
+          <w:rFonts w:ascii="Segoe UI Emoji" w:hAnsi="Segoe UI Emoji" w:cs="Segoe UI Emoji"/>
+          <w:b/>
+          <w:bCs/>
+        </w:rPr>
+        <w:t>🟡</w:t>
+      </w:r>
+      <w:r>
+        <w:rPr>
+          <w:b/>
+          <w:bCs/>
+        </w:rPr>
+        <w:t xml:space="preserve"> </w:t>
+      </w:r>
+      <w:r>
+        <w:rPr>
+          <w:b/>
+          <w:bCs/>
+          <w:rtl/>
+        </w:rPr>
+        <w:t>שלב 2: פתיחת קריאה על ידי אזרח</w:t>
+      </w:r>
+    </w:p>
+    <w:p>
+      <w:pPr>
+        <w:numPr>
+          <w:ilvl w:val="0"/>
+          <w:numId w:val="25"/>
+        </w:numPr>
+      </w:pPr>
+      <w:r>
+        <w:t>POST /</w:t>
+      </w:r>
+      <w:proofErr w:type="spellStart"/>
+      <w:r>
+        <w:t>api</w:t>
+      </w:r>
+      <w:proofErr w:type="spellEnd"/>
+      <w:r>
+        <w:t xml:space="preserve">/Calls – </w:t>
+      </w:r>
+      <w:r>
+        <w:rPr>
+          <w:rtl/>
+        </w:rPr>
+        <w:t>האזרח פותח קריאה: תמונה (לא חובה), מיקום, תיאור</w:t>
+      </w:r>
+    </w:p>
+    <w:p>
+      <w:pPr>
+        <w:numPr>
+          <w:ilvl w:val="0"/>
+          <w:numId w:val="25"/>
+        </w:numPr>
+      </w:pPr>
+      <w:r>
+        <w:t>POST /</w:t>
+      </w:r>
+      <w:proofErr w:type="spellStart"/>
+      <w:r>
+        <w:t>api</w:t>
+      </w:r>
+      <w:proofErr w:type="spellEnd"/>
+      <w:r>
+        <w:t>/Calls/{</w:t>
+      </w:r>
+      <w:proofErr w:type="spellStart"/>
+      <w:r>
+        <w:t>callId</w:t>
+      </w:r>
+      <w:proofErr w:type="spellEnd"/>
+      <w:r>
+        <w:t xml:space="preserve">}/assign-nearby – </w:t>
+      </w:r>
+      <w:r>
+        <w:rPr>
+          <w:rtl/>
+        </w:rPr>
+        <w:t>המערכת מקצה 20 מתנדבים קרובים לקריאה (נקרא גם על ידי המתנדבים בצד שלהם)</w:t>
+      </w:r>
+    </w:p>
+    <w:p>
+      <w:r>
+        <w:pict w14:anchorId="570A9733">
+          <v:rect id="_x0000_i1196" style="width:0;height:1.5pt" o:hralign="center" o:hrstd="t" o:hr="t" fillcolor="#a0a0a0" stroked="f"/>
+        </w:pict>
+      </w:r>
+    </w:p>
+    <w:p>
+      <w:pPr>
+        <w:rPr>
+          <w:b/>
+          <w:bCs/>
+        </w:rPr>
+      </w:pPr>
+      <w:r>
+        <w:rPr>
+          <w:rFonts w:ascii="Segoe UI Emoji" w:hAnsi="Segoe UI Emoji" w:cs="Segoe UI Emoji"/>
+          <w:b/>
+          <w:bCs/>
+        </w:rPr>
+        <w:t>🔔</w:t>
+      </w:r>
+      <w:r>
+        <w:rPr>
+          <w:b/>
+          <w:bCs/>
+        </w:rPr>
+        <w:t xml:space="preserve"> </w:t>
+      </w:r>
+      <w:r>
+        <w:rPr>
+          <w:b/>
+          <w:bCs/>
+          <w:rtl/>
+        </w:rPr>
+        <w:t>שלב 3: שליחת התראות למתנדבים</w:t>
+      </w:r>
+    </w:p>
+    <w:p>
+      <w:pPr>
+        <w:numPr>
+          <w:ilvl w:val="0"/>
+          <w:numId w:val="26"/>
+        </w:numPr>
+      </w:pPr>
+      <w:r>
+        <w:t>GET /</w:t>
+      </w:r>
+      <w:proofErr w:type="spellStart"/>
+      <w:r>
+        <w:t>api</w:t>
+      </w:r>
+      <w:proofErr w:type="spellEnd"/>
+      <w:r>
+        <w:t>/Volunteer/</w:t>
+      </w:r>
+      <w:proofErr w:type="spellStart"/>
+      <w:r>
+        <w:t>nearby-alerts?id</w:t>
+      </w:r>
+      <w:proofErr w:type="spellEnd"/>
+      <w:r>
+        <w:t xml:space="preserve">=XYZ – </w:t>
+      </w:r>
+      <w:r>
+        <w:rPr>
+          <w:rtl/>
+        </w:rPr>
+        <w:t>המתנדב מקבל את הקריאות הקרובות אליו</w:t>
+      </w:r>
+      <w:r>
+        <w:br/>
+        <w:t>(</w:t>
+      </w:r>
+      <w:r>
+        <w:rPr>
+          <w:rtl/>
+        </w:rPr>
+        <w:t>בד"כ נשלף ברקע כל כמה שניות</w:t>
+      </w:r>
+      <w:r>
+        <w:t>)</w:t>
+      </w:r>
+    </w:p>
+    <w:p>
+      <w:r>
+        <w:pict w14:anchorId="4C575C37">
+          <v:rect id="_x0000_i1197" style="width:0;height:1.5pt" o:hralign="center" o:hrstd="t" o:hr="t" fillcolor="#a0a0a0" stroked="f"/>
+        </w:pict>
+      </w:r>
+    </w:p>
+    <w:p>
+      <w:pPr>
+        <w:rPr>
+          <w:b/>
+          <w:bCs/>
+        </w:rPr>
+      </w:pPr>
+      <w:r>
+        <w:rPr>
+          <w:rFonts w:ascii="Segoe UI Emoji" w:hAnsi="Segoe UI Emoji" w:cs="Segoe UI Emoji"/>
+          <w:b/>
+          <w:bCs/>
+        </w:rPr>
+        <w:t>🚑</w:t>
+      </w:r>
+      <w:r>
+        <w:rPr>
+          <w:b/>
+          <w:bCs/>
+        </w:rPr>
+        <w:t xml:space="preserve"> </w:t>
+      </w:r>
+      <w:r>
+        <w:rPr>
+          <w:b/>
+          <w:bCs/>
+          <w:rtl/>
+        </w:rPr>
+        <w:t>שלב 4: תגובת מתנדב</w:t>
+      </w:r>
+    </w:p>
+    <w:p>
+      <w:r>
+        <w:rPr>
+          <w:rtl/>
+        </w:rPr>
+        <w:t>כאשר קריאה קופצת למתנדב, הוא יכול</w:t>
+      </w:r>
+      <w:r>
+        <w:t>:</w:t>
+      </w:r>
+    </w:p>
+    <w:p>
+      <w:pPr>
+        <w:numPr>
+          <w:ilvl w:val="0"/>
+          <w:numId w:val="27"/>
+        </w:numPr>
+      </w:pPr>
+      <w:r>
+        <w:rPr>
+          <w:b/>
+          <w:bCs/>
+        </w:rPr>
+        <w:t>"</w:t>
+      </w:r>
+      <w:r>
+        <w:rPr>
+          <w:b/>
+          <w:bCs/>
+          <w:rtl/>
+        </w:rPr>
+        <w:t>יצאתי</w:t>
+      </w:r>
+      <w:r>
+        <w:rPr>
+          <w:b/>
+          <w:bCs/>
+        </w:rPr>
+        <w:t>":</w:t>
+      </w:r>
+      <w:r>
+        <w:br/>
+        <w:t>→ POST /</w:t>
+      </w:r>
+      <w:proofErr w:type="spellStart"/>
+      <w:r>
+        <w:t>api</w:t>
+      </w:r>
+      <w:proofErr w:type="spellEnd"/>
+      <w:r>
+        <w:t>/</w:t>
+      </w:r>
+      <w:proofErr w:type="spellStart"/>
+      <w:r>
+        <w:t>VolunteersCalls</w:t>
+      </w:r>
+      <w:proofErr w:type="spellEnd"/>
+      <w:r>
+        <w:t xml:space="preserve">/respond – </w:t>
+      </w:r>
+      <w:r>
+        <w:rPr>
+          <w:rtl/>
+        </w:rPr>
+        <w:t>המתנדב מאשר שהוא יוצא לקריאה</w:t>
+      </w:r>
+      <w:r>
+        <w:br/>
+      </w:r>
+      <w:r>
+        <w:rPr>
+          <w:rtl/>
+        </w:rPr>
+        <w:t>או</w:t>
+      </w:r>
+      <w:r>
+        <w:br/>
+        <w:t>→ PUT /</w:t>
+      </w:r>
+      <w:proofErr w:type="spellStart"/>
+      <w:r>
+        <w:t>api</w:t>
+      </w:r>
+      <w:proofErr w:type="spellEnd"/>
+      <w:r>
+        <w:t>/</w:t>
+      </w:r>
+      <w:proofErr w:type="spellStart"/>
+      <w:r>
+        <w:t>VolunteersCalls</w:t>
+      </w:r>
+      <w:proofErr w:type="spellEnd"/>
+      <w:r>
+        <w:t>/{</w:t>
+      </w:r>
+      <w:proofErr w:type="spellStart"/>
+      <w:r>
+        <w:t>callId</w:t>
+      </w:r>
+      <w:proofErr w:type="spellEnd"/>
+      <w:r>
+        <w:t>}/{</w:t>
+      </w:r>
+      <w:proofErr w:type="spellStart"/>
+      <w:r>
+        <w:t>volunteerId</w:t>
+      </w:r>
+      <w:proofErr w:type="spellEnd"/>
+      <w:r>
+        <w:t xml:space="preserve">}/status – </w:t>
+      </w:r>
+      <w:r>
+        <w:rPr>
+          <w:rtl/>
+        </w:rPr>
+        <w:t xml:space="preserve">עדכון סטטוס </w:t>
+      </w:r>
+      <w:proofErr w:type="spellStart"/>
+      <w:r>
+        <w:rPr>
+          <w:rtl/>
+        </w:rPr>
+        <w:t>ל־"בדרך</w:t>
+      </w:r>
+      <w:proofErr w:type="spellEnd"/>
+      <w:r>
+        <w:t>"</w:t>
+      </w:r>
+    </w:p>
+    <w:p>
+      <w:pPr>
+        <w:numPr>
+          <w:ilvl w:val="0"/>
+          <w:numId w:val="27"/>
+        </w:numPr>
+      </w:pPr>
+      <w:r>
+        <w:rPr>
+          <w:b/>
+          <w:bCs/>
+        </w:rPr>
+        <w:t>"</w:t>
+      </w:r>
+      <w:r>
+        <w:rPr>
+          <w:b/>
+          <w:bCs/>
+          <w:rtl/>
+        </w:rPr>
+        <w:t>לא זמין</w:t>
+      </w:r>
+      <w:r>
+        <w:rPr>
+          <w:b/>
+          <w:bCs/>
+        </w:rPr>
+        <w:t>":</w:t>
+      </w:r>
+      <w:r>
+        <w:br/>
+        <w:t xml:space="preserve">→ </w:t>
+      </w:r>
+      <w:r>
+        <w:rPr>
+          <w:rtl/>
+        </w:rPr>
+        <w:t xml:space="preserve">גם דרך </w:t>
+      </w:r>
+      <w:r>
+        <w:t xml:space="preserve">respond, </w:t>
+      </w:r>
+      <w:r>
+        <w:rPr>
+          <w:rtl/>
+        </w:rPr>
+        <w:t>אך מציין</w:t>
+      </w:r>
+      <w:r>
+        <w:t xml:space="preserve"> Response </w:t>
+      </w:r>
+      <w:r>
+        <w:rPr>
+          <w:rtl/>
+        </w:rPr>
+        <w:t>שונה</w:t>
+      </w:r>
+    </w:p>
+    <w:p>
+      <w:r>
+        <w:pict w14:anchorId="4E7977E8">
+          <v:rect id="_x0000_i1198" style="width:0;height:1.5pt" o:hralign="center" o:hrstd="t" o:hr="t" fillcolor="#a0a0a0" stroked="f"/>
+        </w:pict>
+      </w:r>
+    </w:p>
+    <w:p>
+      <w:pPr>
+        <w:rPr>
+          <w:b/>
+          <w:bCs/>
+        </w:rPr>
+      </w:pPr>
+      <w:r>
+        <w:rPr>
+          <w:rFonts w:ascii="Segoe UI Emoji" w:hAnsi="Segoe UI Emoji" w:cs="Segoe UI Emoji"/>
+          <w:b/>
+          <w:bCs/>
+        </w:rPr>
+        <w:t>📡</w:t>
+      </w:r>
+      <w:r>
+        <w:rPr>
+          <w:b/>
+          <w:bCs/>
+        </w:rPr>
+        <w:t xml:space="preserve"> </w:t>
+      </w:r>
+      <w:r>
+        <w:rPr>
+          <w:b/>
+          <w:bCs/>
+          <w:rtl/>
+        </w:rPr>
+        <w:t>שלב 5: הקריאה מתעדכנת</w:t>
+      </w:r>
+    </w:p>
+    <w:p>
+      <w:pPr>
+        <w:numPr>
+          <w:ilvl w:val="0"/>
+          <w:numId w:val="28"/>
+        </w:numPr>
+      </w:pPr>
+      <w:r>
+        <w:t>GET /</w:t>
+      </w:r>
+      <w:proofErr w:type="spellStart"/>
+      <w:r>
+        <w:t>api</w:t>
+      </w:r>
+      <w:proofErr w:type="spellEnd"/>
+      <w:r>
+        <w:t>/</w:t>
+      </w:r>
+      <w:proofErr w:type="spellStart"/>
+      <w:r>
+        <w:t>VolunteersCalls</w:t>
+      </w:r>
+      <w:proofErr w:type="spellEnd"/>
+      <w:r>
+        <w:t>/{</w:t>
+      </w:r>
+      <w:proofErr w:type="spellStart"/>
+      <w:r>
+        <w:t>callId</w:t>
+      </w:r>
+      <w:proofErr w:type="spellEnd"/>
+      <w:r>
+        <w:t xml:space="preserve">}/info – </w:t>
+      </w:r>
+      <w:r>
+        <w:rPr>
+          <w:rtl/>
+        </w:rPr>
+        <w:t>מציג אילו מתנדבים בדרך</w:t>
+      </w:r>
+    </w:p>
+    <w:p>
+      <w:pPr>
+        <w:numPr>
+          <w:ilvl w:val="0"/>
+          <w:numId w:val="28"/>
+        </w:numPr>
+      </w:pPr>
+      <w:r>
+        <w:lastRenderedPageBreak/>
+        <w:t>PUT /</w:t>
+      </w:r>
+      <w:proofErr w:type="spellStart"/>
+      <w:r>
+        <w:t>api</w:t>
+      </w:r>
+      <w:proofErr w:type="spellEnd"/>
+      <w:r>
+        <w:t>/</w:t>
+      </w:r>
+      <w:proofErr w:type="spellStart"/>
+      <w:r>
+        <w:t>VolunteersCalls</w:t>
+      </w:r>
+      <w:proofErr w:type="spellEnd"/>
+      <w:r>
+        <w:t>/{</w:t>
+      </w:r>
+      <w:proofErr w:type="spellStart"/>
+      <w:r>
+        <w:t>callId</w:t>
+      </w:r>
+      <w:proofErr w:type="spellEnd"/>
+      <w:r>
+        <w:t>}/{</w:t>
+      </w:r>
+      <w:proofErr w:type="spellStart"/>
+      <w:r>
+        <w:t>volunteerId</w:t>
+      </w:r>
+      <w:proofErr w:type="spellEnd"/>
+      <w:r>
+        <w:t xml:space="preserve">}/status – </w:t>
+      </w:r>
+      <w:r>
+        <w:rPr>
+          <w:rtl/>
+        </w:rPr>
+        <w:t xml:space="preserve">המתנדב לוחץ </w:t>
+      </w:r>
+      <w:r>
+        <w:rPr>
+          <w:b/>
+          <w:bCs/>
+        </w:rPr>
+        <w:t>"</w:t>
+      </w:r>
+      <w:r>
+        <w:rPr>
+          <w:b/>
+          <w:bCs/>
+          <w:rtl/>
+        </w:rPr>
+        <w:t>הגעתי</w:t>
+      </w:r>
+      <w:r>
+        <w:rPr>
+          <w:b/>
+          <w:bCs/>
+        </w:rPr>
+        <w:t>"</w:t>
+      </w:r>
+      <w:r>
+        <w:t xml:space="preserve"> → </w:t>
+      </w:r>
+      <w:r>
+        <w:rPr>
+          <w:rtl/>
+        </w:rPr>
+        <w:t xml:space="preserve">הסטטוס שלו משתנה </w:t>
+      </w:r>
+      <w:proofErr w:type="spellStart"/>
+      <w:r>
+        <w:rPr>
+          <w:rtl/>
+        </w:rPr>
+        <w:t>ל־"הגיע</w:t>
+      </w:r>
+      <w:proofErr w:type="spellEnd"/>
+      <w:r>
+        <w:t>"</w:t>
+      </w:r>
+      <w:r>
+        <w:br/>
+        <w:t xml:space="preserve">→ </w:t>
+      </w:r>
+      <w:r>
+        <w:rPr>
+          <w:rtl/>
+        </w:rPr>
+        <w:t>הקריאה עוברת לסטטוס "בטיפול</w:t>
+      </w:r>
+      <w:r>
+        <w:t>"</w:t>
+      </w:r>
+    </w:p>
+    <w:p>
+      <w:r>
+        <w:pict w14:anchorId="24F9D587">
+          <v:rect id="_x0000_i1199" style="width:0;height:1.5pt" o:hralign="center" o:hrstd="t" o:hr="t" fillcolor="#a0a0a0" stroked="f"/>
+        </w:pict>
+      </w:r>
+    </w:p>
+    <w:p>
+      <w:pPr>
+        <w:rPr>
+          <w:b/>
+          <w:bCs/>
+        </w:rPr>
+      </w:pPr>
+      <w:r>
+        <w:rPr>
+          <w:rFonts w:ascii="Segoe UI Emoji" w:hAnsi="Segoe UI Emoji" w:cs="Segoe UI Emoji"/>
+          <w:b/>
+          <w:bCs/>
+        </w:rPr>
+        <w:t>📋</w:t>
+      </w:r>
+      <w:r>
+        <w:rPr>
+          <w:b/>
+          <w:bCs/>
+        </w:rPr>
+        <w:t xml:space="preserve"> </w:t>
+      </w:r>
+      <w:r>
+        <w:rPr>
+          <w:b/>
+          <w:bCs/>
+          <w:rtl/>
+        </w:rPr>
+        <w:t>שלב 6: סיום קריאה</w:t>
+      </w:r>
+    </w:p>
+    <w:p>
+      <w:pPr>
+        <w:numPr>
+          <w:ilvl w:val="0"/>
+          <w:numId w:val="29"/>
+        </w:numPr>
+      </w:pPr>
+      <w:r>
+        <w:t>PUT /</w:t>
+      </w:r>
+      <w:proofErr w:type="spellStart"/>
+      <w:r>
+        <w:t>api</w:t>
+      </w:r>
+      <w:proofErr w:type="spellEnd"/>
+      <w:r>
+        <w:t xml:space="preserve">/Calls/{id}/complete – </w:t>
+      </w:r>
+      <w:r>
+        <w:rPr>
+          <w:rtl/>
+        </w:rPr>
+        <w:t xml:space="preserve">המתנדב לוחץ </w:t>
+      </w:r>
+      <w:r>
+        <w:rPr>
+          <w:b/>
+          <w:bCs/>
+        </w:rPr>
+        <w:t>"</w:t>
+      </w:r>
+      <w:r>
+        <w:rPr>
+          <w:b/>
+          <w:bCs/>
+          <w:rtl/>
+        </w:rPr>
+        <w:t>סיום</w:t>
+      </w:r>
+      <w:r>
+        <w:rPr>
+          <w:b/>
+          <w:bCs/>
+        </w:rPr>
+        <w:t>"</w:t>
+      </w:r>
+      <w:r>
+        <w:t xml:space="preserve">, </w:t>
+      </w:r>
+      <w:r>
+        <w:rPr>
+          <w:rtl/>
+        </w:rPr>
+        <w:t>ממלא טופס</w:t>
+      </w:r>
+    </w:p>
+    <w:p>
+      <w:pPr>
+        <w:numPr>
+          <w:ilvl w:val="0"/>
+          <w:numId w:val="29"/>
+        </w:numPr>
+      </w:pPr>
+      <w:r>
+        <w:rPr>
+          <w:rtl/>
+        </w:rPr>
+        <w:t xml:space="preserve">הקריאה מסומנת </w:t>
+      </w:r>
+      <w:proofErr w:type="spellStart"/>
+      <w:r>
+        <w:rPr>
+          <w:rtl/>
+        </w:rPr>
+        <w:t>כ־"נסגרה</w:t>
+      </w:r>
+      <w:proofErr w:type="spellEnd"/>
+      <w:r>
+        <w:t>"</w:t>
+      </w:r>
+    </w:p>
+    <w:p>
+      <w:pPr>
+        <w:numPr>
+          <w:ilvl w:val="0"/>
+          <w:numId w:val="29"/>
+        </w:numPr>
+      </w:pPr>
+      <w:r>
+        <w:t>GET /</w:t>
+      </w:r>
+      <w:proofErr w:type="spellStart"/>
+      <w:r>
+        <w:t>api</w:t>
+      </w:r>
+      <w:proofErr w:type="spellEnd"/>
+      <w:r>
+        <w:t>/</w:t>
+      </w:r>
+      <w:proofErr w:type="spellStart"/>
+      <w:r>
+        <w:t>VolunteersCalls</w:t>
+      </w:r>
+      <w:proofErr w:type="spellEnd"/>
+      <w:r>
+        <w:t>/history/{</w:t>
+      </w:r>
+      <w:proofErr w:type="spellStart"/>
+      <w:r>
+        <w:t>volunteerId</w:t>
+      </w:r>
+      <w:proofErr w:type="spellEnd"/>
+      <w:r>
+        <w:t xml:space="preserve">} – </w:t>
+      </w:r>
+      <w:r>
+        <w:rPr>
+          <w:rtl/>
+        </w:rPr>
+        <w:t>היסטוריית קריאות של המתנדב</w:t>
+      </w:r>
+    </w:p>
+    <w:p>
+      <w:r>
+        <w:pict w14:anchorId="1F815225">
+          <v:rect id="_x0000_i1200" style="width:0;height:1.5pt" o:hralign="center" o:hrstd="t" o:hr="t" fillcolor="#a0a0a0" stroked="f"/>
+        </w:pict>
+      </w:r>
+    </w:p>
+    <w:p>
+      <w:pPr>
+        <w:rPr>
+          <w:b/>
+          <w:bCs/>
+        </w:rPr>
+      </w:pPr>
+      <w:r>
+        <w:rPr>
+          <w:rFonts w:ascii="Segoe UI Emoji" w:hAnsi="Segoe UI Emoji" w:cs="Segoe UI Emoji"/>
+          <w:b/>
+          <w:bCs/>
+        </w:rPr>
+        <w:t>🧾</w:t>
+      </w:r>
+      <w:r>
+        <w:rPr>
+          <w:b/>
+          <w:bCs/>
+        </w:rPr>
+        <w:t xml:space="preserve"> </w:t>
+      </w:r>
+      <w:r>
+        <w:rPr>
+          <w:b/>
+          <w:bCs/>
+          <w:rtl/>
+        </w:rPr>
+        <w:t>שלב 7: מידע כללי למשתמשים</w:t>
+      </w:r>
+    </w:p>
+    <w:p>
+      <w:pPr>
+        <w:numPr>
+          <w:ilvl w:val="0"/>
+          <w:numId w:val="30"/>
+        </w:numPr>
+      </w:pPr>
+      <w:r>
+        <w:t>GET /</w:t>
+      </w:r>
+      <w:proofErr w:type="spellStart"/>
+      <w:r>
+        <w:t>api</w:t>
+      </w:r>
+      <w:proofErr w:type="spellEnd"/>
+      <w:r>
+        <w:t xml:space="preserve">/Calls/status/{id} – </w:t>
+      </w:r>
+      <w:r>
+        <w:rPr>
+          <w:rtl/>
+        </w:rPr>
+        <w:t>קבלת סטטוס של קריאה</w:t>
+      </w:r>
+    </w:p>
+    <w:p>
+      <w:pPr>
+        <w:numPr>
+          <w:ilvl w:val="0"/>
+          <w:numId w:val="30"/>
+        </w:numPr>
+      </w:pPr>
+      <w:r>
+        <w:t>GET /</w:t>
+      </w:r>
+      <w:proofErr w:type="spellStart"/>
+      <w:r>
+        <w:t>api</w:t>
+      </w:r>
+      <w:proofErr w:type="spellEnd"/>
+      <w:r>
+        <w:t>/</w:t>
+      </w:r>
+      <w:proofErr w:type="spellStart"/>
+      <w:r>
+        <w:t>VolunteersCalls</w:t>
+      </w:r>
+      <w:proofErr w:type="spellEnd"/>
+      <w:r>
+        <w:t>/active/{</w:t>
+      </w:r>
+      <w:proofErr w:type="spellStart"/>
+      <w:r>
+        <w:t>volunteerId</w:t>
+      </w:r>
+      <w:proofErr w:type="spellEnd"/>
+      <w:r>
+        <w:t xml:space="preserve">} – </w:t>
+      </w:r>
+      <w:r>
+        <w:rPr>
+          <w:rtl/>
+        </w:rPr>
+        <w:t>כל הקריאות הפעילות של מתנדב</w:t>
+      </w:r>
+    </w:p>
+    <w:p>
+      <w:pPr>
+        <w:numPr>
+          <w:ilvl w:val="0"/>
+          <w:numId w:val="30"/>
+        </w:numPr>
+      </w:pPr>
+      <w:r>
+        <w:t>GET /</w:t>
+      </w:r>
+      <w:proofErr w:type="spellStart"/>
+      <w:r>
+        <w:t>api</w:t>
+      </w:r>
+      <w:proofErr w:type="spellEnd"/>
+      <w:r>
+        <w:t>/Volunteer/</w:t>
+      </w:r>
+      <w:proofErr w:type="spellStart"/>
+      <w:r>
+        <w:t>by-status?status</w:t>
+      </w:r>
+      <w:proofErr w:type="spellEnd"/>
+      <w:r>
+        <w:t xml:space="preserve">=open – </w:t>
+      </w:r>
+      <w:r>
+        <w:rPr>
+          <w:rtl/>
+        </w:rPr>
+        <w:t>שליפת קריאות לפי סטטוס (אם רלוונטי)</w:t>
+      </w:r>
+    </w:p>
+    <w:p>
+      <w:pPr>
+        <w:numPr>
+          <w:ilvl w:val="0"/>
+          <w:numId w:val="30"/>
+        </w:numPr>
+      </w:pPr>
+      <w:r>
+        <w:t>GET /</w:t>
+      </w:r>
+      <w:proofErr w:type="spellStart"/>
+      <w:r>
+        <w:t>api</w:t>
+      </w:r>
+      <w:proofErr w:type="spellEnd"/>
+      <w:r>
+        <w:t>/Calls/{id} / GET /</w:t>
+      </w:r>
+      <w:proofErr w:type="spellStart"/>
+      <w:r>
+        <w:t>api</w:t>
+      </w:r>
+      <w:proofErr w:type="spellEnd"/>
+      <w:r>
+        <w:t xml:space="preserve">/Calls – </w:t>
+      </w:r>
+      <w:r>
+        <w:rPr>
+          <w:rtl/>
+        </w:rPr>
+        <w:t>שליפות כלליות (למנהל למשל)</w:t>
+      </w:r>
+    </w:p>
+    <w:p>
+      <w:r>
+        <w:pict w14:anchorId="3F390E76">
+          <v:rect id="_x0000_i1201" style="width:0;height:1.5pt" o:hralign="center" o:hrstd="t" o:hr="t" fillcolor="#a0a0a0" stroked="f"/>
+        </w:pict>
+      </w:r>
+    </w:p>
+    <w:p>
+      <w:pPr>
+        <w:rPr>
+          <w:b/>
+          <w:bCs/>
+        </w:rPr>
+      </w:pPr>
+      <w:r>
+        <w:rPr>
+          <w:rFonts w:ascii="Segoe UI Emoji" w:hAnsi="Segoe UI Emoji" w:cs="Segoe UI Emoji"/>
+          <w:b/>
+          <w:bCs/>
+        </w:rPr>
+        <w:t>🧠</w:t>
+      </w:r>
+      <w:r>
+        <w:rPr>
+          <w:b/>
+          <w:bCs/>
+        </w:rPr>
+        <w:t xml:space="preserve"> </w:t>
+      </w:r>
+      <w:r>
+        <w:rPr>
+          <w:b/>
+          <w:bCs/>
+          <w:rtl/>
+        </w:rPr>
+        <w:t>עזרה ראשונה (תוספת שימושית)</w:t>
+      </w:r>
+    </w:p>
+    <w:p>
+      <w:pPr>
+        <w:numPr>
+          <w:ilvl w:val="0"/>
+          <w:numId w:val="31"/>
+        </w:numPr>
+      </w:pPr>
+      <w:r>
+        <w:t>POST /</w:t>
+      </w:r>
+      <w:proofErr w:type="spellStart"/>
+      <w:r>
+        <w:t>api</w:t>
+      </w:r>
+      <w:proofErr w:type="spellEnd"/>
+      <w:r>
+        <w:t>/</w:t>
+      </w:r>
+      <w:proofErr w:type="spellStart"/>
+      <w:r>
+        <w:t>FirstAid</w:t>
+      </w:r>
+      <w:proofErr w:type="spellEnd"/>
+      <w:r>
+        <w:t xml:space="preserve">/suggest – </w:t>
+      </w:r>
+      <w:r>
+        <w:rPr>
+          <w:rtl/>
+        </w:rPr>
+        <w:t>מקבל תיאור ומציע מדריך עזרה ראשונה מתאים</w:t>
+      </w:r>
+    </w:p>
+    <w:p>
+      <w:pPr>
+        <w:numPr>
+          <w:ilvl w:val="0"/>
+          <w:numId w:val="31"/>
+        </w:numPr>
+      </w:pPr>
+      <w:r>
+        <w:t>GET /</w:t>
+      </w:r>
+      <w:proofErr w:type="spellStart"/>
+      <w:r>
+        <w:t>api</w:t>
+      </w:r>
+      <w:proofErr w:type="spellEnd"/>
+      <w:r>
+        <w:t>/</w:t>
+      </w:r>
+      <w:proofErr w:type="spellStart"/>
+      <w:r>
+        <w:t>FirstAid</w:t>
+      </w:r>
+      <w:proofErr w:type="spellEnd"/>
+      <w:r>
+        <w:t xml:space="preserve">/all – </w:t>
+      </w:r>
+      <w:r>
+        <w:rPr>
+          <w:rtl/>
+        </w:rPr>
+        <w:t>מחזיר את כל המדריכים</w:t>
+      </w:r>
+    </w:p>
+    <w:p>
+      <w:r>
+        <w:pict w14:anchorId="0AECA77A">
+          <v:rect id="_x0000_i1202" style="width:0;height:1.5pt" o:hralign="center" o:hrstd="t" o:hr="t" fillcolor="#a0a0a0" stroked="f"/>
+        </w:pict>
+      </w:r>
+    </w:p>
+    <w:p>
+      <w:pPr>
+        <w:rPr>
+          <w:b/>
+          <w:bCs/>
+        </w:rPr>
+      </w:pPr>
+      <w:r>
+        <w:rPr>
+          <w:rFonts w:ascii="Segoe UI Emoji" w:hAnsi="Segoe UI Emoji" w:cs="Segoe UI Emoji"/>
+          <w:b/>
+          <w:bCs/>
+        </w:rPr>
+        <w:t>🔍</w:t>
+      </w:r>
+      <w:r>
+        <w:rPr>
+          <w:b/>
+          <w:bCs/>
+        </w:rPr>
+        <w:t xml:space="preserve"> </w:t>
+      </w:r>
+      <w:r>
+        <w:rPr>
+          <w:b/>
+          <w:bCs/>
+          <w:rtl/>
+        </w:rPr>
+        <w:t>מה מיותר או לא נצרך</w:t>
+      </w:r>
+      <w:r>
+        <w:rPr>
+          <w:b/>
+          <w:bCs/>
+        </w:rPr>
+        <w:t>?</w:t>
+      </w:r>
+    </w:p>
+    <w:p>
+      <w:pPr>
+        <w:numPr>
+          <w:ilvl w:val="0"/>
+          <w:numId w:val="32"/>
+        </w:numPr>
+      </w:pPr>
+      <w:r>
+        <w:rPr>
+          <w:b/>
+          <w:bCs/>
+        </w:rPr>
+        <w:t xml:space="preserve">PUT/DELETE </w:t>
+      </w:r>
+      <w:r>
+        <w:rPr>
+          <w:b/>
+          <w:bCs/>
+          <w:rtl/>
+        </w:rPr>
+        <w:t>על קריאות ומתנדבים/משתמשים</w:t>
+      </w:r>
+      <w:r>
+        <w:rPr>
+          <w:rtl/>
+        </w:rPr>
+        <w:t xml:space="preserve"> </w:t>
+      </w:r>
+      <w:r>
+        <w:t xml:space="preserve">– </w:t>
+      </w:r>
+      <w:r>
+        <w:rPr>
+          <w:rtl/>
+        </w:rPr>
+        <w:t>לא דרוש לפי האפיון, אם אין ממשק ניהול</w:t>
+      </w:r>
+    </w:p>
+    <w:p>
+      <w:pPr>
+        <w:numPr>
+          <w:ilvl w:val="1"/>
+          <w:numId w:val="32"/>
+        </w:numPr>
+      </w:pPr>
+      <w:r>
+        <w:t>PUT /</w:t>
+      </w:r>
+      <w:proofErr w:type="spellStart"/>
+      <w:r>
+        <w:t>api</w:t>
+      </w:r>
+      <w:proofErr w:type="spellEnd"/>
+      <w:r>
+        <w:t>/</w:t>
+      </w:r>
+      <w:proofErr w:type="gramStart"/>
+      <w:r>
+        <w:t>Calls/{</w:t>
+      </w:r>
+      <w:proofErr w:type="gramEnd"/>
+      <w:r>
+        <w:t>id}</w:t>
+      </w:r>
+    </w:p>
+    <w:p>
+      <w:pPr>
+        <w:numPr>
+          <w:ilvl w:val="1"/>
+          <w:numId w:val="32"/>
+        </w:numPr>
+      </w:pPr>
+      <w:r>
+        <w:t>DELETE /</w:t>
+      </w:r>
+      <w:proofErr w:type="spellStart"/>
+      <w:r>
+        <w:t>api</w:t>
+      </w:r>
+      <w:proofErr w:type="spellEnd"/>
+      <w:r>
+        <w:t>/</w:t>
+      </w:r>
+      <w:proofErr w:type="gramStart"/>
+      <w:r>
+        <w:t>Calls/{</w:t>
+      </w:r>
+      <w:proofErr w:type="gramEnd"/>
+      <w:r>
+        <w:t>id}</w:t>
+      </w:r>
+    </w:p>
+    <w:p>
+      <w:pPr>
+        <w:numPr>
+          <w:ilvl w:val="1"/>
+          <w:numId w:val="32"/>
+        </w:numPr>
+      </w:pPr>
+      <w:r>
+        <w:t>PUT /</w:t>
+      </w:r>
+      <w:proofErr w:type="spellStart"/>
+      <w:r>
+        <w:t>api</w:t>
+      </w:r>
+      <w:proofErr w:type="spellEnd"/>
+      <w:r>
+        <w:t>/</w:t>
+      </w:r>
+      <w:proofErr w:type="gramStart"/>
+      <w:r>
+        <w:t>User/{id},</w:t>
+      </w:r>
+      <w:proofErr w:type="gramEnd"/>
+      <w:r>
+        <w:t xml:space="preserve"> DELETE /</w:t>
+      </w:r>
+      <w:proofErr w:type="spellStart"/>
+      <w:r>
+        <w:t>api</w:t>
+      </w:r>
+      <w:proofErr w:type="spellEnd"/>
+      <w:r>
+        <w:t>/</w:t>
+      </w:r>
+      <w:proofErr w:type="gramStart"/>
+      <w:r>
+        <w:t>User/{</w:t>
+      </w:r>
+      <w:proofErr w:type="gramEnd"/>
+      <w:r>
+        <w:t>id}</w:t>
+      </w:r>
+    </w:p>
+    <w:p>
+      <w:pPr>
+        <w:numPr>
+          <w:ilvl w:val="1"/>
+          <w:numId w:val="32"/>
+        </w:numPr>
+      </w:pPr>
+      <w:proofErr w:type="spellStart"/>
+      <w:r>
+        <w:rPr>
+          <w:rtl/>
+        </w:rPr>
+        <w:t>וכו</w:t>
+      </w:r>
+      <w:proofErr w:type="spellEnd"/>
+      <w:r>
+        <w:t>'</w:t>
+      </w:r>
+    </w:p>
+    <w:p>
+      <w:pPr>
+        <w:numPr>
+          <w:ilvl w:val="0"/>
+          <w:numId w:val="32"/>
+        </w:numPr>
+      </w:pPr>
+      <w:r>
+        <w:rPr>
+          <w:b/>
+          <w:bCs/>
+        </w:rPr>
+        <w:t>POST /</w:t>
+      </w:r>
+      <w:proofErr w:type="spellStart"/>
+      <w:r>
+        <w:rPr>
+          <w:b/>
+          <w:bCs/>
+        </w:rPr>
+        <w:t>api</w:t>
+      </w:r>
+      <w:proofErr w:type="spellEnd"/>
+      <w:r>
+        <w:rPr>
+          <w:b/>
+          <w:bCs/>
+        </w:rPr>
+        <w:t>/</w:t>
+      </w:r>
+      <w:proofErr w:type="spellStart"/>
+      <w:r>
+        <w:rPr>
+          <w:b/>
+          <w:bCs/>
+        </w:rPr>
+        <w:t>VolunteersCalls</w:t>
+      </w:r>
+      <w:proofErr w:type="spellEnd"/>
+      <w:r>
+        <w:rPr>
+          <w:b/>
+          <w:bCs/>
+        </w:rPr>
+        <w:t>/assign</w:t>
+      </w:r>
+      <w:r>
+        <w:t xml:space="preserve"> – </w:t>
+      </w:r>
+      <w:r>
+        <w:rPr>
+          <w:rtl/>
+        </w:rPr>
+        <w:t xml:space="preserve">ייתכן מיותר אם את עושה הקצאה דרך </w:t>
+      </w:r>
+      <w:r>
+        <w:t>/Calls/{</w:t>
+      </w:r>
+      <w:proofErr w:type="spellStart"/>
+      <w:r>
+        <w:t>callId</w:t>
+      </w:r>
+      <w:proofErr w:type="spellEnd"/>
+      <w:r>
+        <w:t>}/assign-nearby</w:t>
+      </w:r>
+    </w:p>
+    <w:p>
+      <w:r>
+        <w:pict w14:anchorId="33E1A84C">
+          <v:rect id="_x0000_i1203" style="width:0;height:1.5pt" o:hralign="center" o:hrstd="t" o:hr="t" fillcolor="#a0a0a0" stroked="f"/>
+        </w:pict>
+      </w:r>
+    </w:p>
+    <w:p>
+      <w:pPr>
+        <w:rPr>
+          <w:b/>
+          <w:bCs/>
+        </w:rPr>
+      </w:pPr>
+      <w:r>
+        <w:rPr>
+          <w:rFonts w:ascii="Segoe UI Emoji" w:hAnsi="Segoe UI Emoji" w:cs="Segoe UI Emoji"/>
+          <w:b/>
+          <w:bCs/>
+        </w:rPr>
+        <w:t>✅</w:t>
+      </w:r>
+      <w:r>
+        <w:rPr>
+          <w:b/>
+          <w:bCs/>
+        </w:rPr>
+        <w:t xml:space="preserve"> </w:t>
+      </w:r>
+      <w:r>
+        <w:rPr>
+          <w:b/>
+          <w:bCs/>
+          <w:rtl/>
+        </w:rPr>
+        <w:t>סיכום – הדרישות שלך מול המערכת</w:t>
+      </w:r>
+    </w:p>
+    <w:tbl>
+      <w:tblPr>
+        <w:tblW w:w="0" w:type="auto"/>
+        <w:tblCellSpacing w:w="15" w:type="dxa"/>
+        <w:tblCellMar>
+          <w:top w:w="15" w:type="dxa"/>
+          <w:left w:w="15" w:type="dxa"/>
+          <w:bottom w:w="15" w:type="dxa"/>
+          <w:right w:w="15" w:type="dxa"/>
+        </w:tblCellMar>
+        <w:tblLook w:val="04A0" w:firstRow="1" w:lastRow="0" w:firstColumn="1" w:lastColumn="0" w:noHBand="0" w:noVBand="1"/>
+      </w:tblPr>
+      <w:tblGrid>
+        <w:gridCol w:w="2323"/>
+        <w:gridCol w:w="2381"/>
+        <w:gridCol w:w="453"/>
+      </w:tblGrid>
+      <w:tr>
+        <w:trPr>
+          <w:tblHeader/>
+          <w:tblCellSpacing w:w="15" w:type="dxa"/>
+        </w:trPr>
+        <w:tc>
+          <w:tcPr>
+            <w:tcW w:w="0" w:type="auto"/>
+            <w:vAlign w:val="center"/>
+            <w:hideMark/>
+          </w:tcPr>
+          <w:p>
+            <w:pPr>
+              <w:rPr>
+                <w:b/>
+                <w:bCs/>
+              </w:rPr>
+            </w:pPr>
+            <w:r>
+              <w:rPr>
+                <w:b/>
+                <w:bCs/>
+                <w:rtl/>
+              </w:rPr>
+              <w:lastRenderedPageBreak/>
+              <w:t>פעולה</w:t>
+            </w:r>
+          </w:p>
+        </w:tc>
+        <w:tc>
+          <w:tcPr>
+            <w:tcW w:w="0" w:type="auto"/>
+            <w:vAlign w:val="center"/>
+            <w:hideMark/>
+          </w:tcPr>
+          <w:p>
+            <w:pPr>
+              <w:rPr>
+                <w:b/>
+                <w:bCs/>
+              </w:rPr>
+            </w:pPr>
+            <w:r>
+              <w:rPr>
+                <w:b/>
+                <w:bCs/>
+                <w:rtl/>
+              </w:rPr>
+              <w:t>קיים ב־</w:t>
+            </w:r>
+            <w:r>
+              <w:rPr>
+                <w:b/>
+                <w:bCs/>
+              </w:rPr>
+              <w:t xml:space="preserve">API </w:t>
+            </w:r>
+            <w:r>
+              <w:rPr>
+                <w:b/>
+                <w:bCs/>
+                <w:rtl/>
+              </w:rPr>
+              <w:t>שלך</w:t>
+            </w:r>
+          </w:p>
+        </w:tc>
+        <w:tc>
+          <w:tcPr>
+            <w:tcW w:w="0" w:type="auto"/>
+            <w:vAlign w:val="center"/>
+            <w:hideMark/>
+          </w:tcPr>
+          <w:p>
+            <w:pPr>
+              <w:rPr>
+                <w:b/>
+                <w:bCs/>
+              </w:rPr>
+            </w:pPr>
+            <w:r>
+              <w:rPr>
+                <w:b/>
+                <w:bCs/>
+                <w:rtl/>
+              </w:rPr>
+              <w:t>מצב</w:t>
+            </w:r>
+          </w:p>
+        </w:tc>
+      </w:tr>
+      <w:tr>
+        <w:trPr>
+          <w:tblCellSpacing w:w="15" w:type="dxa"/>
+        </w:trPr>
+        <w:tc>
+          <w:tcPr>
+            <w:tcW w:w="0" w:type="auto"/>
+            <w:vAlign w:val="center"/>
+            <w:hideMark/>
+          </w:tcPr>
+          <w:p>
+            <w:r>
+              <w:rPr>
+                <w:rtl/>
+              </w:rPr>
+              <w:t>פתיחת קריאה</w:t>
+            </w:r>
+          </w:p>
+        </w:tc>
+        <w:tc>
+          <w:tcPr>
+            <w:tcW w:w="0" w:type="auto"/>
+            <w:vAlign w:val="center"/>
+            <w:hideMark/>
+          </w:tcPr>
+          <w:p>
+            <w:r>
+              <w:rPr>
+                <w:rFonts w:ascii="Segoe UI Emoji" w:hAnsi="Segoe UI Emoji" w:cs="Segoe UI Emoji"/>
+              </w:rPr>
+              <w:t>✅</w:t>
+            </w:r>
+            <w:r>
+              <w:t xml:space="preserve"> POST /</w:t>
+            </w:r>
+            <w:proofErr w:type="spellStart"/>
+            <w:r>
+              <w:t>api</w:t>
+            </w:r>
+            <w:proofErr w:type="spellEnd"/>
+            <w:r>
+              <w:t>/Calls</w:t>
+            </w:r>
+          </w:p>
+        </w:tc>
+        <w:tc>
+          <w:tcPr>
+            <w:tcW w:w="0" w:type="auto"/>
+            <w:vAlign w:val="center"/>
+            <w:hideMark/>
+          </w:tcPr>
+          <w:p>
+            <w:r>
+              <w:rPr>
+                <w:rFonts w:ascii="Segoe UI Emoji" w:hAnsi="Segoe UI Emoji" w:cs="Segoe UI Emoji"/>
+              </w:rPr>
+              <w:t>✔️</w:t>
+            </w:r>
+          </w:p>
+        </w:tc>
+      </w:tr>
+      <w:tr>
+        <w:trPr>
+          <w:tblCellSpacing w:w="15" w:type="dxa"/>
+        </w:trPr>
+        <w:tc>
+          <w:tcPr>
+            <w:tcW w:w="0" w:type="auto"/>
+            <w:vAlign w:val="center"/>
+            <w:hideMark/>
+          </w:tcPr>
+          <w:p>
+            <w:r>
+              <w:rPr>
+                <w:rtl/>
+              </w:rPr>
+              <w:t>שליחת ל־20 מתנדבים</w:t>
+            </w:r>
+          </w:p>
+        </w:tc>
+        <w:tc>
+          <w:tcPr>
+            <w:tcW w:w="0" w:type="auto"/>
+            <w:vAlign w:val="center"/>
+            <w:hideMark/>
+          </w:tcPr>
+          <w:p>
+            <w:r>
+              <w:rPr>
+                <w:rFonts w:ascii="Segoe UI Emoji" w:hAnsi="Segoe UI Emoji" w:cs="Segoe UI Emoji"/>
+              </w:rPr>
+              <w:t>✅</w:t>
+            </w:r>
+            <w:r>
+              <w:t xml:space="preserve"> POST /assign-nearby</w:t>
+            </w:r>
+          </w:p>
+        </w:tc>
+        <w:tc>
+          <w:tcPr>
+            <w:tcW w:w="0" w:type="auto"/>
+            <w:vAlign w:val="center"/>
+            <w:hideMark/>
+          </w:tcPr>
+          <w:p>
+            <w:r>
+              <w:rPr>
+                <w:rFonts w:ascii="Segoe UI Emoji" w:hAnsi="Segoe UI Emoji" w:cs="Segoe UI Emoji"/>
+              </w:rPr>
+              <w:t>✔️</w:t>
+            </w:r>
+          </w:p>
+        </w:tc>
+      </w:tr>
+      <w:tr>
+        <w:trPr>
+          <w:tblCellSpacing w:w="15" w:type="dxa"/>
+        </w:trPr>
+        <w:tc>
+          <w:tcPr>
+            <w:tcW w:w="0" w:type="auto"/>
+            <w:vAlign w:val="center"/>
+            <w:hideMark/>
+          </w:tcPr>
+          <w:p>
+            <w:r>
+              <w:t>"</w:t>
+            </w:r>
+            <w:r>
+              <w:rPr>
+                <w:rtl/>
+              </w:rPr>
+              <w:t>יצאתי</w:t>
+            </w:r>
+            <w:r>
+              <w:t>"</w:t>
+            </w:r>
+          </w:p>
+        </w:tc>
+        <w:tc>
+          <w:tcPr>
+            <w:tcW w:w="0" w:type="auto"/>
+            <w:vAlign w:val="center"/>
+            <w:hideMark/>
+          </w:tcPr>
+          <w:p>
+            <w:r>
+              <w:rPr>
+                <w:rFonts w:ascii="Segoe UI Emoji" w:hAnsi="Segoe UI Emoji" w:cs="Segoe UI Emoji"/>
+              </w:rPr>
+              <w:t>✅</w:t>
+            </w:r>
+            <w:r>
+              <w:t xml:space="preserve"> /respond </w:t>
+            </w:r>
+            <w:r>
+              <w:rPr>
+                <w:rtl/>
+              </w:rPr>
+              <w:t>או</w:t>
+            </w:r>
+            <w:r>
+              <w:t xml:space="preserve"> /status</w:t>
+            </w:r>
+          </w:p>
+        </w:tc>
+        <w:tc>
+          <w:tcPr>
+            <w:tcW w:w="0" w:type="auto"/>
+            <w:vAlign w:val="center"/>
+            <w:hideMark/>
+          </w:tcPr>
+          <w:p>
+            <w:r>
+              <w:rPr>
+                <w:rFonts w:ascii="Segoe UI Emoji" w:hAnsi="Segoe UI Emoji" w:cs="Segoe UI Emoji"/>
+              </w:rPr>
+              <w:t>✔️</w:t>
+            </w:r>
+          </w:p>
+        </w:tc>
+      </w:tr>
+      <w:tr>
+        <w:trPr>
+          <w:tblCellSpacing w:w="15" w:type="dxa"/>
+        </w:trPr>
+        <w:tc>
+          <w:tcPr>
+            <w:tcW w:w="0" w:type="auto"/>
+            <w:vAlign w:val="center"/>
+            <w:hideMark/>
+          </w:tcPr>
+          <w:p>
+            <w:r>
+              <w:rPr>
+                <w:rtl/>
+              </w:rPr>
+              <w:t>קבלת קריאות פעילות</w:t>
+            </w:r>
+          </w:p>
+        </w:tc>
+        <w:tc>
+          <w:tcPr>
+            <w:tcW w:w="0" w:type="auto"/>
+            <w:vAlign w:val="center"/>
+            <w:hideMark/>
+          </w:tcPr>
+          <w:p>
+            <w:r>
+              <w:rPr>
+                <w:rFonts w:ascii="Segoe UI Emoji" w:hAnsi="Segoe UI Emoji" w:cs="Segoe UI Emoji"/>
+              </w:rPr>
+              <w:t>✅</w:t>
+            </w:r>
+            <w:r>
+              <w:t xml:space="preserve"> /active/{id}</w:t>
+            </w:r>
+          </w:p>
+        </w:tc>
+        <w:tc>
+          <w:tcPr>
+            <w:tcW w:w="0" w:type="auto"/>
+            <w:vAlign w:val="center"/>
+            <w:hideMark/>
+          </w:tcPr>
+          <w:p>
+            <w:r>
+              <w:rPr>
+                <w:rFonts w:ascii="Segoe UI Emoji" w:hAnsi="Segoe UI Emoji" w:cs="Segoe UI Emoji"/>
+              </w:rPr>
+              <w:t>✔️</w:t>
+            </w:r>
+          </w:p>
+        </w:tc>
+      </w:tr>
+      <w:tr>
+        <w:trPr>
+          <w:tblCellSpacing w:w="15" w:type="dxa"/>
+        </w:trPr>
+        <w:tc>
+          <w:tcPr>
+            <w:tcW w:w="0" w:type="auto"/>
+            <w:vAlign w:val="center"/>
+            <w:hideMark/>
+          </w:tcPr>
+          <w:p>
+            <w:r>
+              <w:t>"</w:t>
+            </w:r>
+            <w:r>
+              <w:rPr>
+                <w:rtl/>
+              </w:rPr>
+              <w:t>הגעתי</w:t>
+            </w:r>
+            <w:r>
+              <w:t>"</w:t>
+            </w:r>
+          </w:p>
+        </w:tc>
+        <w:tc>
+          <w:tcPr>
+            <w:tcW w:w="0" w:type="auto"/>
+            <w:vAlign w:val="center"/>
+            <w:hideMark/>
+          </w:tcPr>
+          <w:p>
+            <w:r>
+              <w:rPr>
+                <w:rFonts w:ascii="Segoe UI Emoji" w:hAnsi="Segoe UI Emoji" w:cs="Segoe UI Emoji"/>
+              </w:rPr>
+              <w:t>✅</w:t>
+            </w:r>
+            <w:r>
+              <w:t xml:space="preserve"> /status</w:t>
+            </w:r>
+          </w:p>
+        </w:tc>
+        <w:tc>
+          <w:tcPr>
+            <w:tcW w:w="0" w:type="auto"/>
+            <w:vAlign w:val="center"/>
+            <w:hideMark/>
+          </w:tcPr>
+          <w:p>
+            <w:r>
+              <w:rPr>
+                <w:rFonts w:ascii="Segoe UI Emoji" w:hAnsi="Segoe UI Emoji" w:cs="Segoe UI Emoji"/>
+              </w:rPr>
+              <w:t>✔️</w:t>
+            </w:r>
+          </w:p>
+        </w:tc>
+      </w:tr>
+      <w:tr>
+        <w:trPr>
+          <w:tblCellSpacing w:w="15" w:type="dxa"/>
+        </w:trPr>
+        <w:tc>
+          <w:tcPr>
+            <w:tcW w:w="0" w:type="auto"/>
+            <w:vAlign w:val="center"/>
+            <w:hideMark/>
+          </w:tcPr>
+          <w:p>
+            <w:r>
+              <w:t>"</w:t>
+            </w:r>
+            <w:r>
+              <w:rPr>
+                <w:rtl/>
+              </w:rPr>
+              <w:t>סיום</w:t>
+            </w:r>
+            <w:r>
+              <w:t>"</w:t>
+            </w:r>
+          </w:p>
+        </w:tc>
+        <w:tc>
+          <w:tcPr>
+            <w:tcW w:w="0" w:type="auto"/>
+            <w:vAlign w:val="center"/>
+            <w:hideMark/>
+          </w:tcPr>
+          <w:p>
+            <w:r>
+              <w:rPr>
+                <w:rFonts w:ascii="Segoe UI Emoji" w:hAnsi="Segoe UI Emoji" w:cs="Segoe UI Emoji"/>
+              </w:rPr>
+              <w:t>✅</w:t>
+            </w:r>
+            <w:r>
+              <w:t xml:space="preserve"> /complete</w:t>
+            </w:r>
+          </w:p>
+        </w:tc>
+        <w:tc>
+          <w:tcPr>
+            <w:tcW w:w="0" w:type="auto"/>
+            <w:vAlign w:val="center"/>
+            <w:hideMark/>
+          </w:tcPr>
+          <w:p>
+            <w:r>
+              <w:rPr>
+                <w:rFonts w:ascii="Segoe UI Emoji" w:hAnsi="Segoe UI Emoji" w:cs="Segoe UI Emoji"/>
+              </w:rPr>
+              <w:t>✔️</w:t>
+            </w:r>
+          </w:p>
+        </w:tc>
+      </w:tr>
+      <w:tr>
+        <w:trPr>
+          <w:tblCellSpacing w:w="15" w:type="dxa"/>
+        </w:trPr>
+        <w:tc>
+          <w:tcPr>
+            <w:tcW w:w="0" w:type="auto"/>
+            <w:vAlign w:val="center"/>
+            <w:hideMark/>
+          </w:tcPr>
+          <w:p>
+            <w:r>
+              <w:rPr>
+                <w:rtl/>
+              </w:rPr>
+              <w:t>היסטוריה</w:t>
+            </w:r>
+          </w:p>
+        </w:tc>
+        <w:tc>
+          <w:tcPr>
+            <w:tcW w:w="0" w:type="auto"/>
+            <w:vAlign w:val="center"/>
+            <w:hideMark/>
+          </w:tcPr>
+          <w:p>
+            <w:r>
+              <w:rPr>
+                <w:rFonts w:ascii="Segoe UI Emoji" w:hAnsi="Segoe UI Emoji" w:cs="Segoe UI Emoji"/>
+              </w:rPr>
+              <w:t>✅</w:t>
+            </w:r>
+            <w:r>
+              <w:t xml:space="preserve"> /history</w:t>
+            </w:r>
+          </w:p>
+        </w:tc>
+        <w:tc>
+          <w:tcPr>
+            <w:tcW w:w="0" w:type="auto"/>
+            <w:vAlign w:val="center"/>
+            <w:hideMark/>
+          </w:tcPr>
+          <w:p>
+            <w:r>
+              <w:rPr>
+                <w:rFonts w:ascii="Segoe UI Emoji" w:hAnsi="Segoe UI Emoji" w:cs="Segoe UI Emoji"/>
+              </w:rPr>
+              <w:t>✔️</w:t>
+            </w:r>
+          </w:p>
+        </w:tc>
+      </w:tr>
+      <w:tr>
+        <w:trPr>
+          <w:tblCellSpacing w:w="15" w:type="dxa"/>
+        </w:trPr>
+        <w:tc>
+          <w:tcPr>
+            <w:tcW w:w="0" w:type="auto"/>
+            <w:vAlign w:val="center"/>
+            <w:hideMark/>
+          </w:tcPr>
+          <w:p>
+            <w:r>
+              <w:rPr>
+                <w:rtl/>
+              </w:rPr>
+              <w:t>מידע על מתנדבים בקריאה</w:t>
+            </w:r>
+          </w:p>
+        </w:tc>
+        <w:tc>
+          <w:tcPr>
+            <w:tcW w:w="0" w:type="auto"/>
+            <w:vAlign w:val="center"/>
+            <w:hideMark/>
+          </w:tcPr>
+          <w:p>
+            <w:r>
+              <w:rPr>
+                <w:rFonts w:ascii="Segoe UI Emoji" w:hAnsi="Segoe UI Emoji" w:cs="Segoe UI Emoji"/>
+              </w:rPr>
+              <w:t>✅</w:t>
+            </w:r>
+            <w:r>
+              <w:t xml:space="preserve"> /info</w:t>
+            </w:r>
+          </w:p>
+        </w:tc>
+        <w:tc>
+          <w:tcPr>
+            <w:tcW w:w="0" w:type="auto"/>
+            <w:vAlign w:val="center"/>
+            <w:hideMark/>
+          </w:tcPr>
+          <w:p>
+            <w:r>
+              <w:rPr>
+                <w:rFonts w:ascii="Segoe UI Emoji" w:hAnsi="Segoe UI Emoji" w:cs="Segoe UI Emoji"/>
+              </w:rPr>
+              <w:t>✔️</w:t>
+            </w:r>
+          </w:p>
+        </w:tc>
+      </w:tr>
+    </w:tbl>
+    <w:p>
+      <w:r>
+        <w:pict w14:anchorId="73022F31">
+          <v:rect id="_x0000_i1204" style="width:0;height:1.5pt" o:hralign="center" o:hrstd="t" o:hr="t" fillcolor="#a0a0a0" stroked="f"/>
+        </w:pict>
+      </w:r>
+    </w:p>
+    <w:p>
+      <w:r>
+        <w:rPr>
+          <w:rtl/>
+        </w:rPr>
+        <w:t>רוצה שאארגן את זה גם בטבלה מסודרת לקובץ או מצגת</w:t>
+      </w:r>
+      <w:r>
+        <w:t>?</w:t>
+      </w:r>
+    </w:p>
+    <w:p>
+      <w:r>
+        <w:t>Ask ChatGPT</w:t>
+      </w:r>
+    </w:p>
+    <w:p>
+      <w:pPr>
+        <w:rPr>
+          <w:vanish/>
+        </w:rPr>
+      </w:pPr>
+      <w:r>
+        <w:rPr>
+          <w:vanish/>
+          <w:rtl/>
+        </w:rPr>
+        <w:t>ראש הטופס</w:t>
+      </w:r>
+    </w:p>
+    <w:p>
+      <w:r>
+        <w:pict w14:anchorId="35D964DC"/>
+      </w:r>
+    </w:p>
+    <w:p>
+      <w:pPr>
+        <w:rPr>
+          <w:vanish/>
+        </w:rPr>
+      </w:pPr>
+      <w:r>
+        <w:rPr>
+          <w:vanish/>
+          <w:rtl/>
+        </w:rPr>
+        <w:t>תחתית הטופס</w:t>
+      </w:r>
+    </w:p>
+    <w:p>
+      <w:pPr>
+        <w:rPr>
+          <w:rFonts w:hint="cs"/>
+        </w:rPr>
+      </w:pPr>
+    </w:p>
     <w:sectPr>
       <w:pgSz w:w="11906" w:h="16838"/>
       <w:pgMar w:top="1440" w:right="1800" w:bottom="1440" w:left="1800" w:header="708" w:footer="708" w:gutter="0"/>
@@ -2038,6 +7990,1807 @@
 <file path=word/numbering.xml><?xml version="1.0" encoding="utf-8"?>
 <w:numbering xmlns:wpc="http://schemas.microsoft.com/office/word/2010/wordprocessingCanvas" xmlns:cx="http://schemas.microsoft.com/office/drawing/2014/chartex" xmlns:cx1="http://schemas.microsoft.com/office/drawing/2015/9/8/chartex" xmlns:cx2="http://schemas.microsoft.com/office/drawing/2015/10/21/chartex" xmlns:cx3="http://schemas.microsoft.com/office/drawing/2016/5/9/chartex" xmlns:cx4="http://schemas.microsoft.com/office/drawing/2016/5/10/chartex" xmlns:cx5="http://schemas.microsoft.com/office/drawing/2016/5/11/chartex" xmlns:cx6="http://schemas.microsoft.com/office/drawing/2016/5/12/chartex" xmlns:cx7="http://schemas.microsoft.com/office/drawing/2016/5/13/chartex" xmlns:cx8="http://schemas.microsoft.com/office/drawing/2016/5/14/chartex" xmlns:mc="http://schemas.openxmlformats.org/markup-compatibility/2006" xmlns:aink="http://schemas.microsoft.com/office/drawing/2016/ink" xmlns:am3d="http://schemas.microsoft.com/office/drawing/2017/model3d" xmlns:o="urn:schemas-microsoft-com:office:office" xmlns:oel="http://schemas.microsoft.com/office/2019/extlst" xmlns:r="http://schemas.openxmlformats.org/officeDocument/2006/relationships" xmlns:m="http://schemas.openxmlformats.org/officeDocument/2006/math" xmlns:v="urn:schemas-microsoft-com:vml" xmlns:wp14="http://schemas.microsoft.com/office/word/2010/wordprocessingDrawing" xmlns:wp="http://schemas.openxmlformats.org/drawingml/2006/wordprocessingDrawing" xmlns:w10="urn:schemas-microsoft-com:office:word" xmlns:w="http://schemas.openxmlformats.org/wordprocessingml/2006/main" xmlns:w14="http://schemas.microsoft.com/office/word/2010/wordml" xmlns:w15="http://schemas.microsoft.com/office/word/2012/wordml" xmlns:w16cex="http://schemas.microsoft.com/office/word/2018/wordml/cex" xmlns:w16cid="http://schemas.microsoft.com/office/word/2016/wordml/cid" xmlns:w16="http://schemas.microsoft.com/office/word/2018/wordml" xmlns:w16du="http://schemas.microsoft.com/office/word/2023/wordml/word16du" xmlns:w16sdtdh="http://schemas.microsoft.com/office/word/2020/wordml/sdtdatahash" xmlns:w16sdtfl="http://schemas.microsoft.com/office/word/2024/wordml/sdtformatlock" xmlns:w16se="http://schemas.microsoft.com/office/word/2015/wordml/symex" xmlns:wpg="http://schemas.microsoft.com/office/word/2010/wordprocessingGroup" xmlns:wpi="http://schemas.microsoft.com/office/word/2010/wordprocessingInk" xmlns:wne="http://schemas.microsoft.com/office/word/2006/wordml" xmlns:wps="http://schemas.microsoft.com/office/word/2010/wordprocessingShape" mc:Ignorable="w14 w15 w16se w16cid w16 w16cex w16sdtdh w16sdtfl w16du wp14">
   <w:abstractNum w:abstractNumId="0" w15:restartNumberingAfterBreak="0">
+    <w:nsid w:val="00F55446"/>
+    <w:multiLevelType w:val="multilevel"/>
+    <w:tmpl w:val="A8A07A3E"/>
+    <w:lvl w:ilvl="0">
+      <w:start w:val="1"/>
+      <w:numFmt w:val="decimal"/>
+      <w:lvlText w:val="%1."/>
+      <w:lvlJc w:val="left"/>
+      <w:pPr>
+        <w:tabs>
+          <w:tab w:val="num" w:pos="720"/>
+        </w:tabs>
+        <w:ind w:left="720" w:hanging="360"/>
+      </w:pPr>
+    </w:lvl>
+    <w:lvl w:ilvl="1">
+      <w:start w:val="1"/>
+      <w:numFmt w:val="bullet"/>
+      <w:lvlText w:val="o"/>
+      <w:lvlJc w:val="left"/>
+      <w:pPr>
+        <w:tabs>
+          <w:tab w:val="num" w:pos="1440"/>
+        </w:tabs>
+        <w:ind w:left="1440" w:hanging="360"/>
+      </w:pPr>
+      <w:rPr>
+        <w:rFonts w:ascii="Courier New" w:hAnsi="Courier New" w:hint="default"/>
+        <w:sz w:val="20"/>
+      </w:rPr>
+    </w:lvl>
+    <w:lvl w:ilvl="2" w:tentative="1">
+      <w:start w:val="1"/>
+      <w:numFmt w:val="decimal"/>
+      <w:lvlText w:val="%3."/>
+      <w:lvlJc w:val="left"/>
+      <w:pPr>
+        <w:tabs>
+          <w:tab w:val="num" w:pos="2160"/>
+        </w:tabs>
+        <w:ind w:left="2160" w:hanging="360"/>
+      </w:pPr>
+    </w:lvl>
+    <w:lvl w:ilvl="3" w:tentative="1">
+      <w:start w:val="1"/>
+      <w:numFmt w:val="decimal"/>
+      <w:lvlText w:val="%4."/>
+      <w:lvlJc w:val="left"/>
+      <w:pPr>
+        <w:tabs>
+          <w:tab w:val="num" w:pos="2880"/>
+        </w:tabs>
+        <w:ind w:left="2880" w:hanging="360"/>
+      </w:pPr>
+    </w:lvl>
+    <w:lvl w:ilvl="4" w:tentative="1">
+      <w:start w:val="1"/>
+      <w:numFmt w:val="decimal"/>
+      <w:lvlText w:val="%5."/>
+      <w:lvlJc w:val="left"/>
+      <w:pPr>
+        <w:tabs>
+          <w:tab w:val="num" w:pos="3600"/>
+        </w:tabs>
+        <w:ind w:left="3600" w:hanging="360"/>
+      </w:pPr>
+    </w:lvl>
+    <w:lvl w:ilvl="5" w:tentative="1">
+      <w:start w:val="1"/>
+      <w:numFmt w:val="decimal"/>
+      <w:lvlText w:val="%6."/>
+      <w:lvlJc w:val="left"/>
+      <w:pPr>
+        <w:tabs>
+          <w:tab w:val="num" w:pos="4320"/>
+        </w:tabs>
+        <w:ind w:left="4320" w:hanging="360"/>
+      </w:pPr>
+    </w:lvl>
+    <w:lvl w:ilvl="6" w:tentative="1">
+      <w:start w:val="1"/>
+      <w:numFmt w:val="decimal"/>
+      <w:lvlText w:val="%7."/>
+      <w:lvlJc w:val="left"/>
+      <w:pPr>
+        <w:tabs>
+          <w:tab w:val="num" w:pos="5040"/>
+        </w:tabs>
+        <w:ind w:left="5040" w:hanging="360"/>
+      </w:pPr>
+    </w:lvl>
+    <w:lvl w:ilvl="7" w:tentative="1">
+      <w:start w:val="1"/>
+      <w:numFmt w:val="decimal"/>
+      <w:lvlText w:val="%8."/>
+      <w:lvlJc w:val="left"/>
+      <w:pPr>
+        <w:tabs>
+          <w:tab w:val="num" w:pos="5760"/>
+        </w:tabs>
+        <w:ind w:left="5760" w:hanging="360"/>
+      </w:pPr>
+    </w:lvl>
+    <w:lvl w:ilvl="8" w:tentative="1">
+      <w:start w:val="1"/>
+      <w:numFmt w:val="decimal"/>
+      <w:lvlText w:val="%9."/>
+      <w:lvlJc w:val="left"/>
+      <w:pPr>
+        <w:tabs>
+          <w:tab w:val="num" w:pos="6480"/>
+        </w:tabs>
+        <w:ind w:left="6480" w:hanging="360"/>
+      </w:pPr>
+    </w:lvl>
+  </w:abstractNum>
+  <w:abstractNum w:abstractNumId="1" w15:restartNumberingAfterBreak="0">
+    <w:nsid w:val="016B05A3"/>
+    <w:multiLevelType w:val="multilevel"/>
+    <w:tmpl w:val="BD9226CC"/>
+    <w:lvl w:ilvl="0">
+      <w:start w:val="1"/>
+      <w:numFmt w:val="bullet"/>
+      <w:lvlText w:val=""/>
+      <w:lvlJc w:val="left"/>
+      <w:pPr>
+        <w:tabs>
+          <w:tab w:val="num" w:pos="720"/>
+        </w:tabs>
+        <w:ind w:left="720" w:hanging="360"/>
+      </w:pPr>
+      <w:rPr>
+        <w:rFonts w:ascii="Symbol" w:hAnsi="Symbol" w:hint="default"/>
+        <w:sz w:val="20"/>
+      </w:rPr>
+    </w:lvl>
+    <w:lvl w:ilvl="1" w:tentative="1">
+      <w:start w:val="1"/>
+      <w:numFmt w:val="bullet"/>
+      <w:lvlText w:val="o"/>
+      <w:lvlJc w:val="left"/>
+      <w:pPr>
+        <w:tabs>
+          <w:tab w:val="num" w:pos="1440"/>
+        </w:tabs>
+        <w:ind w:left="1440" w:hanging="360"/>
+      </w:pPr>
+      <w:rPr>
+        <w:rFonts w:ascii="Courier New" w:hAnsi="Courier New" w:hint="default"/>
+        <w:sz w:val="20"/>
+      </w:rPr>
+    </w:lvl>
+    <w:lvl w:ilvl="2" w:tentative="1">
+      <w:start w:val="1"/>
+      <w:numFmt w:val="bullet"/>
+      <w:lvlText w:val=""/>
+      <w:lvlJc w:val="left"/>
+      <w:pPr>
+        <w:tabs>
+          <w:tab w:val="num" w:pos="2160"/>
+        </w:tabs>
+        <w:ind w:left="2160" w:hanging="360"/>
+      </w:pPr>
+      <w:rPr>
+        <w:rFonts w:ascii="Wingdings" w:hAnsi="Wingdings" w:hint="default"/>
+        <w:sz w:val="20"/>
+      </w:rPr>
+    </w:lvl>
+    <w:lvl w:ilvl="3" w:tentative="1">
+      <w:start w:val="1"/>
+      <w:numFmt w:val="bullet"/>
+      <w:lvlText w:val=""/>
+      <w:lvlJc w:val="left"/>
+      <w:pPr>
+        <w:tabs>
+          <w:tab w:val="num" w:pos="2880"/>
+        </w:tabs>
+        <w:ind w:left="2880" w:hanging="360"/>
+      </w:pPr>
+      <w:rPr>
+        <w:rFonts w:ascii="Wingdings" w:hAnsi="Wingdings" w:hint="default"/>
+        <w:sz w:val="20"/>
+      </w:rPr>
+    </w:lvl>
+    <w:lvl w:ilvl="4" w:tentative="1">
+      <w:start w:val="1"/>
+      <w:numFmt w:val="bullet"/>
+      <w:lvlText w:val=""/>
+      <w:lvlJc w:val="left"/>
+      <w:pPr>
+        <w:tabs>
+          <w:tab w:val="num" w:pos="3600"/>
+        </w:tabs>
+        <w:ind w:left="3600" w:hanging="360"/>
+      </w:pPr>
+      <w:rPr>
+        <w:rFonts w:ascii="Wingdings" w:hAnsi="Wingdings" w:hint="default"/>
+        <w:sz w:val="20"/>
+      </w:rPr>
+    </w:lvl>
+    <w:lvl w:ilvl="5" w:tentative="1">
+      <w:start w:val="1"/>
+      <w:numFmt w:val="bullet"/>
+      <w:lvlText w:val=""/>
+      <w:lvlJc w:val="left"/>
+      <w:pPr>
+        <w:tabs>
+          <w:tab w:val="num" w:pos="4320"/>
+        </w:tabs>
+        <w:ind w:left="4320" w:hanging="360"/>
+      </w:pPr>
+      <w:rPr>
+        <w:rFonts w:ascii="Wingdings" w:hAnsi="Wingdings" w:hint="default"/>
+        <w:sz w:val="20"/>
+      </w:rPr>
+    </w:lvl>
+    <w:lvl w:ilvl="6" w:tentative="1">
+      <w:start w:val="1"/>
+      <w:numFmt w:val="bullet"/>
+      <w:lvlText w:val=""/>
+      <w:lvlJc w:val="left"/>
+      <w:pPr>
+        <w:tabs>
+          <w:tab w:val="num" w:pos="5040"/>
+        </w:tabs>
+        <w:ind w:left="5040" w:hanging="360"/>
+      </w:pPr>
+      <w:rPr>
+        <w:rFonts w:ascii="Wingdings" w:hAnsi="Wingdings" w:hint="default"/>
+        <w:sz w:val="20"/>
+      </w:rPr>
+    </w:lvl>
+    <w:lvl w:ilvl="7" w:tentative="1">
+      <w:start w:val="1"/>
+      <w:numFmt w:val="bullet"/>
+      <w:lvlText w:val=""/>
+      <w:lvlJc w:val="left"/>
+      <w:pPr>
+        <w:tabs>
+          <w:tab w:val="num" w:pos="5760"/>
+        </w:tabs>
+        <w:ind w:left="5760" w:hanging="360"/>
+      </w:pPr>
+      <w:rPr>
+        <w:rFonts w:ascii="Wingdings" w:hAnsi="Wingdings" w:hint="default"/>
+        <w:sz w:val="20"/>
+      </w:rPr>
+    </w:lvl>
+    <w:lvl w:ilvl="8" w:tentative="1">
+      <w:start w:val="1"/>
+      <w:numFmt w:val="bullet"/>
+      <w:lvlText w:val=""/>
+      <w:lvlJc w:val="left"/>
+      <w:pPr>
+        <w:tabs>
+          <w:tab w:val="num" w:pos="6480"/>
+        </w:tabs>
+        <w:ind w:left="6480" w:hanging="360"/>
+      </w:pPr>
+      <w:rPr>
+        <w:rFonts w:ascii="Wingdings" w:hAnsi="Wingdings" w:hint="default"/>
+        <w:sz w:val="20"/>
+      </w:rPr>
+    </w:lvl>
+  </w:abstractNum>
+  <w:abstractNum w:abstractNumId="2" w15:restartNumberingAfterBreak="0">
+    <w:nsid w:val="060B0A6E"/>
+    <w:multiLevelType w:val="multilevel"/>
+    <w:tmpl w:val="84A8C7A0"/>
+    <w:lvl w:ilvl="0">
+      <w:start w:val="1"/>
+      <w:numFmt w:val="bullet"/>
+      <w:lvlText w:val=""/>
+      <w:lvlJc w:val="left"/>
+      <w:pPr>
+        <w:tabs>
+          <w:tab w:val="num" w:pos="720"/>
+        </w:tabs>
+        <w:ind w:left="720" w:hanging="360"/>
+      </w:pPr>
+      <w:rPr>
+        <w:rFonts w:ascii="Symbol" w:hAnsi="Symbol" w:hint="default"/>
+        <w:sz w:val="20"/>
+      </w:rPr>
+    </w:lvl>
+    <w:lvl w:ilvl="1" w:tentative="1">
+      <w:start w:val="1"/>
+      <w:numFmt w:val="bullet"/>
+      <w:lvlText w:val="o"/>
+      <w:lvlJc w:val="left"/>
+      <w:pPr>
+        <w:tabs>
+          <w:tab w:val="num" w:pos="1440"/>
+        </w:tabs>
+        <w:ind w:left="1440" w:hanging="360"/>
+      </w:pPr>
+      <w:rPr>
+        <w:rFonts w:ascii="Courier New" w:hAnsi="Courier New" w:hint="default"/>
+        <w:sz w:val="20"/>
+      </w:rPr>
+    </w:lvl>
+    <w:lvl w:ilvl="2" w:tentative="1">
+      <w:start w:val="1"/>
+      <w:numFmt w:val="bullet"/>
+      <w:lvlText w:val=""/>
+      <w:lvlJc w:val="left"/>
+      <w:pPr>
+        <w:tabs>
+          <w:tab w:val="num" w:pos="2160"/>
+        </w:tabs>
+        <w:ind w:left="2160" w:hanging="360"/>
+      </w:pPr>
+      <w:rPr>
+        <w:rFonts w:ascii="Wingdings" w:hAnsi="Wingdings" w:hint="default"/>
+        <w:sz w:val="20"/>
+      </w:rPr>
+    </w:lvl>
+    <w:lvl w:ilvl="3" w:tentative="1">
+      <w:start w:val="1"/>
+      <w:numFmt w:val="bullet"/>
+      <w:lvlText w:val=""/>
+      <w:lvlJc w:val="left"/>
+      <w:pPr>
+        <w:tabs>
+          <w:tab w:val="num" w:pos="2880"/>
+        </w:tabs>
+        <w:ind w:left="2880" w:hanging="360"/>
+      </w:pPr>
+      <w:rPr>
+        <w:rFonts w:ascii="Wingdings" w:hAnsi="Wingdings" w:hint="default"/>
+        <w:sz w:val="20"/>
+      </w:rPr>
+    </w:lvl>
+    <w:lvl w:ilvl="4" w:tentative="1">
+      <w:start w:val="1"/>
+      <w:numFmt w:val="bullet"/>
+      <w:lvlText w:val=""/>
+      <w:lvlJc w:val="left"/>
+      <w:pPr>
+        <w:tabs>
+          <w:tab w:val="num" w:pos="3600"/>
+        </w:tabs>
+        <w:ind w:left="3600" w:hanging="360"/>
+      </w:pPr>
+      <w:rPr>
+        <w:rFonts w:ascii="Wingdings" w:hAnsi="Wingdings" w:hint="default"/>
+        <w:sz w:val="20"/>
+      </w:rPr>
+    </w:lvl>
+    <w:lvl w:ilvl="5" w:tentative="1">
+      <w:start w:val="1"/>
+      <w:numFmt w:val="bullet"/>
+      <w:lvlText w:val=""/>
+      <w:lvlJc w:val="left"/>
+      <w:pPr>
+        <w:tabs>
+          <w:tab w:val="num" w:pos="4320"/>
+        </w:tabs>
+        <w:ind w:left="4320" w:hanging="360"/>
+      </w:pPr>
+      <w:rPr>
+        <w:rFonts w:ascii="Wingdings" w:hAnsi="Wingdings" w:hint="default"/>
+        <w:sz w:val="20"/>
+      </w:rPr>
+    </w:lvl>
+    <w:lvl w:ilvl="6" w:tentative="1">
+      <w:start w:val="1"/>
+      <w:numFmt w:val="bullet"/>
+      <w:lvlText w:val=""/>
+      <w:lvlJc w:val="left"/>
+      <w:pPr>
+        <w:tabs>
+          <w:tab w:val="num" w:pos="5040"/>
+        </w:tabs>
+        <w:ind w:left="5040" w:hanging="360"/>
+      </w:pPr>
+      <w:rPr>
+        <w:rFonts w:ascii="Wingdings" w:hAnsi="Wingdings" w:hint="default"/>
+        <w:sz w:val="20"/>
+      </w:rPr>
+    </w:lvl>
+    <w:lvl w:ilvl="7" w:tentative="1">
+      <w:start w:val="1"/>
+      <w:numFmt w:val="bullet"/>
+      <w:lvlText w:val=""/>
+      <w:lvlJc w:val="left"/>
+      <w:pPr>
+        <w:tabs>
+          <w:tab w:val="num" w:pos="5760"/>
+        </w:tabs>
+        <w:ind w:left="5760" w:hanging="360"/>
+      </w:pPr>
+      <w:rPr>
+        <w:rFonts w:ascii="Wingdings" w:hAnsi="Wingdings" w:hint="default"/>
+        <w:sz w:val="20"/>
+      </w:rPr>
+    </w:lvl>
+    <w:lvl w:ilvl="8" w:tentative="1">
+      <w:start w:val="1"/>
+      <w:numFmt w:val="bullet"/>
+      <w:lvlText w:val=""/>
+      <w:lvlJc w:val="left"/>
+      <w:pPr>
+        <w:tabs>
+          <w:tab w:val="num" w:pos="6480"/>
+        </w:tabs>
+        <w:ind w:left="6480" w:hanging="360"/>
+      </w:pPr>
+      <w:rPr>
+        <w:rFonts w:ascii="Wingdings" w:hAnsi="Wingdings" w:hint="default"/>
+        <w:sz w:val="20"/>
+      </w:rPr>
+    </w:lvl>
+  </w:abstractNum>
+  <w:abstractNum w:abstractNumId="3" w15:restartNumberingAfterBreak="0">
+    <w:nsid w:val="064E1E00"/>
+    <w:multiLevelType w:val="multilevel"/>
+    <w:tmpl w:val="59B62884"/>
+    <w:lvl w:ilvl="0">
+      <w:start w:val="1"/>
+      <w:numFmt w:val="decimal"/>
+      <w:lvlText w:val="%1."/>
+      <w:lvlJc w:val="left"/>
+      <w:pPr>
+        <w:tabs>
+          <w:tab w:val="num" w:pos="720"/>
+        </w:tabs>
+        <w:ind w:left="720" w:hanging="360"/>
+      </w:pPr>
+    </w:lvl>
+    <w:lvl w:ilvl="1">
+      <w:start w:val="1"/>
+      <w:numFmt w:val="bullet"/>
+      <w:lvlText w:val="o"/>
+      <w:lvlJc w:val="left"/>
+      <w:pPr>
+        <w:tabs>
+          <w:tab w:val="num" w:pos="1440"/>
+        </w:tabs>
+        <w:ind w:left="1440" w:hanging="360"/>
+      </w:pPr>
+      <w:rPr>
+        <w:rFonts w:ascii="Courier New" w:hAnsi="Courier New" w:hint="default"/>
+        <w:sz w:val="20"/>
+      </w:rPr>
+    </w:lvl>
+    <w:lvl w:ilvl="2" w:tentative="1">
+      <w:start w:val="1"/>
+      <w:numFmt w:val="decimal"/>
+      <w:lvlText w:val="%3."/>
+      <w:lvlJc w:val="left"/>
+      <w:pPr>
+        <w:tabs>
+          <w:tab w:val="num" w:pos="2160"/>
+        </w:tabs>
+        <w:ind w:left="2160" w:hanging="360"/>
+      </w:pPr>
+    </w:lvl>
+    <w:lvl w:ilvl="3" w:tentative="1">
+      <w:start w:val="1"/>
+      <w:numFmt w:val="decimal"/>
+      <w:lvlText w:val="%4."/>
+      <w:lvlJc w:val="left"/>
+      <w:pPr>
+        <w:tabs>
+          <w:tab w:val="num" w:pos="2880"/>
+        </w:tabs>
+        <w:ind w:left="2880" w:hanging="360"/>
+      </w:pPr>
+    </w:lvl>
+    <w:lvl w:ilvl="4" w:tentative="1">
+      <w:start w:val="1"/>
+      <w:numFmt w:val="decimal"/>
+      <w:lvlText w:val="%5."/>
+      <w:lvlJc w:val="left"/>
+      <w:pPr>
+        <w:tabs>
+          <w:tab w:val="num" w:pos="3600"/>
+        </w:tabs>
+        <w:ind w:left="3600" w:hanging="360"/>
+      </w:pPr>
+    </w:lvl>
+    <w:lvl w:ilvl="5" w:tentative="1">
+      <w:start w:val="1"/>
+      <w:numFmt w:val="decimal"/>
+      <w:lvlText w:val="%6."/>
+      <w:lvlJc w:val="left"/>
+      <w:pPr>
+        <w:tabs>
+          <w:tab w:val="num" w:pos="4320"/>
+        </w:tabs>
+        <w:ind w:left="4320" w:hanging="360"/>
+      </w:pPr>
+    </w:lvl>
+    <w:lvl w:ilvl="6" w:tentative="1">
+      <w:start w:val="1"/>
+      <w:numFmt w:val="decimal"/>
+      <w:lvlText w:val="%7."/>
+      <w:lvlJc w:val="left"/>
+      <w:pPr>
+        <w:tabs>
+          <w:tab w:val="num" w:pos="5040"/>
+        </w:tabs>
+        <w:ind w:left="5040" w:hanging="360"/>
+      </w:pPr>
+    </w:lvl>
+    <w:lvl w:ilvl="7" w:tentative="1">
+      <w:start w:val="1"/>
+      <w:numFmt w:val="decimal"/>
+      <w:lvlText w:val="%8."/>
+      <w:lvlJc w:val="left"/>
+      <w:pPr>
+        <w:tabs>
+          <w:tab w:val="num" w:pos="5760"/>
+        </w:tabs>
+        <w:ind w:left="5760" w:hanging="360"/>
+      </w:pPr>
+    </w:lvl>
+    <w:lvl w:ilvl="8" w:tentative="1">
+      <w:start w:val="1"/>
+      <w:numFmt w:val="decimal"/>
+      <w:lvlText w:val="%9."/>
+      <w:lvlJc w:val="left"/>
+      <w:pPr>
+        <w:tabs>
+          <w:tab w:val="num" w:pos="6480"/>
+        </w:tabs>
+        <w:ind w:left="6480" w:hanging="360"/>
+      </w:pPr>
+    </w:lvl>
+  </w:abstractNum>
+  <w:abstractNum w:abstractNumId="4" w15:restartNumberingAfterBreak="0">
+    <w:nsid w:val="0C8F03C9"/>
+    <w:multiLevelType w:val="multilevel"/>
+    <w:tmpl w:val="ACCEF4F4"/>
+    <w:lvl w:ilvl="0">
+      <w:start w:val="1"/>
+      <w:numFmt w:val="bullet"/>
+      <w:lvlText w:val=""/>
+      <w:lvlJc w:val="left"/>
+      <w:pPr>
+        <w:tabs>
+          <w:tab w:val="num" w:pos="720"/>
+        </w:tabs>
+        <w:ind w:left="720" w:hanging="360"/>
+      </w:pPr>
+      <w:rPr>
+        <w:rFonts w:ascii="Symbol" w:hAnsi="Symbol" w:hint="default"/>
+        <w:sz w:val="20"/>
+      </w:rPr>
+    </w:lvl>
+    <w:lvl w:ilvl="1" w:tentative="1">
+      <w:start w:val="1"/>
+      <w:numFmt w:val="bullet"/>
+      <w:lvlText w:val="o"/>
+      <w:lvlJc w:val="left"/>
+      <w:pPr>
+        <w:tabs>
+          <w:tab w:val="num" w:pos="1440"/>
+        </w:tabs>
+        <w:ind w:left="1440" w:hanging="360"/>
+      </w:pPr>
+      <w:rPr>
+        <w:rFonts w:ascii="Courier New" w:hAnsi="Courier New" w:hint="default"/>
+        <w:sz w:val="20"/>
+      </w:rPr>
+    </w:lvl>
+    <w:lvl w:ilvl="2" w:tentative="1">
+      <w:start w:val="1"/>
+      <w:numFmt w:val="bullet"/>
+      <w:lvlText w:val=""/>
+      <w:lvlJc w:val="left"/>
+      <w:pPr>
+        <w:tabs>
+          <w:tab w:val="num" w:pos="2160"/>
+        </w:tabs>
+        <w:ind w:left="2160" w:hanging="360"/>
+      </w:pPr>
+      <w:rPr>
+        <w:rFonts w:ascii="Wingdings" w:hAnsi="Wingdings" w:hint="default"/>
+        <w:sz w:val="20"/>
+      </w:rPr>
+    </w:lvl>
+    <w:lvl w:ilvl="3" w:tentative="1">
+      <w:start w:val="1"/>
+      <w:numFmt w:val="bullet"/>
+      <w:lvlText w:val=""/>
+      <w:lvlJc w:val="left"/>
+      <w:pPr>
+        <w:tabs>
+          <w:tab w:val="num" w:pos="2880"/>
+        </w:tabs>
+        <w:ind w:left="2880" w:hanging="360"/>
+      </w:pPr>
+      <w:rPr>
+        <w:rFonts w:ascii="Wingdings" w:hAnsi="Wingdings" w:hint="default"/>
+        <w:sz w:val="20"/>
+      </w:rPr>
+    </w:lvl>
+    <w:lvl w:ilvl="4" w:tentative="1">
+      <w:start w:val="1"/>
+      <w:numFmt w:val="bullet"/>
+      <w:lvlText w:val=""/>
+      <w:lvlJc w:val="left"/>
+      <w:pPr>
+        <w:tabs>
+          <w:tab w:val="num" w:pos="3600"/>
+        </w:tabs>
+        <w:ind w:left="3600" w:hanging="360"/>
+      </w:pPr>
+      <w:rPr>
+        <w:rFonts w:ascii="Wingdings" w:hAnsi="Wingdings" w:hint="default"/>
+        <w:sz w:val="20"/>
+      </w:rPr>
+    </w:lvl>
+    <w:lvl w:ilvl="5" w:tentative="1">
+      <w:start w:val="1"/>
+      <w:numFmt w:val="bullet"/>
+      <w:lvlText w:val=""/>
+      <w:lvlJc w:val="left"/>
+      <w:pPr>
+        <w:tabs>
+          <w:tab w:val="num" w:pos="4320"/>
+        </w:tabs>
+        <w:ind w:left="4320" w:hanging="360"/>
+      </w:pPr>
+      <w:rPr>
+        <w:rFonts w:ascii="Wingdings" w:hAnsi="Wingdings" w:hint="default"/>
+        <w:sz w:val="20"/>
+      </w:rPr>
+    </w:lvl>
+    <w:lvl w:ilvl="6" w:tentative="1">
+      <w:start w:val="1"/>
+      <w:numFmt w:val="bullet"/>
+      <w:lvlText w:val=""/>
+      <w:lvlJc w:val="left"/>
+      <w:pPr>
+        <w:tabs>
+          <w:tab w:val="num" w:pos="5040"/>
+        </w:tabs>
+        <w:ind w:left="5040" w:hanging="360"/>
+      </w:pPr>
+      <w:rPr>
+        <w:rFonts w:ascii="Wingdings" w:hAnsi="Wingdings" w:hint="default"/>
+        <w:sz w:val="20"/>
+      </w:rPr>
+    </w:lvl>
+    <w:lvl w:ilvl="7" w:tentative="1">
+      <w:start w:val="1"/>
+      <w:numFmt w:val="bullet"/>
+      <w:lvlText w:val=""/>
+      <w:lvlJc w:val="left"/>
+      <w:pPr>
+        <w:tabs>
+          <w:tab w:val="num" w:pos="5760"/>
+        </w:tabs>
+        <w:ind w:left="5760" w:hanging="360"/>
+      </w:pPr>
+      <w:rPr>
+        <w:rFonts w:ascii="Wingdings" w:hAnsi="Wingdings" w:hint="default"/>
+        <w:sz w:val="20"/>
+      </w:rPr>
+    </w:lvl>
+    <w:lvl w:ilvl="8" w:tentative="1">
+      <w:start w:val="1"/>
+      <w:numFmt w:val="bullet"/>
+      <w:lvlText w:val=""/>
+      <w:lvlJc w:val="left"/>
+      <w:pPr>
+        <w:tabs>
+          <w:tab w:val="num" w:pos="6480"/>
+        </w:tabs>
+        <w:ind w:left="6480" w:hanging="360"/>
+      </w:pPr>
+      <w:rPr>
+        <w:rFonts w:ascii="Wingdings" w:hAnsi="Wingdings" w:hint="default"/>
+        <w:sz w:val="20"/>
+      </w:rPr>
+    </w:lvl>
+  </w:abstractNum>
+  <w:abstractNum w:abstractNumId="5" w15:restartNumberingAfterBreak="0">
+    <w:nsid w:val="0DB473B7"/>
+    <w:multiLevelType w:val="multilevel"/>
+    <w:tmpl w:val="1132FA0E"/>
+    <w:lvl w:ilvl="0">
+      <w:start w:val="1"/>
+      <w:numFmt w:val="bullet"/>
+      <w:lvlText w:val=""/>
+      <w:lvlJc w:val="left"/>
+      <w:pPr>
+        <w:tabs>
+          <w:tab w:val="num" w:pos="720"/>
+        </w:tabs>
+        <w:ind w:left="720" w:hanging="360"/>
+      </w:pPr>
+      <w:rPr>
+        <w:rFonts w:ascii="Symbol" w:hAnsi="Symbol" w:hint="default"/>
+        <w:sz w:val="20"/>
+      </w:rPr>
+    </w:lvl>
+    <w:lvl w:ilvl="1" w:tentative="1">
+      <w:start w:val="1"/>
+      <w:numFmt w:val="bullet"/>
+      <w:lvlText w:val="o"/>
+      <w:lvlJc w:val="left"/>
+      <w:pPr>
+        <w:tabs>
+          <w:tab w:val="num" w:pos="1440"/>
+        </w:tabs>
+        <w:ind w:left="1440" w:hanging="360"/>
+      </w:pPr>
+      <w:rPr>
+        <w:rFonts w:ascii="Courier New" w:hAnsi="Courier New" w:hint="default"/>
+        <w:sz w:val="20"/>
+      </w:rPr>
+    </w:lvl>
+    <w:lvl w:ilvl="2" w:tentative="1">
+      <w:start w:val="1"/>
+      <w:numFmt w:val="bullet"/>
+      <w:lvlText w:val=""/>
+      <w:lvlJc w:val="left"/>
+      <w:pPr>
+        <w:tabs>
+          <w:tab w:val="num" w:pos="2160"/>
+        </w:tabs>
+        <w:ind w:left="2160" w:hanging="360"/>
+      </w:pPr>
+      <w:rPr>
+        <w:rFonts w:ascii="Wingdings" w:hAnsi="Wingdings" w:hint="default"/>
+        <w:sz w:val="20"/>
+      </w:rPr>
+    </w:lvl>
+    <w:lvl w:ilvl="3" w:tentative="1">
+      <w:start w:val="1"/>
+      <w:numFmt w:val="bullet"/>
+      <w:lvlText w:val=""/>
+      <w:lvlJc w:val="left"/>
+      <w:pPr>
+        <w:tabs>
+          <w:tab w:val="num" w:pos="2880"/>
+        </w:tabs>
+        <w:ind w:left="2880" w:hanging="360"/>
+      </w:pPr>
+      <w:rPr>
+        <w:rFonts w:ascii="Wingdings" w:hAnsi="Wingdings" w:hint="default"/>
+        <w:sz w:val="20"/>
+      </w:rPr>
+    </w:lvl>
+    <w:lvl w:ilvl="4" w:tentative="1">
+      <w:start w:val="1"/>
+      <w:numFmt w:val="bullet"/>
+      <w:lvlText w:val=""/>
+      <w:lvlJc w:val="left"/>
+      <w:pPr>
+        <w:tabs>
+          <w:tab w:val="num" w:pos="3600"/>
+        </w:tabs>
+        <w:ind w:left="3600" w:hanging="360"/>
+      </w:pPr>
+      <w:rPr>
+        <w:rFonts w:ascii="Wingdings" w:hAnsi="Wingdings" w:hint="default"/>
+        <w:sz w:val="20"/>
+      </w:rPr>
+    </w:lvl>
+    <w:lvl w:ilvl="5" w:tentative="1">
+      <w:start w:val="1"/>
+      <w:numFmt w:val="bullet"/>
+      <w:lvlText w:val=""/>
+      <w:lvlJc w:val="left"/>
+      <w:pPr>
+        <w:tabs>
+          <w:tab w:val="num" w:pos="4320"/>
+        </w:tabs>
+        <w:ind w:left="4320" w:hanging="360"/>
+      </w:pPr>
+      <w:rPr>
+        <w:rFonts w:ascii="Wingdings" w:hAnsi="Wingdings" w:hint="default"/>
+        <w:sz w:val="20"/>
+      </w:rPr>
+    </w:lvl>
+    <w:lvl w:ilvl="6" w:tentative="1">
+      <w:start w:val="1"/>
+      <w:numFmt w:val="bullet"/>
+      <w:lvlText w:val=""/>
+      <w:lvlJc w:val="left"/>
+      <w:pPr>
+        <w:tabs>
+          <w:tab w:val="num" w:pos="5040"/>
+        </w:tabs>
+        <w:ind w:left="5040" w:hanging="360"/>
+      </w:pPr>
+      <w:rPr>
+        <w:rFonts w:ascii="Wingdings" w:hAnsi="Wingdings" w:hint="default"/>
+        <w:sz w:val="20"/>
+      </w:rPr>
+    </w:lvl>
+    <w:lvl w:ilvl="7" w:tentative="1">
+      <w:start w:val="1"/>
+      <w:numFmt w:val="bullet"/>
+      <w:lvlText w:val=""/>
+      <w:lvlJc w:val="left"/>
+      <w:pPr>
+        <w:tabs>
+          <w:tab w:val="num" w:pos="5760"/>
+        </w:tabs>
+        <w:ind w:left="5760" w:hanging="360"/>
+      </w:pPr>
+      <w:rPr>
+        <w:rFonts w:ascii="Wingdings" w:hAnsi="Wingdings" w:hint="default"/>
+        <w:sz w:val="20"/>
+      </w:rPr>
+    </w:lvl>
+    <w:lvl w:ilvl="8" w:tentative="1">
+      <w:start w:val="1"/>
+      <w:numFmt w:val="bullet"/>
+      <w:lvlText w:val=""/>
+      <w:lvlJc w:val="left"/>
+      <w:pPr>
+        <w:tabs>
+          <w:tab w:val="num" w:pos="6480"/>
+        </w:tabs>
+        <w:ind w:left="6480" w:hanging="360"/>
+      </w:pPr>
+      <w:rPr>
+        <w:rFonts w:ascii="Wingdings" w:hAnsi="Wingdings" w:hint="default"/>
+        <w:sz w:val="20"/>
+      </w:rPr>
+    </w:lvl>
+  </w:abstractNum>
+  <w:abstractNum w:abstractNumId="6" w15:restartNumberingAfterBreak="0">
+    <w:nsid w:val="14E665D0"/>
+    <w:multiLevelType w:val="multilevel"/>
+    <w:tmpl w:val="77E287E2"/>
+    <w:lvl w:ilvl="0">
+      <w:start w:val="1"/>
+      <w:numFmt w:val="bullet"/>
+      <w:lvlText w:val=""/>
+      <w:lvlJc w:val="left"/>
+      <w:pPr>
+        <w:tabs>
+          <w:tab w:val="num" w:pos="720"/>
+        </w:tabs>
+        <w:ind w:left="720" w:hanging="360"/>
+      </w:pPr>
+      <w:rPr>
+        <w:rFonts w:ascii="Symbol" w:hAnsi="Symbol" w:hint="default"/>
+        <w:sz w:val="20"/>
+      </w:rPr>
+    </w:lvl>
+    <w:lvl w:ilvl="1" w:tentative="1">
+      <w:start w:val="1"/>
+      <w:numFmt w:val="bullet"/>
+      <w:lvlText w:val="o"/>
+      <w:lvlJc w:val="left"/>
+      <w:pPr>
+        <w:tabs>
+          <w:tab w:val="num" w:pos="1440"/>
+        </w:tabs>
+        <w:ind w:left="1440" w:hanging="360"/>
+      </w:pPr>
+      <w:rPr>
+        <w:rFonts w:ascii="Courier New" w:hAnsi="Courier New" w:hint="default"/>
+        <w:sz w:val="20"/>
+      </w:rPr>
+    </w:lvl>
+    <w:lvl w:ilvl="2" w:tentative="1">
+      <w:start w:val="1"/>
+      <w:numFmt w:val="bullet"/>
+      <w:lvlText w:val=""/>
+      <w:lvlJc w:val="left"/>
+      <w:pPr>
+        <w:tabs>
+          <w:tab w:val="num" w:pos="2160"/>
+        </w:tabs>
+        <w:ind w:left="2160" w:hanging="360"/>
+      </w:pPr>
+      <w:rPr>
+        <w:rFonts w:ascii="Wingdings" w:hAnsi="Wingdings" w:hint="default"/>
+        <w:sz w:val="20"/>
+      </w:rPr>
+    </w:lvl>
+    <w:lvl w:ilvl="3" w:tentative="1">
+      <w:start w:val="1"/>
+      <w:numFmt w:val="bullet"/>
+      <w:lvlText w:val=""/>
+      <w:lvlJc w:val="left"/>
+      <w:pPr>
+        <w:tabs>
+          <w:tab w:val="num" w:pos="2880"/>
+        </w:tabs>
+        <w:ind w:left="2880" w:hanging="360"/>
+      </w:pPr>
+      <w:rPr>
+        <w:rFonts w:ascii="Wingdings" w:hAnsi="Wingdings" w:hint="default"/>
+        <w:sz w:val="20"/>
+      </w:rPr>
+    </w:lvl>
+    <w:lvl w:ilvl="4" w:tentative="1">
+      <w:start w:val="1"/>
+      <w:numFmt w:val="bullet"/>
+      <w:lvlText w:val=""/>
+      <w:lvlJc w:val="left"/>
+      <w:pPr>
+        <w:tabs>
+          <w:tab w:val="num" w:pos="3600"/>
+        </w:tabs>
+        <w:ind w:left="3600" w:hanging="360"/>
+      </w:pPr>
+      <w:rPr>
+        <w:rFonts w:ascii="Wingdings" w:hAnsi="Wingdings" w:hint="default"/>
+        <w:sz w:val="20"/>
+      </w:rPr>
+    </w:lvl>
+    <w:lvl w:ilvl="5" w:tentative="1">
+      <w:start w:val="1"/>
+      <w:numFmt w:val="bullet"/>
+      <w:lvlText w:val=""/>
+      <w:lvlJc w:val="left"/>
+      <w:pPr>
+        <w:tabs>
+          <w:tab w:val="num" w:pos="4320"/>
+        </w:tabs>
+        <w:ind w:left="4320" w:hanging="360"/>
+      </w:pPr>
+      <w:rPr>
+        <w:rFonts w:ascii="Wingdings" w:hAnsi="Wingdings" w:hint="default"/>
+        <w:sz w:val="20"/>
+      </w:rPr>
+    </w:lvl>
+    <w:lvl w:ilvl="6" w:tentative="1">
+      <w:start w:val="1"/>
+      <w:numFmt w:val="bullet"/>
+      <w:lvlText w:val=""/>
+      <w:lvlJc w:val="left"/>
+      <w:pPr>
+        <w:tabs>
+          <w:tab w:val="num" w:pos="5040"/>
+        </w:tabs>
+        <w:ind w:left="5040" w:hanging="360"/>
+      </w:pPr>
+      <w:rPr>
+        <w:rFonts w:ascii="Wingdings" w:hAnsi="Wingdings" w:hint="default"/>
+        <w:sz w:val="20"/>
+      </w:rPr>
+    </w:lvl>
+    <w:lvl w:ilvl="7" w:tentative="1">
+      <w:start w:val="1"/>
+      <w:numFmt w:val="bullet"/>
+      <w:lvlText w:val=""/>
+      <w:lvlJc w:val="left"/>
+      <w:pPr>
+        <w:tabs>
+          <w:tab w:val="num" w:pos="5760"/>
+        </w:tabs>
+        <w:ind w:left="5760" w:hanging="360"/>
+      </w:pPr>
+      <w:rPr>
+        <w:rFonts w:ascii="Wingdings" w:hAnsi="Wingdings" w:hint="default"/>
+        <w:sz w:val="20"/>
+      </w:rPr>
+    </w:lvl>
+    <w:lvl w:ilvl="8" w:tentative="1">
+      <w:start w:val="1"/>
+      <w:numFmt w:val="bullet"/>
+      <w:lvlText w:val=""/>
+      <w:lvlJc w:val="left"/>
+      <w:pPr>
+        <w:tabs>
+          <w:tab w:val="num" w:pos="6480"/>
+        </w:tabs>
+        <w:ind w:left="6480" w:hanging="360"/>
+      </w:pPr>
+      <w:rPr>
+        <w:rFonts w:ascii="Wingdings" w:hAnsi="Wingdings" w:hint="default"/>
+        <w:sz w:val="20"/>
+      </w:rPr>
+    </w:lvl>
+  </w:abstractNum>
+  <w:abstractNum w:abstractNumId="7" w15:restartNumberingAfterBreak="0">
+    <w:nsid w:val="166E31C7"/>
+    <w:multiLevelType w:val="multilevel"/>
+    <w:tmpl w:val="A066DA9A"/>
+    <w:lvl w:ilvl="0">
+      <w:start w:val="1"/>
+      <w:numFmt w:val="bullet"/>
+      <w:lvlText w:val=""/>
+      <w:lvlJc w:val="left"/>
+      <w:pPr>
+        <w:tabs>
+          <w:tab w:val="num" w:pos="720"/>
+        </w:tabs>
+        <w:ind w:left="720" w:hanging="360"/>
+      </w:pPr>
+      <w:rPr>
+        <w:rFonts w:ascii="Symbol" w:hAnsi="Symbol" w:hint="default"/>
+        <w:sz w:val="20"/>
+      </w:rPr>
+    </w:lvl>
+    <w:lvl w:ilvl="1" w:tentative="1">
+      <w:start w:val="1"/>
+      <w:numFmt w:val="bullet"/>
+      <w:lvlText w:val="o"/>
+      <w:lvlJc w:val="left"/>
+      <w:pPr>
+        <w:tabs>
+          <w:tab w:val="num" w:pos="1440"/>
+        </w:tabs>
+        <w:ind w:left="1440" w:hanging="360"/>
+      </w:pPr>
+      <w:rPr>
+        <w:rFonts w:ascii="Courier New" w:hAnsi="Courier New" w:hint="default"/>
+        <w:sz w:val="20"/>
+      </w:rPr>
+    </w:lvl>
+    <w:lvl w:ilvl="2" w:tentative="1">
+      <w:start w:val="1"/>
+      <w:numFmt w:val="bullet"/>
+      <w:lvlText w:val=""/>
+      <w:lvlJc w:val="left"/>
+      <w:pPr>
+        <w:tabs>
+          <w:tab w:val="num" w:pos="2160"/>
+        </w:tabs>
+        <w:ind w:left="2160" w:hanging="360"/>
+      </w:pPr>
+      <w:rPr>
+        <w:rFonts w:ascii="Wingdings" w:hAnsi="Wingdings" w:hint="default"/>
+        <w:sz w:val="20"/>
+      </w:rPr>
+    </w:lvl>
+    <w:lvl w:ilvl="3" w:tentative="1">
+      <w:start w:val="1"/>
+      <w:numFmt w:val="bullet"/>
+      <w:lvlText w:val=""/>
+      <w:lvlJc w:val="left"/>
+      <w:pPr>
+        <w:tabs>
+          <w:tab w:val="num" w:pos="2880"/>
+        </w:tabs>
+        <w:ind w:left="2880" w:hanging="360"/>
+      </w:pPr>
+      <w:rPr>
+        <w:rFonts w:ascii="Wingdings" w:hAnsi="Wingdings" w:hint="default"/>
+        <w:sz w:val="20"/>
+      </w:rPr>
+    </w:lvl>
+    <w:lvl w:ilvl="4" w:tentative="1">
+      <w:start w:val="1"/>
+      <w:numFmt w:val="bullet"/>
+      <w:lvlText w:val=""/>
+      <w:lvlJc w:val="left"/>
+      <w:pPr>
+        <w:tabs>
+          <w:tab w:val="num" w:pos="3600"/>
+        </w:tabs>
+        <w:ind w:left="3600" w:hanging="360"/>
+      </w:pPr>
+      <w:rPr>
+        <w:rFonts w:ascii="Wingdings" w:hAnsi="Wingdings" w:hint="default"/>
+        <w:sz w:val="20"/>
+      </w:rPr>
+    </w:lvl>
+    <w:lvl w:ilvl="5" w:tentative="1">
+      <w:start w:val="1"/>
+      <w:numFmt w:val="bullet"/>
+      <w:lvlText w:val=""/>
+      <w:lvlJc w:val="left"/>
+      <w:pPr>
+        <w:tabs>
+          <w:tab w:val="num" w:pos="4320"/>
+        </w:tabs>
+        <w:ind w:left="4320" w:hanging="360"/>
+      </w:pPr>
+      <w:rPr>
+        <w:rFonts w:ascii="Wingdings" w:hAnsi="Wingdings" w:hint="default"/>
+        <w:sz w:val="20"/>
+      </w:rPr>
+    </w:lvl>
+    <w:lvl w:ilvl="6" w:tentative="1">
+      <w:start w:val="1"/>
+      <w:numFmt w:val="bullet"/>
+      <w:lvlText w:val=""/>
+      <w:lvlJc w:val="left"/>
+      <w:pPr>
+        <w:tabs>
+          <w:tab w:val="num" w:pos="5040"/>
+        </w:tabs>
+        <w:ind w:left="5040" w:hanging="360"/>
+      </w:pPr>
+      <w:rPr>
+        <w:rFonts w:ascii="Wingdings" w:hAnsi="Wingdings" w:hint="default"/>
+        <w:sz w:val="20"/>
+      </w:rPr>
+    </w:lvl>
+    <w:lvl w:ilvl="7" w:tentative="1">
+      <w:start w:val="1"/>
+      <w:numFmt w:val="bullet"/>
+      <w:lvlText w:val=""/>
+      <w:lvlJc w:val="left"/>
+      <w:pPr>
+        <w:tabs>
+          <w:tab w:val="num" w:pos="5760"/>
+        </w:tabs>
+        <w:ind w:left="5760" w:hanging="360"/>
+      </w:pPr>
+      <w:rPr>
+        <w:rFonts w:ascii="Wingdings" w:hAnsi="Wingdings" w:hint="default"/>
+        <w:sz w:val="20"/>
+      </w:rPr>
+    </w:lvl>
+    <w:lvl w:ilvl="8" w:tentative="1">
+      <w:start w:val="1"/>
+      <w:numFmt w:val="bullet"/>
+      <w:lvlText w:val=""/>
+      <w:lvlJc w:val="left"/>
+      <w:pPr>
+        <w:tabs>
+          <w:tab w:val="num" w:pos="6480"/>
+        </w:tabs>
+        <w:ind w:left="6480" w:hanging="360"/>
+      </w:pPr>
+      <w:rPr>
+        <w:rFonts w:ascii="Wingdings" w:hAnsi="Wingdings" w:hint="default"/>
+        <w:sz w:val="20"/>
+      </w:rPr>
+    </w:lvl>
+  </w:abstractNum>
+  <w:abstractNum w:abstractNumId="8" w15:restartNumberingAfterBreak="0">
+    <w:nsid w:val="16A03BD9"/>
+    <w:multiLevelType w:val="multilevel"/>
+    <w:tmpl w:val="80A245DE"/>
+    <w:lvl w:ilvl="0">
+      <w:start w:val="1"/>
+      <w:numFmt w:val="bullet"/>
+      <w:lvlText w:val=""/>
+      <w:lvlJc w:val="left"/>
+      <w:pPr>
+        <w:tabs>
+          <w:tab w:val="num" w:pos="720"/>
+        </w:tabs>
+        <w:ind w:left="720" w:hanging="360"/>
+      </w:pPr>
+      <w:rPr>
+        <w:rFonts w:ascii="Symbol" w:hAnsi="Symbol" w:hint="default"/>
+        <w:sz w:val="20"/>
+      </w:rPr>
+    </w:lvl>
+    <w:lvl w:ilvl="1" w:tentative="1">
+      <w:start w:val="1"/>
+      <w:numFmt w:val="bullet"/>
+      <w:lvlText w:val="o"/>
+      <w:lvlJc w:val="left"/>
+      <w:pPr>
+        <w:tabs>
+          <w:tab w:val="num" w:pos="1440"/>
+        </w:tabs>
+        <w:ind w:left="1440" w:hanging="360"/>
+      </w:pPr>
+      <w:rPr>
+        <w:rFonts w:ascii="Courier New" w:hAnsi="Courier New" w:hint="default"/>
+        <w:sz w:val="20"/>
+      </w:rPr>
+    </w:lvl>
+    <w:lvl w:ilvl="2" w:tentative="1">
+      <w:start w:val="1"/>
+      <w:numFmt w:val="bullet"/>
+      <w:lvlText w:val=""/>
+      <w:lvlJc w:val="left"/>
+      <w:pPr>
+        <w:tabs>
+          <w:tab w:val="num" w:pos="2160"/>
+        </w:tabs>
+        <w:ind w:left="2160" w:hanging="360"/>
+      </w:pPr>
+      <w:rPr>
+        <w:rFonts w:ascii="Wingdings" w:hAnsi="Wingdings" w:hint="default"/>
+        <w:sz w:val="20"/>
+      </w:rPr>
+    </w:lvl>
+    <w:lvl w:ilvl="3" w:tentative="1">
+      <w:start w:val="1"/>
+      <w:numFmt w:val="bullet"/>
+      <w:lvlText w:val=""/>
+      <w:lvlJc w:val="left"/>
+      <w:pPr>
+        <w:tabs>
+          <w:tab w:val="num" w:pos="2880"/>
+        </w:tabs>
+        <w:ind w:left="2880" w:hanging="360"/>
+      </w:pPr>
+      <w:rPr>
+        <w:rFonts w:ascii="Wingdings" w:hAnsi="Wingdings" w:hint="default"/>
+        <w:sz w:val="20"/>
+      </w:rPr>
+    </w:lvl>
+    <w:lvl w:ilvl="4" w:tentative="1">
+      <w:start w:val="1"/>
+      <w:numFmt w:val="bullet"/>
+      <w:lvlText w:val=""/>
+      <w:lvlJc w:val="left"/>
+      <w:pPr>
+        <w:tabs>
+          <w:tab w:val="num" w:pos="3600"/>
+        </w:tabs>
+        <w:ind w:left="3600" w:hanging="360"/>
+      </w:pPr>
+      <w:rPr>
+        <w:rFonts w:ascii="Wingdings" w:hAnsi="Wingdings" w:hint="default"/>
+        <w:sz w:val="20"/>
+      </w:rPr>
+    </w:lvl>
+    <w:lvl w:ilvl="5" w:tentative="1">
+      <w:start w:val="1"/>
+      <w:numFmt w:val="bullet"/>
+      <w:lvlText w:val=""/>
+      <w:lvlJc w:val="left"/>
+      <w:pPr>
+        <w:tabs>
+          <w:tab w:val="num" w:pos="4320"/>
+        </w:tabs>
+        <w:ind w:left="4320" w:hanging="360"/>
+      </w:pPr>
+      <w:rPr>
+        <w:rFonts w:ascii="Wingdings" w:hAnsi="Wingdings" w:hint="default"/>
+        <w:sz w:val="20"/>
+      </w:rPr>
+    </w:lvl>
+    <w:lvl w:ilvl="6" w:tentative="1">
+      <w:start w:val="1"/>
+      <w:numFmt w:val="bullet"/>
+      <w:lvlText w:val=""/>
+      <w:lvlJc w:val="left"/>
+      <w:pPr>
+        <w:tabs>
+          <w:tab w:val="num" w:pos="5040"/>
+        </w:tabs>
+        <w:ind w:left="5040" w:hanging="360"/>
+      </w:pPr>
+      <w:rPr>
+        <w:rFonts w:ascii="Wingdings" w:hAnsi="Wingdings" w:hint="default"/>
+        <w:sz w:val="20"/>
+      </w:rPr>
+    </w:lvl>
+    <w:lvl w:ilvl="7" w:tentative="1">
+      <w:start w:val="1"/>
+      <w:numFmt w:val="bullet"/>
+      <w:lvlText w:val=""/>
+      <w:lvlJc w:val="left"/>
+      <w:pPr>
+        <w:tabs>
+          <w:tab w:val="num" w:pos="5760"/>
+        </w:tabs>
+        <w:ind w:left="5760" w:hanging="360"/>
+      </w:pPr>
+      <w:rPr>
+        <w:rFonts w:ascii="Wingdings" w:hAnsi="Wingdings" w:hint="default"/>
+        <w:sz w:val="20"/>
+      </w:rPr>
+    </w:lvl>
+    <w:lvl w:ilvl="8" w:tentative="1">
+      <w:start w:val="1"/>
+      <w:numFmt w:val="bullet"/>
+      <w:lvlText w:val=""/>
+      <w:lvlJc w:val="left"/>
+      <w:pPr>
+        <w:tabs>
+          <w:tab w:val="num" w:pos="6480"/>
+        </w:tabs>
+        <w:ind w:left="6480" w:hanging="360"/>
+      </w:pPr>
+      <w:rPr>
+        <w:rFonts w:ascii="Wingdings" w:hAnsi="Wingdings" w:hint="default"/>
+        <w:sz w:val="20"/>
+      </w:rPr>
+    </w:lvl>
+  </w:abstractNum>
+  <w:abstractNum w:abstractNumId="9" w15:restartNumberingAfterBreak="0">
+    <w:nsid w:val="16A73EBA"/>
+    <w:multiLevelType w:val="multilevel"/>
+    <w:tmpl w:val="68A26854"/>
+    <w:lvl w:ilvl="0">
+      <w:start w:val="1"/>
+      <w:numFmt w:val="bullet"/>
+      <w:lvlText w:val=""/>
+      <w:lvlJc w:val="left"/>
+      <w:pPr>
+        <w:tabs>
+          <w:tab w:val="num" w:pos="720"/>
+        </w:tabs>
+        <w:ind w:left="720" w:hanging="360"/>
+      </w:pPr>
+      <w:rPr>
+        <w:rFonts w:ascii="Symbol" w:hAnsi="Symbol" w:hint="default"/>
+        <w:sz w:val="20"/>
+      </w:rPr>
+    </w:lvl>
+    <w:lvl w:ilvl="1" w:tentative="1">
+      <w:start w:val="1"/>
+      <w:numFmt w:val="bullet"/>
+      <w:lvlText w:val="o"/>
+      <w:lvlJc w:val="left"/>
+      <w:pPr>
+        <w:tabs>
+          <w:tab w:val="num" w:pos="1440"/>
+        </w:tabs>
+        <w:ind w:left="1440" w:hanging="360"/>
+      </w:pPr>
+      <w:rPr>
+        <w:rFonts w:ascii="Courier New" w:hAnsi="Courier New" w:hint="default"/>
+        <w:sz w:val="20"/>
+      </w:rPr>
+    </w:lvl>
+    <w:lvl w:ilvl="2" w:tentative="1">
+      <w:start w:val="1"/>
+      <w:numFmt w:val="bullet"/>
+      <w:lvlText w:val=""/>
+      <w:lvlJc w:val="left"/>
+      <w:pPr>
+        <w:tabs>
+          <w:tab w:val="num" w:pos="2160"/>
+        </w:tabs>
+        <w:ind w:left="2160" w:hanging="360"/>
+      </w:pPr>
+      <w:rPr>
+        <w:rFonts w:ascii="Wingdings" w:hAnsi="Wingdings" w:hint="default"/>
+        <w:sz w:val="20"/>
+      </w:rPr>
+    </w:lvl>
+    <w:lvl w:ilvl="3" w:tentative="1">
+      <w:start w:val="1"/>
+      <w:numFmt w:val="bullet"/>
+      <w:lvlText w:val=""/>
+      <w:lvlJc w:val="left"/>
+      <w:pPr>
+        <w:tabs>
+          <w:tab w:val="num" w:pos="2880"/>
+        </w:tabs>
+        <w:ind w:left="2880" w:hanging="360"/>
+      </w:pPr>
+      <w:rPr>
+        <w:rFonts w:ascii="Wingdings" w:hAnsi="Wingdings" w:hint="default"/>
+        <w:sz w:val="20"/>
+      </w:rPr>
+    </w:lvl>
+    <w:lvl w:ilvl="4" w:tentative="1">
+      <w:start w:val="1"/>
+      <w:numFmt w:val="bullet"/>
+      <w:lvlText w:val=""/>
+      <w:lvlJc w:val="left"/>
+      <w:pPr>
+        <w:tabs>
+          <w:tab w:val="num" w:pos="3600"/>
+        </w:tabs>
+        <w:ind w:left="3600" w:hanging="360"/>
+      </w:pPr>
+      <w:rPr>
+        <w:rFonts w:ascii="Wingdings" w:hAnsi="Wingdings" w:hint="default"/>
+        <w:sz w:val="20"/>
+      </w:rPr>
+    </w:lvl>
+    <w:lvl w:ilvl="5" w:tentative="1">
+      <w:start w:val="1"/>
+      <w:numFmt w:val="bullet"/>
+      <w:lvlText w:val=""/>
+      <w:lvlJc w:val="left"/>
+      <w:pPr>
+        <w:tabs>
+          <w:tab w:val="num" w:pos="4320"/>
+        </w:tabs>
+        <w:ind w:left="4320" w:hanging="360"/>
+      </w:pPr>
+      <w:rPr>
+        <w:rFonts w:ascii="Wingdings" w:hAnsi="Wingdings" w:hint="default"/>
+        <w:sz w:val="20"/>
+      </w:rPr>
+    </w:lvl>
+    <w:lvl w:ilvl="6" w:tentative="1">
+      <w:start w:val="1"/>
+      <w:numFmt w:val="bullet"/>
+      <w:lvlText w:val=""/>
+      <w:lvlJc w:val="left"/>
+      <w:pPr>
+        <w:tabs>
+          <w:tab w:val="num" w:pos="5040"/>
+        </w:tabs>
+        <w:ind w:left="5040" w:hanging="360"/>
+      </w:pPr>
+      <w:rPr>
+        <w:rFonts w:ascii="Wingdings" w:hAnsi="Wingdings" w:hint="default"/>
+        <w:sz w:val="20"/>
+      </w:rPr>
+    </w:lvl>
+    <w:lvl w:ilvl="7" w:tentative="1">
+      <w:start w:val="1"/>
+      <w:numFmt w:val="bullet"/>
+      <w:lvlText w:val=""/>
+      <w:lvlJc w:val="left"/>
+      <w:pPr>
+        <w:tabs>
+          <w:tab w:val="num" w:pos="5760"/>
+        </w:tabs>
+        <w:ind w:left="5760" w:hanging="360"/>
+      </w:pPr>
+      <w:rPr>
+        <w:rFonts w:ascii="Wingdings" w:hAnsi="Wingdings" w:hint="default"/>
+        <w:sz w:val="20"/>
+      </w:rPr>
+    </w:lvl>
+    <w:lvl w:ilvl="8" w:tentative="1">
+      <w:start w:val="1"/>
+      <w:numFmt w:val="bullet"/>
+      <w:lvlText w:val=""/>
+      <w:lvlJc w:val="left"/>
+      <w:pPr>
+        <w:tabs>
+          <w:tab w:val="num" w:pos="6480"/>
+        </w:tabs>
+        <w:ind w:left="6480" w:hanging="360"/>
+      </w:pPr>
+      <w:rPr>
+        <w:rFonts w:ascii="Wingdings" w:hAnsi="Wingdings" w:hint="default"/>
+        <w:sz w:val="20"/>
+      </w:rPr>
+    </w:lvl>
+  </w:abstractNum>
+  <w:abstractNum w:abstractNumId="10" w15:restartNumberingAfterBreak="0">
+    <w:nsid w:val="17A140D3"/>
+    <w:multiLevelType w:val="multilevel"/>
+    <w:tmpl w:val="502614D8"/>
+    <w:lvl w:ilvl="0">
+      <w:start w:val="1"/>
+      <w:numFmt w:val="decimal"/>
+      <w:lvlText w:val="%1."/>
+      <w:lvlJc w:val="left"/>
+      <w:pPr>
+        <w:tabs>
+          <w:tab w:val="num" w:pos="720"/>
+        </w:tabs>
+        <w:ind w:left="720" w:hanging="360"/>
+      </w:pPr>
+    </w:lvl>
+    <w:lvl w:ilvl="1" w:tentative="1">
+      <w:start w:val="1"/>
+      <w:numFmt w:val="decimal"/>
+      <w:lvlText w:val="%2."/>
+      <w:lvlJc w:val="left"/>
+      <w:pPr>
+        <w:tabs>
+          <w:tab w:val="num" w:pos="1440"/>
+        </w:tabs>
+        <w:ind w:left="1440" w:hanging="360"/>
+      </w:pPr>
+    </w:lvl>
+    <w:lvl w:ilvl="2" w:tentative="1">
+      <w:start w:val="1"/>
+      <w:numFmt w:val="decimal"/>
+      <w:lvlText w:val="%3."/>
+      <w:lvlJc w:val="left"/>
+      <w:pPr>
+        <w:tabs>
+          <w:tab w:val="num" w:pos="2160"/>
+        </w:tabs>
+        <w:ind w:left="2160" w:hanging="360"/>
+      </w:pPr>
+    </w:lvl>
+    <w:lvl w:ilvl="3" w:tentative="1">
+      <w:start w:val="1"/>
+      <w:numFmt w:val="decimal"/>
+      <w:lvlText w:val="%4."/>
+      <w:lvlJc w:val="left"/>
+      <w:pPr>
+        <w:tabs>
+          <w:tab w:val="num" w:pos="2880"/>
+        </w:tabs>
+        <w:ind w:left="2880" w:hanging="360"/>
+      </w:pPr>
+    </w:lvl>
+    <w:lvl w:ilvl="4" w:tentative="1">
+      <w:start w:val="1"/>
+      <w:numFmt w:val="decimal"/>
+      <w:lvlText w:val="%5."/>
+      <w:lvlJc w:val="left"/>
+      <w:pPr>
+        <w:tabs>
+          <w:tab w:val="num" w:pos="3600"/>
+        </w:tabs>
+        <w:ind w:left="3600" w:hanging="360"/>
+      </w:pPr>
+    </w:lvl>
+    <w:lvl w:ilvl="5" w:tentative="1">
+      <w:start w:val="1"/>
+      <w:numFmt w:val="decimal"/>
+      <w:lvlText w:val="%6."/>
+      <w:lvlJc w:val="left"/>
+      <w:pPr>
+        <w:tabs>
+          <w:tab w:val="num" w:pos="4320"/>
+        </w:tabs>
+        <w:ind w:left="4320" w:hanging="360"/>
+      </w:pPr>
+    </w:lvl>
+    <w:lvl w:ilvl="6" w:tentative="1">
+      <w:start w:val="1"/>
+      <w:numFmt w:val="decimal"/>
+      <w:lvlText w:val="%7."/>
+      <w:lvlJc w:val="left"/>
+      <w:pPr>
+        <w:tabs>
+          <w:tab w:val="num" w:pos="5040"/>
+        </w:tabs>
+        <w:ind w:left="5040" w:hanging="360"/>
+      </w:pPr>
+    </w:lvl>
+    <w:lvl w:ilvl="7" w:tentative="1">
+      <w:start w:val="1"/>
+      <w:numFmt w:val="decimal"/>
+      <w:lvlText w:val="%8."/>
+      <w:lvlJc w:val="left"/>
+      <w:pPr>
+        <w:tabs>
+          <w:tab w:val="num" w:pos="5760"/>
+        </w:tabs>
+        <w:ind w:left="5760" w:hanging="360"/>
+      </w:pPr>
+    </w:lvl>
+    <w:lvl w:ilvl="8" w:tentative="1">
+      <w:start w:val="1"/>
+      <w:numFmt w:val="decimal"/>
+      <w:lvlText w:val="%9."/>
+      <w:lvlJc w:val="left"/>
+      <w:pPr>
+        <w:tabs>
+          <w:tab w:val="num" w:pos="6480"/>
+        </w:tabs>
+        <w:ind w:left="6480" w:hanging="360"/>
+      </w:pPr>
+    </w:lvl>
+  </w:abstractNum>
+  <w:abstractNum w:abstractNumId="11" w15:restartNumberingAfterBreak="0">
+    <w:nsid w:val="1CB50F65"/>
+    <w:multiLevelType w:val="multilevel"/>
+    <w:tmpl w:val="9E6ABBF6"/>
+    <w:lvl w:ilvl="0">
+      <w:start w:val="1"/>
+      <w:numFmt w:val="bullet"/>
+      <w:lvlText w:val=""/>
+      <w:lvlJc w:val="left"/>
+      <w:pPr>
+        <w:tabs>
+          <w:tab w:val="num" w:pos="720"/>
+        </w:tabs>
+        <w:ind w:left="720" w:hanging="360"/>
+      </w:pPr>
+      <w:rPr>
+        <w:rFonts w:ascii="Symbol" w:hAnsi="Symbol" w:hint="default"/>
+        <w:sz w:val="20"/>
+      </w:rPr>
+    </w:lvl>
+    <w:lvl w:ilvl="1" w:tentative="1">
+      <w:start w:val="1"/>
+      <w:numFmt w:val="bullet"/>
+      <w:lvlText w:val="o"/>
+      <w:lvlJc w:val="left"/>
+      <w:pPr>
+        <w:tabs>
+          <w:tab w:val="num" w:pos="1440"/>
+        </w:tabs>
+        <w:ind w:left="1440" w:hanging="360"/>
+      </w:pPr>
+      <w:rPr>
+        <w:rFonts w:ascii="Courier New" w:hAnsi="Courier New" w:hint="default"/>
+        <w:sz w:val="20"/>
+      </w:rPr>
+    </w:lvl>
+    <w:lvl w:ilvl="2" w:tentative="1">
+      <w:start w:val="1"/>
+      <w:numFmt w:val="bullet"/>
+      <w:lvlText w:val=""/>
+      <w:lvlJc w:val="left"/>
+      <w:pPr>
+        <w:tabs>
+          <w:tab w:val="num" w:pos="2160"/>
+        </w:tabs>
+        <w:ind w:left="2160" w:hanging="360"/>
+      </w:pPr>
+      <w:rPr>
+        <w:rFonts w:ascii="Wingdings" w:hAnsi="Wingdings" w:hint="default"/>
+        <w:sz w:val="20"/>
+      </w:rPr>
+    </w:lvl>
+    <w:lvl w:ilvl="3" w:tentative="1">
+      <w:start w:val="1"/>
+      <w:numFmt w:val="bullet"/>
+      <w:lvlText w:val=""/>
+      <w:lvlJc w:val="left"/>
+      <w:pPr>
+        <w:tabs>
+          <w:tab w:val="num" w:pos="2880"/>
+        </w:tabs>
+        <w:ind w:left="2880" w:hanging="360"/>
+      </w:pPr>
+      <w:rPr>
+        <w:rFonts w:ascii="Wingdings" w:hAnsi="Wingdings" w:hint="default"/>
+        <w:sz w:val="20"/>
+      </w:rPr>
+    </w:lvl>
+    <w:lvl w:ilvl="4" w:tentative="1">
+      <w:start w:val="1"/>
+      <w:numFmt w:val="bullet"/>
+      <w:lvlText w:val=""/>
+      <w:lvlJc w:val="left"/>
+      <w:pPr>
+        <w:tabs>
+          <w:tab w:val="num" w:pos="3600"/>
+        </w:tabs>
+        <w:ind w:left="3600" w:hanging="360"/>
+      </w:pPr>
+      <w:rPr>
+        <w:rFonts w:ascii="Wingdings" w:hAnsi="Wingdings" w:hint="default"/>
+        <w:sz w:val="20"/>
+      </w:rPr>
+    </w:lvl>
+    <w:lvl w:ilvl="5" w:tentative="1">
+      <w:start w:val="1"/>
+      <w:numFmt w:val="bullet"/>
+      <w:lvlText w:val=""/>
+      <w:lvlJc w:val="left"/>
+      <w:pPr>
+        <w:tabs>
+          <w:tab w:val="num" w:pos="4320"/>
+        </w:tabs>
+        <w:ind w:left="4320" w:hanging="360"/>
+      </w:pPr>
+      <w:rPr>
+        <w:rFonts w:ascii="Wingdings" w:hAnsi="Wingdings" w:hint="default"/>
+        <w:sz w:val="20"/>
+      </w:rPr>
+    </w:lvl>
+    <w:lvl w:ilvl="6" w:tentative="1">
+      <w:start w:val="1"/>
+      <w:numFmt w:val="bullet"/>
+      <w:lvlText w:val=""/>
+      <w:lvlJc w:val="left"/>
+      <w:pPr>
+        <w:tabs>
+          <w:tab w:val="num" w:pos="5040"/>
+        </w:tabs>
+        <w:ind w:left="5040" w:hanging="360"/>
+      </w:pPr>
+      <w:rPr>
+        <w:rFonts w:ascii="Wingdings" w:hAnsi="Wingdings" w:hint="default"/>
+        <w:sz w:val="20"/>
+      </w:rPr>
+    </w:lvl>
+    <w:lvl w:ilvl="7" w:tentative="1">
+      <w:start w:val="1"/>
+      <w:numFmt w:val="bullet"/>
+      <w:lvlText w:val=""/>
+      <w:lvlJc w:val="left"/>
+      <w:pPr>
+        <w:tabs>
+          <w:tab w:val="num" w:pos="5760"/>
+        </w:tabs>
+        <w:ind w:left="5760" w:hanging="360"/>
+      </w:pPr>
+      <w:rPr>
+        <w:rFonts w:ascii="Wingdings" w:hAnsi="Wingdings" w:hint="default"/>
+        <w:sz w:val="20"/>
+      </w:rPr>
+    </w:lvl>
+    <w:lvl w:ilvl="8" w:tentative="1">
+      <w:start w:val="1"/>
+      <w:numFmt w:val="bullet"/>
+      <w:lvlText w:val=""/>
+      <w:lvlJc w:val="left"/>
+      <w:pPr>
+        <w:tabs>
+          <w:tab w:val="num" w:pos="6480"/>
+        </w:tabs>
+        <w:ind w:left="6480" w:hanging="360"/>
+      </w:pPr>
+      <w:rPr>
+        <w:rFonts w:ascii="Wingdings" w:hAnsi="Wingdings" w:hint="default"/>
+        <w:sz w:val="20"/>
+      </w:rPr>
+    </w:lvl>
+  </w:abstractNum>
+  <w:abstractNum w:abstractNumId="12" w15:restartNumberingAfterBreak="0">
+    <w:nsid w:val="228D3C92"/>
+    <w:multiLevelType w:val="multilevel"/>
+    <w:tmpl w:val="F26498BC"/>
+    <w:lvl w:ilvl="0">
+      <w:start w:val="1"/>
+      <w:numFmt w:val="decimal"/>
+      <w:lvlText w:val="%1."/>
+      <w:lvlJc w:val="left"/>
+      <w:pPr>
+        <w:tabs>
+          <w:tab w:val="num" w:pos="720"/>
+        </w:tabs>
+        <w:ind w:left="720" w:hanging="360"/>
+      </w:pPr>
+    </w:lvl>
+    <w:lvl w:ilvl="1" w:tentative="1">
+      <w:start w:val="1"/>
+      <w:numFmt w:val="decimal"/>
+      <w:lvlText w:val="%2."/>
+      <w:lvlJc w:val="left"/>
+      <w:pPr>
+        <w:tabs>
+          <w:tab w:val="num" w:pos="1440"/>
+        </w:tabs>
+        <w:ind w:left="1440" w:hanging="360"/>
+      </w:pPr>
+    </w:lvl>
+    <w:lvl w:ilvl="2" w:tentative="1">
+      <w:start w:val="1"/>
+      <w:numFmt w:val="decimal"/>
+      <w:lvlText w:val="%3."/>
+      <w:lvlJc w:val="left"/>
+      <w:pPr>
+        <w:tabs>
+          <w:tab w:val="num" w:pos="2160"/>
+        </w:tabs>
+        <w:ind w:left="2160" w:hanging="360"/>
+      </w:pPr>
+    </w:lvl>
+    <w:lvl w:ilvl="3" w:tentative="1">
+      <w:start w:val="1"/>
+      <w:numFmt w:val="decimal"/>
+      <w:lvlText w:val="%4."/>
+      <w:lvlJc w:val="left"/>
+      <w:pPr>
+        <w:tabs>
+          <w:tab w:val="num" w:pos="2880"/>
+        </w:tabs>
+        <w:ind w:left="2880" w:hanging="360"/>
+      </w:pPr>
+    </w:lvl>
+    <w:lvl w:ilvl="4" w:tentative="1">
+      <w:start w:val="1"/>
+      <w:numFmt w:val="decimal"/>
+      <w:lvlText w:val="%5."/>
+      <w:lvlJc w:val="left"/>
+      <w:pPr>
+        <w:tabs>
+          <w:tab w:val="num" w:pos="3600"/>
+        </w:tabs>
+        <w:ind w:left="3600" w:hanging="360"/>
+      </w:pPr>
+    </w:lvl>
+    <w:lvl w:ilvl="5" w:tentative="1">
+      <w:start w:val="1"/>
+      <w:numFmt w:val="decimal"/>
+      <w:lvlText w:val="%6."/>
+      <w:lvlJc w:val="left"/>
+      <w:pPr>
+        <w:tabs>
+          <w:tab w:val="num" w:pos="4320"/>
+        </w:tabs>
+        <w:ind w:left="4320" w:hanging="360"/>
+      </w:pPr>
+    </w:lvl>
+    <w:lvl w:ilvl="6" w:tentative="1">
+      <w:start w:val="1"/>
+      <w:numFmt w:val="decimal"/>
+      <w:lvlText w:val="%7."/>
+      <w:lvlJc w:val="left"/>
+      <w:pPr>
+        <w:tabs>
+          <w:tab w:val="num" w:pos="5040"/>
+        </w:tabs>
+        <w:ind w:left="5040" w:hanging="360"/>
+      </w:pPr>
+    </w:lvl>
+    <w:lvl w:ilvl="7" w:tentative="1">
+      <w:start w:val="1"/>
+      <w:numFmt w:val="decimal"/>
+      <w:lvlText w:val="%8."/>
+      <w:lvlJc w:val="left"/>
+      <w:pPr>
+        <w:tabs>
+          <w:tab w:val="num" w:pos="5760"/>
+        </w:tabs>
+        <w:ind w:left="5760" w:hanging="360"/>
+      </w:pPr>
+    </w:lvl>
+    <w:lvl w:ilvl="8" w:tentative="1">
+      <w:start w:val="1"/>
+      <w:numFmt w:val="decimal"/>
+      <w:lvlText w:val="%9."/>
+      <w:lvlJc w:val="left"/>
+      <w:pPr>
+        <w:tabs>
+          <w:tab w:val="num" w:pos="6480"/>
+        </w:tabs>
+        <w:ind w:left="6480" w:hanging="360"/>
+      </w:pPr>
+    </w:lvl>
+  </w:abstractNum>
+  <w:abstractNum w:abstractNumId="13" w15:restartNumberingAfterBreak="0">
     <w:nsid w:val="234C5E59"/>
     <w:multiLevelType w:val="multilevel"/>
     <w:tmpl w:val="85BE623C"/>
@@ -2162,7 +9915,648 @@
       </w:pPr>
     </w:lvl>
   </w:abstractNum>
-  <w:abstractNum w:abstractNumId="1" w15:restartNumberingAfterBreak="0">
+  <w:abstractNum w:abstractNumId="14" w15:restartNumberingAfterBreak="0">
+    <w:nsid w:val="26AB1A76"/>
+    <w:multiLevelType w:val="multilevel"/>
+    <w:tmpl w:val="AC64EBD2"/>
+    <w:lvl w:ilvl="0">
+      <w:start w:val="1"/>
+      <w:numFmt w:val="decimal"/>
+      <w:lvlText w:val="%1."/>
+      <w:lvlJc w:val="left"/>
+      <w:pPr>
+        <w:tabs>
+          <w:tab w:val="num" w:pos="720"/>
+        </w:tabs>
+        <w:ind w:left="720" w:hanging="360"/>
+      </w:pPr>
+    </w:lvl>
+    <w:lvl w:ilvl="1">
+      <w:start w:val="1"/>
+      <w:numFmt w:val="bullet"/>
+      <w:lvlText w:val="o"/>
+      <w:lvlJc w:val="left"/>
+      <w:pPr>
+        <w:tabs>
+          <w:tab w:val="num" w:pos="1440"/>
+        </w:tabs>
+        <w:ind w:left="1440" w:hanging="360"/>
+      </w:pPr>
+      <w:rPr>
+        <w:rFonts w:ascii="Courier New" w:hAnsi="Courier New" w:hint="default"/>
+        <w:sz w:val="20"/>
+      </w:rPr>
+    </w:lvl>
+    <w:lvl w:ilvl="2" w:tentative="1">
+      <w:start w:val="1"/>
+      <w:numFmt w:val="decimal"/>
+      <w:lvlText w:val="%3."/>
+      <w:lvlJc w:val="left"/>
+      <w:pPr>
+        <w:tabs>
+          <w:tab w:val="num" w:pos="2160"/>
+        </w:tabs>
+        <w:ind w:left="2160" w:hanging="360"/>
+      </w:pPr>
+    </w:lvl>
+    <w:lvl w:ilvl="3" w:tentative="1">
+      <w:start w:val="1"/>
+      <w:numFmt w:val="decimal"/>
+      <w:lvlText w:val="%4."/>
+      <w:lvlJc w:val="left"/>
+      <w:pPr>
+        <w:tabs>
+          <w:tab w:val="num" w:pos="2880"/>
+        </w:tabs>
+        <w:ind w:left="2880" w:hanging="360"/>
+      </w:pPr>
+    </w:lvl>
+    <w:lvl w:ilvl="4" w:tentative="1">
+      <w:start w:val="1"/>
+      <w:numFmt w:val="decimal"/>
+      <w:lvlText w:val="%5."/>
+      <w:lvlJc w:val="left"/>
+      <w:pPr>
+        <w:tabs>
+          <w:tab w:val="num" w:pos="3600"/>
+        </w:tabs>
+        <w:ind w:left="3600" w:hanging="360"/>
+      </w:pPr>
+    </w:lvl>
+    <w:lvl w:ilvl="5" w:tentative="1">
+      <w:start w:val="1"/>
+      <w:numFmt w:val="decimal"/>
+      <w:lvlText w:val="%6."/>
+      <w:lvlJc w:val="left"/>
+      <w:pPr>
+        <w:tabs>
+          <w:tab w:val="num" w:pos="4320"/>
+        </w:tabs>
+        <w:ind w:left="4320" w:hanging="360"/>
+      </w:pPr>
+    </w:lvl>
+    <w:lvl w:ilvl="6" w:tentative="1">
+      <w:start w:val="1"/>
+      <w:numFmt w:val="decimal"/>
+      <w:lvlText w:val="%7."/>
+      <w:lvlJc w:val="left"/>
+      <w:pPr>
+        <w:tabs>
+          <w:tab w:val="num" w:pos="5040"/>
+        </w:tabs>
+        <w:ind w:left="5040" w:hanging="360"/>
+      </w:pPr>
+    </w:lvl>
+    <w:lvl w:ilvl="7" w:tentative="1">
+      <w:start w:val="1"/>
+      <w:numFmt w:val="decimal"/>
+      <w:lvlText w:val="%8."/>
+      <w:lvlJc w:val="left"/>
+      <w:pPr>
+        <w:tabs>
+          <w:tab w:val="num" w:pos="5760"/>
+        </w:tabs>
+        <w:ind w:left="5760" w:hanging="360"/>
+      </w:pPr>
+    </w:lvl>
+    <w:lvl w:ilvl="8" w:tentative="1">
+      <w:start w:val="1"/>
+      <w:numFmt w:val="decimal"/>
+      <w:lvlText w:val="%9."/>
+      <w:lvlJc w:val="left"/>
+      <w:pPr>
+        <w:tabs>
+          <w:tab w:val="num" w:pos="6480"/>
+        </w:tabs>
+        <w:ind w:left="6480" w:hanging="360"/>
+      </w:pPr>
+    </w:lvl>
+  </w:abstractNum>
+  <w:abstractNum w:abstractNumId="15" w15:restartNumberingAfterBreak="0">
+    <w:nsid w:val="276B69B6"/>
+    <w:multiLevelType w:val="multilevel"/>
+    <w:tmpl w:val="563A47AC"/>
+    <w:lvl w:ilvl="0">
+      <w:start w:val="1"/>
+      <w:numFmt w:val="decimal"/>
+      <w:lvlText w:val="%1."/>
+      <w:lvlJc w:val="left"/>
+      <w:pPr>
+        <w:tabs>
+          <w:tab w:val="num" w:pos="720"/>
+        </w:tabs>
+        <w:ind w:left="720" w:hanging="360"/>
+      </w:pPr>
+    </w:lvl>
+    <w:lvl w:ilvl="1" w:tentative="1">
+      <w:start w:val="1"/>
+      <w:numFmt w:val="decimal"/>
+      <w:lvlText w:val="%2."/>
+      <w:lvlJc w:val="left"/>
+      <w:pPr>
+        <w:tabs>
+          <w:tab w:val="num" w:pos="1440"/>
+        </w:tabs>
+        <w:ind w:left="1440" w:hanging="360"/>
+      </w:pPr>
+    </w:lvl>
+    <w:lvl w:ilvl="2" w:tentative="1">
+      <w:start w:val="1"/>
+      <w:numFmt w:val="decimal"/>
+      <w:lvlText w:val="%3."/>
+      <w:lvlJc w:val="left"/>
+      <w:pPr>
+        <w:tabs>
+          <w:tab w:val="num" w:pos="2160"/>
+        </w:tabs>
+        <w:ind w:left="2160" w:hanging="360"/>
+      </w:pPr>
+    </w:lvl>
+    <w:lvl w:ilvl="3" w:tentative="1">
+      <w:start w:val="1"/>
+      <w:numFmt w:val="decimal"/>
+      <w:lvlText w:val="%4."/>
+      <w:lvlJc w:val="left"/>
+      <w:pPr>
+        <w:tabs>
+          <w:tab w:val="num" w:pos="2880"/>
+        </w:tabs>
+        <w:ind w:left="2880" w:hanging="360"/>
+      </w:pPr>
+    </w:lvl>
+    <w:lvl w:ilvl="4" w:tentative="1">
+      <w:start w:val="1"/>
+      <w:numFmt w:val="decimal"/>
+      <w:lvlText w:val="%5."/>
+      <w:lvlJc w:val="left"/>
+      <w:pPr>
+        <w:tabs>
+          <w:tab w:val="num" w:pos="3600"/>
+        </w:tabs>
+        <w:ind w:left="3600" w:hanging="360"/>
+      </w:pPr>
+    </w:lvl>
+    <w:lvl w:ilvl="5" w:tentative="1">
+      <w:start w:val="1"/>
+      <w:numFmt w:val="decimal"/>
+      <w:lvlText w:val="%6."/>
+      <w:lvlJc w:val="left"/>
+      <w:pPr>
+        <w:tabs>
+          <w:tab w:val="num" w:pos="4320"/>
+        </w:tabs>
+        <w:ind w:left="4320" w:hanging="360"/>
+      </w:pPr>
+    </w:lvl>
+    <w:lvl w:ilvl="6" w:tentative="1">
+      <w:start w:val="1"/>
+      <w:numFmt w:val="decimal"/>
+      <w:lvlText w:val="%7."/>
+      <w:lvlJc w:val="left"/>
+      <w:pPr>
+        <w:tabs>
+          <w:tab w:val="num" w:pos="5040"/>
+        </w:tabs>
+        <w:ind w:left="5040" w:hanging="360"/>
+      </w:pPr>
+    </w:lvl>
+    <w:lvl w:ilvl="7" w:tentative="1">
+      <w:start w:val="1"/>
+      <w:numFmt w:val="decimal"/>
+      <w:lvlText w:val="%8."/>
+      <w:lvlJc w:val="left"/>
+      <w:pPr>
+        <w:tabs>
+          <w:tab w:val="num" w:pos="5760"/>
+        </w:tabs>
+        <w:ind w:left="5760" w:hanging="360"/>
+      </w:pPr>
+    </w:lvl>
+    <w:lvl w:ilvl="8" w:tentative="1">
+      <w:start w:val="1"/>
+      <w:numFmt w:val="decimal"/>
+      <w:lvlText w:val="%9."/>
+      <w:lvlJc w:val="left"/>
+      <w:pPr>
+        <w:tabs>
+          <w:tab w:val="num" w:pos="6480"/>
+        </w:tabs>
+        <w:ind w:left="6480" w:hanging="360"/>
+      </w:pPr>
+    </w:lvl>
+  </w:abstractNum>
+  <w:abstractNum w:abstractNumId="16" w15:restartNumberingAfterBreak="0">
+    <w:nsid w:val="33C67B2F"/>
+    <w:multiLevelType w:val="multilevel"/>
+    <w:tmpl w:val="360610A4"/>
+    <w:lvl w:ilvl="0">
+      <w:start w:val="1"/>
+      <w:numFmt w:val="decimal"/>
+      <w:lvlText w:val="%1."/>
+      <w:lvlJc w:val="left"/>
+      <w:pPr>
+        <w:tabs>
+          <w:tab w:val="num" w:pos="720"/>
+        </w:tabs>
+        <w:ind w:left="720" w:hanging="360"/>
+      </w:pPr>
+    </w:lvl>
+    <w:lvl w:ilvl="1" w:tentative="1">
+      <w:start w:val="1"/>
+      <w:numFmt w:val="decimal"/>
+      <w:lvlText w:val="%2."/>
+      <w:lvlJc w:val="left"/>
+      <w:pPr>
+        <w:tabs>
+          <w:tab w:val="num" w:pos="1440"/>
+        </w:tabs>
+        <w:ind w:left="1440" w:hanging="360"/>
+      </w:pPr>
+    </w:lvl>
+    <w:lvl w:ilvl="2" w:tentative="1">
+      <w:start w:val="1"/>
+      <w:numFmt w:val="decimal"/>
+      <w:lvlText w:val="%3."/>
+      <w:lvlJc w:val="left"/>
+      <w:pPr>
+        <w:tabs>
+          <w:tab w:val="num" w:pos="2160"/>
+        </w:tabs>
+        <w:ind w:left="2160" w:hanging="360"/>
+      </w:pPr>
+    </w:lvl>
+    <w:lvl w:ilvl="3" w:tentative="1">
+      <w:start w:val="1"/>
+      <w:numFmt w:val="decimal"/>
+      <w:lvlText w:val="%4."/>
+      <w:lvlJc w:val="left"/>
+      <w:pPr>
+        <w:tabs>
+          <w:tab w:val="num" w:pos="2880"/>
+        </w:tabs>
+        <w:ind w:left="2880" w:hanging="360"/>
+      </w:pPr>
+    </w:lvl>
+    <w:lvl w:ilvl="4" w:tentative="1">
+      <w:start w:val="1"/>
+      <w:numFmt w:val="decimal"/>
+      <w:lvlText w:val="%5."/>
+      <w:lvlJc w:val="left"/>
+      <w:pPr>
+        <w:tabs>
+          <w:tab w:val="num" w:pos="3600"/>
+        </w:tabs>
+        <w:ind w:left="3600" w:hanging="360"/>
+      </w:pPr>
+    </w:lvl>
+    <w:lvl w:ilvl="5" w:tentative="1">
+      <w:start w:val="1"/>
+      <w:numFmt w:val="decimal"/>
+      <w:lvlText w:val="%6."/>
+      <w:lvlJc w:val="left"/>
+      <w:pPr>
+        <w:tabs>
+          <w:tab w:val="num" w:pos="4320"/>
+        </w:tabs>
+        <w:ind w:left="4320" w:hanging="360"/>
+      </w:pPr>
+    </w:lvl>
+    <w:lvl w:ilvl="6" w:tentative="1">
+      <w:start w:val="1"/>
+      <w:numFmt w:val="decimal"/>
+      <w:lvlText w:val="%7."/>
+      <w:lvlJc w:val="left"/>
+      <w:pPr>
+        <w:tabs>
+          <w:tab w:val="num" w:pos="5040"/>
+        </w:tabs>
+        <w:ind w:left="5040" w:hanging="360"/>
+      </w:pPr>
+    </w:lvl>
+    <w:lvl w:ilvl="7" w:tentative="1">
+      <w:start w:val="1"/>
+      <w:numFmt w:val="decimal"/>
+      <w:lvlText w:val="%8."/>
+      <w:lvlJc w:val="left"/>
+      <w:pPr>
+        <w:tabs>
+          <w:tab w:val="num" w:pos="5760"/>
+        </w:tabs>
+        <w:ind w:left="5760" w:hanging="360"/>
+      </w:pPr>
+    </w:lvl>
+    <w:lvl w:ilvl="8" w:tentative="1">
+      <w:start w:val="1"/>
+      <w:numFmt w:val="decimal"/>
+      <w:lvlText w:val="%9."/>
+      <w:lvlJc w:val="left"/>
+      <w:pPr>
+        <w:tabs>
+          <w:tab w:val="num" w:pos="6480"/>
+        </w:tabs>
+        <w:ind w:left="6480" w:hanging="360"/>
+      </w:pPr>
+    </w:lvl>
+  </w:abstractNum>
+  <w:abstractNum w:abstractNumId="17" w15:restartNumberingAfterBreak="0">
+    <w:nsid w:val="3D4301E2"/>
+    <w:multiLevelType w:val="multilevel"/>
+    <w:tmpl w:val="DDFED650"/>
+    <w:lvl w:ilvl="0">
+      <w:start w:val="1"/>
+      <w:numFmt w:val="bullet"/>
+      <w:lvlText w:val=""/>
+      <w:lvlJc w:val="left"/>
+      <w:pPr>
+        <w:tabs>
+          <w:tab w:val="num" w:pos="720"/>
+        </w:tabs>
+        <w:ind w:left="720" w:hanging="360"/>
+      </w:pPr>
+      <w:rPr>
+        <w:rFonts w:ascii="Symbol" w:hAnsi="Symbol" w:hint="default"/>
+        <w:sz w:val="20"/>
+      </w:rPr>
+    </w:lvl>
+    <w:lvl w:ilvl="1" w:tentative="1">
+      <w:start w:val="1"/>
+      <w:numFmt w:val="bullet"/>
+      <w:lvlText w:val="o"/>
+      <w:lvlJc w:val="left"/>
+      <w:pPr>
+        <w:tabs>
+          <w:tab w:val="num" w:pos="1440"/>
+        </w:tabs>
+        <w:ind w:left="1440" w:hanging="360"/>
+      </w:pPr>
+      <w:rPr>
+        <w:rFonts w:ascii="Courier New" w:hAnsi="Courier New" w:hint="default"/>
+        <w:sz w:val="20"/>
+      </w:rPr>
+    </w:lvl>
+    <w:lvl w:ilvl="2" w:tentative="1">
+      <w:start w:val="1"/>
+      <w:numFmt w:val="bullet"/>
+      <w:lvlText w:val=""/>
+      <w:lvlJc w:val="left"/>
+      <w:pPr>
+        <w:tabs>
+          <w:tab w:val="num" w:pos="2160"/>
+        </w:tabs>
+        <w:ind w:left="2160" w:hanging="360"/>
+      </w:pPr>
+      <w:rPr>
+        <w:rFonts w:ascii="Wingdings" w:hAnsi="Wingdings" w:hint="default"/>
+        <w:sz w:val="20"/>
+      </w:rPr>
+    </w:lvl>
+    <w:lvl w:ilvl="3" w:tentative="1">
+      <w:start w:val="1"/>
+      <w:numFmt w:val="bullet"/>
+      <w:lvlText w:val=""/>
+      <w:lvlJc w:val="left"/>
+      <w:pPr>
+        <w:tabs>
+          <w:tab w:val="num" w:pos="2880"/>
+        </w:tabs>
+        <w:ind w:left="2880" w:hanging="360"/>
+      </w:pPr>
+      <w:rPr>
+        <w:rFonts w:ascii="Wingdings" w:hAnsi="Wingdings" w:hint="default"/>
+        <w:sz w:val="20"/>
+      </w:rPr>
+    </w:lvl>
+    <w:lvl w:ilvl="4" w:tentative="1">
+      <w:start w:val="1"/>
+      <w:numFmt w:val="bullet"/>
+      <w:lvlText w:val=""/>
+      <w:lvlJc w:val="left"/>
+      <w:pPr>
+        <w:tabs>
+          <w:tab w:val="num" w:pos="3600"/>
+        </w:tabs>
+        <w:ind w:left="3600" w:hanging="360"/>
+      </w:pPr>
+      <w:rPr>
+        <w:rFonts w:ascii="Wingdings" w:hAnsi="Wingdings" w:hint="default"/>
+        <w:sz w:val="20"/>
+      </w:rPr>
+    </w:lvl>
+    <w:lvl w:ilvl="5" w:tentative="1">
+      <w:start w:val="1"/>
+      <w:numFmt w:val="bullet"/>
+      <w:lvlText w:val=""/>
+      <w:lvlJc w:val="left"/>
+      <w:pPr>
+        <w:tabs>
+          <w:tab w:val="num" w:pos="4320"/>
+        </w:tabs>
+        <w:ind w:left="4320" w:hanging="360"/>
+      </w:pPr>
+      <w:rPr>
+        <w:rFonts w:ascii="Wingdings" w:hAnsi="Wingdings" w:hint="default"/>
+        <w:sz w:val="20"/>
+      </w:rPr>
+    </w:lvl>
+    <w:lvl w:ilvl="6" w:tentative="1">
+      <w:start w:val="1"/>
+      <w:numFmt w:val="bullet"/>
+      <w:lvlText w:val=""/>
+      <w:lvlJc w:val="left"/>
+      <w:pPr>
+        <w:tabs>
+          <w:tab w:val="num" w:pos="5040"/>
+        </w:tabs>
+        <w:ind w:left="5040" w:hanging="360"/>
+      </w:pPr>
+      <w:rPr>
+        <w:rFonts w:ascii="Wingdings" w:hAnsi="Wingdings" w:hint="default"/>
+        <w:sz w:val="20"/>
+      </w:rPr>
+    </w:lvl>
+    <w:lvl w:ilvl="7" w:tentative="1">
+      <w:start w:val="1"/>
+      <w:numFmt w:val="bullet"/>
+      <w:lvlText w:val=""/>
+      <w:lvlJc w:val="left"/>
+      <w:pPr>
+        <w:tabs>
+          <w:tab w:val="num" w:pos="5760"/>
+        </w:tabs>
+        <w:ind w:left="5760" w:hanging="360"/>
+      </w:pPr>
+      <w:rPr>
+        <w:rFonts w:ascii="Wingdings" w:hAnsi="Wingdings" w:hint="default"/>
+        <w:sz w:val="20"/>
+      </w:rPr>
+    </w:lvl>
+    <w:lvl w:ilvl="8" w:tentative="1">
+      <w:start w:val="1"/>
+      <w:numFmt w:val="bullet"/>
+      <w:lvlText w:val=""/>
+      <w:lvlJc w:val="left"/>
+      <w:pPr>
+        <w:tabs>
+          <w:tab w:val="num" w:pos="6480"/>
+        </w:tabs>
+        <w:ind w:left="6480" w:hanging="360"/>
+      </w:pPr>
+      <w:rPr>
+        <w:rFonts w:ascii="Wingdings" w:hAnsi="Wingdings" w:hint="default"/>
+        <w:sz w:val="20"/>
+      </w:rPr>
+    </w:lvl>
+  </w:abstractNum>
+  <w:abstractNum w:abstractNumId="18" w15:restartNumberingAfterBreak="0">
+    <w:nsid w:val="406B071C"/>
+    <w:multiLevelType w:val="multilevel"/>
+    <w:tmpl w:val="B816C76A"/>
+    <w:lvl w:ilvl="0">
+      <w:start w:val="1"/>
+      <w:numFmt w:val="bullet"/>
+      <w:lvlText w:val=""/>
+      <w:lvlJc w:val="left"/>
+      <w:pPr>
+        <w:tabs>
+          <w:tab w:val="num" w:pos="720"/>
+        </w:tabs>
+        <w:ind w:left="720" w:hanging="360"/>
+      </w:pPr>
+      <w:rPr>
+        <w:rFonts w:ascii="Symbol" w:hAnsi="Symbol" w:hint="default"/>
+        <w:sz w:val="20"/>
+      </w:rPr>
+    </w:lvl>
+    <w:lvl w:ilvl="1" w:tentative="1">
+      <w:start w:val="1"/>
+      <w:numFmt w:val="bullet"/>
+      <w:lvlText w:val="o"/>
+      <w:lvlJc w:val="left"/>
+      <w:pPr>
+        <w:tabs>
+          <w:tab w:val="num" w:pos="1440"/>
+        </w:tabs>
+        <w:ind w:left="1440" w:hanging="360"/>
+      </w:pPr>
+      <w:rPr>
+        <w:rFonts w:ascii="Courier New" w:hAnsi="Courier New" w:hint="default"/>
+        <w:sz w:val="20"/>
+      </w:rPr>
+    </w:lvl>
+    <w:lvl w:ilvl="2" w:tentative="1">
+      <w:start w:val="1"/>
+      <w:numFmt w:val="bullet"/>
+      <w:lvlText w:val=""/>
+      <w:lvlJc w:val="left"/>
+      <w:pPr>
+        <w:tabs>
+          <w:tab w:val="num" w:pos="2160"/>
+        </w:tabs>
+        <w:ind w:left="2160" w:hanging="360"/>
+      </w:pPr>
+      <w:rPr>
+        <w:rFonts w:ascii="Wingdings" w:hAnsi="Wingdings" w:hint="default"/>
+        <w:sz w:val="20"/>
+      </w:rPr>
+    </w:lvl>
+    <w:lvl w:ilvl="3" w:tentative="1">
+      <w:start w:val="1"/>
+      <w:numFmt w:val="bullet"/>
+      <w:lvlText w:val=""/>
+      <w:lvlJc w:val="left"/>
+      <w:pPr>
+        <w:tabs>
+          <w:tab w:val="num" w:pos="2880"/>
+        </w:tabs>
+        <w:ind w:left="2880" w:hanging="360"/>
+      </w:pPr>
+      <w:rPr>
+        <w:rFonts w:ascii="Wingdings" w:hAnsi="Wingdings" w:hint="default"/>
+        <w:sz w:val="20"/>
+      </w:rPr>
+    </w:lvl>
+    <w:lvl w:ilvl="4" w:tentative="1">
+      <w:start w:val="1"/>
+      <w:numFmt w:val="bullet"/>
+      <w:lvlText w:val=""/>
+      <w:lvlJc w:val="left"/>
+      <w:pPr>
+        <w:tabs>
+          <w:tab w:val="num" w:pos="3600"/>
+        </w:tabs>
+        <w:ind w:left="3600" w:hanging="360"/>
+      </w:pPr>
+      <w:rPr>
+        <w:rFonts w:ascii="Wingdings" w:hAnsi="Wingdings" w:hint="default"/>
+        <w:sz w:val="20"/>
+      </w:rPr>
+    </w:lvl>
+    <w:lvl w:ilvl="5" w:tentative="1">
+      <w:start w:val="1"/>
+      <w:numFmt w:val="bullet"/>
+      <w:lvlText w:val=""/>
+      <w:lvlJc w:val="left"/>
+      <w:pPr>
+        <w:tabs>
+          <w:tab w:val="num" w:pos="4320"/>
+        </w:tabs>
+        <w:ind w:left="4320" w:hanging="360"/>
+      </w:pPr>
+      <w:rPr>
+        <w:rFonts w:ascii="Wingdings" w:hAnsi="Wingdings" w:hint="default"/>
+        <w:sz w:val="20"/>
+      </w:rPr>
+    </w:lvl>
+    <w:lvl w:ilvl="6" w:tentative="1">
+      <w:start w:val="1"/>
+      <w:numFmt w:val="bullet"/>
+      <w:lvlText w:val=""/>
+      <w:lvlJc w:val="left"/>
+      <w:pPr>
+        <w:tabs>
+          <w:tab w:val="num" w:pos="5040"/>
+        </w:tabs>
+        <w:ind w:left="5040" w:hanging="360"/>
+      </w:pPr>
+      <w:rPr>
+        <w:rFonts w:ascii="Wingdings" w:hAnsi="Wingdings" w:hint="default"/>
+        <w:sz w:val="20"/>
+      </w:rPr>
+    </w:lvl>
+    <w:lvl w:ilvl="7" w:tentative="1">
+      <w:start w:val="1"/>
+      <w:numFmt w:val="bullet"/>
+      <w:lvlText w:val=""/>
+      <w:lvlJc w:val="left"/>
+      <w:pPr>
+        <w:tabs>
+          <w:tab w:val="num" w:pos="5760"/>
+        </w:tabs>
+        <w:ind w:left="5760" w:hanging="360"/>
+      </w:pPr>
+      <w:rPr>
+        <w:rFonts w:ascii="Wingdings" w:hAnsi="Wingdings" w:hint="default"/>
+        <w:sz w:val="20"/>
+      </w:rPr>
+    </w:lvl>
+    <w:lvl w:ilvl="8" w:tentative="1">
+      <w:start w:val="1"/>
+      <w:numFmt w:val="bullet"/>
+      <w:lvlText w:val=""/>
+      <w:lvlJc w:val="left"/>
+      <w:pPr>
+        <w:tabs>
+          <w:tab w:val="num" w:pos="6480"/>
+        </w:tabs>
+        <w:ind w:left="6480" w:hanging="360"/>
+      </w:pPr>
+      <w:rPr>
+        <w:rFonts w:ascii="Wingdings" w:hAnsi="Wingdings" w:hint="default"/>
+        <w:sz w:val="20"/>
+      </w:rPr>
+    </w:lvl>
+  </w:abstractNum>
+  <w:abstractNum w:abstractNumId="19" w15:restartNumberingAfterBreak="0">
     <w:nsid w:val="42656842"/>
     <w:multiLevelType w:val="multilevel"/>
     <w:tmpl w:val="0F5A5D70"/>
@@ -2311,7 +10705,305 @@
       </w:rPr>
     </w:lvl>
   </w:abstractNum>
-  <w:abstractNum w:abstractNumId="2" w15:restartNumberingAfterBreak="0">
+  <w:abstractNum w:abstractNumId="20" w15:restartNumberingAfterBreak="0">
+    <w:nsid w:val="45A92857"/>
+    <w:multiLevelType w:val="multilevel"/>
+    <w:tmpl w:val="AC68B518"/>
+    <w:lvl w:ilvl="0">
+      <w:start w:val="1"/>
+      <w:numFmt w:val="bullet"/>
+      <w:lvlText w:val=""/>
+      <w:lvlJc w:val="left"/>
+      <w:pPr>
+        <w:tabs>
+          <w:tab w:val="num" w:pos="720"/>
+        </w:tabs>
+        <w:ind w:left="720" w:hanging="360"/>
+      </w:pPr>
+      <w:rPr>
+        <w:rFonts w:ascii="Symbol" w:hAnsi="Symbol" w:hint="default"/>
+        <w:sz w:val="20"/>
+      </w:rPr>
+    </w:lvl>
+    <w:lvl w:ilvl="1" w:tentative="1">
+      <w:start w:val="1"/>
+      <w:numFmt w:val="bullet"/>
+      <w:lvlText w:val="o"/>
+      <w:lvlJc w:val="left"/>
+      <w:pPr>
+        <w:tabs>
+          <w:tab w:val="num" w:pos="1440"/>
+        </w:tabs>
+        <w:ind w:left="1440" w:hanging="360"/>
+      </w:pPr>
+      <w:rPr>
+        <w:rFonts w:ascii="Courier New" w:hAnsi="Courier New" w:hint="default"/>
+        <w:sz w:val="20"/>
+      </w:rPr>
+    </w:lvl>
+    <w:lvl w:ilvl="2" w:tentative="1">
+      <w:start w:val="1"/>
+      <w:numFmt w:val="bullet"/>
+      <w:lvlText w:val=""/>
+      <w:lvlJc w:val="left"/>
+      <w:pPr>
+        <w:tabs>
+          <w:tab w:val="num" w:pos="2160"/>
+        </w:tabs>
+        <w:ind w:left="2160" w:hanging="360"/>
+      </w:pPr>
+      <w:rPr>
+        <w:rFonts w:ascii="Wingdings" w:hAnsi="Wingdings" w:hint="default"/>
+        <w:sz w:val="20"/>
+      </w:rPr>
+    </w:lvl>
+    <w:lvl w:ilvl="3" w:tentative="1">
+      <w:start w:val="1"/>
+      <w:numFmt w:val="bullet"/>
+      <w:lvlText w:val=""/>
+      <w:lvlJc w:val="left"/>
+      <w:pPr>
+        <w:tabs>
+          <w:tab w:val="num" w:pos="2880"/>
+        </w:tabs>
+        <w:ind w:left="2880" w:hanging="360"/>
+      </w:pPr>
+      <w:rPr>
+        <w:rFonts w:ascii="Wingdings" w:hAnsi="Wingdings" w:hint="default"/>
+        <w:sz w:val="20"/>
+      </w:rPr>
+    </w:lvl>
+    <w:lvl w:ilvl="4" w:tentative="1">
+      <w:start w:val="1"/>
+      <w:numFmt w:val="bullet"/>
+      <w:lvlText w:val=""/>
+      <w:lvlJc w:val="left"/>
+      <w:pPr>
+        <w:tabs>
+          <w:tab w:val="num" w:pos="3600"/>
+        </w:tabs>
+        <w:ind w:left="3600" w:hanging="360"/>
+      </w:pPr>
+      <w:rPr>
+        <w:rFonts w:ascii="Wingdings" w:hAnsi="Wingdings" w:hint="default"/>
+        <w:sz w:val="20"/>
+      </w:rPr>
+    </w:lvl>
+    <w:lvl w:ilvl="5" w:tentative="1">
+      <w:start w:val="1"/>
+      <w:numFmt w:val="bullet"/>
+      <w:lvlText w:val=""/>
+      <w:lvlJc w:val="left"/>
+      <w:pPr>
+        <w:tabs>
+          <w:tab w:val="num" w:pos="4320"/>
+        </w:tabs>
+        <w:ind w:left="4320" w:hanging="360"/>
+      </w:pPr>
+      <w:rPr>
+        <w:rFonts w:ascii="Wingdings" w:hAnsi="Wingdings" w:hint="default"/>
+        <w:sz w:val="20"/>
+      </w:rPr>
+    </w:lvl>
+    <w:lvl w:ilvl="6" w:tentative="1">
+      <w:start w:val="1"/>
+      <w:numFmt w:val="bullet"/>
+      <w:lvlText w:val=""/>
+      <w:lvlJc w:val="left"/>
+      <w:pPr>
+        <w:tabs>
+          <w:tab w:val="num" w:pos="5040"/>
+        </w:tabs>
+        <w:ind w:left="5040" w:hanging="360"/>
+      </w:pPr>
+      <w:rPr>
+        <w:rFonts w:ascii="Wingdings" w:hAnsi="Wingdings" w:hint="default"/>
+        <w:sz w:val="20"/>
+      </w:rPr>
+    </w:lvl>
+    <w:lvl w:ilvl="7" w:tentative="1">
+      <w:start w:val="1"/>
+      <w:numFmt w:val="bullet"/>
+      <w:lvlText w:val=""/>
+      <w:lvlJc w:val="left"/>
+      <w:pPr>
+        <w:tabs>
+          <w:tab w:val="num" w:pos="5760"/>
+        </w:tabs>
+        <w:ind w:left="5760" w:hanging="360"/>
+      </w:pPr>
+      <w:rPr>
+        <w:rFonts w:ascii="Wingdings" w:hAnsi="Wingdings" w:hint="default"/>
+        <w:sz w:val="20"/>
+      </w:rPr>
+    </w:lvl>
+    <w:lvl w:ilvl="8" w:tentative="1">
+      <w:start w:val="1"/>
+      <w:numFmt w:val="bullet"/>
+      <w:lvlText w:val=""/>
+      <w:lvlJc w:val="left"/>
+      <w:pPr>
+        <w:tabs>
+          <w:tab w:val="num" w:pos="6480"/>
+        </w:tabs>
+        <w:ind w:left="6480" w:hanging="360"/>
+      </w:pPr>
+      <w:rPr>
+        <w:rFonts w:ascii="Wingdings" w:hAnsi="Wingdings" w:hint="default"/>
+        <w:sz w:val="20"/>
+      </w:rPr>
+    </w:lvl>
+  </w:abstractNum>
+  <w:abstractNum w:abstractNumId="21" w15:restartNumberingAfterBreak="0">
+    <w:nsid w:val="4B36218B"/>
+    <w:multiLevelType w:val="multilevel"/>
+    <w:tmpl w:val="068455AA"/>
+    <w:lvl w:ilvl="0">
+      <w:start w:val="1"/>
+      <w:numFmt w:val="bullet"/>
+      <w:lvlText w:val=""/>
+      <w:lvlJc w:val="left"/>
+      <w:pPr>
+        <w:tabs>
+          <w:tab w:val="num" w:pos="720"/>
+        </w:tabs>
+        <w:ind w:left="720" w:hanging="360"/>
+      </w:pPr>
+      <w:rPr>
+        <w:rFonts w:ascii="Symbol" w:hAnsi="Symbol" w:hint="default"/>
+        <w:sz w:val="20"/>
+      </w:rPr>
+    </w:lvl>
+    <w:lvl w:ilvl="1">
+      <w:start w:val="1"/>
+      <w:numFmt w:val="bullet"/>
+      <w:lvlText w:val="o"/>
+      <w:lvlJc w:val="left"/>
+      <w:pPr>
+        <w:tabs>
+          <w:tab w:val="num" w:pos="1440"/>
+        </w:tabs>
+        <w:ind w:left="1440" w:hanging="360"/>
+      </w:pPr>
+      <w:rPr>
+        <w:rFonts w:ascii="Courier New" w:hAnsi="Courier New" w:hint="default"/>
+        <w:sz w:val="20"/>
+      </w:rPr>
+    </w:lvl>
+    <w:lvl w:ilvl="2" w:tentative="1">
+      <w:start w:val="1"/>
+      <w:numFmt w:val="bullet"/>
+      <w:lvlText w:val=""/>
+      <w:lvlJc w:val="left"/>
+      <w:pPr>
+        <w:tabs>
+          <w:tab w:val="num" w:pos="2160"/>
+        </w:tabs>
+        <w:ind w:left="2160" w:hanging="360"/>
+      </w:pPr>
+      <w:rPr>
+        <w:rFonts w:ascii="Wingdings" w:hAnsi="Wingdings" w:hint="default"/>
+        <w:sz w:val="20"/>
+      </w:rPr>
+    </w:lvl>
+    <w:lvl w:ilvl="3" w:tentative="1">
+      <w:start w:val="1"/>
+      <w:numFmt w:val="bullet"/>
+      <w:lvlText w:val=""/>
+      <w:lvlJc w:val="left"/>
+      <w:pPr>
+        <w:tabs>
+          <w:tab w:val="num" w:pos="2880"/>
+        </w:tabs>
+        <w:ind w:left="2880" w:hanging="360"/>
+      </w:pPr>
+      <w:rPr>
+        <w:rFonts w:ascii="Wingdings" w:hAnsi="Wingdings" w:hint="default"/>
+        <w:sz w:val="20"/>
+      </w:rPr>
+    </w:lvl>
+    <w:lvl w:ilvl="4" w:tentative="1">
+      <w:start w:val="1"/>
+      <w:numFmt w:val="bullet"/>
+      <w:lvlText w:val=""/>
+      <w:lvlJc w:val="left"/>
+      <w:pPr>
+        <w:tabs>
+          <w:tab w:val="num" w:pos="3600"/>
+        </w:tabs>
+        <w:ind w:left="3600" w:hanging="360"/>
+      </w:pPr>
+      <w:rPr>
+        <w:rFonts w:ascii="Wingdings" w:hAnsi="Wingdings" w:hint="default"/>
+        <w:sz w:val="20"/>
+      </w:rPr>
+    </w:lvl>
+    <w:lvl w:ilvl="5" w:tentative="1">
+      <w:start w:val="1"/>
+      <w:numFmt w:val="bullet"/>
+      <w:lvlText w:val=""/>
+      <w:lvlJc w:val="left"/>
+      <w:pPr>
+        <w:tabs>
+          <w:tab w:val="num" w:pos="4320"/>
+        </w:tabs>
+        <w:ind w:left="4320" w:hanging="360"/>
+      </w:pPr>
+      <w:rPr>
+        <w:rFonts w:ascii="Wingdings" w:hAnsi="Wingdings" w:hint="default"/>
+        <w:sz w:val="20"/>
+      </w:rPr>
+    </w:lvl>
+    <w:lvl w:ilvl="6" w:tentative="1">
+      <w:start w:val="1"/>
+      <w:numFmt w:val="bullet"/>
+      <w:lvlText w:val=""/>
+      <w:lvlJc w:val="left"/>
+      <w:pPr>
+        <w:tabs>
+          <w:tab w:val="num" w:pos="5040"/>
+        </w:tabs>
+        <w:ind w:left="5040" w:hanging="360"/>
+      </w:pPr>
+      <w:rPr>
+        <w:rFonts w:ascii="Wingdings" w:hAnsi="Wingdings" w:hint="default"/>
+        <w:sz w:val="20"/>
+      </w:rPr>
+    </w:lvl>
+    <w:lvl w:ilvl="7" w:tentative="1">
+      <w:start w:val="1"/>
+      <w:numFmt w:val="bullet"/>
+      <w:lvlText w:val=""/>
+      <w:lvlJc w:val="left"/>
+      <w:pPr>
+        <w:tabs>
+          <w:tab w:val="num" w:pos="5760"/>
+        </w:tabs>
+        <w:ind w:left="5760" w:hanging="360"/>
+      </w:pPr>
+      <w:rPr>
+        <w:rFonts w:ascii="Wingdings" w:hAnsi="Wingdings" w:hint="default"/>
+        <w:sz w:val="20"/>
+      </w:rPr>
+    </w:lvl>
+    <w:lvl w:ilvl="8" w:tentative="1">
+      <w:start w:val="1"/>
+      <w:numFmt w:val="bullet"/>
+      <w:lvlText w:val=""/>
+      <w:lvlJc w:val="left"/>
+      <w:pPr>
+        <w:tabs>
+          <w:tab w:val="num" w:pos="6480"/>
+        </w:tabs>
+        <w:ind w:left="6480" w:hanging="360"/>
+      </w:pPr>
+      <w:rPr>
+        <w:rFonts w:ascii="Wingdings" w:hAnsi="Wingdings" w:hint="default"/>
+        <w:sz w:val="20"/>
+      </w:rPr>
+    </w:lvl>
+  </w:abstractNum>
+  <w:abstractNum w:abstractNumId="22" w15:restartNumberingAfterBreak="0">
     <w:nsid w:val="4CE81566"/>
     <w:multiLevelType w:val="multilevel"/>
     <w:tmpl w:val="3E62B838"/>
@@ -2460,7 +11152,156 @@
       </w:rPr>
     </w:lvl>
   </w:abstractNum>
-  <w:abstractNum w:abstractNumId="3" w15:restartNumberingAfterBreak="0">
+  <w:abstractNum w:abstractNumId="23" w15:restartNumberingAfterBreak="0">
+    <w:nsid w:val="4EC358D1"/>
+    <w:multiLevelType w:val="multilevel"/>
+    <w:tmpl w:val="1F242646"/>
+    <w:lvl w:ilvl="0">
+      <w:start w:val="1"/>
+      <w:numFmt w:val="bullet"/>
+      <w:lvlText w:val=""/>
+      <w:lvlJc w:val="left"/>
+      <w:pPr>
+        <w:tabs>
+          <w:tab w:val="num" w:pos="720"/>
+        </w:tabs>
+        <w:ind w:left="720" w:hanging="360"/>
+      </w:pPr>
+      <w:rPr>
+        <w:rFonts w:ascii="Symbol" w:hAnsi="Symbol" w:hint="default"/>
+        <w:sz w:val="20"/>
+      </w:rPr>
+    </w:lvl>
+    <w:lvl w:ilvl="1" w:tentative="1">
+      <w:start w:val="1"/>
+      <w:numFmt w:val="bullet"/>
+      <w:lvlText w:val="o"/>
+      <w:lvlJc w:val="left"/>
+      <w:pPr>
+        <w:tabs>
+          <w:tab w:val="num" w:pos="1440"/>
+        </w:tabs>
+        <w:ind w:left="1440" w:hanging="360"/>
+      </w:pPr>
+      <w:rPr>
+        <w:rFonts w:ascii="Courier New" w:hAnsi="Courier New" w:hint="default"/>
+        <w:sz w:val="20"/>
+      </w:rPr>
+    </w:lvl>
+    <w:lvl w:ilvl="2" w:tentative="1">
+      <w:start w:val="1"/>
+      <w:numFmt w:val="bullet"/>
+      <w:lvlText w:val=""/>
+      <w:lvlJc w:val="left"/>
+      <w:pPr>
+        <w:tabs>
+          <w:tab w:val="num" w:pos="2160"/>
+        </w:tabs>
+        <w:ind w:left="2160" w:hanging="360"/>
+      </w:pPr>
+      <w:rPr>
+        <w:rFonts w:ascii="Wingdings" w:hAnsi="Wingdings" w:hint="default"/>
+        <w:sz w:val="20"/>
+      </w:rPr>
+    </w:lvl>
+    <w:lvl w:ilvl="3" w:tentative="1">
+      <w:start w:val="1"/>
+      <w:numFmt w:val="bullet"/>
+      <w:lvlText w:val=""/>
+      <w:lvlJc w:val="left"/>
+      <w:pPr>
+        <w:tabs>
+          <w:tab w:val="num" w:pos="2880"/>
+        </w:tabs>
+        <w:ind w:left="2880" w:hanging="360"/>
+      </w:pPr>
+      <w:rPr>
+        <w:rFonts w:ascii="Wingdings" w:hAnsi="Wingdings" w:hint="default"/>
+        <w:sz w:val="20"/>
+      </w:rPr>
+    </w:lvl>
+    <w:lvl w:ilvl="4" w:tentative="1">
+      <w:start w:val="1"/>
+      <w:numFmt w:val="bullet"/>
+      <w:lvlText w:val=""/>
+      <w:lvlJc w:val="left"/>
+      <w:pPr>
+        <w:tabs>
+          <w:tab w:val="num" w:pos="3600"/>
+        </w:tabs>
+        <w:ind w:left="3600" w:hanging="360"/>
+      </w:pPr>
+      <w:rPr>
+        <w:rFonts w:ascii="Wingdings" w:hAnsi="Wingdings" w:hint="default"/>
+        <w:sz w:val="20"/>
+      </w:rPr>
+    </w:lvl>
+    <w:lvl w:ilvl="5" w:tentative="1">
+      <w:start w:val="1"/>
+      <w:numFmt w:val="bullet"/>
+      <w:lvlText w:val=""/>
+      <w:lvlJc w:val="left"/>
+      <w:pPr>
+        <w:tabs>
+          <w:tab w:val="num" w:pos="4320"/>
+        </w:tabs>
+        <w:ind w:left="4320" w:hanging="360"/>
+      </w:pPr>
+      <w:rPr>
+        <w:rFonts w:ascii="Wingdings" w:hAnsi="Wingdings" w:hint="default"/>
+        <w:sz w:val="20"/>
+      </w:rPr>
+    </w:lvl>
+    <w:lvl w:ilvl="6" w:tentative="1">
+      <w:start w:val="1"/>
+      <w:numFmt w:val="bullet"/>
+      <w:lvlText w:val=""/>
+      <w:lvlJc w:val="left"/>
+      <w:pPr>
+        <w:tabs>
+          <w:tab w:val="num" w:pos="5040"/>
+        </w:tabs>
+        <w:ind w:left="5040" w:hanging="360"/>
+      </w:pPr>
+      <w:rPr>
+        <w:rFonts w:ascii="Wingdings" w:hAnsi="Wingdings" w:hint="default"/>
+        <w:sz w:val="20"/>
+      </w:rPr>
+    </w:lvl>
+    <w:lvl w:ilvl="7" w:tentative="1">
+      <w:start w:val="1"/>
+      <w:numFmt w:val="bullet"/>
+      <w:lvlText w:val=""/>
+      <w:lvlJc w:val="left"/>
+      <w:pPr>
+        <w:tabs>
+          <w:tab w:val="num" w:pos="5760"/>
+        </w:tabs>
+        <w:ind w:left="5760" w:hanging="360"/>
+      </w:pPr>
+      <w:rPr>
+        <w:rFonts w:ascii="Wingdings" w:hAnsi="Wingdings" w:hint="default"/>
+        <w:sz w:val="20"/>
+      </w:rPr>
+    </w:lvl>
+    <w:lvl w:ilvl="8" w:tentative="1">
+      <w:start w:val="1"/>
+      <w:numFmt w:val="bullet"/>
+      <w:lvlText w:val=""/>
+      <w:lvlJc w:val="left"/>
+      <w:pPr>
+        <w:tabs>
+          <w:tab w:val="num" w:pos="6480"/>
+        </w:tabs>
+        <w:ind w:left="6480" w:hanging="360"/>
+      </w:pPr>
+      <w:rPr>
+        <w:rFonts w:ascii="Wingdings" w:hAnsi="Wingdings" w:hint="default"/>
+        <w:sz w:val="20"/>
+      </w:rPr>
+    </w:lvl>
+  </w:abstractNum>
+  <w:abstractNum w:abstractNumId="24" w15:restartNumberingAfterBreak="0">
     <w:nsid w:val="4F9E14E2"/>
     <w:multiLevelType w:val="multilevel"/>
     <w:tmpl w:val="AD90E6DC"/>
@@ -2609,7 +11450,233 @@
       </w:rPr>
     </w:lvl>
   </w:abstractNum>
-  <w:abstractNum w:abstractNumId="4" w15:restartNumberingAfterBreak="0">
+  <w:abstractNum w:abstractNumId="25" w15:restartNumberingAfterBreak="0">
+    <w:nsid w:val="5155659C"/>
+    <w:multiLevelType w:val="multilevel"/>
+    <w:tmpl w:val="A650C0FA"/>
+    <w:lvl w:ilvl="0">
+      <w:start w:val="1"/>
+      <w:numFmt w:val="decimal"/>
+      <w:lvlText w:val="%1."/>
+      <w:lvlJc w:val="left"/>
+      <w:pPr>
+        <w:tabs>
+          <w:tab w:val="num" w:pos="720"/>
+        </w:tabs>
+        <w:ind w:left="720" w:hanging="360"/>
+      </w:pPr>
+    </w:lvl>
+    <w:lvl w:ilvl="1" w:tentative="1">
+      <w:start w:val="1"/>
+      <w:numFmt w:val="decimal"/>
+      <w:lvlText w:val="%2."/>
+      <w:lvlJc w:val="left"/>
+      <w:pPr>
+        <w:tabs>
+          <w:tab w:val="num" w:pos="1440"/>
+        </w:tabs>
+        <w:ind w:left="1440" w:hanging="360"/>
+      </w:pPr>
+    </w:lvl>
+    <w:lvl w:ilvl="2" w:tentative="1">
+      <w:start w:val="1"/>
+      <w:numFmt w:val="decimal"/>
+      <w:lvlText w:val="%3."/>
+      <w:lvlJc w:val="left"/>
+      <w:pPr>
+        <w:tabs>
+          <w:tab w:val="num" w:pos="2160"/>
+        </w:tabs>
+        <w:ind w:left="2160" w:hanging="360"/>
+      </w:pPr>
+    </w:lvl>
+    <w:lvl w:ilvl="3" w:tentative="1">
+      <w:start w:val="1"/>
+      <w:numFmt w:val="decimal"/>
+      <w:lvlText w:val="%4."/>
+      <w:lvlJc w:val="left"/>
+      <w:pPr>
+        <w:tabs>
+          <w:tab w:val="num" w:pos="2880"/>
+        </w:tabs>
+        <w:ind w:left="2880" w:hanging="360"/>
+      </w:pPr>
+    </w:lvl>
+    <w:lvl w:ilvl="4" w:tentative="1">
+      <w:start w:val="1"/>
+      <w:numFmt w:val="decimal"/>
+      <w:lvlText w:val="%5."/>
+      <w:lvlJc w:val="left"/>
+      <w:pPr>
+        <w:tabs>
+          <w:tab w:val="num" w:pos="3600"/>
+        </w:tabs>
+        <w:ind w:left="3600" w:hanging="360"/>
+      </w:pPr>
+    </w:lvl>
+    <w:lvl w:ilvl="5" w:tentative="1">
+      <w:start w:val="1"/>
+      <w:numFmt w:val="decimal"/>
+      <w:lvlText w:val="%6."/>
+      <w:lvlJc w:val="left"/>
+      <w:pPr>
+        <w:tabs>
+          <w:tab w:val="num" w:pos="4320"/>
+        </w:tabs>
+        <w:ind w:left="4320" w:hanging="360"/>
+      </w:pPr>
+    </w:lvl>
+    <w:lvl w:ilvl="6" w:tentative="1">
+      <w:start w:val="1"/>
+      <w:numFmt w:val="decimal"/>
+      <w:lvlText w:val="%7."/>
+      <w:lvlJc w:val="left"/>
+      <w:pPr>
+        <w:tabs>
+          <w:tab w:val="num" w:pos="5040"/>
+        </w:tabs>
+        <w:ind w:left="5040" w:hanging="360"/>
+      </w:pPr>
+    </w:lvl>
+    <w:lvl w:ilvl="7" w:tentative="1">
+      <w:start w:val="1"/>
+      <w:numFmt w:val="decimal"/>
+      <w:lvlText w:val="%8."/>
+      <w:lvlJc w:val="left"/>
+      <w:pPr>
+        <w:tabs>
+          <w:tab w:val="num" w:pos="5760"/>
+        </w:tabs>
+        <w:ind w:left="5760" w:hanging="360"/>
+      </w:pPr>
+    </w:lvl>
+    <w:lvl w:ilvl="8" w:tentative="1">
+      <w:start w:val="1"/>
+      <w:numFmt w:val="decimal"/>
+      <w:lvlText w:val="%9."/>
+      <w:lvlJc w:val="left"/>
+      <w:pPr>
+        <w:tabs>
+          <w:tab w:val="num" w:pos="6480"/>
+        </w:tabs>
+        <w:ind w:left="6480" w:hanging="360"/>
+      </w:pPr>
+    </w:lvl>
+  </w:abstractNum>
+  <w:abstractNum w:abstractNumId="26" w15:restartNumberingAfterBreak="0">
+    <w:nsid w:val="5FC13165"/>
+    <w:multiLevelType w:val="multilevel"/>
+    <w:tmpl w:val="7CBE0762"/>
+    <w:lvl w:ilvl="0">
+      <w:start w:val="1"/>
+      <w:numFmt w:val="decimal"/>
+      <w:lvlText w:val="%1."/>
+      <w:lvlJc w:val="left"/>
+      <w:pPr>
+        <w:tabs>
+          <w:tab w:val="num" w:pos="720"/>
+        </w:tabs>
+        <w:ind w:left="720" w:hanging="360"/>
+      </w:pPr>
+    </w:lvl>
+    <w:lvl w:ilvl="1" w:tentative="1">
+      <w:start w:val="1"/>
+      <w:numFmt w:val="decimal"/>
+      <w:lvlText w:val="%2."/>
+      <w:lvlJc w:val="left"/>
+      <w:pPr>
+        <w:tabs>
+          <w:tab w:val="num" w:pos="1440"/>
+        </w:tabs>
+        <w:ind w:left="1440" w:hanging="360"/>
+      </w:pPr>
+    </w:lvl>
+    <w:lvl w:ilvl="2" w:tentative="1">
+      <w:start w:val="1"/>
+      <w:numFmt w:val="decimal"/>
+      <w:lvlText w:val="%3."/>
+      <w:lvlJc w:val="left"/>
+      <w:pPr>
+        <w:tabs>
+          <w:tab w:val="num" w:pos="2160"/>
+        </w:tabs>
+        <w:ind w:left="2160" w:hanging="360"/>
+      </w:pPr>
+    </w:lvl>
+    <w:lvl w:ilvl="3" w:tentative="1">
+      <w:start w:val="1"/>
+      <w:numFmt w:val="decimal"/>
+      <w:lvlText w:val="%4."/>
+      <w:lvlJc w:val="left"/>
+      <w:pPr>
+        <w:tabs>
+          <w:tab w:val="num" w:pos="2880"/>
+        </w:tabs>
+        <w:ind w:left="2880" w:hanging="360"/>
+      </w:pPr>
+    </w:lvl>
+    <w:lvl w:ilvl="4" w:tentative="1">
+      <w:start w:val="1"/>
+      <w:numFmt w:val="decimal"/>
+      <w:lvlText w:val="%5."/>
+      <w:lvlJc w:val="left"/>
+      <w:pPr>
+        <w:tabs>
+          <w:tab w:val="num" w:pos="3600"/>
+        </w:tabs>
+        <w:ind w:left="3600" w:hanging="360"/>
+      </w:pPr>
+    </w:lvl>
+    <w:lvl w:ilvl="5" w:tentative="1">
+      <w:start w:val="1"/>
+      <w:numFmt w:val="decimal"/>
+      <w:lvlText w:val="%6."/>
+      <w:lvlJc w:val="left"/>
+      <w:pPr>
+        <w:tabs>
+          <w:tab w:val="num" w:pos="4320"/>
+        </w:tabs>
+        <w:ind w:left="4320" w:hanging="360"/>
+      </w:pPr>
+    </w:lvl>
+    <w:lvl w:ilvl="6" w:tentative="1">
+      <w:start w:val="1"/>
+      <w:numFmt w:val="decimal"/>
+      <w:lvlText w:val="%7."/>
+      <w:lvlJc w:val="left"/>
+      <w:pPr>
+        <w:tabs>
+          <w:tab w:val="num" w:pos="5040"/>
+        </w:tabs>
+        <w:ind w:left="5040" w:hanging="360"/>
+      </w:pPr>
+    </w:lvl>
+    <w:lvl w:ilvl="7" w:tentative="1">
+      <w:start w:val="1"/>
+      <w:numFmt w:val="decimal"/>
+      <w:lvlText w:val="%8."/>
+      <w:lvlJc w:val="left"/>
+      <w:pPr>
+        <w:tabs>
+          <w:tab w:val="num" w:pos="5760"/>
+        </w:tabs>
+        <w:ind w:left="5760" w:hanging="360"/>
+      </w:pPr>
+    </w:lvl>
+    <w:lvl w:ilvl="8" w:tentative="1">
+      <w:start w:val="1"/>
+      <w:numFmt w:val="decimal"/>
+      <w:lvlText w:val="%9."/>
+      <w:lvlJc w:val="left"/>
+      <w:pPr>
+        <w:tabs>
+          <w:tab w:val="num" w:pos="6480"/>
+        </w:tabs>
+        <w:ind w:left="6480" w:hanging="360"/>
+      </w:pPr>
+    </w:lvl>
+  </w:abstractNum>
+  <w:abstractNum w:abstractNumId="27" w15:restartNumberingAfterBreak="0">
     <w:nsid w:val="6B2F4495"/>
     <w:multiLevelType w:val="multilevel"/>
     <w:tmpl w:val="7532965A"/>
@@ -2758,7 +11825,7 @@
       </w:rPr>
     </w:lvl>
   </w:abstractNum>
-  <w:abstractNum w:abstractNumId="5" w15:restartNumberingAfterBreak="0">
+  <w:abstractNum w:abstractNumId="28" w15:restartNumberingAfterBreak="0">
     <w:nsid w:val="72061843"/>
     <w:multiLevelType w:val="multilevel"/>
     <w:tmpl w:val="14B02BDE"/>
@@ -2907,23 +11974,512 @@
       </w:rPr>
     </w:lvl>
   </w:abstractNum>
+  <w:abstractNum w:abstractNumId="29" w15:restartNumberingAfterBreak="0">
+    <w:nsid w:val="7AAC6AC5"/>
+    <w:multiLevelType w:val="multilevel"/>
+    <w:tmpl w:val="91D89358"/>
+    <w:lvl w:ilvl="0">
+      <w:start w:val="1"/>
+      <w:numFmt w:val="bullet"/>
+      <w:lvlText w:val=""/>
+      <w:lvlJc w:val="left"/>
+      <w:pPr>
+        <w:tabs>
+          <w:tab w:val="num" w:pos="720"/>
+        </w:tabs>
+        <w:ind w:left="720" w:hanging="360"/>
+      </w:pPr>
+      <w:rPr>
+        <w:rFonts w:ascii="Symbol" w:hAnsi="Symbol" w:hint="default"/>
+        <w:sz w:val="20"/>
+      </w:rPr>
+    </w:lvl>
+    <w:lvl w:ilvl="1" w:tentative="1">
+      <w:start w:val="1"/>
+      <w:numFmt w:val="bullet"/>
+      <w:lvlText w:val="o"/>
+      <w:lvlJc w:val="left"/>
+      <w:pPr>
+        <w:tabs>
+          <w:tab w:val="num" w:pos="1440"/>
+        </w:tabs>
+        <w:ind w:left="1440" w:hanging="360"/>
+      </w:pPr>
+      <w:rPr>
+        <w:rFonts w:ascii="Courier New" w:hAnsi="Courier New" w:hint="default"/>
+        <w:sz w:val="20"/>
+      </w:rPr>
+    </w:lvl>
+    <w:lvl w:ilvl="2" w:tentative="1">
+      <w:start w:val="1"/>
+      <w:numFmt w:val="bullet"/>
+      <w:lvlText w:val=""/>
+      <w:lvlJc w:val="left"/>
+      <w:pPr>
+        <w:tabs>
+          <w:tab w:val="num" w:pos="2160"/>
+        </w:tabs>
+        <w:ind w:left="2160" w:hanging="360"/>
+      </w:pPr>
+      <w:rPr>
+        <w:rFonts w:ascii="Wingdings" w:hAnsi="Wingdings" w:hint="default"/>
+        <w:sz w:val="20"/>
+      </w:rPr>
+    </w:lvl>
+    <w:lvl w:ilvl="3" w:tentative="1">
+      <w:start w:val="1"/>
+      <w:numFmt w:val="bullet"/>
+      <w:lvlText w:val=""/>
+      <w:lvlJc w:val="left"/>
+      <w:pPr>
+        <w:tabs>
+          <w:tab w:val="num" w:pos="2880"/>
+        </w:tabs>
+        <w:ind w:left="2880" w:hanging="360"/>
+      </w:pPr>
+      <w:rPr>
+        <w:rFonts w:ascii="Wingdings" w:hAnsi="Wingdings" w:hint="default"/>
+        <w:sz w:val="20"/>
+      </w:rPr>
+    </w:lvl>
+    <w:lvl w:ilvl="4" w:tentative="1">
+      <w:start w:val="1"/>
+      <w:numFmt w:val="bullet"/>
+      <w:lvlText w:val=""/>
+      <w:lvlJc w:val="left"/>
+      <w:pPr>
+        <w:tabs>
+          <w:tab w:val="num" w:pos="3600"/>
+        </w:tabs>
+        <w:ind w:left="3600" w:hanging="360"/>
+      </w:pPr>
+      <w:rPr>
+        <w:rFonts w:ascii="Wingdings" w:hAnsi="Wingdings" w:hint="default"/>
+        <w:sz w:val="20"/>
+      </w:rPr>
+    </w:lvl>
+    <w:lvl w:ilvl="5" w:tentative="1">
+      <w:start w:val="1"/>
+      <w:numFmt w:val="bullet"/>
+      <w:lvlText w:val=""/>
+      <w:lvlJc w:val="left"/>
+      <w:pPr>
+        <w:tabs>
+          <w:tab w:val="num" w:pos="4320"/>
+        </w:tabs>
+        <w:ind w:left="4320" w:hanging="360"/>
+      </w:pPr>
+      <w:rPr>
+        <w:rFonts w:ascii="Wingdings" w:hAnsi="Wingdings" w:hint="default"/>
+        <w:sz w:val="20"/>
+      </w:rPr>
+    </w:lvl>
+    <w:lvl w:ilvl="6" w:tentative="1">
+      <w:start w:val="1"/>
+      <w:numFmt w:val="bullet"/>
+      <w:lvlText w:val=""/>
+      <w:lvlJc w:val="left"/>
+      <w:pPr>
+        <w:tabs>
+          <w:tab w:val="num" w:pos="5040"/>
+        </w:tabs>
+        <w:ind w:left="5040" w:hanging="360"/>
+      </w:pPr>
+      <w:rPr>
+        <w:rFonts w:ascii="Wingdings" w:hAnsi="Wingdings" w:hint="default"/>
+        <w:sz w:val="20"/>
+      </w:rPr>
+    </w:lvl>
+    <w:lvl w:ilvl="7" w:tentative="1">
+      <w:start w:val="1"/>
+      <w:numFmt w:val="bullet"/>
+      <w:lvlText w:val=""/>
+      <w:lvlJc w:val="left"/>
+      <w:pPr>
+        <w:tabs>
+          <w:tab w:val="num" w:pos="5760"/>
+        </w:tabs>
+        <w:ind w:left="5760" w:hanging="360"/>
+      </w:pPr>
+      <w:rPr>
+        <w:rFonts w:ascii="Wingdings" w:hAnsi="Wingdings" w:hint="default"/>
+        <w:sz w:val="20"/>
+      </w:rPr>
+    </w:lvl>
+    <w:lvl w:ilvl="8" w:tentative="1">
+      <w:start w:val="1"/>
+      <w:numFmt w:val="bullet"/>
+      <w:lvlText w:val=""/>
+      <w:lvlJc w:val="left"/>
+      <w:pPr>
+        <w:tabs>
+          <w:tab w:val="num" w:pos="6480"/>
+        </w:tabs>
+        <w:ind w:left="6480" w:hanging="360"/>
+      </w:pPr>
+      <w:rPr>
+        <w:rFonts w:ascii="Wingdings" w:hAnsi="Wingdings" w:hint="default"/>
+        <w:sz w:val="20"/>
+      </w:rPr>
+    </w:lvl>
+  </w:abstractNum>
+  <w:abstractNum w:abstractNumId="30" w15:restartNumberingAfterBreak="0">
+    <w:nsid w:val="7D492BEE"/>
+    <w:multiLevelType w:val="multilevel"/>
+    <w:tmpl w:val="EC8E8708"/>
+    <w:lvl w:ilvl="0">
+      <w:start w:val="1"/>
+      <w:numFmt w:val="bullet"/>
+      <w:lvlText w:val=""/>
+      <w:lvlJc w:val="left"/>
+      <w:pPr>
+        <w:tabs>
+          <w:tab w:val="num" w:pos="720"/>
+        </w:tabs>
+        <w:ind w:left="720" w:hanging="360"/>
+      </w:pPr>
+      <w:rPr>
+        <w:rFonts w:ascii="Symbol" w:hAnsi="Symbol" w:hint="default"/>
+        <w:sz w:val="20"/>
+      </w:rPr>
+    </w:lvl>
+    <w:lvl w:ilvl="1">
+      <w:start w:val="1"/>
+      <w:numFmt w:val="bullet"/>
+      <w:lvlText w:val="o"/>
+      <w:lvlJc w:val="left"/>
+      <w:pPr>
+        <w:tabs>
+          <w:tab w:val="num" w:pos="1440"/>
+        </w:tabs>
+        <w:ind w:left="1440" w:hanging="360"/>
+      </w:pPr>
+      <w:rPr>
+        <w:rFonts w:ascii="Courier New" w:hAnsi="Courier New" w:hint="default"/>
+        <w:sz w:val="20"/>
+      </w:rPr>
+    </w:lvl>
+    <w:lvl w:ilvl="2" w:tentative="1">
+      <w:start w:val="1"/>
+      <w:numFmt w:val="bullet"/>
+      <w:lvlText w:val=""/>
+      <w:lvlJc w:val="left"/>
+      <w:pPr>
+        <w:tabs>
+          <w:tab w:val="num" w:pos="2160"/>
+        </w:tabs>
+        <w:ind w:left="2160" w:hanging="360"/>
+      </w:pPr>
+      <w:rPr>
+        <w:rFonts w:ascii="Wingdings" w:hAnsi="Wingdings" w:hint="default"/>
+        <w:sz w:val="20"/>
+      </w:rPr>
+    </w:lvl>
+    <w:lvl w:ilvl="3" w:tentative="1">
+      <w:start w:val="1"/>
+      <w:numFmt w:val="bullet"/>
+      <w:lvlText w:val=""/>
+      <w:lvlJc w:val="left"/>
+      <w:pPr>
+        <w:tabs>
+          <w:tab w:val="num" w:pos="2880"/>
+        </w:tabs>
+        <w:ind w:left="2880" w:hanging="360"/>
+      </w:pPr>
+      <w:rPr>
+        <w:rFonts w:ascii="Wingdings" w:hAnsi="Wingdings" w:hint="default"/>
+        <w:sz w:val="20"/>
+      </w:rPr>
+    </w:lvl>
+    <w:lvl w:ilvl="4" w:tentative="1">
+      <w:start w:val="1"/>
+      <w:numFmt w:val="bullet"/>
+      <w:lvlText w:val=""/>
+      <w:lvlJc w:val="left"/>
+      <w:pPr>
+        <w:tabs>
+          <w:tab w:val="num" w:pos="3600"/>
+        </w:tabs>
+        <w:ind w:left="3600" w:hanging="360"/>
+      </w:pPr>
+      <w:rPr>
+        <w:rFonts w:ascii="Wingdings" w:hAnsi="Wingdings" w:hint="default"/>
+        <w:sz w:val="20"/>
+      </w:rPr>
+    </w:lvl>
+    <w:lvl w:ilvl="5" w:tentative="1">
+      <w:start w:val="1"/>
+      <w:numFmt w:val="bullet"/>
+      <w:lvlText w:val=""/>
+      <w:lvlJc w:val="left"/>
+      <w:pPr>
+        <w:tabs>
+          <w:tab w:val="num" w:pos="4320"/>
+        </w:tabs>
+        <w:ind w:left="4320" w:hanging="360"/>
+      </w:pPr>
+      <w:rPr>
+        <w:rFonts w:ascii="Wingdings" w:hAnsi="Wingdings" w:hint="default"/>
+        <w:sz w:val="20"/>
+      </w:rPr>
+    </w:lvl>
+    <w:lvl w:ilvl="6" w:tentative="1">
+      <w:start w:val="1"/>
+      <w:numFmt w:val="bullet"/>
+      <w:lvlText w:val=""/>
+      <w:lvlJc w:val="left"/>
+      <w:pPr>
+        <w:tabs>
+          <w:tab w:val="num" w:pos="5040"/>
+        </w:tabs>
+        <w:ind w:left="5040" w:hanging="360"/>
+      </w:pPr>
+      <w:rPr>
+        <w:rFonts w:ascii="Wingdings" w:hAnsi="Wingdings" w:hint="default"/>
+        <w:sz w:val="20"/>
+      </w:rPr>
+    </w:lvl>
+    <w:lvl w:ilvl="7" w:tentative="1">
+      <w:start w:val="1"/>
+      <w:numFmt w:val="bullet"/>
+      <w:lvlText w:val=""/>
+      <w:lvlJc w:val="left"/>
+      <w:pPr>
+        <w:tabs>
+          <w:tab w:val="num" w:pos="5760"/>
+        </w:tabs>
+        <w:ind w:left="5760" w:hanging="360"/>
+      </w:pPr>
+      <w:rPr>
+        <w:rFonts w:ascii="Wingdings" w:hAnsi="Wingdings" w:hint="default"/>
+        <w:sz w:val="20"/>
+      </w:rPr>
+    </w:lvl>
+    <w:lvl w:ilvl="8" w:tentative="1">
+      <w:start w:val="1"/>
+      <w:numFmt w:val="bullet"/>
+      <w:lvlText w:val=""/>
+      <w:lvlJc w:val="left"/>
+      <w:pPr>
+        <w:tabs>
+          <w:tab w:val="num" w:pos="6480"/>
+        </w:tabs>
+        <w:ind w:left="6480" w:hanging="360"/>
+      </w:pPr>
+      <w:rPr>
+        <w:rFonts w:ascii="Wingdings" w:hAnsi="Wingdings" w:hint="default"/>
+        <w:sz w:val="20"/>
+      </w:rPr>
+    </w:lvl>
+  </w:abstractNum>
+  <w:abstractNum w:abstractNumId="31" w15:restartNumberingAfterBreak="0">
+    <w:nsid w:val="7DCF36AA"/>
+    <w:multiLevelType w:val="multilevel"/>
+    <w:tmpl w:val="B4C09C28"/>
+    <w:lvl w:ilvl="0">
+      <w:start w:val="1"/>
+      <w:numFmt w:val="decimal"/>
+      <w:lvlText w:val="%1."/>
+      <w:lvlJc w:val="left"/>
+      <w:pPr>
+        <w:tabs>
+          <w:tab w:val="num" w:pos="720"/>
+        </w:tabs>
+        <w:ind w:left="720" w:hanging="360"/>
+      </w:pPr>
+    </w:lvl>
+    <w:lvl w:ilvl="1" w:tentative="1">
+      <w:start w:val="1"/>
+      <w:numFmt w:val="decimal"/>
+      <w:lvlText w:val="%2."/>
+      <w:lvlJc w:val="left"/>
+      <w:pPr>
+        <w:tabs>
+          <w:tab w:val="num" w:pos="1440"/>
+        </w:tabs>
+        <w:ind w:left="1440" w:hanging="360"/>
+      </w:pPr>
+    </w:lvl>
+    <w:lvl w:ilvl="2" w:tentative="1">
+      <w:start w:val="1"/>
+      <w:numFmt w:val="decimal"/>
+      <w:lvlText w:val="%3."/>
+      <w:lvlJc w:val="left"/>
+      <w:pPr>
+        <w:tabs>
+          <w:tab w:val="num" w:pos="2160"/>
+        </w:tabs>
+        <w:ind w:left="2160" w:hanging="360"/>
+      </w:pPr>
+    </w:lvl>
+    <w:lvl w:ilvl="3" w:tentative="1">
+      <w:start w:val="1"/>
+      <w:numFmt w:val="decimal"/>
+      <w:lvlText w:val="%4."/>
+      <w:lvlJc w:val="left"/>
+      <w:pPr>
+        <w:tabs>
+          <w:tab w:val="num" w:pos="2880"/>
+        </w:tabs>
+        <w:ind w:left="2880" w:hanging="360"/>
+      </w:pPr>
+    </w:lvl>
+    <w:lvl w:ilvl="4" w:tentative="1">
+      <w:start w:val="1"/>
+      <w:numFmt w:val="decimal"/>
+      <w:lvlText w:val="%5."/>
+      <w:lvlJc w:val="left"/>
+      <w:pPr>
+        <w:tabs>
+          <w:tab w:val="num" w:pos="3600"/>
+        </w:tabs>
+        <w:ind w:left="3600" w:hanging="360"/>
+      </w:pPr>
+    </w:lvl>
+    <w:lvl w:ilvl="5" w:tentative="1">
+      <w:start w:val="1"/>
+      <w:numFmt w:val="decimal"/>
+      <w:lvlText w:val="%6."/>
+      <w:lvlJc w:val="left"/>
+      <w:pPr>
+        <w:tabs>
+          <w:tab w:val="num" w:pos="4320"/>
+        </w:tabs>
+        <w:ind w:left="4320" w:hanging="360"/>
+      </w:pPr>
+    </w:lvl>
+    <w:lvl w:ilvl="6" w:tentative="1">
+      <w:start w:val="1"/>
+      <w:numFmt w:val="decimal"/>
+      <w:lvlText w:val="%7."/>
+      <w:lvlJc w:val="left"/>
+      <w:pPr>
+        <w:tabs>
+          <w:tab w:val="num" w:pos="5040"/>
+        </w:tabs>
+        <w:ind w:left="5040" w:hanging="360"/>
+      </w:pPr>
+    </w:lvl>
+    <w:lvl w:ilvl="7" w:tentative="1">
+      <w:start w:val="1"/>
+      <w:numFmt w:val="decimal"/>
+      <w:lvlText w:val="%8."/>
+      <w:lvlJc w:val="left"/>
+      <w:pPr>
+        <w:tabs>
+          <w:tab w:val="num" w:pos="5760"/>
+        </w:tabs>
+        <w:ind w:left="5760" w:hanging="360"/>
+      </w:pPr>
+    </w:lvl>
+    <w:lvl w:ilvl="8" w:tentative="1">
+      <w:start w:val="1"/>
+      <w:numFmt w:val="decimal"/>
+      <w:lvlText w:val="%9."/>
+      <w:lvlJc w:val="left"/>
+      <w:pPr>
+        <w:tabs>
+          <w:tab w:val="num" w:pos="6480"/>
+        </w:tabs>
+        <w:ind w:left="6480" w:hanging="360"/>
+      </w:pPr>
+    </w:lvl>
+  </w:abstractNum>
   <w:num w:numId="1" w16cid:durableId="19938536">
+    <w:abstractNumId w:val="19"/>
+  </w:num>
+  <w:num w:numId="2" w16cid:durableId="1568033508">
+    <w:abstractNumId w:val="22"/>
+  </w:num>
+  <w:num w:numId="3" w16cid:durableId="292297238">
+    <w:abstractNumId w:val="24"/>
+  </w:num>
+  <w:num w:numId="4" w16cid:durableId="1108744051">
+    <w:abstractNumId w:val="27"/>
+  </w:num>
+  <w:num w:numId="5" w16cid:durableId="388461228">
+    <w:abstractNumId w:val="28"/>
+  </w:num>
+  <w:num w:numId="6" w16cid:durableId="2145391905">
+    <w:abstractNumId w:val="13"/>
+  </w:num>
+  <w:num w:numId="7" w16cid:durableId="1213927280">
+    <w:abstractNumId w:val="26"/>
+  </w:num>
+  <w:num w:numId="8" w16cid:durableId="115874703">
+    <w:abstractNumId w:val="0"/>
+  </w:num>
+  <w:num w:numId="9" w16cid:durableId="1261331490">
+    <w:abstractNumId w:val="3"/>
+  </w:num>
+  <w:num w:numId="10" w16cid:durableId="1041514128">
+    <w:abstractNumId w:val="17"/>
+  </w:num>
+  <w:num w:numId="11" w16cid:durableId="1932663602">
+    <w:abstractNumId w:val="21"/>
+  </w:num>
+  <w:num w:numId="12" w16cid:durableId="1491481084">
+    <w:abstractNumId w:val="5"/>
+  </w:num>
+  <w:num w:numId="13" w16cid:durableId="1804157339">
+    <w:abstractNumId w:val="18"/>
+  </w:num>
+  <w:num w:numId="14" w16cid:durableId="88620865">
+    <w:abstractNumId w:val="15"/>
+  </w:num>
+  <w:num w:numId="15" w16cid:durableId="1400706766">
+    <w:abstractNumId w:val="23"/>
+  </w:num>
+  <w:num w:numId="16" w16cid:durableId="1860701210">
+    <w:abstractNumId w:val="16"/>
+  </w:num>
+  <w:num w:numId="17" w16cid:durableId="476727319">
+    <w:abstractNumId w:val="31"/>
+  </w:num>
+  <w:num w:numId="18" w16cid:durableId="1466704308">
+    <w:abstractNumId w:val="25"/>
+  </w:num>
+  <w:num w:numId="19" w16cid:durableId="3214111">
+    <w:abstractNumId w:val="12"/>
+  </w:num>
+  <w:num w:numId="20" w16cid:durableId="342703384">
+    <w:abstractNumId w:val="10"/>
+  </w:num>
+  <w:num w:numId="21" w16cid:durableId="1111625455">
+    <w:abstractNumId w:val="11"/>
+  </w:num>
+  <w:num w:numId="22" w16cid:durableId="891814387">
+    <w:abstractNumId w:val="14"/>
+  </w:num>
+  <w:num w:numId="23" w16cid:durableId="1977905556">
+    <w:abstractNumId w:val="8"/>
+  </w:num>
+  <w:num w:numId="24" w16cid:durableId="2133087565">
+    <w:abstractNumId w:val="2"/>
+  </w:num>
+  <w:num w:numId="25" w16cid:durableId="1669676056">
+    <w:abstractNumId w:val="20"/>
+  </w:num>
+  <w:num w:numId="26" w16cid:durableId="71897579">
+    <w:abstractNumId w:val="7"/>
+  </w:num>
+  <w:num w:numId="27" w16cid:durableId="1132215819">
+    <w:abstractNumId w:val="6"/>
+  </w:num>
+  <w:num w:numId="28" w16cid:durableId="160630243">
+    <w:abstractNumId w:val="29"/>
+  </w:num>
+  <w:num w:numId="29" w16cid:durableId="1512336207">
     <w:abstractNumId w:val="1"/>
   </w:num>
-  <w:num w:numId="2" w16cid:durableId="1568033508">
-    <w:abstractNumId w:val="2"/>
-  </w:num>
-  <w:num w:numId="3" w16cid:durableId="292297238">
-    <w:abstractNumId w:val="3"/>
-  </w:num>
-  <w:num w:numId="4" w16cid:durableId="1108744051">
+  <w:num w:numId="30" w16cid:durableId="1863469521">
     <w:abstractNumId w:val="4"/>
   </w:num>
-  <w:num w:numId="5" w16cid:durableId="388461228">
-    <w:abstractNumId w:val="5"/>
+  <w:num w:numId="31" w16cid:durableId="2047900279">
+    <w:abstractNumId w:val="9"/>
   </w:num>
-  <w:num w:numId="6" w16cid:durableId="2145391905">
-    <w:abstractNumId w:val="0"/>
+  <w:num w:numId="32" w16cid:durableId="1324628227">
+    <w:abstractNumId w:val="30"/>
   </w:num>
 </w:numbering>
 </file>
